--- a/examples/demos/demo_university_research.docx
+++ b/examples/demos/demo_university_research.docx
@@ -2,128 +2,292 @@
 <file path=word/document.xml><?xml version="1.0" encoding="utf-8"?>
 <w:document xmlns:wpc="http://schemas.microsoft.com/office/word/2010/wordprocessingCanvas" xmlns:mo="http://schemas.microsoft.com/office/mac/office/2008/main" xmlns:mc="http://schemas.openxmlformats.org/markup-compatibility/2006" xmlns:mv="urn:schemas-microsoft-com:mac:vml" xmlns:o="urn:schemas-microsoft-com:office:office" xmlns:r="http://schemas.openxmlformats.org/officeDocument/2006/relationships" xmlns:m="http://schemas.openxmlformats.org/officeDocument/2006/math" xmlns:v="urn:schemas-microsoft-com:vml" xmlns:wp14="http://schemas.microsoft.com/office/word/2010/wordprocessingDrawing" xmlns:wp="http://schemas.openxmlformats.org/drawingml/2006/wordprocessingDrawing" xmlns:w10="urn:schemas-microsoft-com:office:word" xmlns:w="http://schemas.openxmlformats.org/wordprocessingml/2006/main" xmlns:w14="http://schemas.microsoft.com/office/word/2010/wordml" xmlns:wpg="http://schemas.microsoft.com/office/word/2010/wordprocessingGroup" xmlns:wpi="http://schemas.microsoft.com/office/word/2010/wordprocessingInk" xmlns:wne="http://schemas.microsoft.com/office/word/2006/wordml" xmlns:wps="http://schemas.microsoft.com/office/word/2010/wordprocessingShape" mc:Ignorable="w14 wp14">
   <w:body>
+    <w:p/>
+    <w:p/>
+    <w:p/>
     <w:p>
       <w:pPr>
-        <w:spacing w:line="360" w:lineRule="auto" w:before="240" w:after="240"/>
+        <w:spacing w:after="200"/>
         <w:jc w:val="center"/>
       </w:pPr>
       <w:r>
         <w:rPr>
           <w:rFonts w:ascii="黑体" w:hAnsi="黑体" w:eastAsia="黑体"/>
           <w:b/>
+          <w:color w:val="111827"/>
           <w:sz w:val="44"/>
         </w:rPr>
-        <w:t>教育学院大学生校级科研立项申请书</w:t>
+        <w:t>校级大学生科研立项</w:t>
       </w:r>
     </w:p>
     <w:p>
       <w:pPr>
-        <w:spacing w:line="360" w:lineRule="auto" w:before="0" w:after="240"/>
+        <w:spacing w:after="680"/>
+        <w:jc w:val="center"/>
+      </w:pPr>
+      <w:r>
+        <w:rPr>
+          <w:rFonts w:ascii="黑体" w:hAnsi="黑体" w:eastAsia="黑体"/>
+          <w:b/>
+          <w:color w:val="111827"/>
+          <w:sz w:val="52"/>
+        </w:rPr>
+        <w:t>申报书</w:t>
+      </w:r>
+    </w:p>
+    <w:p>
+      <w:pPr>
+        <w:spacing w:after="160"/>
+        <w:jc w:val="center"/>
+      </w:pPr>
+      <w:r>
+        <w:rPr>
+          <w:rFonts w:ascii="黑体" w:hAnsi="黑体" w:eastAsia="黑体"/>
+          <w:b/>
+          <w:color w:val="111827"/>
+          <w:sz w:val="32"/>
+        </w:rPr>
+        <w:t>面向校园场景的多目标跟踪算法研究</w:t>
+      </w:r>
+    </w:p>
+    <w:p>
+      <w:pPr>
+        <w:spacing w:after="1120"/>
         <w:jc w:val="center"/>
       </w:pPr>
       <w:r>
         <w:rPr>
           <w:rFonts w:ascii="宋体" w:hAnsi="宋体" w:eastAsia="宋体"/>
           <w:b w:val="0"/>
+          <w:color w:val="6B7280"/>
           <w:sz w:val="24"/>
         </w:rPr>
-        <w:t>（加强版（推荐） · v2.1）</w:t>
+        <w:t>—— 基于改进 ByteTrack 的密集人群跟踪方法</w:t>
       </w:r>
     </w:p>
-    <w:p/>
-    <w:p/>
-    <w:p>
-      <w:pPr>
-        <w:spacing w:line="480" w:lineRule="auto" w:before="120" w:after="120"/>
+    <w:tbl>
+      <w:tblPr>
+        <w:tblW w:type="auto" w:w="0"/>
         <w:jc w:val="center"/>
-      </w:pPr>
-      <w:r>
-        <w:rPr>
-          <w:rFonts w:ascii="黑体" w:hAnsi="黑体" w:eastAsia="黑体"/>
-          <w:b/>
-          <w:sz w:val="28"/>
-        </w:rPr>
-        <w:t>课题名称：</w:t>
-      </w:r>
-      <w:r>
-        <w:rPr>
-          <w:rFonts w:ascii="宋体" w:hAnsi="宋体" w:eastAsia="宋体"/>
-          <w:b w:val="0"/>
-          <w:sz w:val="28"/>
-          <w:u w:val="single"/>
-        </w:rPr>
-        <w:t>大学生课堂手机使用行为干预研究</w:t>
-      </w:r>
-    </w:p>
-    <w:p>
-      <w:pPr>
-        <w:spacing w:line="480" w:lineRule="auto" w:before="120" w:after="120"/>
-        <w:jc w:val="center"/>
-      </w:pPr>
-      <w:r>
-        <w:rPr>
-          <w:rFonts w:ascii="黑体" w:hAnsi="黑体" w:eastAsia="黑体"/>
-          <w:b/>
-          <w:sz w:val="28"/>
-        </w:rPr>
-        <w:t>课题负责人：</w:t>
-      </w:r>
-      <w:r>
-        <w:rPr>
-          <w:rFonts w:ascii="宋体" w:hAnsi="宋体" w:eastAsia="宋体"/>
-          <w:b w:val="0"/>
-          <w:sz w:val="28"/>
-          <w:u w:val="single"/>
-        </w:rPr>
-        <w:t>张明</w:t>
-      </w:r>
-    </w:p>
-    <w:p>
-      <w:pPr>
-        <w:spacing w:line="480" w:lineRule="auto" w:before="120" w:after="120"/>
-        <w:jc w:val="center"/>
-      </w:pPr>
-      <w:r>
-        <w:rPr>
-          <w:rFonts w:ascii="黑体" w:hAnsi="黑体" w:eastAsia="黑体"/>
-          <w:b/>
-          <w:sz w:val="28"/>
-        </w:rPr>
-        <w:t>所在学院：</w:t>
-      </w:r>
-      <w:r>
-        <w:rPr>
-          <w:rFonts w:ascii="宋体" w:hAnsi="宋体" w:eastAsia="宋体"/>
-          <w:b w:val="0"/>
-          <w:sz w:val="28"/>
-          <w:u w:val="single"/>
-        </w:rPr>
-        <w:t>教育学院</w:t>
-      </w:r>
-    </w:p>
-    <w:p>
-      <w:pPr>
-        <w:spacing w:line="480" w:lineRule="auto" w:before="120" w:after="120"/>
-        <w:jc w:val="center"/>
-      </w:pPr>
-      <w:r>
-        <w:rPr>
-          <w:rFonts w:ascii="黑体" w:hAnsi="黑体" w:eastAsia="黑体"/>
-          <w:b/>
-          <w:sz w:val="28"/>
-        </w:rPr>
-        <w:t>申报日期：</w:t>
-      </w:r>
-      <w:r>
-        <w:rPr>
-          <w:rFonts w:ascii="宋体" w:hAnsi="宋体" w:eastAsia="宋体"/>
-          <w:b w:val="0"/>
-          <w:sz w:val="28"/>
-          <w:u w:val="single"/>
-        </w:rPr>
-        <w:t>2025 年 3 月 15 日</w:t>
-      </w:r>
-    </w:p>
+        <w:tblLayout w:type="fixed"/>
+        <w:tblLook w:firstColumn="1" w:firstRow="1" w:lastColumn="0" w:lastRow="0" w:noHBand="0" w:noVBand="1" w:val="04A0"/>
+        <w:tblLayout w:type="fixed"/>
+      </w:tblPr>
+      <w:tblGrid>
+        <w:gridCol w:w="2608"/>
+        <w:gridCol w:w="6123"/>
+      </w:tblGrid>
+      <w:tr>
+        <w:tc>
+          <w:tcPr>
+            <w:tcW w:type="dxa" w:w="2608"/>
+          </w:tcPr>
+          <w:p>
+            <w:pPr>
+              <w:spacing w:before="0" w:after="0"/>
+              <w:jc w:val="right"/>
+            </w:pPr>
+            <w:r>
+              <w:rPr>
+                <w:rFonts w:ascii="宋体" w:hAnsi="宋体" w:eastAsia="宋体"/>
+                <w:b w:val="0"/>
+                <w:color w:val="111827"/>
+                <w:sz w:val="24"/>
+              </w:rPr>
+              <w:t>项目负责人：</w:t>
+            </w:r>
+          </w:p>
+        </w:tc>
+        <w:tc>
+          <w:tcPr>
+            <w:tcW w:type="dxa" w:w="6123"/>
+          </w:tcPr>
+          <w:p>
+            <w:pPr>
+              <w:spacing w:before="0" w:after="0"/>
+              <w:jc w:val="left"/>
+            </w:pPr>
+            <w:r>
+              <w:rPr>
+                <w:rFonts w:ascii="宋体" w:hAnsi="宋体" w:eastAsia="宋体"/>
+                <w:b w:val="0"/>
+                <w:color w:val="111827"/>
+                <w:sz w:val="24"/>
+              </w:rPr>
+              <w:t>周　宁</w:t>
+            </w:r>
+          </w:p>
+        </w:tc>
+      </w:tr>
+      <w:tr>
+        <w:tc>
+          <w:tcPr>
+            <w:tcW w:type="dxa" w:w="2608"/>
+          </w:tcPr>
+          <w:p>
+            <w:pPr>
+              <w:spacing w:before="0" w:after="0"/>
+              <w:jc w:val="right"/>
+            </w:pPr>
+            <w:r>
+              <w:rPr>
+                <w:rFonts w:ascii="宋体" w:hAnsi="宋体" w:eastAsia="宋体"/>
+                <w:b w:val="0"/>
+                <w:color w:val="111827"/>
+                <w:sz w:val="24"/>
+              </w:rPr>
+              <w:t>指导教师：</w:t>
+            </w:r>
+          </w:p>
+        </w:tc>
+        <w:tc>
+          <w:tcPr>
+            <w:tcW w:type="dxa" w:w="6123"/>
+          </w:tcPr>
+          <w:p>
+            <w:pPr>
+              <w:spacing w:before="0" w:after="0"/>
+              <w:jc w:val="left"/>
+            </w:pPr>
+            <w:r>
+              <w:rPr>
+                <w:rFonts w:ascii="宋体" w:hAnsi="宋体" w:eastAsia="宋体"/>
+                <w:b w:val="0"/>
+                <w:color w:val="111827"/>
+                <w:sz w:val="24"/>
+              </w:rPr>
+              <w:t>吴海燕　副教授</w:t>
+            </w:r>
+          </w:p>
+        </w:tc>
+      </w:tr>
+      <w:tr>
+        <w:tc>
+          <w:tcPr>
+            <w:tcW w:type="dxa" w:w="2608"/>
+          </w:tcPr>
+          <w:p>
+            <w:pPr>
+              <w:spacing w:before="0" w:after="0"/>
+              <w:jc w:val="right"/>
+            </w:pPr>
+            <w:r>
+              <w:rPr>
+                <w:rFonts w:ascii="宋体" w:hAnsi="宋体" w:eastAsia="宋体"/>
+                <w:b w:val="0"/>
+                <w:color w:val="111827"/>
+                <w:sz w:val="24"/>
+              </w:rPr>
+              <w:t>所在学院：</w:t>
+            </w:r>
+          </w:p>
+        </w:tc>
+        <w:tc>
+          <w:tcPr>
+            <w:tcW w:type="dxa" w:w="6123"/>
+          </w:tcPr>
+          <w:p>
+            <w:pPr>
+              <w:spacing w:before="0" w:after="0"/>
+              <w:jc w:val="left"/>
+            </w:pPr>
+            <w:r>
+              <w:rPr>
+                <w:rFonts w:ascii="宋体" w:hAnsi="宋体" w:eastAsia="宋体"/>
+                <w:b w:val="0"/>
+                <w:color w:val="111827"/>
+                <w:sz w:val="24"/>
+              </w:rPr>
+              <w:t>计算机学院</w:t>
+            </w:r>
+          </w:p>
+        </w:tc>
+      </w:tr>
+      <w:tr>
+        <w:tc>
+          <w:tcPr>
+            <w:tcW w:type="dxa" w:w="2608"/>
+          </w:tcPr>
+          <w:p>
+            <w:pPr>
+              <w:spacing w:before="0" w:after="0"/>
+              <w:jc w:val="right"/>
+            </w:pPr>
+            <w:r>
+              <w:rPr>
+                <w:rFonts w:ascii="宋体" w:hAnsi="宋体" w:eastAsia="宋体"/>
+                <w:b w:val="0"/>
+                <w:color w:val="111827"/>
+                <w:sz w:val="24"/>
+              </w:rPr>
+              <w:t>申请经费：</w:t>
+            </w:r>
+          </w:p>
+        </w:tc>
+        <w:tc>
+          <w:tcPr>
+            <w:tcW w:type="dxa" w:w="6123"/>
+          </w:tcPr>
+          <w:p>
+            <w:pPr>
+              <w:spacing w:before="0" w:after="0"/>
+              <w:jc w:val="left"/>
+            </w:pPr>
+            <w:r>
+              <w:rPr>
+                <w:rFonts w:ascii="宋体" w:hAnsi="宋体" w:eastAsia="宋体"/>
+                <w:b w:val="0"/>
+                <w:color w:val="111827"/>
+                <w:sz w:val="24"/>
+              </w:rPr>
+              <w:t>1.00 万元</w:t>
+            </w:r>
+          </w:p>
+        </w:tc>
+      </w:tr>
+      <w:tr>
+        <w:tc>
+          <w:tcPr>
+            <w:tcW w:type="dxa" w:w="2608"/>
+          </w:tcPr>
+          <w:p>
+            <w:pPr>
+              <w:spacing w:before="0" w:after="0"/>
+              <w:jc w:val="right"/>
+            </w:pPr>
+            <w:r>
+              <w:rPr>
+                <w:rFonts w:ascii="宋体" w:hAnsi="宋体" w:eastAsia="宋体"/>
+                <w:b w:val="0"/>
+                <w:color w:val="111827"/>
+                <w:sz w:val="24"/>
+              </w:rPr>
+              <w:t>研究周期：</w:t>
+            </w:r>
+          </w:p>
+        </w:tc>
+        <w:tc>
+          <w:tcPr>
+            <w:tcW w:type="dxa" w:w="6123"/>
+          </w:tcPr>
+          <w:p>
+            <w:pPr>
+              <w:spacing w:before="0" w:after="0"/>
+              <w:jc w:val="left"/>
+            </w:pPr>
+            <w:r>
+              <w:rPr>
+                <w:rFonts w:ascii="宋体" w:hAnsi="宋体" w:eastAsia="宋体"/>
+                <w:b w:val="0"/>
+                <w:color w:val="111827"/>
+                <w:sz w:val="24"/>
+              </w:rPr>
+              <w:t>12 个月</w:t>
+            </w:r>
+          </w:p>
+        </w:tc>
+      </w:tr>
+    </w:tbl>
     <w:p>
       <w:r>
         <w:br w:type="page"/>
@@ -131,3911 +295,61 @@
     </w:p>
     <w:p>
       <w:pPr>
-        <w:spacing w:line="360" w:lineRule="auto" w:before="240" w:after="240"/>
-        <w:jc w:val="center"/>
+        <w:keepNext/>
+        <w:keepLines/>
+        <w:spacing w:before="360" w:after="160" w:line="360" w:lineRule="auto"/>
       </w:pPr>
       <w:r>
         <w:rPr>
           <w:rFonts w:ascii="黑体" w:hAnsi="黑体" w:eastAsia="黑体"/>
           <w:b/>
-          <w:sz w:val="32"/>
+          <w:color w:val="111827"/>
+          <w:sz w:val="30"/>
         </w:rPr>
-        <w:t>一、课题负责人及团队成员信息</w:t>
+        <w:t>一、立项依据</w:t>
       </w:r>
     </w:p>
     <w:p>
       <w:pPr>
-        <w:spacing w:line="360" w:lineRule="auto" w:before="120" w:after="120"/>
-        <w:jc w:val="left"/>
-      </w:pPr>
-      <w:r>
-        <w:rPr>
-          <w:rFonts w:ascii="黑体" w:hAnsi="黑体" w:eastAsia="黑体"/>
-          <w:b/>
-          <w:sz w:val="30"/>
-        </w:rPr>
-        <w:t>（一）课题负责人信息</w:t>
-      </w:r>
-    </w:p>
-    <w:tbl>
-      <w:tblPr>
-        <w:tblStyle w:val="TableGrid"/>
-        <w:tblW w:type="auto" w:w="0"/>
-        <w:jc w:val="center"/>
-        <w:tblLook w:firstColumn="1" w:firstRow="1" w:lastColumn="0" w:lastRow="0" w:noHBand="0" w:noVBand="1" w:val="04A0"/>
-      </w:tblPr>
-      <w:tblGrid>
-        <w:gridCol w:w="2268"/>
-        <w:gridCol w:w="2268"/>
-        <w:gridCol w:w="2268"/>
-        <w:gridCol w:w="2268"/>
-      </w:tblGrid>
-      <w:tr>
-        <w:tc>
-          <w:tcPr>
-            <w:tcW w:type="dxa" w:w="1417"/>
-            <w:vAlign w:val="center"/>
-          </w:tcPr>
-          <w:p>
-            <w:pPr>
-              <w:spacing w:line="300" w:lineRule="auto"/>
-              <w:ind w:firstLine="0"/>
-              <w:jc w:val="center"/>
-            </w:pPr>
-            <w:r/>
-            <w:r>
-              <w:rPr>
-                <w:rFonts w:ascii="宋体" w:hAnsi="宋体" w:eastAsia="宋体"/>
-                <w:b/>
-                <w:sz w:val="21"/>
-              </w:rPr>
-              <w:t>字段</w:t>
-            </w:r>
-          </w:p>
-        </w:tc>
-        <w:tc>
-          <w:tcPr>
-            <w:tcW w:type="dxa" w:w="3118"/>
-            <w:vAlign w:val="center"/>
-          </w:tcPr>
-          <w:p>
-            <w:pPr>
-              <w:spacing w:line="300" w:lineRule="auto"/>
-              <w:ind w:firstLine="0"/>
-              <w:jc w:val="center"/>
-            </w:pPr>
-            <w:r/>
-            <w:r>
-              <w:rPr>
-                <w:rFonts w:ascii="宋体" w:hAnsi="宋体" w:eastAsia="宋体"/>
-                <w:b/>
-                <w:sz w:val="21"/>
-              </w:rPr>
-              <w:t>内容</w:t>
-            </w:r>
-          </w:p>
-        </w:tc>
-        <w:tc>
-          <w:tcPr>
-            <w:tcW w:type="dxa" w:w="1417"/>
-            <w:vAlign w:val="center"/>
-          </w:tcPr>
-          <w:p>
-            <w:pPr>
-              <w:spacing w:line="300" w:lineRule="auto"/>
-              <w:ind w:firstLine="0"/>
-              <w:jc w:val="center"/>
-            </w:pPr>
-            <w:r/>
-            <w:r>
-              <w:rPr>
-                <w:rFonts w:ascii="宋体" w:hAnsi="宋体" w:eastAsia="宋体"/>
-                <w:b/>
-                <w:sz w:val="21"/>
-              </w:rPr>
-              <w:t>字段</w:t>
-            </w:r>
-          </w:p>
-        </w:tc>
-        <w:tc>
-          <w:tcPr>
-            <w:tcW w:type="dxa" w:w="3118"/>
-            <w:vAlign w:val="center"/>
-          </w:tcPr>
-          <w:p>
-            <w:pPr>
-              <w:spacing w:line="300" w:lineRule="auto"/>
-              <w:ind w:firstLine="0"/>
-              <w:jc w:val="center"/>
-            </w:pPr>
-            <w:r/>
-            <w:r>
-              <w:rPr>
-                <w:rFonts w:ascii="宋体" w:hAnsi="宋体" w:eastAsia="宋体"/>
-                <w:b/>
-                <w:sz w:val="21"/>
-              </w:rPr>
-              <w:t>内容</w:t>
-            </w:r>
-          </w:p>
-        </w:tc>
-      </w:tr>
-      <w:tr>
-        <w:tc>
-          <w:tcPr>
-            <w:tcW w:type="dxa" w:w="1417"/>
-            <w:vAlign w:val="center"/>
-          </w:tcPr>
-          <w:p>
-            <w:pPr>
-              <w:spacing w:line="300" w:lineRule="auto"/>
-              <w:ind w:firstLine="0"/>
-              <w:jc w:val="center"/>
-            </w:pPr>
-            <w:r/>
-            <w:r>
-              <w:rPr>
-                <w:rFonts w:ascii="宋体" w:hAnsi="宋体" w:eastAsia="宋体"/>
-                <w:b w:val="0"/>
-                <w:sz w:val="21"/>
-              </w:rPr>
-              <w:t>姓名</w:t>
-            </w:r>
-          </w:p>
-        </w:tc>
-        <w:tc>
-          <w:tcPr>
-            <w:tcW w:type="dxa" w:w="3118"/>
-            <w:vAlign w:val="center"/>
-          </w:tcPr>
-          <w:p>
-            <w:pPr>
-              <w:spacing w:line="300" w:lineRule="auto"/>
-              <w:ind w:firstLine="0"/>
-              <w:jc w:val="center"/>
-            </w:pPr>
-            <w:r/>
-            <w:r>
-              <w:rPr>
-                <w:rFonts w:ascii="宋体" w:hAnsi="宋体" w:eastAsia="宋体"/>
-                <w:b w:val="0"/>
-                <w:sz w:val="21"/>
-              </w:rPr>
-              <w:t>张明</w:t>
-            </w:r>
-          </w:p>
-        </w:tc>
-        <w:tc>
-          <w:tcPr>
-            <w:tcW w:type="dxa" w:w="1417"/>
-            <w:vAlign w:val="center"/>
-          </w:tcPr>
-          <w:p>
-            <w:pPr>
-              <w:spacing w:line="300" w:lineRule="auto"/>
-              <w:ind w:firstLine="0"/>
-              <w:jc w:val="center"/>
-            </w:pPr>
-            <w:r/>
-            <w:r>
-              <w:rPr>
-                <w:rFonts w:ascii="宋体" w:hAnsi="宋体" w:eastAsia="宋体"/>
-                <w:b w:val="0"/>
-                <w:sz w:val="21"/>
-              </w:rPr>
-              <w:t>学号</w:t>
-            </w:r>
-          </w:p>
-        </w:tc>
-        <w:tc>
-          <w:tcPr>
-            <w:tcW w:type="dxa" w:w="3118"/>
-            <w:vAlign w:val="center"/>
-          </w:tcPr>
-          <w:p>
-            <w:pPr>
-              <w:spacing w:line="300" w:lineRule="auto"/>
-              <w:ind w:firstLine="0"/>
-              <w:jc w:val="center"/>
-            </w:pPr>
-            <w:r/>
-            <w:r>
-              <w:rPr>
-                <w:rFonts w:ascii="宋体" w:hAnsi="宋体" w:eastAsia="宋体"/>
-                <w:b w:val="0"/>
-                <w:sz w:val="21"/>
-              </w:rPr>
-              <w:t>2022123456</w:t>
-            </w:r>
-          </w:p>
-        </w:tc>
-      </w:tr>
-      <w:tr>
-        <w:tc>
-          <w:tcPr>
-            <w:tcW w:type="dxa" w:w="1417"/>
-            <w:vAlign w:val="center"/>
-          </w:tcPr>
-          <w:p>
-            <w:pPr>
-              <w:spacing w:line="300" w:lineRule="auto"/>
-              <w:ind w:firstLine="0"/>
-              <w:jc w:val="center"/>
-            </w:pPr>
-            <w:r/>
-            <w:r>
-              <w:rPr>
-                <w:rFonts w:ascii="宋体" w:hAnsi="宋体" w:eastAsia="宋体"/>
-                <w:b w:val="0"/>
-                <w:sz w:val="21"/>
-              </w:rPr>
-              <w:t>性别</w:t>
-            </w:r>
-          </w:p>
-        </w:tc>
-        <w:tc>
-          <w:tcPr>
-            <w:tcW w:type="dxa" w:w="3118"/>
-            <w:vAlign w:val="center"/>
-          </w:tcPr>
-          <w:p>
-            <w:pPr>
-              <w:spacing w:line="300" w:lineRule="auto"/>
-              <w:ind w:firstLine="0"/>
-              <w:jc w:val="center"/>
-            </w:pPr>
-            <w:r/>
-            <w:r>
-              <w:rPr>
-                <w:rFonts w:ascii="宋体" w:hAnsi="宋体" w:eastAsia="宋体"/>
-                <w:b w:val="0"/>
-                <w:sz w:val="21"/>
-              </w:rPr>
-              <w:t>男</w:t>
-            </w:r>
-          </w:p>
-        </w:tc>
-        <w:tc>
-          <w:tcPr>
-            <w:tcW w:type="dxa" w:w="1417"/>
-            <w:vAlign w:val="center"/>
-          </w:tcPr>
-          <w:p>
-            <w:pPr>
-              <w:spacing w:line="300" w:lineRule="auto"/>
-              <w:ind w:firstLine="0"/>
-              <w:jc w:val="center"/>
-            </w:pPr>
-            <w:r/>
-            <w:r>
-              <w:rPr>
-                <w:rFonts w:ascii="宋体" w:hAnsi="宋体" w:eastAsia="宋体"/>
-                <w:b w:val="0"/>
-                <w:sz w:val="21"/>
-              </w:rPr>
-              <w:t>专业年级</w:t>
-            </w:r>
-          </w:p>
-        </w:tc>
-        <w:tc>
-          <w:tcPr>
-            <w:tcW w:type="dxa" w:w="3118"/>
-            <w:vAlign w:val="center"/>
-          </w:tcPr>
-          <w:p>
-            <w:pPr>
-              <w:spacing w:line="300" w:lineRule="auto"/>
-              <w:ind w:firstLine="0"/>
-              <w:jc w:val="left"/>
-            </w:pPr>
-            <w:r/>
-            <w:r>
-              <w:rPr>
-                <w:rFonts w:ascii="宋体" w:hAnsi="宋体" w:eastAsia="宋体"/>
-                <w:b w:val="0"/>
-                <w:sz w:val="21"/>
-              </w:rPr>
-              <w:t>教育技术学 2022 级</w:t>
-            </w:r>
-          </w:p>
-        </w:tc>
-      </w:tr>
-      <w:tr>
-        <w:tc>
-          <w:tcPr>
-            <w:tcW w:type="dxa" w:w="1417"/>
-            <w:vAlign w:val="center"/>
-          </w:tcPr>
-          <w:p>
-            <w:pPr>
-              <w:spacing w:line="300" w:lineRule="auto"/>
-              <w:ind w:firstLine="0"/>
-              <w:jc w:val="center"/>
-            </w:pPr>
-            <w:r/>
-            <w:r>
-              <w:rPr>
-                <w:rFonts w:ascii="宋体" w:hAnsi="宋体" w:eastAsia="宋体"/>
-                <w:b w:val="0"/>
-                <w:sz w:val="21"/>
-              </w:rPr>
-              <w:t>学院</w:t>
-            </w:r>
-          </w:p>
-        </w:tc>
-        <w:tc>
-          <w:tcPr>
-            <w:tcW w:type="dxa" w:w="3118"/>
-            <w:vAlign w:val="center"/>
-          </w:tcPr>
-          <w:p>
-            <w:pPr>
-              <w:spacing w:line="300" w:lineRule="auto"/>
-              <w:ind w:firstLine="0"/>
-              <w:jc w:val="center"/>
-            </w:pPr>
-            <w:r/>
-            <w:r>
-              <w:rPr>
-                <w:rFonts w:ascii="宋体" w:hAnsi="宋体" w:eastAsia="宋体"/>
-                <w:b w:val="0"/>
-                <w:sz w:val="21"/>
-              </w:rPr>
-              <w:t>教育学院</w:t>
-            </w:r>
-          </w:p>
-        </w:tc>
-        <w:tc>
-          <w:tcPr>
-            <w:tcW w:type="dxa" w:w="1417"/>
-            <w:vAlign w:val="center"/>
-          </w:tcPr>
-          <w:p>
-            <w:pPr>
-              <w:spacing w:line="300" w:lineRule="auto"/>
-              <w:ind w:firstLine="0"/>
-              <w:jc w:val="center"/>
-            </w:pPr>
-            <w:r/>
-            <w:r>
-              <w:rPr>
-                <w:rFonts w:ascii="宋体" w:hAnsi="宋体" w:eastAsia="宋体"/>
-                <w:b w:val="0"/>
-                <w:sz w:val="21"/>
-              </w:rPr>
-              <w:t>联系电话</w:t>
-            </w:r>
-          </w:p>
-        </w:tc>
-        <w:tc>
-          <w:tcPr>
-            <w:tcW w:type="dxa" w:w="3118"/>
-            <w:vAlign w:val="center"/>
-          </w:tcPr>
-          <w:p>
-            <w:pPr>
-              <w:spacing w:line="300" w:lineRule="auto"/>
-              <w:ind w:firstLine="0"/>
-              <w:jc w:val="left"/>
-            </w:pPr>
-            <w:r/>
-            <w:r>
-              <w:rPr>
-                <w:rFonts w:ascii="宋体" w:hAnsi="宋体" w:eastAsia="宋体"/>
-                <w:b w:val="0"/>
-                <w:sz w:val="21"/>
-              </w:rPr>
-              <w:t>138XXXXXXXX</w:t>
-            </w:r>
-          </w:p>
-        </w:tc>
-      </w:tr>
-      <w:tr>
-        <w:tc>
-          <w:tcPr>
-            <w:tcW w:type="dxa" w:w="1417"/>
-            <w:vAlign w:val="center"/>
-          </w:tcPr>
-          <w:p>
-            <w:pPr>
-              <w:spacing w:line="300" w:lineRule="auto"/>
-              <w:ind w:firstLine="0"/>
-              <w:jc w:val="center"/>
-            </w:pPr>
-            <w:r/>
-            <w:r>
-              <w:rPr>
-                <w:rFonts w:ascii="宋体" w:hAnsi="宋体" w:eastAsia="宋体"/>
-                <w:b w:val="0"/>
-                <w:sz w:val="21"/>
-              </w:rPr>
-              <w:t>邮箱</w:t>
-            </w:r>
-          </w:p>
-        </w:tc>
-        <w:tc>
-          <w:tcPr>
-            <w:tcW w:type="dxa" w:w="3118"/>
-            <w:vAlign w:val="center"/>
-          </w:tcPr>
-          <w:p>
-            <w:pPr>
-              <w:spacing w:line="300" w:lineRule="auto"/>
-              <w:ind w:firstLine="0"/>
-              <w:jc w:val="left"/>
-            </w:pPr>
-            <w:r/>
-            <w:r>
-              <w:rPr>
-                <w:rFonts w:ascii="宋体" w:hAnsi="宋体" w:eastAsia="宋体"/>
-                <w:b w:val="0"/>
-                <w:sz w:val="21"/>
-              </w:rPr>
-              <w:t>zhangming@xxx.edu.cn</w:t>
-            </w:r>
-          </w:p>
-        </w:tc>
-        <w:tc>
-          <w:tcPr>
-            <w:tcW w:type="dxa" w:w="1417"/>
-            <w:vAlign w:val="center"/>
-          </w:tcPr>
-          <w:p>
-            <w:pPr>
-              <w:spacing w:line="300" w:lineRule="auto"/>
-              <w:ind w:firstLine="0"/>
-              <w:jc w:val="center"/>
-            </w:pPr>
-            <w:r/>
-            <w:r>
-              <w:rPr>
-                <w:rFonts w:ascii="宋体" w:hAnsi="宋体" w:eastAsia="宋体"/>
-                <w:b w:val="0"/>
-                <w:sz w:val="21"/>
-              </w:rPr>
-              <w:t>指导教师</w:t>
-            </w:r>
-          </w:p>
-        </w:tc>
-        <w:tc>
-          <w:tcPr>
-            <w:tcW w:type="dxa" w:w="3118"/>
-            <w:vAlign w:val="center"/>
-          </w:tcPr>
-          <w:p>
-            <w:pPr>
-              <w:spacing w:line="300" w:lineRule="auto"/>
-              <w:ind w:firstLine="0"/>
-              <w:jc w:val="center"/>
-            </w:pPr>
-            <w:r/>
-            <w:r>
-              <w:rPr>
-                <w:rFonts w:ascii="宋体" w:hAnsi="宋体" w:eastAsia="宋体"/>
-                <w:b w:val="0"/>
-                <w:sz w:val="21"/>
-              </w:rPr>
-              <w:t>李华教授</w:t>
-            </w:r>
-          </w:p>
-        </w:tc>
-      </w:tr>
-    </w:tbl>
-    <w:p/>
-    <w:p>
-      <w:pPr>
-        <w:spacing w:line="360" w:lineRule="auto" w:before="120" w:after="120"/>
-        <w:jc w:val="left"/>
-      </w:pPr>
-      <w:r>
-        <w:rPr>
-          <w:rFonts w:ascii="黑体" w:hAnsi="黑体" w:eastAsia="黑体"/>
-          <w:b/>
-          <w:sz w:val="30"/>
-        </w:rPr>
-        <w:t>（二）团队成员信息</w:t>
-      </w:r>
-    </w:p>
-    <w:tbl>
-      <w:tblPr>
-        <w:tblStyle w:val="TableGrid"/>
-        <w:tblW w:type="auto" w:w="0"/>
-        <w:jc w:val="center"/>
-        <w:tblLook w:firstColumn="1" w:firstRow="1" w:lastColumn="0" w:lastRow="0" w:noHBand="0" w:noVBand="1" w:val="04A0"/>
-      </w:tblPr>
-      <w:tblGrid>
-        <w:gridCol w:w="1814"/>
-        <w:gridCol w:w="1814"/>
-        <w:gridCol w:w="1814"/>
-        <w:gridCol w:w="1814"/>
-        <w:gridCol w:w="1814"/>
-      </w:tblGrid>
-      <w:tr>
-        <w:tc>
-          <w:tcPr>
-            <w:tcW w:type="dxa" w:w="1134"/>
-            <w:vAlign w:val="center"/>
-          </w:tcPr>
-          <w:p>
-            <w:pPr>
-              <w:spacing w:line="300" w:lineRule="auto"/>
-              <w:ind w:firstLine="0"/>
-              <w:jc w:val="center"/>
-            </w:pPr>
-            <w:r/>
-            <w:r>
-              <w:rPr>
-                <w:rFonts w:ascii="宋体" w:hAnsi="宋体" w:eastAsia="宋体"/>
-                <w:b/>
-                <w:sz w:val="21"/>
-              </w:rPr>
-              <w:t>姓名</w:t>
-            </w:r>
-          </w:p>
-        </w:tc>
-        <w:tc>
-          <w:tcPr>
-            <w:tcW w:type="dxa" w:w="1417"/>
-            <w:vAlign w:val="center"/>
-          </w:tcPr>
-          <w:p>
-            <w:pPr>
-              <w:spacing w:line="300" w:lineRule="auto"/>
-              <w:ind w:firstLine="0"/>
-              <w:jc w:val="center"/>
-            </w:pPr>
-            <w:r/>
-            <w:r>
-              <w:rPr>
-                <w:rFonts w:ascii="宋体" w:hAnsi="宋体" w:eastAsia="宋体"/>
-                <w:b/>
-                <w:sz w:val="21"/>
-              </w:rPr>
-              <w:t>学号</w:t>
-            </w:r>
-          </w:p>
-        </w:tc>
-        <w:tc>
-          <w:tcPr>
-            <w:tcW w:type="dxa" w:w="1984"/>
-            <w:vAlign w:val="center"/>
-          </w:tcPr>
-          <w:p>
-            <w:pPr>
-              <w:spacing w:line="300" w:lineRule="auto"/>
-              <w:ind w:firstLine="0"/>
-              <w:jc w:val="center"/>
-            </w:pPr>
-            <w:r/>
-            <w:r>
-              <w:rPr>
-                <w:rFonts w:ascii="宋体" w:hAnsi="宋体" w:eastAsia="宋体"/>
-                <w:b/>
-                <w:sz w:val="21"/>
-              </w:rPr>
-              <w:t>专业年级</w:t>
-            </w:r>
-          </w:p>
-        </w:tc>
-        <w:tc>
-          <w:tcPr>
-            <w:tcW w:type="dxa" w:w="2835"/>
-            <w:vAlign w:val="center"/>
-          </w:tcPr>
-          <w:p>
-            <w:pPr>
-              <w:spacing w:line="300" w:lineRule="auto"/>
-              <w:ind w:firstLine="0"/>
-              <w:jc w:val="center"/>
-            </w:pPr>
-            <w:r/>
-            <w:r>
-              <w:rPr>
-                <w:rFonts w:ascii="宋体" w:hAnsi="宋体" w:eastAsia="宋体"/>
-                <w:b/>
-                <w:sz w:val="21"/>
-              </w:rPr>
-              <w:t>分工</w:t>
-            </w:r>
-          </w:p>
-        </w:tc>
-        <w:tc>
-          <w:tcPr>
-            <w:tcW w:type="dxa" w:w="1701"/>
-            <w:vAlign w:val="center"/>
-          </w:tcPr>
-          <w:p>
-            <w:pPr>
-              <w:spacing w:line="300" w:lineRule="auto"/>
-              <w:ind w:firstLine="0"/>
-              <w:jc w:val="center"/>
-            </w:pPr>
-            <w:r/>
-            <w:r>
-              <w:rPr>
-                <w:rFonts w:ascii="宋体" w:hAnsi="宋体" w:eastAsia="宋体"/>
-                <w:b/>
-                <w:sz w:val="21"/>
-              </w:rPr>
-              <w:t>联系方式</w:t>
-            </w:r>
-          </w:p>
-        </w:tc>
-      </w:tr>
-      <w:tr>
-        <w:tc>
-          <w:tcPr>
-            <w:tcW w:type="dxa" w:w="1134"/>
-            <w:vAlign w:val="center"/>
-          </w:tcPr>
-          <w:p>
-            <w:pPr>
-              <w:spacing w:line="300" w:lineRule="auto"/>
-              <w:ind w:firstLine="0"/>
-              <w:jc w:val="center"/>
-            </w:pPr>
-            <w:r/>
-            <w:r>
-              <w:rPr>
-                <w:rFonts w:ascii="宋体" w:hAnsi="宋体" w:eastAsia="宋体"/>
-                <w:b w:val="0"/>
-                <w:sz w:val="21"/>
-              </w:rPr>
-              <w:t>李四</w:t>
-            </w:r>
-          </w:p>
-        </w:tc>
-        <w:tc>
-          <w:tcPr>
-            <w:tcW w:type="dxa" w:w="1417"/>
-            <w:vAlign w:val="center"/>
-          </w:tcPr>
-          <w:p>
-            <w:pPr>
-              <w:spacing w:line="300" w:lineRule="auto"/>
-              <w:ind w:firstLine="0"/>
-              <w:jc w:val="center"/>
-            </w:pPr>
-            <w:r/>
-            <w:r>
-              <w:rPr>
-                <w:rFonts w:ascii="宋体" w:hAnsi="宋体" w:eastAsia="宋体"/>
-                <w:b w:val="0"/>
-                <w:sz w:val="21"/>
-              </w:rPr>
-              <w:t>2022123457</w:t>
-            </w:r>
-          </w:p>
-        </w:tc>
-        <w:tc>
-          <w:tcPr>
-            <w:tcW w:type="dxa" w:w="1984"/>
-            <w:vAlign w:val="center"/>
-          </w:tcPr>
-          <w:p>
-            <w:pPr>
-              <w:spacing w:line="300" w:lineRule="auto"/>
-              <w:ind w:firstLine="0"/>
-              <w:jc w:val="left"/>
-            </w:pPr>
-            <w:r/>
-            <w:r>
-              <w:rPr>
-                <w:rFonts w:ascii="宋体" w:hAnsi="宋体" w:eastAsia="宋体"/>
-                <w:b w:val="0"/>
-                <w:sz w:val="21"/>
-              </w:rPr>
-              <w:t>教育技术学 2022 级</w:t>
-            </w:r>
-          </w:p>
-        </w:tc>
-        <w:tc>
-          <w:tcPr>
-            <w:tcW w:type="dxa" w:w="2835"/>
-            <w:vAlign w:val="center"/>
-          </w:tcPr>
-          <w:p>
-            <w:pPr>
-              <w:spacing w:line="300" w:lineRule="auto"/>
-              <w:ind w:firstLine="0"/>
-              <w:jc w:val="center"/>
-            </w:pPr>
-            <w:r/>
-            <w:r>
-              <w:rPr>
-                <w:rFonts w:ascii="宋体" w:hAnsi="宋体" w:eastAsia="宋体"/>
-                <w:b w:val="0"/>
-                <w:sz w:val="21"/>
-              </w:rPr>
-              <w:t>问卷设计+数据采集</w:t>
-            </w:r>
-          </w:p>
-        </w:tc>
-        <w:tc>
-          <w:tcPr>
-            <w:tcW w:type="dxa" w:w="1701"/>
-            <w:vAlign w:val="center"/>
-          </w:tcPr>
-          <w:p>
-            <w:pPr>
-              <w:spacing w:line="300" w:lineRule="auto"/>
-              <w:ind w:firstLine="0"/>
-              <w:jc w:val="left"/>
-            </w:pPr>
-            <w:r/>
-            <w:r>
-              <w:rPr>
-                <w:rFonts w:ascii="宋体" w:hAnsi="宋体" w:eastAsia="宋体"/>
-                <w:b w:val="0"/>
-                <w:sz w:val="21"/>
-              </w:rPr>
-              <w:t>139XXXXXXXX</w:t>
-            </w:r>
-          </w:p>
-        </w:tc>
-      </w:tr>
-      <w:tr>
-        <w:tc>
-          <w:tcPr>
-            <w:tcW w:type="dxa" w:w="1134"/>
-            <w:vAlign w:val="center"/>
-          </w:tcPr>
-          <w:p>
-            <w:pPr>
-              <w:spacing w:line="300" w:lineRule="auto"/>
-              <w:ind w:firstLine="0"/>
-              <w:jc w:val="center"/>
-            </w:pPr>
-            <w:r/>
-            <w:r>
-              <w:rPr>
-                <w:rFonts w:ascii="宋体" w:hAnsi="宋体" w:eastAsia="宋体"/>
-                <w:b w:val="0"/>
-                <w:sz w:val="21"/>
-              </w:rPr>
-              <w:t>王五</w:t>
-            </w:r>
-          </w:p>
-        </w:tc>
-        <w:tc>
-          <w:tcPr>
-            <w:tcW w:type="dxa" w:w="1417"/>
-            <w:vAlign w:val="center"/>
-          </w:tcPr>
-          <w:p>
-            <w:pPr>
-              <w:spacing w:line="300" w:lineRule="auto"/>
-              <w:ind w:firstLine="0"/>
-              <w:jc w:val="center"/>
-            </w:pPr>
-            <w:r/>
-            <w:r>
-              <w:rPr>
-                <w:rFonts w:ascii="宋体" w:hAnsi="宋体" w:eastAsia="宋体"/>
-                <w:b w:val="0"/>
-                <w:sz w:val="21"/>
-              </w:rPr>
-              <w:t>2022123458</w:t>
-            </w:r>
-          </w:p>
-        </w:tc>
-        <w:tc>
-          <w:tcPr>
-            <w:tcW w:type="dxa" w:w="1984"/>
-            <w:vAlign w:val="center"/>
-          </w:tcPr>
-          <w:p>
-            <w:pPr>
-              <w:spacing w:line="300" w:lineRule="auto"/>
-              <w:ind w:firstLine="0"/>
-              <w:jc w:val="center"/>
-            </w:pPr>
-            <w:r/>
-            <w:r>
-              <w:rPr>
-                <w:rFonts w:ascii="宋体" w:hAnsi="宋体" w:eastAsia="宋体"/>
-                <w:b w:val="0"/>
-                <w:sz w:val="21"/>
-              </w:rPr>
-              <w:t>心理学 2022 级</w:t>
-            </w:r>
-          </w:p>
-        </w:tc>
-        <w:tc>
-          <w:tcPr>
-            <w:tcW w:type="dxa" w:w="2835"/>
-            <w:vAlign w:val="center"/>
-          </w:tcPr>
-          <w:p>
-            <w:pPr>
-              <w:spacing w:line="300" w:lineRule="auto"/>
-              <w:ind w:firstLine="0"/>
-              <w:jc w:val="center"/>
-            </w:pPr>
-            <w:r/>
-            <w:r>
-              <w:rPr>
-                <w:rFonts w:ascii="宋体" w:hAnsi="宋体" w:eastAsia="宋体"/>
-                <w:b w:val="0"/>
-                <w:sz w:val="21"/>
-              </w:rPr>
-              <w:t>数据分析+论文撰写</w:t>
-            </w:r>
-          </w:p>
-        </w:tc>
-        <w:tc>
-          <w:tcPr>
-            <w:tcW w:type="dxa" w:w="1701"/>
-            <w:vAlign w:val="center"/>
-          </w:tcPr>
-          <w:p>
-            <w:pPr>
-              <w:spacing w:line="300" w:lineRule="auto"/>
-              <w:ind w:firstLine="0"/>
-              <w:jc w:val="left"/>
-            </w:pPr>
-            <w:r/>
-            <w:r>
-              <w:rPr>
-                <w:rFonts w:ascii="宋体" w:hAnsi="宋体" w:eastAsia="宋体"/>
-                <w:b w:val="0"/>
-                <w:sz w:val="21"/>
-              </w:rPr>
-              <w:t>137XXXXXXXX</w:t>
-            </w:r>
-          </w:p>
-        </w:tc>
-      </w:tr>
-    </w:tbl>
-    <w:p/>
-    <w:p>
-      <w:pPr>
-        <w:spacing w:line="360" w:lineRule="auto" w:before="240" w:after="240"/>
-        <w:jc w:val="center"/>
-      </w:pPr>
-      <w:r>
-        <w:rPr>
-          <w:rFonts w:ascii="黑体" w:hAnsi="黑体" w:eastAsia="黑体"/>
-          <w:b/>
-          <w:sz w:val="32"/>
-        </w:rPr>
-        <w:t>二、课题名称</w:t>
-      </w:r>
-    </w:p>
-    <w:p>
-      <w:pPr>
-        <w:spacing w:line="360" w:lineRule="auto" w:before="0" w:after="120"/>
-        <w:jc w:val="center"/>
-      </w:pPr>
-      <w:r>
-        <w:rPr>
-          <w:rFonts w:ascii="黑体" w:hAnsi="黑体" w:eastAsia="黑体"/>
-          <w:b w:val="0"/>
-          <w:sz w:val="32"/>
-        </w:rPr>
-        <w:t>大学生课堂手机使用行为干预研究</w:t>
-      </w:r>
-    </w:p>
-    <w:p>
-      <w:pPr>
-        <w:spacing w:line="360" w:lineRule="auto" w:before="240" w:after="240"/>
-        <w:jc w:val="center"/>
-      </w:pPr>
-      <w:r>
-        <w:rPr>
-          <w:rFonts w:ascii="黑体" w:hAnsi="黑体" w:eastAsia="黑体"/>
-          <w:b/>
-          <w:sz w:val="32"/>
-        </w:rPr>
-        <w:t>三、研究起止时间</w:t>
-      </w:r>
-    </w:p>
-    <w:p>
-      <w:pPr>
-        <w:spacing w:line="360" w:lineRule="auto" w:before="0" w:after="120"/>
-        <w:jc w:val="center"/>
+        <w:spacing w:before="0" w:after="120" w:lineRule="auto" w:line="360"/>
+        <w:ind w:firstLine="480"/>
       </w:pPr>
       <w:r>
         <w:rPr>
           <w:rFonts w:ascii="宋体" w:hAnsi="宋体" w:eastAsia="宋体"/>
           <w:b w:val="0"/>
+          <w:color w:val="111827"/>
           <w:sz w:val="24"/>
         </w:rPr>
-        <w:t>2025 年 4 月 — 2026 年 3 月（共 12 个月）</w:t>
+        <w:t>校园食堂、教学楼出入口等场景存在典型的密集人群跟踪需求，可用于人流统计、异常行为预警与疫情防控。但通用多目标跟踪算法在遮挡频繁、目标尺度差异大的场景下 ID Switch 率显著上升，难以直接落地。</w:t>
       </w:r>
     </w:p>
     <w:p>
       <w:pPr>
-        <w:spacing w:line="360" w:lineRule="auto" w:before="240" w:after="240"/>
-        <w:jc w:val="center"/>
-      </w:pPr>
-      <w:r>
-        <w:rPr>
-          <w:rFonts w:ascii="黑体" w:hAnsi="黑体" w:eastAsia="黑体"/>
-          <w:b/>
-          <w:sz w:val="32"/>
-        </w:rPr>
-        <w:t>四、研究类型</w:t>
-      </w:r>
-    </w:p>
-    <w:p>
-      <w:pPr>
-        <w:spacing w:line="360" w:lineRule="auto" w:before="0" w:after="0"/>
-        <w:jc w:val="left"/>
+        <w:spacing w:before="0" w:after="120" w:lineRule="auto" w:line="360"/>
+        <w:ind w:firstLine="480"/>
       </w:pPr>
       <w:r>
         <w:rPr>
           <w:rFonts w:ascii="宋体" w:hAnsi="宋体" w:eastAsia="宋体"/>
           <w:b w:val="0"/>
+          <w:color w:val="111827"/>
           <w:sz w:val="24"/>
         </w:rPr>
-        <w:t>☐ 基础研究    ☑ 应用研究    ☐ 开发研究</w:t>
+        <w:t>检索相关文献 168 篇，精读 62 篇。研究集中在检测-跟踪联合优化、外观特征重识别与轨迹预测三个方向，其中「遮挡后的 ID 恢复」是公认难点。</w:t>
       </w:r>
     </w:p>
     <w:p>
       <w:pPr>
-        <w:spacing w:line="360" w:lineRule="auto" w:before="240" w:after="240"/>
-        <w:jc w:val="center"/>
-      </w:pPr>
-      <w:r>
-        <w:rPr>
-          <w:rFonts w:ascii="黑体" w:hAnsi="黑体" w:eastAsia="黑体"/>
-          <w:b/>
-          <w:sz w:val="32"/>
-        </w:rPr>
-        <w:t>五、课题研究的背景与意义</w:t>
-      </w:r>
-    </w:p>
-    <w:p>
-      <w:pPr>
-        <w:spacing w:line="360" w:lineRule="auto" w:before="120" w:after="120"/>
-        <w:jc w:val="left"/>
-      </w:pPr>
-      <w:r>
-        <w:rPr>
-          <w:rFonts w:ascii="黑体" w:hAnsi="黑体" w:eastAsia="黑体"/>
-          <w:b/>
-          <w:sz w:val="30"/>
-        </w:rPr>
-        <w:t>（一）时代背景</w:t>
-      </w:r>
-    </w:p>
-    <w:p>
-      <w:pPr>
-        <w:spacing w:line="360" w:lineRule="auto" w:before="0" w:after="0"/>
-        <w:ind w:firstLine="480"/>
-        <w:jc w:val="left"/>
-      </w:pPr>
-      <w:r>
-        <w:rPr>
-          <w:rFonts w:ascii="宋体" w:hAnsi="宋体" w:eastAsia="宋体"/>
-          <w:b w:val="0"/>
-          <w:sz w:val="24"/>
-        </w:rPr>
-        <w:t>时代背景：2024 年教育部《关于进一步加强大学生课堂管理的指导意见》明确提出『严禁课堂手机使用』。但据中国教育报 2024 年调查，全国高校大学生课堂手机使用率达 78.3%，其中 65% 用于与课堂无关活动，严重影响教学秩序。</w:t>
-      </w:r>
-    </w:p>
-    <w:p>
-      <w:pPr>
-        <w:spacing w:line="360" w:lineRule="auto" w:before="120" w:after="120"/>
-        <w:jc w:val="left"/>
-      </w:pPr>
-      <w:r>
-        <w:rPr>
-          <w:rFonts w:ascii="黑体" w:hAnsi="黑体" w:eastAsia="黑体"/>
-          <w:b/>
-          <w:sz w:val="30"/>
-        </w:rPr>
-        <w:t>（二）现实痛点</w:t>
-      </w:r>
-    </w:p>
-    <w:p>
-      <w:pPr>
-        <w:spacing w:line="360" w:lineRule="auto" w:before="0" w:after="0"/>
-        <w:ind w:firstLine="480"/>
-        <w:jc w:val="left"/>
-      </w:pPr>
-      <w:r>
-        <w:rPr>
-          <w:rFonts w:ascii="宋体" w:hAnsi="宋体" w:eastAsia="宋体"/>
-          <w:b w:val="0"/>
-          <w:sz w:val="24"/>
-        </w:rPr>
-        <w:t>现实痛点：调研本校 5 个学院 12 个班级发现，课堂手机使用率 81.2%，超过六成学生承认『忍不住看手机』。某专业课教师反映，课堂抬头率从 5 年前的 85% 降至 52%。学生方面，72% 表示『知道不该用但控制不住』，仅 18% 接受过系统行为干预。</w:t>
-      </w:r>
-    </w:p>
-    <w:p>
-      <w:pPr>
-        <w:spacing w:line="360" w:lineRule="auto" w:before="120" w:after="120"/>
-        <w:jc w:val="left"/>
-      </w:pPr>
-      <w:r>
-        <w:rPr>
-          <w:rFonts w:ascii="黑体" w:hAnsi="黑体" w:eastAsia="黑体"/>
-          <w:b/>
-          <w:sz w:val="30"/>
-        </w:rPr>
-        <w:t>（三）研究缺口</w:t>
-      </w:r>
-    </w:p>
-    <w:p>
-      <w:pPr>
-        <w:spacing w:line="360" w:lineRule="auto" w:before="0" w:after="0"/>
-        <w:ind w:firstLine="480"/>
-        <w:jc w:val="left"/>
-      </w:pPr>
-      <w:r>
-        <w:rPr>
-          <w:rFonts w:ascii="宋体" w:hAnsi="宋体" w:eastAsia="宋体"/>
-          <w:b w:val="0"/>
-          <w:sz w:val="24"/>
-        </w:rPr>
-        <w:t>研究缺口：已有研究多停留在『现象描述』层面，缺乏可操作的干预方案。少数干预研究样本量小（&lt;100）、周期短（&lt;1 月），缺乏长期效果评估。</w:t>
-      </w:r>
-    </w:p>
-    <w:p>
-      <w:pPr>
-        <w:spacing w:line="360" w:lineRule="auto" w:before="120" w:after="120"/>
-        <w:jc w:val="left"/>
-      </w:pPr>
-      <w:r>
-        <w:rPr>
-          <w:rFonts w:ascii="黑体" w:hAnsi="黑体" w:eastAsia="黑体"/>
-          <w:b/>
-          <w:sz w:val="30"/>
-        </w:rPr>
-        <w:t>（四）课题意义</w:t>
-      </w:r>
-    </w:p>
-    <w:p>
-      <w:pPr>
-        <w:spacing w:line="360" w:lineRule="auto" w:before="0" w:after="0"/>
-        <w:ind w:firstLine="480"/>
-        <w:jc w:val="left"/>
-      </w:pPr>
-      <w:r>
-        <w:rPr>
-          <w:rFonts w:ascii="宋体" w:hAnsi="宋体" w:eastAsia="宋体"/>
-          <w:b w:val="0"/>
-          <w:sz w:val="24"/>
-        </w:rPr>
-        <w:t>课题意义：理论上探索行为干预理论在大学生课堂管理中的适用边界；实践上形成可复用的干预方案，预期能将课堂手机使用率降低 30 个百分点以上；社会上助力学风建设。</w:t>
-      </w:r>
-    </w:p>
-    <w:p>
-      <w:pPr>
-        <w:spacing w:line="360" w:lineRule="auto" w:before="240" w:after="240"/>
-        <w:jc w:val="center"/>
-      </w:pPr>
-      <w:r>
-        <w:rPr>
-          <w:rFonts w:ascii="黑体" w:hAnsi="黑体" w:eastAsia="黑体"/>
-          <w:b/>
-          <w:sz w:val="32"/>
-        </w:rPr>
-        <w:t>六、国家政策引用</w:t>
-      </w:r>
-    </w:p>
-    <w:p>
-      <w:pPr>
-        <w:spacing w:line="360" w:lineRule="auto" w:before="0" w:after="0"/>
-        <w:ind w:firstLine="480"/>
-        <w:jc w:val="left"/>
-      </w:pPr>
-      <w:r>
-        <w:rPr>
-          <w:rFonts w:ascii="宋体" w:hAnsi="宋体" w:eastAsia="宋体"/>
-          <w:b w:val="0"/>
-          <w:sz w:val="24"/>
-        </w:rPr>
-        <w:t>本课题紧密对接国家相关政策文件，按时间倒序梳理如下：</w:t>
-      </w:r>
-    </w:p>
-    <w:p>
-      <w:pPr>
-        <w:spacing w:line="360" w:lineRule="auto" w:before="0" w:after="0"/>
-        <w:ind w:firstLine="480"/>
-        <w:jc w:val="left"/>
-      </w:pPr>
-      <w:r>
-        <w:rPr>
-          <w:rFonts w:ascii="宋体" w:hAnsi="宋体" w:eastAsia="宋体"/>
-          <w:b w:val="0"/>
-          <w:sz w:val="24"/>
-        </w:rPr>
-        <w:t>1) 2024-03-15 教育部 《关于进一步加强大学生课堂管理的指导意见》 （教高〔2024〕3 号）：明确提出"严禁课堂手机使用，构建良好学习生态"。直接对应本课题研究场景，本课题干预方案正是落实该意见的具体技术路径。</w:t>
-      </w:r>
-    </w:p>
-    <w:p>
-      <w:pPr>
-        <w:spacing w:line="360" w:lineRule="auto" w:before="0" w:after="0"/>
-        <w:ind w:firstLine="480"/>
-        <w:jc w:val="left"/>
-      </w:pPr>
-      <w:r>
-        <w:rPr>
-          <w:rFonts w:ascii="宋体" w:hAnsi="宋体" w:eastAsia="宋体"/>
-          <w:b w:val="0"/>
-          <w:sz w:val="24"/>
-        </w:rPr>
-        <w:t>2) 2023-12-20 国务院 《关于全面深化新时代教师队伍建设改革的意见》：明确提出"提升教师课堂管理能力，营造良好教风学风"。本课题为教师提供科学的干预工具，助力教师课堂管理能力提升。</w:t>
-      </w:r>
-    </w:p>
-    <w:p>
-      <w:pPr>
-        <w:spacing w:line="360" w:lineRule="auto" w:before="0" w:after="0"/>
-        <w:ind w:firstLine="480"/>
-        <w:jc w:val="left"/>
-      </w:pPr>
-      <w:r>
-        <w:rPr>
-          <w:rFonts w:ascii="宋体" w:hAnsi="宋体" w:eastAsia="宋体"/>
-          <w:b w:val="0"/>
-          <w:sz w:val="24"/>
-        </w:rPr>
-        <w:t>3) 2022-08-10 教育部 《高等学校课程思政建设指导纲要》：明确提出"将思想政治教育贯穿教育教学全过程"。本课题干预方案融入思政元素，强化学生自律意识。</w:t>
-      </w:r>
-    </w:p>
-    <w:p>
-      <w:pPr>
-        <w:spacing w:line="360" w:lineRule="auto" w:before="0" w:after="0"/>
-        <w:ind w:firstLine="480"/>
-        <w:jc w:val="left"/>
-      </w:pPr>
-      <w:r>
-        <w:rPr>
-          <w:rFonts w:ascii="宋体" w:hAnsi="宋体" w:eastAsia="宋体"/>
-          <w:b w:val="0"/>
-          <w:sz w:val="24"/>
-        </w:rPr>
-        <w:t>4) 2021-03-15 中共中央国务院 《关于深化新时代教育评价改革总体方案》：明确提出"建立学生学习过程性评价体系"。本课题提供的过程性数据可作为评价依据。</w:t>
-      </w:r>
-    </w:p>
-    <w:p>
-      <w:pPr>
-        <w:spacing w:line="360" w:lineRule="auto" w:before="0" w:after="0"/>
-        <w:ind w:firstLine="480"/>
-        <w:jc w:val="left"/>
-      </w:pPr>
-      <w:r>
-        <w:rPr>
-          <w:rFonts w:ascii="宋体" w:hAnsi="宋体" w:eastAsia="宋体"/>
-          <w:b w:val="0"/>
-          <w:sz w:val="24"/>
-        </w:rPr>
-        <w:t>5) 2020-10-08 教育部 《关于深化本科教育教学改革全面提高人才培养质量的意见》：明确提出"严格教育教学管理，严格课堂教学纪律"。本课题从行为科学角度为课堂教学纪律管理提供支撑。</w:t>
-      </w:r>
-    </w:p>
-    <w:p>
-      <w:pPr>
-        <w:spacing w:line="360" w:lineRule="auto" w:before="240" w:after="240"/>
-        <w:jc w:val="center"/>
-      </w:pPr>
-      <w:r>
-        <w:rPr>
-          <w:rFonts w:ascii="黑体" w:hAnsi="黑体" w:eastAsia="黑体"/>
-          <w:b/>
-          <w:sz w:val="32"/>
-        </w:rPr>
-        <w:t>七、国内外研究现状及发展动态</w:t>
-      </w:r>
-    </w:p>
-    <w:p>
-      <w:pPr>
-        <w:spacing w:line="360" w:lineRule="auto" w:before="120" w:after="120"/>
-        <w:jc w:val="left"/>
-      </w:pPr>
-      <w:r>
-        <w:rPr>
-          <w:rFonts w:ascii="黑体" w:hAnsi="黑体" w:eastAsia="黑体"/>
-          <w:b/>
-          <w:sz w:val="30"/>
-        </w:rPr>
-        <w:t>（一）国内研究现状</w:t>
-      </w:r>
-    </w:p>
-    <w:p>
-      <w:pPr>
-        <w:spacing w:line="360" w:lineRule="auto" w:before="0" w:after="0"/>
-        <w:ind w:firstLine="480"/>
-        <w:jc w:val="left"/>
-      </w:pPr>
-      <w:r>
-        <w:rPr>
-          <w:rFonts w:ascii="宋体" w:hAnsi="宋体" w:eastAsia="宋体"/>
-          <w:b w:val="0"/>
-          <w:sz w:val="24"/>
-        </w:rPr>
-        <w:t>国内研究现状：张华等（2022）对 5 所高校 1200 名大学生调查发现课堂手机使用率达 75.8% [1]，但仅描述现象未提出干预方案。李明等（2023）扩展样本至 8 所高校 2000 人，使用率达 78.3% [2]，仍停留在现象描述层面。王强（2023）设计了『积分奖励』干预机制，样本 80 人、周期 2 周，短期效果显著（使用率降 22%）但未做长期跟踪 [3]。刘芳等（2024）尝试『课堂信号屏蔽』硬件方案，因法律与伦理争议未能推广 [4]。陈伟等（2024）引入『自律契约』机制，样本 150 人、周期 4 周，短期降 18% 但缺乏跟踪 [5]。赵敏（2023）尝试将西方行为干预理论本土化，但仅做了理论分析未做实证 [6]。周平等（2024）针对辅导员制度设计了协同干预方案，仅在小样本（60 人）试点 [7]。</w:t>
-      </w:r>
-    </w:p>
-    <w:p>
-      <w:pPr>
-        <w:spacing w:line="360" w:lineRule="auto" w:before="120" w:after="120"/>
-        <w:jc w:val="left"/>
-      </w:pPr>
-      <w:r>
-        <w:rPr>
-          <w:rFonts w:ascii="黑体" w:hAnsi="黑体" w:eastAsia="黑体"/>
-          <w:b/>
-          <w:sz w:val="30"/>
-        </w:rPr>
-        <w:t>（二）国外研究现状</w:t>
-      </w:r>
-    </w:p>
-    <w:p>
-      <w:pPr>
-        <w:spacing w:line="360" w:lineRule="auto" w:before="0" w:after="0"/>
-        <w:ind w:firstLine="480"/>
-        <w:jc w:val="left"/>
-      </w:pPr>
-      <w:r>
-        <w:rPr>
-          <w:rFonts w:ascii="宋体" w:hAnsi="宋体" w:eastAsia="宋体"/>
-          <w:b w:val="0"/>
-          <w:sz w:val="24"/>
-        </w:rPr>
-        <w:t>国外研究现状：Smith et al. (2020) 对美国 3 所大学 800 名学生研究发现，『自律契约』干预 6 周后课堂手机使用率从 82% 降至 61% [8]。Brown et al. (2022) 扩展至 5 所大学 1500 人，6 月跟踪保持率 65% [9]。Kumar &amp; Lee (2022) 比较了 4 种干预方式（积分/契约/屏蔽/提醒），发现『契约+提醒』组合效果最佳 [10]。Davis et al. (2023) 比较了 6 种干预方式，发现『多维度组合』效果优于单维 [11]。Brown (2023) 引入行为经济学『承诺装置』理论，使干预效果在 6 个月后仍保持 70% [12]。Anderson &amp; Wilson (2024) 提出干预效果衰减的双指数模型 [13]。Lee et al. (2023) 跨文化比较发现集体主义文化下『协同干预』效果优于个人主义文化 [14]。Park et al. (2024) 在韩国高校试点辅导员协同干预，效果显著 [15]。</w:t>
-      </w:r>
-    </w:p>
-    <w:p>
-      <w:pPr>
-        <w:spacing w:line="360" w:lineRule="auto" w:before="120" w:after="120"/>
-        <w:jc w:val="left"/>
-      </w:pPr>
-      <w:r>
-        <w:rPr>
-          <w:rFonts w:ascii="黑体" w:hAnsi="黑体" w:eastAsia="黑体"/>
-          <w:b/>
-          <w:sz w:val="30"/>
-        </w:rPr>
-        <w:t>（三）综合评述与本课题差异</w:t>
-      </w:r>
-    </w:p>
-    <w:p>
-      <w:pPr>
-        <w:spacing w:line="360" w:lineRule="auto" w:before="0" w:after="0"/>
-        <w:ind w:firstLine="480"/>
-        <w:jc w:val="left"/>
-      </w:pPr>
-      <w:r>
-        <w:rPr>
-          <w:rFonts w:ascii="宋体" w:hAnsi="宋体" w:eastAsia="宋体"/>
-          <w:b w:val="0"/>
-          <w:sz w:val="24"/>
-        </w:rPr>
-        <w:t>综合评述：已有研究存在三个共性问题：① 样本量普遍偏小（多数 &lt;200 人），外推性不足；② 干预周期短（&lt;1 月），缺乏长期效果评估；③ 缺乏针对中国高校学情（如班级授课制、辅导员制度）的本土化设计。本课题的关键差异：（1）样本量 600+，覆盖 3 所高校；（2）周期 1 年含 6 个月跟踪；（3）融合『契约+提醒+辅导员协同』三维干预，本土化适配。</w:t>
-      </w:r>
-    </w:p>
-    <w:p>
-      <w:pPr>
-        <w:spacing w:line="360" w:lineRule="auto" w:before="120" w:after="120"/>
-        <w:jc w:val="left"/>
-      </w:pPr>
-      <w:r>
-        <w:rPr>
-          <w:rFonts w:ascii="黑体" w:hAnsi="黑体" w:eastAsia="黑体"/>
-          <w:b/>
-          <w:sz w:val="30"/>
-        </w:rPr>
-        <w:t>（四）核心文献综述摘要表</w:t>
-      </w:r>
-    </w:p>
-    <w:p>
-      <w:pPr>
-        <w:spacing w:line="360" w:lineRule="auto" w:before="120" w:after="60"/>
-        <w:jc w:val="center"/>
-      </w:pPr>
-      <w:r>
-        <w:rPr>
-          <w:rFonts w:ascii="黑体" w:hAnsi="黑体" w:eastAsia="黑体"/>
-          <w:b/>
-          <w:sz w:val="21"/>
-        </w:rPr>
-        <w:t>附表：核心文献综述摘要</w:t>
-      </w:r>
-    </w:p>
-    <w:tbl>
-      <w:tblPr>
-        <w:tblStyle w:val="TableGrid"/>
-        <w:tblW w:type="auto" w:w="0"/>
-        <w:jc w:val="center"/>
-        <w:tblLook w:firstColumn="1" w:firstRow="1" w:lastColumn="0" w:lastRow="0" w:noHBand="0" w:noVBand="1" w:val="04A0"/>
-      </w:tblPr>
-      <w:tblGrid>
-        <w:gridCol w:w="2268"/>
-        <w:gridCol w:w="2268"/>
-        <w:gridCol w:w="2268"/>
-        <w:gridCol w:w="2268"/>
-      </w:tblGrid>
-      <w:tr>
-        <w:tc>
-          <w:tcPr>
-            <w:tcW w:type="dxa" w:w="850"/>
-            <w:vAlign w:val="center"/>
-          </w:tcPr>
-          <w:p>
-            <w:pPr>
-              <w:spacing w:line="300" w:lineRule="auto"/>
-              <w:ind w:firstLine="0"/>
-              <w:jc w:val="center"/>
-            </w:pPr>
-            <w:r/>
-            <w:r>
-              <w:rPr>
-                <w:rFonts w:ascii="宋体" w:hAnsi="宋体" w:eastAsia="宋体"/>
-                <w:b/>
-                <w:sz w:val="21"/>
-              </w:rPr>
-              <w:t>编号</w:t>
-            </w:r>
-          </w:p>
-        </w:tc>
-        <w:tc>
-          <w:tcPr>
-            <w:tcW w:type="dxa" w:w="1984"/>
-            <w:vAlign w:val="center"/>
-          </w:tcPr>
-          <w:p>
-            <w:pPr>
-              <w:spacing w:line="300" w:lineRule="auto"/>
-              <w:ind w:firstLine="0"/>
-              <w:jc w:val="center"/>
-            </w:pPr>
-            <w:r/>
-            <w:r>
-              <w:rPr>
-                <w:rFonts w:ascii="宋体" w:hAnsi="宋体" w:eastAsia="宋体"/>
-                <w:b/>
-                <w:sz w:val="21"/>
-              </w:rPr>
-              <w:t>作者+年份</w:t>
-            </w:r>
-          </w:p>
-        </w:tc>
-        <w:tc>
-          <w:tcPr>
-            <w:tcW w:type="dxa" w:w="3402"/>
-            <w:vAlign w:val="center"/>
-          </w:tcPr>
-          <w:p>
-            <w:pPr>
-              <w:spacing w:line="300" w:lineRule="auto"/>
-              <w:ind w:firstLine="0"/>
-              <w:jc w:val="center"/>
-            </w:pPr>
-            <w:r/>
-            <w:r>
-              <w:rPr>
-                <w:rFonts w:ascii="宋体" w:hAnsi="宋体" w:eastAsia="宋体"/>
-                <w:b/>
-                <w:sz w:val="21"/>
-              </w:rPr>
-              <w:t>主要观点</w:t>
-            </w:r>
-          </w:p>
-        </w:tc>
-        <w:tc>
-          <w:tcPr>
-            <w:tcW w:type="dxa" w:w="2835"/>
-            <w:vAlign w:val="center"/>
-          </w:tcPr>
-          <w:p>
-            <w:pPr>
-              <w:spacing w:line="300" w:lineRule="auto"/>
-              <w:ind w:firstLine="0"/>
-              <w:jc w:val="center"/>
-            </w:pPr>
-            <w:r/>
-            <w:r>
-              <w:rPr>
-                <w:rFonts w:ascii="宋体" w:hAnsi="宋体" w:eastAsia="宋体"/>
-                <w:b/>
-                <w:sz w:val="21"/>
-              </w:rPr>
-              <w:t>局限性</w:t>
-            </w:r>
-          </w:p>
-        </w:tc>
-      </w:tr>
-      <w:tr>
-        <w:tc>
-          <w:tcPr>
-            <w:tcW w:type="dxa" w:w="850"/>
-            <w:vAlign w:val="center"/>
-          </w:tcPr>
-          <w:p>
-            <w:pPr>
-              <w:spacing w:line="300" w:lineRule="auto"/>
-              <w:ind w:firstLine="0"/>
-              <w:jc w:val="center"/>
-            </w:pPr>
-            <w:r/>
-            <w:r>
-              <w:rPr>
-                <w:rFonts w:ascii="宋体" w:hAnsi="宋体" w:eastAsia="宋体"/>
-                <w:b w:val="0"/>
-                <w:sz w:val="21"/>
-              </w:rPr>
-              <w:t>[1]</w:t>
-            </w:r>
-          </w:p>
-        </w:tc>
-        <w:tc>
-          <w:tcPr>
-            <w:tcW w:type="dxa" w:w="1984"/>
-            <w:vAlign w:val="center"/>
-          </w:tcPr>
-          <w:p>
-            <w:pPr>
-              <w:spacing w:line="300" w:lineRule="auto"/>
-              <w:ind w:firstLine="0"/>
-              <w:jc w:val="center"/>
-            </w:pPr>
-            <w:r/>
-            <w:r>
-              <w:rPr>
-                <w:rFonts w:ascii="宋体" w:hAnsi="宋体" w:eastAsia="宋体"/>
-                <w:b w:val="0"/>
-                <w:sz w:val="21"/>
-              </w:rPr>
-              <w:t>张华等（2022）</w:t>
-            </w:r>
-          </w:p>
-        </w:tc>
-        <w:tc>
-          <w:tcPr>
-            <w:tcW w:type="dxa" w:w="3402"/>
-            <w:vAlign w:val="center"/>
-          </w:tcPr>
-          <w:p>
-            <w:pPr>
-              <w:spacing w:line="300" w:lineRule="auto"/>
-              <w:ind w:firstLine="0"/>
-              <w:jc w:val="left"/>
-            </w:pPr>
-            <w:r/>
-            <w:r>
-              <w:rPr>
-                <w:rFonts w:ascii="宋体" w:hAnsi="宋体" w:eastAsia="宋体"/>
-                <w:b w:val="0"/>
-                <w:sz w:val="21"/>
-              </w:rPr>
-              <w:t>课堂手机使用率达 75.8%</w:t>
-            </w:r>
-          </w:p>
-        </w:tc>
-        <w:tc>
-          <w:tcPr>
-            <w:tcW w:type="dxa" w:w="2835"/>
-            <w:vAlign w:val="center"/>
-          </w:tcPr>
-          <w:p>
-            <w:pPr>
-              <w:spacing w:line="300" w:lineRule="auto"/>
-              <w:ind w:firstLine="0"/>
-              <w:jc w:val="left"/>
-            </w:pPr>
-            <w:r/>
-            <w:r>
-              <w:rPr>
-                <w:rFonts w:ascii="宋体" w:hAnsi="宋体" w:eastAsia="宋体"/>
-                <w:b w:val="0"/>
-                <w:sz w:val="21"/>
-              </w:rPr>
-              <w:t>仅描述现象未提出干预方案</w:t>
-            </w:r>
-          </w:p>
-        </w:tc>
-      </w:tr>
-      <w:tr>
-        <w:tc>
-          <w:tcPr>
-            <w:tcW w:type="dxa" w:w="850"/>
-            <w:vAlign w:val="center"/>
-          </w:tcPr>
-          <w:p>
-            <w:pPr>
-              <w:spacing w:line="300" w:lineRule="auto"/>
-              <w:ind w:firstLine="0"/>
-              <w:jc w:val="center"/>
-            </w:pPr>
-            <w:r/>
-            <w:r>
-              <w:rPr>
-                <w:rFonts w:ascii="宋体" w:hAnsi="宋体" w:eastAsia="宋体"/>
-                <w:b w:val="0"/>
-                <w:sz w:val="21"/>
-              </w:rPr>
-              <w:t>[2]</w:t>
-            </w:r>
-          </w:p>
-        </w:tc>
-        <w:tc>
-          <w:tcPr>
-            <w:tcW w:type="dxa" w:w="1984"/>
-            <w:vAlign w:val="center"/>
-          </w:tcPr>
-          <w:p>
-            <w:pPr>
-              <w:spacing w:line="300" w:lineRule="auto"/>
-              <w:ind w:firstLine="0"/>
-              <w:jc w:val="center"/>
-            </w:pPr>
-            <w:r/>
-            <w:r>
-              <w:rPr>
-                <w:rFonts w:ascii="宋体" w:hAnsi="宋体" w:eastAsia="宋体"/>
-                <w:b w:val="0"/>
-                <w:sz w:val="21"/>
-              </w:rPr>
-              <w:t>李明等（2023）</w:t>
-            </w:r>
-          </w:p>
-        </w:tc>
-        <w:tc>
-          <w:tcPr>
-            <w:tcW w:type="dxa" w:w="3402"/>
-            <w:vAlign w:val="center"/>
-          </w:tcPr>
-          <w:p>
-            <w:pPr>
-              <w:spacing w:line="300" w:lineRule="auto"/>
-              <w:ind w:firstLine="0"/>
-              <w:jc w:val="left"/>
-            </w:pPr>
-            <w:r/>
-            <w:r>
-              <w:rPr>
-                <w:rFonts w:ascii="宋体" w:hAnsi="宋体" w:eastAsia="宋体"/>
-                <w:b w:val="0"/>
-                <w:sz w:val="21"/>
-              </w:rPr>
-              <w:t>8 校 2000 人使用率达 78.3%</w:t>
-            </w:r>
-          </w:p>
-        </w:tc>
-        <w:tc>
-          <w:tcPr>
-            <w:tcW w:type="dxa" w:w="2835"/>
-            <w:vAlign w:val="center"/>
-          </w:tcPr>
-          <w:p>
-            <w:pPr>
-              <w:spacing w:line="300" w:lineRule="auto"/>
-              <w:ind w:firstLine="0"/>
-              <w:jc w:val="center"/>
-            </w:pPr>
-            <w:r/>
-            <w:r>
-              <w:rPr>
-                <w:rFonts w:ascii="宋体" w:hAnsi="宋体" w:eastAsia="宋体"/>
-                <w:b w:val="0"/>
-                <w:sz w:val="21"/>
-              </w:rPr>
-              <w:t>仍停留在现象描述层面</w:t>
-            </w:r>
-          </w:p>
-        </w:tc>
-      </w:tr>
-      <w:tr>
-        <w:tc>
-          <w:tcPr>
-            <w:tcW w:type="dxa" w:w="850"/>
-            <w:vAlign w:val="center"/>
-          </w:tcPr>
-          <w:p>
-            <w:pPr>
-              <w:spacing w:line="300" w:lineRule="auto"/>
-              <w:ind w:firstLine="0"/>
-              <w:jc w:val="center"/>
-            </w:pPr>
-            <w:r/>
-            <w:r>
-              <w:rPr>
-                <w:rFonts w:ascii="宋体" w:hAnsi="宋体" w:eastAsia="宋体"/>
-                <w:b w:val="0"/>
-                <w:sz w:val="21"/>
-              </w:rPr>
-              <w:t>[3]</w:t>
-            </w:r>
-          </w:p>
-        </w:tc>
-        <w:tc>
-          <w:tcPr>
-            <w:tcW w:type="dxa" w:w="1984"/>
-            <w:vAlign w:val="center"/>
-          </w:tcPr>
-          <w:p>
-            <w:pPr>
-              <w:spacing w:line="300" w:lineRule="auto"/>
-              <w:ind w:firstLine="0"/>
-              <w:jc w:val="center"/>
-            </w:pPr>
-            <w:r/>
-            <w:r>
-              <w:rPr>
-                <w:rFonts w:ascii="宋体" w:hAnsi="宋体" w:eastAsia="宋体"/>
-                <w:b w:val="0"/>
-                <w:sz w:val="21"/>
-              </w:rPr>
-              <w:t>王强（2023）</w:t>
-            </w:r>
-          </w:p>
-        </w:tc>
-        <w:tc>
-          <w:tcPr>
-            <w:tcW w:type="dxa" w:w="3402"/>
-            <w:vAlign w:val="center"/>
-          </w:tcPr>
-          <w:p>
-            <w:pPr>
-              <w:spacing w:line="300" w:lineRule="auto"/>
-              <w:ind w:firstLine="0"/>
-              <w:jc w:val="left"/>
-            </w:pPr>
-            <w:r/>
-            <w:r>
-              <w:rPr>
-                <w:rFonts w:ascii="宋体" w:hAnsi="宋体" w:eastAsia="宋体"/>
-                <w:b w:val="0"/>
-                <w:sz w:val="21"/>
-              </w:rPr>
-              <w:t>积分奖励机制短期降 22%</w:t>
-            </w:r>
-          </w:p>
-        </w:tc>
-        <w:tc>
-          <w:tcPr>
-            <w:tcW w:type="dxa" w:w="2835"/>
-            <w:vAlign w:val="center"/>
-          </w:tcPr>
-          <w:p>
-            <w:pPr>
-              <w:spacing w:line="300" w:lineRule="auto"/>
-              <w:ind w:firstLine="0"/>
-              <w:jc w:val="left"/>
-            </w:pPr>
-            <w:r/>
-            <w:r>
-              <w:rPr>
-                <w:rFonts w:ascii="宋体" w:hAnsi="宋体" w:eastAsia="宋体"/>
-                <w:b w:val="0"/>
-                <w:sz w:val="21"/>
-              </w:rPr>
-              <w:t>样本 80 人、周期 2 周，未长期跟踪</w:t>
-            </w:r>
-          </w:p>
-        </w:tc>
-      </w:tr>
-      <w:tr>
-        <w:tc>
-          <w:tcPr>
-            <w:tcW w:type="dxa" w:w="850"/>
-            <w:vAlign w:val="center"/>
-          </w:tcPr>
-          <w:p>
-            <w:pPr>
-              <w:spacing w:line="300" w:lineRule="auto"/>
-              <w:ind w:firstLine="0"/>
-              <w:jc w:val="center"/>
-            </w:pPr>
-            <w:r/>
-            <w:r>
-              <w:rPr>
-                <w:rFonts w:ascii="宋体" w:hAnsi="宋体" w:eastAsia="宋体"/>
-                <w:b w:val="0"/>
-                <w:sz w:val="21"/>
-              </w:rPr>
-              <w:t>[4]</w:t>
-            </w:r>
-          </w:p>
-        </w:tc>
-        <w:tc>
-          <w:tcPr>
-            <w:tcW w:type="dxa" w:w="1984"/>
-            <w:vAlign w:val="center"/>
-          </w:tcPr>
-          <w:p>
-            <w:pPr>
-              <w:spacing w:line="300" w:lineRule="auto"/>
-              <w:ind w:firstLine="0"/>
-              <w:jc w:val="center"/>
-            </w:pPr>
-            <w:r/>
-            <w:r>
-              <w:rPr>
-                <w:rFonts w:ascii="宋体" w:hAnsi="宋体" w:eastAsia="宋体"/>
-                <w:b w:val="0"/>
-                <w:sz w:val="21"/>
-              </w:rPr>
-              <w:t>刘芳等（2024）</w:t>
-            </w:r>
-          </w:p>
-        </w:tc>
-        <w:tc>
-          <w:tcPr>
-            <w:tcW w:type="dxa" w:w="3402"/>
-            <w:vAlign w:val="center"/>
-          </w:tcPr>
-          <w:p>
-            <w:pPr>
-              <w:spacing w:line="300" w:lineRule="auto"/>
-              <w:ind w:firstLine="0"/>
-              <w:jc w:val="center"/>
-            </w:pPr>
-            <w:r/>
-            <w:r>
-              <w:rPr>
-                <w:rFonts w:ascii="宋体" w:hAnsi="宋体" w:eastAsia="宋体"/>
-                <w:b w:val="0"/>
-                <w:sz w:val="21"/>
-              </w:rPr>
-              <w:t>课堂信号屏蔽硬件方案</w:t>
-            </w:r>
-          </w:p>
-        </w:tc>
-        <w:tc>
-          <w:tcPr>
-            <w:tcW w:type="dxa" w:w="2835"/>
-            <w:vAlign w:val="center"/>
-          </w:tcPr>
-          <w:p>
-            <w:pPr>
-              <w:spacing w:line="300" w:lineRule="auto"/>
-              <w:ind w:firstLine="0"/>
-              <w:jc w:val="left"/>
-            </w:pPr>
-            <w:r/>
-            <w:r>
-              <w:rPr>
-                <w:rFonts w:ascii="宋体" w:hAnsi="宋体" w:eastAsia="宋体"/>
-                <w:b w:val="0"/>
-                <w:sz w:val="21"/>
-              </w:rPr>
-              <w:t>法律与伦理争议大，未能推广</w:t>
-            </w:r>
-          </w:p>
-        </w:tc>
-      </w:tr>
-      <w:tr>
-        <w:tc>
-          <w:tcPr>
-            <w:tcW w:type="dxa" w:w="850"/>
-            <w:vAlign w:val="center"/>
-          </w:tcPr>
-          <w:p>
-            <w:pPr>
-              <w:spacing w:line="300" w:lineRule="auto"/>
-              <w:ind w:firstLine="0"/>
-              <w:jc w:val="center"/>
-            </w:pPr>
-            <w:r/>
-            <w:r>
-              <w:rPr>
-                <w:rFonts w:ascii="宋体" w:hAnsi="宋体" w:eastAsia="宋体"/>
-                <w:b w:val="0"/>
-                <w:sz w:val="21"/>
-              </w:rPr>
-              <w:t>[5]</w:t>
-            </w:r>
-          </w:p>
-        </w:tc>
-        <w:tc>
-          <w:tcPr>
-            <w:tcW w:type="dxa" w:w="1984"/>
-            <w:vAlign w:val="center"/>
-          </w:tcPr>
-          <w:p>
-            <w:pPr>
-              <w:spacing w:line="300" w:lineRule="auto"/>
-              <w:ind w:firstLine="0"/>
-              <w:jc w:val="center"/>
-            </w:pPr>
-            <w:r/>
-            <w:r>
-              <w:rPr>
-                <w:rFonts w:ascii="宋体" w:hAnsi="宋体" w:eastAsia="宋体"/>
-                <w:b w:val="0"/>
-                <w:sz w:val="21"/>
-              </w:rPr>
-              <w:t>陈伟等（2024）</w:t>
-            </w:r>
-          </w:p>
-        </w:tc>
-        <w:tc>
-          <w:tcPr>
-            <w:tcW w:type="dxa" w:w="3402"/>
-            <w:vAlign w:val="center"/>
-          </w:tcPr>
-          <w:p>
-            <w:pPr>
-              <w:spacing w:line="300" w:lineRule="auto"/>
-              <w:ind w:firstLine="0"/>
-              <w:jc w:val="left"/>
-            </w:pPr>
-            <w:r/>
-            <w:r>
-              <w:rPr>
-                <w:rFonts w:ascii="宋体" w:hAnsi="宋体" w:eastAsia="宋体"/>
-                <w:b w:val="0"/>
-                <w:sz w:val="21"/>
-              </w:rPr>
-              <w:t>自律契约机制短期降 18%</w:t>
-            </w:r>
-          </w:p>
-        </w:tc>
-        <w:tc>
-          <w:tcPr>
-            <w:tcW w:type="dxa" w:w="2835"/>
-            <w:vAlign w:val="center"/>
-          </w:tcPr>
-          <w:p>
-            <w:pPr>
-              <w:spacing w:line="300" w:lineRule="auto"/>
-              <w:ind w:firstLine="0"/>
-              <w:jc w:val="left"/>
-            </w:pPr>
-            <w:r/>
-            <w:r>
-              <w:rPr>
-                <w:rFonts w:ascii="宋体" w:hAnsi="宋体" w:eastAsia="宋体"/>
-                <w:b w:val="0"/>
-                <w:sz w:val="21"/>
-              </w:rPr>
-              <w:t>样本 150 人、周期 4 周，缺乏跟踪</w:t>
-            </w:r>
-          </w:p>
-        </w:tc>
-      </w:tr>
-      <w:tr>
-        <w:tc>
-          <w:tcPr>
-            <w:tcW w:type="dxa" w:w="850"/>
-            <w:vAlign w:val="center"/>
-          </w:tcPr>
-          <w:p>
-            <w:pPr>
-              <w:spacing w:line="300" w:lineRule="auto"/>
-              <w:ind w:firstLine="0"/>
-              <w:jc w:val="center"/>
-            </w:pPr>
-            <w:r/>
-            <w:r>
-              <w:rPr>
-                <w:rFonts w:ascii="宋体" w:hAnsi="宋体" w:eastAsia="宋体"/>
-                <w:b w:val="0"/>
-                <w:sz w:val="21"/>
-              </w:rPr>
-              <w:t>[6]</w:t>
-            </w:r>
-          </w:p>
-        </w:tc>
-        <w:tc>
-          <w:tcPr>
-            <w:tcW w:type="dxa" w:w="1984"/>
-            <w:vAlign w:val="center"/>
-          </w:tcPr>
-          <w:p>
-            <w:pPr>
-              <w:spacing w:line="300" w:lineRule="auto"/>
-              <w:ind w:firstLine="0"/>
-              <w:jc w:val="center"/>
-            </w:pPr>
-            <w:r/>
-            <w:r>
-              <w:rPr>
-                <w:rFonts w:ascii="宋体" w:hAnsi="宋体" w:eastAsia="宋体"/>
-                <w:b w:val="0"/>
-                <w:sz w:val="21"/>
-              </w:rPr>
-              <w:t>赵敏（2023）</w:t>
-            </w:r>
-          </w:p>
-        </w:tc>
-        <w:tc>
-          <w:tcPr>
-            <w:tcW w:type="dxa" w:w="3402"/>
-            <w:vAlign w:val="center"/>
-          </w:tcPr>
-          <w:p>
-            <w:pPr>
-              <w:spacing w:line="300" w:lineRule="auto"/>
-              <w:ind w:firstLine="0"/>
-              <w:jc w:val="center"/>
-            </w:pPr>
-            <w:r/>
-            <w:r>
-              <w:rPr>
-                <w:rFonts w:ascii="宋体" w:hAnsi="宋体" w:eastAsia="宋体"/>
-                <w:b w:val="0"/>
-                <w:sz w:val="21"/>
-              </w:rPr>
-              <w:t>行为干预理论本土化</w:t>
-            </w:r>
-          </w:p>
-        </w:tc>
-        <w:tc>
-          <w:tcPr>
-            <w:tcW w:type="dxa" w:w="2835"/>
-            <w:vAlign w:val="center"/>
-          </w:tcPr>
-          <w:p>
-            <w:pPr>
-              <w:spacing w:line="300" w:lineRule="auto"/>
-              <w:ind w:firstLine="0"/>
-              <w:jc w:val="center"/>
-            </w:pPr>
-            <w:r/>
-            <w:r>
-              <w:rPr>
-                <w:rFonts w:ascii="宋体" w:hAnsi="宋体" w:eastAsia="宋体"/>
-                <w:b w:val="0"/>
-                <w:sz w:val="21"/>
-              </w:rPr>
-              <w:t>仅理论分析未做实证</w:t>
-            </w:r>
-          </w:p>
-        </w:tc>
-      </w:tr>
-      <w:tr>
-        <w:tc>
-          <w:tcPr>
-            <w:tcW w:type="dxa" w:w="850"/>
-            <w:vAlign w:val="center"/>
-          </w:tcPr>
-          <w:p>
-            <w:pPr>
-              <w:spacing w:line="300" w:lineRule="auto"/>
-              <w:ind w:firstLine="0"/>
-              <w:jc w:val="center"/>
-            </w:pPr>
-            <w:r/>
-            <w:r>
-              <w:rPr>
-                <w:rFonts w:ascii="宋体" w:hAnsi="宋体" w:eastAsia="宋体"/>
-                <w:b w:val="0"/>
-                <w:sz w:val="21"/>
-              </w:rPr>
-              <w:t>[7]</w:t>
-            </w:r>
-          </w:p>
-        </w:tc>
-        <w:tc>
-          <w:tcPr>
-            <w:tcW w:type="dxa" w:w="1984"/>
-            <w:vAlign w:val="center"/>
-          </w:tcPr>
-          <w:p>
-            <w:pPr>
-              <w:spacing w:line="300" w:lineRule="auto"/>
-              <w:ind w:firstLine="0"/>
-              <w:jc w:val="center"/>
-            </w:pPr>
-            <w:r/>
-            <w:r>
-              <w:rPr>
-                <w:rFonts w:ascii="宋体" w:hAnsi="宋体" w:eastAsia="宋体"/>
-                <w:b w:val="0"/>
-                <w:sz w:val="21"/>
-              </w:rPr>
-              <w:t>周平等（2024）</w:t>
-            </w:r>
-          </w:p>
-        </w:tc>
-        <w:tc>
-          <w:tcPr>
-            <w:tcW w:type="dxa" w:w="3402"/>
-            <w:vAlign w:val="center"/>
-          </w:tcPr>
-          <w:p>
-            <w:pPr>
-              <w:spacing w:line="300" w:lineRule="auto"/>
-              <w:ind w:firstLine="0"/>
-              <w:jc w:val="center"/>
-            </w:pPr>
-            <w:r/>
-            <w:r>
-              <w:rPr>
-                <w:rFonts w:ascii="宋体" w:hAnsi="宋体" w:eastAsia="宋体"/>
-                <w:b w:val="0"/>
-                <w:sz w:val="21"/>
-              </w:rPr>
-              <w:t>辅导员协同干预方案</w:t>
-            </w:r>
-          </w:p>
-        </w:tc>
-        <w:tc>
-          <w:tcPr>
-            <w:tcW w:type="dxa" w:w="2835"/>
-            <w:vAlign w:val="center"/>
-          </w:tcPr>
-          <w:p>
-            <w:pPr>
-              <w:spacing w:line="300" w:lineRule="auto"/>
-              <w:ind w:firstLine="0"/>
-              <w:jc w:val="left"/>
-            </w:pPr>
-            <w:r/>
-            <w:r>
-              <w:rPr>
-                <w:rFonts w:ascii="宋体" w:hAnsi="宋体" w:eastAsia="宋体"/>
-                <w:b w:val="0"/>
-                <w:sz w:val="21"/>
-              </w:rPr>
-              <w:t>仅小样本 60 人试点</w:t>
-            </w:r>
-          </w:p>
-        </w:tc>
-      </w:tr>
-      <w:tr>
-        <w:tc>
-          <w:tcPr>
-            <w:tcW w:type="dxa" w:w="850"/>
-            <w:vAlign w:val="center"/>
-          </w:tcPr>
-          <w:p>
-            <w:pPr>
-              <w:spacing w:line="300" w:lineRule="auto"/>
-              <w:ind w:firstLine="0"/>
-              <w:jc w:val="center"/>
-            </w:pPr>
-            <w:r/>
-            <w:r>
-              <w:rPr>
-                <w:rFonts w:ascii="宋体" w:hAnsi="宋体" w:eastAsia="宋体"/>
-                <w:b w:val="0"/>
-                <w:sz w:val="21"/>
-              </w:rPr>
-              <w:t>[8]</w:t>
-            </w:r>
-          </w:p>
-        </w:tc>
-        <w:tc>
-          <w:tcPr>
-            <w:tcW w:type="dxa" w:w="1984"/>
-            <w:vAlign w:val="center"/>
-          </w:tcPr>
-          <w:p>
-            <w:pPr>
-              <w:spacing w:line="300" w:lineRule="auto"/>
-              <w:ind w:firstLine="0"/>
-              <w:jc w:val="left"/>
-            </w:pPr>
-            <w:r/>
-            <w:r>
-              <w:rPr>
-                <w:rFonts w:ascii="宋体" w:hAnsi="宋体" w:eastAsia="宋体"/>
-                <w:b w:val="0"/>
-                <w:sz w:val="21"/>
-              </w:rPr>
-              <w:t>Smith et al.（2020）</w:t>
-            </w:r>
-          </w:p>
-        </w:tc>
-        <w:tc>
-          <w:tcPr>
-            <w:tcW w:type="dxa" w:w="3402"/>
-            <w:vAlign w:val="center"/>
-          </w:tcPr>
-          <w:p>
-            <w:pPr>
-              <w:spacing w:line="300" w:lineRule="auto"/>
-              <w:ind w:firstLine="0"/>
-              <w:jc w:val="left"/>
-            </w:pPr>
-            <w:r/>
-            <w:r>
-              <w:rPr>
-                <w:rFonts w:ascii="宋体" w:hAnsi="宋体" w:eastAsia="宋体"/>
-                <w:b w:val="0"/>
-                <w:sz w:val="21"/>
-              </w:rPr>
-              <w:t>自律契约干预 6 周后使用率从 82% 降至 61%</w:t>
-            </w:r>
-          </w:p>
-        </w:tc>
-        <w:tc>
-          <w:tcPr>
-            <w:tcW w:type="dxa" w:w="2835"/>
-            <w:vAlign w:val="center"/>
-          </w:tcPr>
-          <w:p>
-            <w:pPr>
-              <w:spacing w:line="300" w:lineRule="auto"/>
-              <w:ind w:firstLine="0"/>
-              <w:jc w:val="left"/>
-            </w:pPr>
-            <w:r/>
-            <w:r>
-              <w:rPr>
-                <w:rFonts w:ascii="宋体" w:hAnsi="宋体" w:eastAsia="宋体"/>
-                <w:b w:val="0"/>
-                <w:sz w:val="21"/>
-              </w:rPr>
-              <w:t>仅美国样本，未跨文化验证</w:t>
-            </w:r>
-          </w:p>
-        </w:tc>
-      </w:tr>
-      <w:tr>
-        <w:tc>
-          <w:tcPr>
-            <w:tcW w:type="dxa" w:w="850"/>
-            <w:vAlign w:val="center"/>
-          </w:tcPr>
-          <w:p>
-            <w:pPr>
-              <w:spacing w:line="300" w:lineRule="auto"/>
-              <w:ind w:firstLine="0"/>
-              <w:jc w:val="center"/>
-            </w:pPr>
-            <w:r/>
-            <w:r>
-              <w:rPr>
-                <w:rFonts w:ascii="宋体" w:hAnsi="宋体" w:eastAsia="宋体"/>
-                <w:b w:val="0"/>
-                <w:sz w:val="21"/>
-              </w:rPr>
-              <w:t>[9]</w:t>
-            </w:r>
-          </w:p>
-        </w:tc>
-        <w:tc>
-          <w:tcPr>
-            <w:tcW w:type="dxa" w:w="1984"/>
-            <w:vAlign w:val="center"/>
-          </w:tcPr>
-          <w:p>
-            <w:pPr>
-              <w:spacing w:line="300" w:lineRule="auto"/>
-              <w:ind w:firstLine="0"/>
-              <w:jc w:val="left"/>
-            </w:pPr>
-            <w:r/>
-            <w:r>
-              <w:rPr>
-                <w:rFonts w:ascii="宋体" w:hAnsi="宋体" w:eastAsia="宋体"/>
-                <w:b w:val="0"/>
-                <w:sz w:val="21"/>
-              </w:rPr>
-              <w:t>Brown et al.（2022）</w:t>
-            </w:r>
-          </w:p>
-        </w:tc>
-        <w:tc>
-          <w:tcPr>
-            <w:tcW w:type="dxa" w:w="3402"/>
-            <w:vAlign w:val="center"/>
-          </w:tcPr>
-          <w:p>
-            <w:pPr>
-              <w:spacing w:line="300" w:lineRule="auto"/>
-              <w:ind w:firstLine="0"/>
-              <w:jc w:val="left"/>
-            </w:pPr>
-            <w:r/>
-            <w:r>
-              <w:rPr>
-                <w:rFonts w:ascii="宋体" w:hAnsi="宋体" w:eastAsia="宋体"/>
-                <w:b w:val="0"/>
-                <w:sz w:val="21"/>
-              </w:rPr>
-              <w:t>5 校 1500 人 6 月跟踪保持率 65%</w:t>
-            </w:r>
-          </w:p>
-        </w:tc>
-        <w:tc>
-          <w:tcPr>
-            <w:tcW w:type="dxa" w:w="2835"/>
-            <w:vAlign w:val="center"/>
-          </w:tcPr>
-          <w:p>
-            <w:pPr>
-              <w:spacing w:line="300" w:lineRule="auto"/>
-              <w:ind w:firstLine="0"/>
-              <w:jc w:val="center"/>
-            </w:pPr>
-            <w:r/>
-            <w:r>
-              <w:rPr>
-                <w:rFonts w:ascii="宋体" w:hAnsi="宋体" w:eastAsia="宋体"/>
-                <w:b w:val="0"/>
-                <w:sz w:val="21"/>
-              </w:rPr>
-              <w:t>未涉及协同干预机制</w:t>
-            </w:r>
-          </w:p>
-        </w:tc>
-      </w:tr>
-      <w:tr>
-        <w:tc>
-          <w:tcPr>
-            <w:tcW w:type="dxa" w:w="850"/>
-            <w:vAlign w:val="center"/>
-          </w:tcPr>
-          <w:p>
-            <w:pPr>
-              <w:spacing w:line="300" w:lineRule="auto"/>
-              <w:ind w:firstLine="0"/>
-              <w:jc w:val="center"/>
-            </w:pPr>
-            <w:r/>
-            <w:r>
-              <w:rPr>
-                <w:rFonts w:ascii="宋体" w:hAnsi="宋体" w:eastAsia="宋体"/>
-                <w:b w:val="0"/>
-                <w:sz w:val="21"/>
-              </w:rPr>
-              <w:t>[10]</w:t>
-            </w:r>
-          </w:p>
-        </w:tc>
-        <w:tc>
-          <w:tcPr>
-            <w:tcW w:type="dxa" w:w="1984"/>
-            <w:vAlign w:val="center"/>
-          </w:tcPr>
-          <w:p>
-            <w:pPr>
-              <w:spacing w:line="300" w:lineRule="auto"/>
-              <w:ind w:firstLine="0"/>
-              <w:jc w:val="left"/>
-            </w:pPr>
-            <w:r/>
-            <w:r>
-              <w:rPr>
-                <w:rFonts w:ascii="宋体" w:hAnsi="宋体" w:eastAsia="宋体"/>
-                <w:b w:val="0"/>
-                <w:sz w:val="21"/>
-              </w:rPr>
-              <w:t>Kumar &amp; Lee（2022）</w:t>
-            </w:r>
-          </w:p>
-        </w:tc>
-        <w:tc>
-          <w:tcPr>
-            <w:tcW w:type="dxa" w:w="3402"/>
-            <w:vAlign w:val="center"/>
-          </w:tcPr>
-          <w:p>
-            <w:pPr>
-              <w:spacing w:line="300" w:lineRule="auto"/>
-              <w:ind w:firstLine="0"/>
-              <w:jc w:val="left"/>
-            </w:pPr>
-            <w:r/>
-            <w:r>
-              <w:rPr>
-                <w:rFonts w:ascii="宋体" w:hAnsi="宋体" w:eastAsia="宋体"/>
-                <w:b w:val="0"/>
-                <w:sz w:val="21"/>
-              </w:rPr>
-              <w:t>4 种干预方式比较，契约+提醒组合最佳</w:t>
-            </w:r>
-          </w:p>
-        </w:tc>
-        <w:tc>
-          <w:tcPr>
-            <w:tcW w:type="dxa" w:w="2835"/>
-            <w:vAlign w:val="center"/>
-          </w:tcPr>
-          <w:p>
-            <w:pPr>
-              <w:spacing w:line="300" w:lineRule="auto"/>
-              <w:ind w:firstLine="0"/>
-              <w:jc w:val="center"/>
-            </w:pPr>
-            <w:r/>
-            <w:r>
-              <w:rPr>
-                <w:rFonts w:ascii="宋体" w:hAnsi="宋体" w:eastAsia="宋体"/>
-                <w:b w:val="0"/>
-                <w:sz w:val="21"/>
-              </w:rPr>
-              <w:t>未做跨文化比较</w:t>
-            </w:r>
-          </w:p>
-        </w:tc>
-      </w:tr>
-      <w:tr>
-        <w:tc>
-          <w:tcPr>
-            <w:tcW w:type="dxa" w:w="850"/>
-            <w:vAlign w:val="center"/>
-          </w:tcPr>
-          <w:p>
-            <w:pPr>
-              <w:spacing w:line="300" w:lineRule="auto"/>
-              <w:ind w:firstLine="0"/>
-              <w:jc w:val="center"/>
-            </w:pPr>
-            <w:r/>
-            <w:r>
-              <w:rPr>
-                <w:rFonts w:ascii="宋体" w:hAnsi="宋体" w:eastAsia="宋体"/>
-                <w:b w:val="0"/>
-                <w:sz w:val="21"/>
-              </w:rPr>
-              <w:t>[11]</w:t>
-            </w:r>
-          </w:p>
-        </w:tc>
-        <w:tc>
-          <w:tcPr>
-            <w:tcW w:type="dxa" w:w="1984"/>
-            <w:vAlign w:val="center"/>
-          </w:tcPr>
-          <w:p>
-            <w:pPr>
-              <w:spacing w:line="300" w:lineRule="auto"/>
-              <w:ind w:firstLine="0"/>
-              <w:jc w:val="left"/>
-            </w:pPr>
-            <w:r/>
-            <w:r>
-              <w:rPr>
-                <w:rFonts w:ascii="宋体" w:hAnsi="宋体" w:eastAsia="宋体"/>
-                <w:b w:val="0"/>
-                <w:sz w:val="21"/>
-              </w:rPr>
-              <w:t>Davis et al.（2023）</w:t>
-            </w:r>
-          </w:p>
-        </w:tc>
-        <w:tc>
-          <w:tcPr>
-            <w:tcW w:type="dxa" w:w="3402"/>
-            <w:vAlign w:val="center"/>
-          </w:tcPr>
-          <w:p>
-            <w:pPr>
-              <w:spacing w:line="300" w:lineRule="auto"/>
-              <w:ind w:firstLine="0"/>
-              <w:jc w:val="left"/>
-            </w:pPr>
-            <w:r/>
-            <w:r>
-              <w:rPr>
-                <w:rFonts w:ascii="宋体" w:hAnsi="宋体" w:eastAsia="宋体"/>
-                <w:b w:val="0"/>
-                <w:sz w:val="21"/>
-              </w:rPr>
-              <w:t>6 种干预方式比较，多维度组合优于单维</w:t>
-            </w:r>
-          </w:p>
-        </w:tc>
-        <w:tc>
-          <w:tcPr>
-            <w:tcW w:type="dxa" w:w="2835"/>
-            <w:vAlign w:val="center"/>
-          </w:tcPr>
-          <w:p>
-            <w:pPr>
-              <w:spacing w:line="300" w:lineRule="auto"/>
-              <w:ind w:firstLine="0"/>
-              <w:jc w:val="center"/>
-            </w:pPr>
-            <w:r/>
-            <w:r>
-              <w:rPr>
-                <w:rFonts w:ascii="宋体" w:hAnsi="宋体" w:eastAsia="宋体"/>
-                <w:b w:val="0"/>
-                <w:sz w:val="21"/>
-              </w:rPr>
-              <w:t>未做长期跟踪</w:t>
-            </w:r>
-          </w:p>
-        </w:tc>
-      </w:tr>
-      <w:tr>
-        <w:tc>
-          <w:tcPr>
-            <w:tcW w:type="dxa" w:w="850"/>
-            <w:vAlign w:val="center"/>
-          </w:tcPr>
-          <w:p>
-            <w:pPr>
-              <w:spacing w:line="300" w:lineRule="auto"/>
-              <w:ind w:firstLine="0"/>
-              <w:jc w:val="center"/>
-            </w:pPr>
-            <w:r/>
-            <w:r>
-              <w:rPr>
-                <w:rFonts w:ascii="宋体" w:hAnsi="宋体" w:eastAsia="宋体"/>
-                <w:b w:val="0"/>
-                <w:sz w:val="21"/>
-              </w:rPr>
-              <w:t>[12]</w:t>
-            </w:r>
-          </w:p>
-        </w:tc>
-        <w:tc>
-          <w:tcPr>
-            <w:tcW w:type="dxa" w:w="1984"/>
-            <w:vAlign w:val="center"/>
-          </w:tcPr>
-          <w:p>
-            <w:pPr>
-              <w:spacing w:line="300" w:lineRule="auto"/>
-              <w:ind w:firstLine="0"/>
-              <w:jc w:val="left"/>
-            </w:pPr>
-            <w:r/>
-            <w:r>
-              <w:rPr>
-                <w:rFonts w:ascii="宋体" w:hAnsi="宋体" w:eastAsia="宋体"/>
-                <w:b w:val="0"/>
-                <w:sz w:val="21"/>
-              </w:rPr>
-              <w:t>Brown A（2023）</w:t>
-            </w:r>
-          </w:p>
-        </w:tc>
-        <w:tc>
-          <w:tcPr>
-            <w:tcW w:type="dxa" w:w="3402"/>
-            <w:vAlign w:val="center"/>
-          </w:tcPr>
-          <w:p>
-            <w:pPr>
-              <w:spacing w:line="300" w:lineRule="auto"/>
-              <w:ind w:firstLine="0"/>
-              <w:jc w:val="left"/>
-            </w:pPr>
-            <w:r/>
-            <w:r>
-              <w:rPr>
-                <w:rFonts w:ascii="宋体" w:hAnsi="宋体" w:eastAsia="宋体"/>
-                <w:b w:val="0"/>
-                <w:sz w:val="21"/>
-              </w:rPr>
-              <w:t>承诺装置理论使 6 月保持率达 70%</w:t>
-            </w:r>
-          </w:p>
-        </w:tc>
-        <w:tc>
-          <w:tcPr>
-            <w:tcW w:type="dxa" w:w="2835"/>
-            <w:vAlign w:val="center"/>
-          </w:tcPr>
-          <w:p>
-            <w:pPr>
-              <w:spacing w:line="300" w:lineRule="auto"/>
-              <w:ind w:firstLine="0"/>
-              <w:jc w:val="left"/>
-            </w:pPr>
-            <w:r/>
-            <w:r>
-              <w:rPr>
-                <w:rFonts w:ascii="宋体" w:hAnsi="宋体" w:eastAsia="宋体"/>
-                <w:b w:val="0"/>
-                <w:sz w:val="21"/>
-              </w:rPr>
-              <w:t>仅行为经济学视角，未融合教育心理学</w:t>
-            </w:r>
-          </w:p>
-        </w:tc>
-      </w:tr>
-      <w:tr>
-        <w:tc>
-          <w:tcPr>
-            <w:tcW w:type="dxa" w:w="850"/>
-            <w:vAlign w:val="center"/>
-          </w:tcPr>
-          <w:p>
-            <w:pPr>
-              <w:spacing w:line="300" w:lineRule="auto"/>
-              <w:ind w:firstLine="0"/>
-              <w:jc w:val="center"/>
-            </w:pPr>
-            <w:r/>
-            <w:r>
-              <w:rPr>
-                <w:rFonts w:ascii="宋体" w:hAnsi="宋体" w:eastAsia="宋体"/>
-                <w:b w:val="0"/>
-                <w:sz w:val="21"/>
-              </w:rPr>
-              <w:t>[13]</w:t>
-            </w:r>
-          </w:p>
-        </w:tc>
-        <w:tc>
-          <w:tcPr>
-            <w:tcW w:type="dxa" w:w="1984"/>
-            <w:vAlign w:val="center"/>
-          </w:tcPr>
-          <w:p>
-            <w:pPr>
-              <w:spacing w:line="300" w:lineRule="auto"/>
-              <w:ind w:firstLine="0"/>
-              <w:jc w:val="left"/>
-            </w:pPr>
-            <w:r/>
-            <w:r>
-              <w:rPr>
-                <w:rFonts w:ascii="宋体" w:hAnsi="宋体" w:eastAsia="宋体"/>
-                <w:b w:val="0"/>
-                <w:sz w:val="21"/>
-              </w:rPr>
-              <w:t>Anderson &amp; Wilson（2024）</w:t>
-            </w:r>
-          </w:p>
-        </w:tc>
-        <w:tc>
-          <w:tcPr>
-            <w:tcW w:type="dxa" w:w="3402"/>
-            <w:vAlign w:val="center"/>
-          </w:tcPr>
-          <w:p>
-            <w:pPr>
-              <w:spacing w:line="300" w:lineRule="auto"/>
-              <w:ind w:firstLine="0"/>
-              <w:jc w:val="left"/>
-            </w:pPr>
-            <w:r/>
-            <w:r>
-              <w:rPr>
-                <w:rFonts w:ascii="宋体" w:hAnsi="宋体" w:eastAsia="宋体"/>
-                <w:b w:val="0"/>
-                <w:sz w:val="21"/>
-              </w:rPr>
-              <w:t>干预效果衰减双指数模型</w:t>
-            </w:r>
-          </w:p>
-        </w:tc>
-        <w:tc>
-          <w:tcPr>
-            <w:tcW w:type="dxa" w:w="2835"/>
-            <w:vAlign w:val="center"/>
-          </w:tcPr>
-          <w:p>
-            <w:pPr>
-              <w:spacing w:line="300" w:lineRule="auto"/>
-              <w:ind w:firstLine="0"/>
-              <w:jc w:val="left"/>
-            </w:pPr>
-            <w:r/>
-            <w:r>
-              <w:rPr>
-                <w:rFonts w:ascii="宋体" w:hAnsi="宋体" w:eastAsia="宋体"/>
-                <w:b w:val="0"/>
-                <w:sz w:val="21"/>
-              </w:rPr>
-              <w:t>仅数学建模，未做实证验证</w:t>
-            </w:r>
-          </w:p>
-        </w:tc>
-      </w:tr>
-      <w:tr>
-        <w:tc>
-          <w:tcPr>
-            <w:tcW w:type="dxa" w:w="850"/>
-            <w:vAlign w:val="center"/>
-          </w:tcPr>
-          <w:p>
-            <w:pPr>
-              <w:spacing w:line="300" w:lineRule="auto"/>
-              <w:ind w:firstLine="0"/>
-              <w:jc w:val="center"/>
-            </w:pPr>
-            <w:r/>
-            <w:r>
-              <w:rPr>
-                <w:rFonts w:ascii="宋体" w:hAnsi="宋体" w:eastAsia="宋体"/>
-                <w:b w:val="0"/>
-                <w:sz w:val="21"/>
-              </w:rPr>
-              <w:t>[14]</w:t>
-            </w:r>
-          </w:p>
-        </w:tc>
-        <w:tc>
-          <w:tcPr>
-            <w:tcW w:type="dxa" w:w="1984"/>
-            <w:vAlign w:val="center"/>
-          </w:tcPr>
-          <w:p>
-            <w:pPr>
-              <w:spacing w:line="300" w:lineRule="auto"/>
-              <w:ind w:firstLine="0"/>
-              <w:jc w:val="left"/>
-            </w:pPr>
-            <w:r/>
-            <w:r>
-              <w:rPr>
-                <w:rFonts w:ascii="宋体" w:hAnsi="宋体" w:eastAsia="宋体"/>
-                <w:b w:val="0"/>
-                <w:sz w:val="21"/>
-              </w:rPr>
-              <w:t>Lee et al.（2023）</w:t>
-            </w:r>
-          </w:p>
-        </w:tc>
-        <w:tc>
-          <w:tcPr>
-            <w:tcW w:type="dxa" w:w="3402"/>
-            <w:vAlign w:val="center"/>
-          </w:tcPr>
-          <w:p>
-            <w:pPr>
-              <w:spacing w:line="300" w:lineRule="auto"/>
-              <w:ind w:firstLine="0"/>
-              <w:jc w:val="left"/>
-            </w:pPr>
-            <w:r/>
-            <w:r>
-              <w:rPr>
-                <w:rFonts w:ascii="宋体" w:hAnsi="宋体" w:eastAsia="宋体"/>
-                <w:b w:val="0"/>
-                <w:sz w:val="21"/>
-              </w:rPr>
-              <w:t>集体主义文化下协同干预优于个人主义</w:t>
-            </w:r>
-          </w:p>
-        </w:tc>
-        <w:tc>
-          <w:tcPr>
-            <w:tcW w:type="dxa" w:w="2835"/>
-            <w:vAlign w:val="center"/>
-          </w:tcPr>
-          <w:p>
-            <w:pPr>
-              <w:spacing w:line="300" w:lineRule="auto"/>
-              <w:ind w:firstLine="0"/>
-              <w:jc w:val="left"/>
-            </w:pPr>
-            <w:r/>
-            <w:r>
-              <w:rPr>
-                <w:rFonts w:ascii="宋体" w:hAnsi="宋体" w:eastAsia="宋体"/>
-                <w:b w:val="0"/>
-                <w:sz w:val="21"/>
-              </w:rPr>
-              <w:t>样本仅 4 国，未含中国大陆</w:t>
-            </w:r>
-          </w:p>
-        </w:tc>
-      </w:tr>
-      <w:tr>
-        <w:tc>
-          <w:tcPr>
-            <w:tcW w:type="dxa" w:w="850"/>
-            <w:vAlign w:val="center"/>
-          </w:tcPr>
-          <w:p>
-            <w:pPr>
-              <w:spacing w:line="300" w:lineRule="auto"/>
-              <w:ind w:firstLine="0"/>
-              <w:jc w:val="center"/>
-            </w:pPr>
-            <w:r/>
-            <w:r>
-              <w:rPr>
-                <w:rFonts w:ascii="宋体" w:hAnsi="宋体" w:eastAsia="宋体"/>
-                <w:b w:val="0"/>
-                <w:sz w:val="21"/>
-              </w:rPr>
-              <w:t>[15]</w:t>
-            </w:r>
-          </w:p>
-        </w:tc>
-        <w:tc>
-          <w:tcPr>
-            <w:tcW w:type="dxa" w:w="1984"/>
-            <w:vAlign w:val="center"/>
-          </w:tcPr>
-          <w:p>
-            <w:pPr>
-              <w:spacing w:line="300" w:lineRule="auto"/>
-              <w:ind w:firstLine="0"/>
-              <w:jc w:val="left"/>
-            </w:pPr>
-            <w:r/>
-            <w:r>
-              <w:rPr>
-                <w:rFonts w:ascii="宋体" w:hAnsi="宋体" w:eastAsia="宋体"/>
-                <w:b w:val="0"/>
-                <w:sz w:val="21"/>
-              </w:rPr>
-              <w:t>Park et al.（2024）</w:t>
-            </w:r>
-          </w:p>
-        </w:tc>
-        <w:tc>
-          <w:tcPr>
-            <w:tcW w:type="dxa" w:w="3402"/>
-            <w:vAlign w:val="center"/>
-          </w:tcPr>
-          <w:p>
-            <w:pPr>
-              <w:spacing w:line="300" w:lineRule="auto"/>
-              <w:ind w:firstLine="0"/>
-              <w:jc w:val="left"/>
-            </w:pPr>
-            <w:r/>
-            <w:r>
-              <w:rPr>
-                <w:rFonts w:ascii="宋体" w:hAnsi="宋体" w:eastAsia="宋体"/>
-                <w:b w:val="0"/>
-                <w:sz w:val="21"/>
-              </w:rPr>
-              <w:t>韩国高校辅导员协同干预效果显著</w:t>
-            </w:r>
-          </w:p>
-        </w:tc>
-        <w:tc>
-          <w:tcPr>
-            <w:tcW w:type="dxa" w:w="2835"/>
-            <w:vAlign w:val="center"/>
-          </w:tcPr>
-          <w:p>
-            <w:pPr>
-              <w:spacing w:line="300" w:lineRule="auto"/>
-              <w:ind w:firstLine="0"/>
-              <w:jc w:val="left"/>
-            </w:pPr>
-            <w:r/>
-            <w:r>
-              <w:rPr>
-                <w:rFonts w:ascii="宋体" w:hAnsi="宋体" w:eastAsia="宋体"/>
-                <w:b w:val="0"/>
-                <w:sz w:val="21"/>
-              </w:rPr>
-              <w:t>韩国学情与中国大陆有差异</w:t>
-            </w:r>
-          </w:p>
-        </w:tc>
-      </w:tr>
-    </w:tbl>
-    <w:p/>
-    <w:p>
-      <w:pPr>
-        <w:spacing w:line="360" w:lineRule="auto" w:before="240" w:after="240"/>
-        <w:jc w:val="center"/>
-      </w:pPr>
-      <w:r>
-        <w:rPr>
-          <w:rFonts w:ascii="黑体" w:hAnsi="黑体" w:eastAsia="黑体"/>
-          <w:b/>
-          <w:sz w:val="32"/>
-        </w:rPr>
-        <w:t>八、科学挑战</w:t>
-      </w:r>
-    </w:p>
-    <w:p>
-      <w:pPr>
-        <w:spacing w:line="360" w:lineRule="auto" w:before="120" w:after="60"/>
-        <w:jc w:val="left"/>
-      </w:pPr>
-      <w:r>
-        <w:rPr>
-          <w:rFonts w:ascii="黑体" w:hAnsi="黑体" w:eastAsia="黑体"/>
-          <w:b/>
-          <w:sz w:val="28"/>
-        </w:rPr>
-        <w:t>科学挑战 一：三维干预协同机制设计中的混杂变量控制</w:t>
-      </w:r>
-    </w:p>
-    <w:p>
-      <w:pPr>
-        <w:spacing w:line="360" w:lineRule="auto" w:before="0" w:after="0"/>
-        <w:ind w:firstLine="480"/>
-        <w:jc w:val="left"/>
-      </w:pPr>
-      <w:r>
-        <w:rPr>
-          <w:rFonts w:ascii="宋体" w:hAnsi="宋体" w:eastAsia="宋体"/>
-          <w:b w:val="0"/>
-          <w:sz w:val="24"/>
-        </w:rPr>
-        <w:t>在课堂手机使用行为干预研究中，『契约+提醒+辅导员协同』三维干预的协同效应识别是核心难题[3][5]。三维干预中各维度可能存在相互抵消效应，且学生自控力、教师授课风格等混杂变量难以完全控制，导致干预效果难以归因。本挑战需要在准实验设计中引入倾向性得分匹配等方法，量化各维度独立贡献与协同贡献。</w:t>
-      </w:r>
-    </w:p>
-    <w:p>
-      <w:pPr>
-        <w:spacing w:line="360" w:lineRule="auto" w:before="60" w:after="0"/>
-        <w:jc w:val="left"/>
-      </w:pPr>
-      <w:r>
-        <w:rPr>
-          <w:rFonts w:ascii="宋体" w:hAnsi="宋体" w:eastAsia="宋体"/>
-          <w:b/>
-          <w:sz w:val="24"/>
-        </w:rPr>
-        <w:t>● 三维干预的协同效应识别</w:t>
-      </w:r>
-    </w:p>
-    <w:p>
-      <w:pPr>
-        <w:spacing w:line="360" w:lineRule="auto" w:before="0" w:after="0"/>
-        <w:ind w:firstLine="480"/>
-        <w:jc w:val="left"/>
-      </w:pPr>
-      <w:r>
-        <w:rPr>
-          <w:rFonts w:ascii="宋体" w:hAnsi="宋体" w:eastAsia="宋体"/>
-          <w:b w:val="0"/>
-          <w:sz w:val="24"/>
-        </w:rPr>
-        <w:t>传统的单维干预研究将各维度视为独立变量，忽略了维度间的交互作用。本课题需要建立三维干预的协同效应模型，量化各维度独立贡献与协同贡献。具体技术难点包括：① 协同效应的数学定义与度量；② 维度间交互项的识别与建模；③ 协同效应的统计显著性检验方法。已有研究[5]采用方差分解法，但仅能识别主效应，无法捕捉非线性交互。</w:t>
-      </w:r>
-    </w:p>
-    <w:p>
-      <w:pPr>
-        <w:spacing w:line="360" w:lineRule="auto" w:before="60" w:after="0"/>
-        <w:jc w:val="left"/>
-      </w:pPr>
-      <w:r>
-        <w:rPr>
-          <w:rFonts w:ascii="宋体" w:hAnsi="宋体" w:eastAsia="宋体"/>
-          <w:b/>
-          <w:sz w:val="24"/>
-        </w:rPr>
-        <w:t>● 混杂变量的倾向性得分匹配</w:t>
-      </w:r>
-    </w:p>
-    <w:p>
-      <w:pPr>
-        <w:spacing w:line="360" w:lineRule="auto" w:before="0" w:after="0"/>
-        <w:ind w:firstLine="480"/>
-        <w:jc w:val="left"/>
-      </w:pPr>
-      <w:r>
-        <w:rPr>
-          <w:rFonts w:ascii="宋体" w:hAnsi="宋体" w:eastAsia="宋体"/>
-          <w:b w:val="0"/>
-          <w:sz w:val="24"/>
-        </w:rPr>
-        <w:t>学生自控力（个体层）、教师授课风格（班级层）是影响干预效果的关键混杂变量。本课题需要在准实验设计中引入倾向性得分匹配（PSM），通过构建干预组与对照组的可比样本，控制可观测混杂变量[8]。技术难点：① 倾向性得分模型的协变量选择；② 匹配算法（最近邻/卡尺/核匹配）的选型；③ 匹配后平衡性检验；④ 不可观测混杂变量的敏感性分析。</w:t>
-      </w:r>
-    </w:p>
-    <w:p>
-      <w:pPr>
-        <w:spacing w:line="360" w:lineRule="auto" w:before="120" w:after="60"/>
-        <w:jc w:val="left"/>
-      </w:pPr>
-      <w:r>
-        <w:rPr>
-          <w:rFonts w:ascii="黑体" w:hAnsi="黑体" w:eastAsia="黑体"/>
-          <w:b/>
-          <w:sz w:val="28"/>
-        </w:rPr>
-        <w:t>科学挑战 二：干预长期效果衰减规律与保持策略</w:t>
-      </w:r>
-    </w:p>
-    <w:p>
-      <w:pPr>
-        <w:spacing w:line="360" w:lineRule="auto" w:before="0" w:after="0"/>
-        <w:ind w:firstLine="480"/>
-        <w:jc w:val="left"/>
-      </w:pPr>
-      <w:r>
-        <w:rPr>
-          <w:rFonts w:ascii="宋体" w:hAnsi="宋体" w:eastAsia="宋体"/>
-          <w:b w:val="0"/>
-          <w:sz w:val="24"/>
-        </w:rPr>
-        <w:t>已有干预研究普遍周期 &lt;1 月，缺乏长期效果评估[1][2]。本课题首次引入 6 个月跟踪设计，需要解决长期效果衰减的建模与保持策略设计两大难题。这一挑战对应案例 1 中科学挑战三『深度学习下高性能计算的能耗与实时性关键技术的研究』的思路，即从『短期效果验证』转向『长期效果建模与保持』。</w:t>
-      </w:r>
-    </w:p>
-    <w:p>
-      <w:pPr>
-        <w:spacing w:line="360" w:lineRule="auto" w:before="60" w:after="0"/>
-        <w:jc w:val="left"/>
-      </w:pPr>
-      <w:r>
-        <w:rPr>
-          <w:rFonts w:ascii="宋体" w:hAnsi="宋体" w:eastAsia="宋体"/>
-          <w:b/>
-          <w:sz w:val="24"/>
-        </w:rPr>
-        <w:t>● 干预效果衰减曲线建模</w:t>
-      </w:r>
-    </w:p>
-    <w:p>
-      <w:pPr>
-        <w:spacing w:line="360" w:lineRule="auto" w:before="0" w:after="0"/>
-        <w:ind w:firstLine="480"/>
-        <w:jc w:val="left"/>
-      </w:pPr>
-      <w:r>
-        <w:rPr>
-          <w:rFonts w:ascii="宋体" w:hAnsi="宋体" w:eastAsia="宋体"/>
-          <w:b w:val="0"/>
-          <w:sz w:val="24"/>
-        </w:rPr>
-        <w:t>行为干预的效果通常随时间衰减，但衰减规律（线性/指数/分段）尚无定论。本课题需要在 6 个月跟踪期内采集 4 个时间点的数据，拟合衰减曲线。技术难点：① 衰减曲线函数族选择（指数衰减/双指数/分段常数）；② 模型参数估计与置信区间；③ 个体差异的随机效应建模；④ 模型选择的信息准则比较。已有研究[13]提出双指数模型，但未做实证验证。</w:t>
-      </w:r>
-    </w:p>
-    <w:p>
-      <w:pPr>
-        <w:spacing w:line="360" w:lineRule="auto" w:before="60" w:after="0"/>
-        <w:jc w:val="left"/>
-      </w:pPr>
-      <w:r>
-        <w:rPr>
-          <w:rFonts w:ascii="宋体" w:hAnsi="宋体" w:eastAsia="宋体"/>
-          <w:b/>
-          <w:sz w:val="24"/>
-        </w:rPr>
-        <w:t>● 效果保持策略设计</w:t>
-      </w:r>
-    </w:p>
-    <w:p>
-      <w:pPr>
-        <w:spacing w:line="360" w:lineRule="auto" w:before="0" w:after="0"/>
-        <w:ind w:firstLine="480"/>
-        <w:jc w:val="left"/>
-      </w:pPr>
-      <w:r>
-        <w:rPr>
-          <w:rFonts w:ascii="宋体" w:hAnsi="宋体" w:eastAsia="宋体"/>
-          <w:b w:val="0"/>
-          <w:sz w:val="24"/>
-        </w:rPr>
-        <w:t>基于衰减曲线，设计效果保持策略是本课题的创新点。技术难点：① 保持策略的触发条件（效果衰减至 X% 触发）；② 策略强度自适应算法；③ 多次干预的疲劳效应控制；④ 策略的伦理审查与隐私保护[12]。已有研究[12]的承诺装置理论提供了一定基础，但缺乏针对课堂场景的适配。</w:t>
-      </w:r>
-    </w:p>
-    <w:p>
-      <w:pPr>
-        <w:spacing w:line="360" w:lineRule="auto" w:before="240" w:after="240"/>
-        <w:jc w:val="center"/>
-      </w:pPr>
-      <w:r>
-        <w:rPr>
-          <w:rFonts w:ascii="黑体" w:hAnsi="黑体" w:eastAsia="黑体"/>
-          <w:b/>
-          <w:sz w:val="32"/>
-        </w:rPr>
-        <w:t>九、研究目标、研究内容、拟解决的关键问题</w:t>
-      </w:r>
-    </w:p>
-    <w:p>
-      <w:pPr>
-        <w:spacing w:line="360" w:lineRule="auto" w:before="120" w:after="120"/>
-        <w:jc w:val="left"/>
-      </w:pPr>
-      <w:r>
-        <w:rPr>
-          <w:rFonts w:ascii="黑体" w:hAnsi="黑体" w:eastAsia="黑体"/>
-          <w:b/>
-          <w:sz w:val="30"/>
-        </w:rPr>
-        <w:t>（一）研究目标</w:t>
-      </w:r>
-    </w:p>
-    <w:p>
-      <w:pPr>
-        <w:spacing w:line="360" w:lineRule="auto" w:before="0" w:after="0"/>
-        <w:ind w:firstLine="480"/>
-        <w:jc w:val="left"/>
-      </w:pPr>
-      <w:r>
-        <w:rPr>
-          <w:rFonts w:ascii="宋体" w:hAnsi="宋体" w:eastAsia="宋体"/>
-          <w:b w:val="0"/>
-          <w:sz w:val="24"/>
-        </w:rPr>
-        <w:t>总目标：开发能将课堂手机使用率降低 ≥30 个百分点、6 个月后效果保持率 ≥70% 的本土化干预方案。阶段目标 1：完成方案设计（2025.06 前）；阶段目标 2：完成 12 周试点实施（2025.10 前）；阶段目标 3：完成效果评估（2025.12 前）；阶段目标 4：完成 6 个月跟踪（2026.03 前）。</w:t>
-      </w:r>
-    </w:p>
-    <w:p>
-      <w:pPr>
-        <w:spacing w:line="360" w:lineRule="auto" w:before="120" w:after="120"/>
-        <w:jc w:val="left"/>
-      </w:pPr>
-      <w:r>
-        <w:rPr>
-          <w:rFonts w:ascii="黑体" w:hAnsi="黑体" w:eastAsia="黑体"/>
-          <w:b/>
-          <w:sz w:val="30"/>
-        </w:rPr>
-        <w:t>（二）研究内容</w:t>
-      </w:r>
-    </w:p>
-    <w:p>
-      <w:pPr>
-        <w:spacing w:line="360" w:lineRule="auto" w:before="0" w:after="0"/>
-        <w:ind w:firstLine="480"/>
-        <w:jc w:val="left"/>
-      </w:pPr>
-      <w:r>
-        <w:rPr>
-          <w:rFonts w:ascii="宋体" w:hAnsi="宋体" w:eastAsia="宋体"/>
-          <w:b w:val="0"/>
-          <w:sz w:val="24"/>
-        </w:rPr>
-        <w:t>1. 干预方案设计：基于行为干预理论设计『契约+提醒+协同』三维方案，含 12 项具体干预动作，产出方案文档 1 份。</w:t>
-      </w:r>
-    </w:p>
-    <w:p>
-      <w:pPr>
-        <w:spacing w:line="360" w:lineRule="auto" w:before="0" w:after="0"/>
-        <w:ind w:firstLine="480"/>
-        <w:jc w:val="left"/>
-      </w:pPr>
-      <w:r>
-        <w:rPr>
-          <w:rFonts w:ascii="宋体" w:hAnsi="宋体" w:eastAsia="宋体"/>
-          <w:b w:val="0"/>
-          <w:sz w:val="24"/>
-        </w:rPr>
-        <w:t>2. 试点实施：在 3 所高校 6 个班级共 600 名学生中开展 12 周试点，含干预组与对照组，产出实施记录与原始数据。</w:t>
-      </w:r>
-    </w:p>
-    <w:p>
-      <w:pPr>
-        <w:spacing w:line="360" w:lineRule="auto" w:before="0" w:after="0"/>
-        <w:ind w:firstLine="480"/>
-        <w:jc w:val="left"/>
-      </w:pPr>
-      <w:r>
-        <w:rPr>
-          <w:rFonts w:ascii="宋体" w:hAnsi="宋体" w:eastAsia="宋体"/>
-          <w:b w:val="0"/>
-          <w:sz w:val="24"/>
-        </w:rPr>
-        <w:t>3. 效果评估：采用前后测+跟踪测设计，分析干预对课堂手机使用率、学习成绩、自我效能感的影响，产出评估报告 1 份。</w:t>
-      </w:r>
-    </w:p>
-    <w:p>
-      <w:pPr>
-        <w:spacing w:line="360" w:lineRule="auto" w:before="0" w:after="0"/>
-        <w:ind w:firstLine="480"/>
-        <w:jc w:val="left"/>
-      </w:pPr>
-      <w:r>
-        <w:rPr>
-          <w:rFonts w:ascii="宋体" w:hAnsi="宋体" w:eastAsia="宋体"/>
-          <w:b w:val="0"/>
-          <w:sz w:val="24"/>
-        </w:rPr>
-        <w:t>4. 跟踪研究：干预结束后 6 个月进行跟踪测，评估长期效果，产出跟踪报告 1 份。</w:t>
-      </w:r>
-    </w:p>
-    <w:p>
-      <w:pPr>
-        <w:spacing w:line="360" w:lineRule="auto" w:before="120" w:after="120"/>
-        <w:jc w:val="left"/>
-      </w:pPr>
-      <w:r>
-        <w:rPr>
-          <w:rFonts w:ascii="黑体" w:hAnsi="黑体" w:eastAsia="黑体"/>
-          <w:b/>
-          <w:sz w:val="30"/>
-        </w:rPr>
-        <w:t>（三）拟解决的关键问题</w:t>
-      </w:r>
-    </w:p>
-    <w:p>
-      <w:pPr>
-        <w:spacing w:line="360" w:lineRule="auto" w:before="0" w:after="0"/>
-        <w:ind w:firstLine="480"/>
-        <w:jc w:val="left"/>
-      </w:pPr>
-      <w:r>
-        <w:rPr>
-          <w:rFonts w:ascii="宋体" w:hAnsi="宋体" w:eastAsia="宋体"/>
-          <w:b w:val="0"/>
-          <w:sz w:val="24"/>
-        </w:rPr>
-        <w:t>1. 三维干预中各维度的协同机制设计（避免维度间相互抵消）</w:t>
-      </w:r>
-    </w:p>
-    <w:p>
-      <w:pPr>
-        <w:spacing w:line="360" w:lineRule="auto" w:before="0" w:after="0"/>
-        <w:ind w:firstLine="480"/>
-        <w:jc w:val="left"/>
-      </w:pPr>
-      <w:r>
-        <w:rPr>
-          <w:rFonts w:ascii="宋体" w:hAnsi="宋体" w:eastAsia="宋体"/>
-          <w:b w:val="0"/>
-          <w:sz w:val="24"/>
-        </w:rPr>
-        <w:t>2. 准实验设计中混杂变量（学生自控力、教师授课风格）的控制</w:t>
-      </w:r>
-    </w:p>
-    <w:p>
-      <w:pPr>
-        <w:spacing w:line="360" w:lineRule="auto" w:before="0" w:after="0"/>
-        <w:ind w:firstLine="480"/>
-        <w:jc w:val="left"/>
-      </w:pPr>
-      <w:r>
-        <w:rPr>
-          <w:rFonts w:ascii="宋体" w:hAnsi="宋体" w:eastAsia="宋体"/>
-          <w:b w:val="0"/>
-          <w:sz w:val="24"/>
-        </w:rPr>
-        <w:t>3. 干预长期效果的衰减规律与保持策略</w:t>
-      </w:r>
-    </w:p>
-    <w:p>
-      <w:pPr>
-        <w:spacing w:line="360" w:lineRule="auto" w:before="240" w:after="240"/>
-        <w:jc w:val="center"/>
-      </w:pPr>
-      <w:r>
-        <w:rPr>
-          <w:rFonts w:ascii="黑体" w:hAnsi="黑体" w:eastAsia="黑体"/>
-          <w:b/>
-          <w:sz w:val="32"/>
-        </w:rPr>
-        <w:t>十、算法/方法对比</w:t>
-      </w:r>
-    </w:p>
-    <w:p>
-      <w:pPr>
-        <w:spacing w:line="360" w:lineRule="auto" w:before="0" w:after="0"/>
-        <w:ind w:firstLine="480"/>
-        <w:jc w:val="left"/>
-      </w:pPr>
-      <w:r>
-        <w:rPr>
-          <w:rFonts w:ascii="宋体" w:hAnsi="宋体" w:eastAsia="宋体"/>
-          <w:b w:val="0"/>
-          <w:sz w:val="24"/>
-        </w:rPr>
-        <w:t>本课题在方案设计前，对国内外主流相关方法进行了系统对比，结果如下：</w:t>
-      </w:r>
-    </w:p>
-    <w:p>
-      <w:pPr>
-        <w:spacing w:line="360" w:lineRule="auto" w:before="120" w:after="60"/>
-        <w:jc w:val="center"/>
-      </w:pPr>
-      <w:r>
-        <w:rPr>
-          <w:rFonts w:ascii="黑体" w:hAnsi="黑体" w:eastAsia="黑体"/>
-          <w:b/>
-          <w:sz w:val="21"/>
-        </w:rPr>
-        <w:t>表 1 主流课堂手机干预方法对比表</w:t>
-      </w:r>
-    </w:p>
-    <w:tbl>
-      <w:tblPr>
-        <w:tblStyle w:val="TableGrid"/>
-        <w:tblW w:type="auto" w:w="0"/>
-        <w:jc w:val="center"/>
-        <w:tblLook w:firstColumn="1" w:firstRow="1" w:lastColumn="0" w:lastRow="0" w:noHBand="0" w:noVBand="1" w:val="04A0"/>
-      </w:tblPr>
-      <w:tblGrid>
-        <w:gridCol w:w="2268"/>
-        <w:gridCol w:w="2268"/>
-        <w:gridCol w:w="2268"/>
-        <w:gridCol w:w="2268"/>
-      </w:tblGrid>
-      <w:tr>
-        <w:tc>
-          <w:tcPr>
-            <w:tcW w:type="dxa" w:w="2268"/>
-            <w:vAlign w:val="center"/>
-          </w:tcPr>
-          <w:p>
-            <w:pPr>
-              <w:spacing w:line="300" w:lineRule="auto"/>
-              <w:ind w:firstLine="0"/>
-              <w:jc w:val="center"/>
-            </w:pPr>
-            <w:r/>
-            <w:r>
-              <w:rPr>
-                <w:rFonts w:ascii="宋体" w:hAnsi="宋体" w:eastAsia="宋体"/>
-                <w:b/>
-                <w:sz w:val="21"/>
-              </w:rPr>
-              <w:t>维度</w:t>
-            </w:r>
-          </w:p>
-        </w:tc>
-        <w:tc>
-          <w:tcPr>
-            <w:tcW w:type="dxa" w:w="2268"/>
-            <w:vAlign w:val="center"/>
-          </w:tcPr>
-          <w:p>
-            <w:pPr>
-              <w:spacing w:line="300" w:lineRule="auto"/>
-              <w:ind w:firstLine="0"/>
-              <w:jc w:val="center"/>
-            </w:pPr>
-            <w:r/>
-            <w:r>
-              <w:rPr>
-                <w:rFonts w:ascii="宋体" w:hAnsi="宋体" w:eastAsia="宋体"/>
-                <w:b/>
-                <w:sz w:val="21"/>
-              </w:rPr>
-              <w:t>契约法[3]</w:t>
-            </w:r>
-          </w:p>
-        </w:tc>
-        <w:tc>
-          <w:tcPr>
-            <w:tcW w:type="dxa" w:w="2268"/>
-            <w:vAlign w:val="center"/>
-          </w:tcPr>
-          <w:p>
-            <w:pPr>
-              <w:spacing w:line="300" w:lineRule="auto"/>
-              <w:ind w:firstLine="0"/>
-              <w:jc w:val="center"/>
-            </w:pPr>
-            <w:r/>
-            <w:r>
-              <w:rPr>
-                <w:rFonts w:ascii="宋体" w:hAnsi="宋体" w:eastAsia="宋体"/>
-                <w:b/>
-                <w:sz w:val="21"/>
-              </w:rPr>
-              <w:t>提醒法[5]</w:t>
-            </w:r>
-          </w:p>
-        </w:tc>
-        <w:tc>
-          <w:tcPr>
-            <w:tcW w:type="dxa" w:w="2268"/>
-            <w:vAlign w:val="center"/>
-          </w:tcPr>
-          <w:p>
-            <w:pPr>
-              <w:spacing w:line="300" w:lineRule="auto"/>
-              <w:ind w:firstLine="0"/>
-              <w:jc w:val="center"/>
-            </w:pPr>
-            <w:r/>
-            <w:r>
-              <w:rPr>
-                <w:rFonts w:ascii="宋体" w:hAnsi="宋体" w:eastAsia="宋体"/>
-                <w:b/>
-                <w:sz w:val="21"/>
-              </w:rPr>
-              <w:t>屏蔽法[4]</w:t>
-            </w:r>
-          </w:p>
-        </w:tc>
-      </w:tr>
-      <w:tr>
-        <w:tc>
-          <w:tcPr>
-            <w:tcW w:type="dxa" w:w="2268"/>
-            <w:vAlign w:val="center"/>
-          </w:tcPr>
-          <w:p>
-            <w:pPr>
-              <w:spacing w:line="300" w:lineRule="auto"/>
-              <w:ind w:firstLine="0"/>
-              <w:jc w:val="center"/>
-            </w:pPr>
-            <w:r/>
-            <w:r>
-              <w:rPr>
-                <w:rFonts w:ascii="宋体" w:hAnsi="宋体" w:eastAsia="宋体"/>
-                <w:b w:val="0"/>
-                <w:sz w:val="21"/>
-              </w:rPr>
-              <w:t>技术特点</w:t>
-            </w:r>
-          </w:p>
-        </w:tc>
-        <w:tc>
-          <w:tcPr>
-            <w:tcW w:type="dxa" w:w="2268"/>
-            <w:vAlign w:val="center"/>
-          </w:tcPr>
-          <w:p>
-            <w:pPr>
-              <w:spacing w:line="300" w:lineRule="auto"/>
-              <w:ind w:firstLine="0"/>
-              <w:jc w:val="left"/>
-            </w:pPr>
-            <w:r/>
-            <w:r>
-              <w:rPr>
-                <w:rFonts w:ascii="宋体" w:hAnsi="宋体" w:eastAsia="宋体"/>
-                <w:b w:val="0"/>
-                <w:sz w:val="21"/>
-              </w:rPr>
-              <w:t>学生签订行为契约，违规扣分</w:t>
-            </w:r>
-          </w:p>
-        </w:tc>
-        <w:tc>
-          <w:tcPr>
-            <w:tcW w:type="dxa" w:w="2268"/>
-            <w:vAlign w:val="center"/>
-          </w:tcPr>
-          <w:p>
-            <w:pPr>
-              <w:spacing w:line="300" w:lineRule="auto"/>
-              <w:ind w:firstLine="0"/>
-              <w:jc w:val="left"/>
-            </w:pPr>
-            <w:r/>
-            <w:r>
-              <w:rPr>
-                <w:rFonts w:ascii="宋体" w:hAnsi="宋体" w:eastAsia="宋体"/>
-                <w:b w:val="0"/>
-                <w:sz w:val="21"/>
-              </w:rPr>
-              <w:t>课前自动提醒，违规震动提醒</w:t>
-            </w:r>
-          </w:p>
-        </w:tc>
-        <w:tc>
-          <w:tcPr>
-            <w:tcW w:type="dxa" w:w="2268"/>
-            <w:vAlign w:val="center"/>
-          </w:tcPr>
-          <w:p>
-            <w:pPr>
-              <w:spacing w:line="300" w:lineRule="auto"/>
-              <w:ind w:firstLine="0"/>
-              <w:jc w:val="center"/>
-            </w:pPr>
-            <w:r/>
-            <w:r>
-              <w:rPr>
-                <w:rFonts w:ascii="宋体" w:hAnsi="宋体" w:eastAsia="宋体"/>
-                <w:b w:val="0"/>
-                <w:sz w:val="21"/>
-              </w:rPr>
-              <w:t>硬件屏蔽手机信号</w:t>
-            </w:r>
-          </w:p>
-        </w:tc>
-      </w:tr>
-      <w:tr>
-        <w:tc>
-          <w:tcPr>
-            <w:tcW w:type="dxa" w:w="2268"/>
-            <w:vAlign w:val="center"/>
-          </w:tcPr>
-          <w:p>
-            <w:pPr>
-              <w:spacing w:line="300" w:lineRule="auto"/>
-              <w:ind w:firstLine="0"/>
-              <w:jc w:val="center"/>
-            </w:pPr>
-            <w:r/>
-            <w:r>
-              <w:rPr>
-                <w:rFonts w:ascii="宋体" w:hAnsi="宋体" w:eastAsia="宋体"/>
-                <w:b w:val="0"/>
-                <w:sz w:val="21"/>
-              </w:rPr>
-              <w:t>优势</w:t>
-            </w:r>
-          </w:p>
-        </w:tc>
-        <w:tc>
-          <w:tcPr>
-            <w:tcW w:type="dxa" w:w="2268"/>
-            <w:vAlign w:val="center"/>
-          </w:tcPr>
-          <w:p>
-            <w:pPr>
-              <w:spacing w:line="300" w:lineRule="auto"/>
-              <w:ind w:firstLine="0"/>
-              <w:jc w:val="left"/>
-            </w:pPr>
-            <w:r/>
-            <w:r>
-              <w:rPr>
-                <w:rFonts w:ascii="宋体" w:hAnsi="宋体" w:eastAsia="宋体"/>
-                <w:b w:val="0"/>
-                <w:sz w:val="21"/>
-              </w:rPr>
-              <w:t>学生自主性强，伦理风险低</w:t>
-            </w:r>
-          </w:p>
-        </w:tc>
-        <w:tc>
-          <w:tcPr>
-            <w:tcW w:type="dxa" w:w="2268"/>
-            <w:vAlign w:val="center"/>
-          </w:tcPr>
-          <w:p>
-            <w:pPr>
-              <w:spacing w:line="300" w:lineRule="auto"/>
-              <w:ind w:firstLine="0"/>
-              <w:jc w:val="center"/>
-            </w:pPr>
-            <w:r/>
-            <w:r>
-              <w:rPr>
-                <w:rFonts w:ascii="宋体" w:hAnsi="宋体" w:eastAsia="宋体"/>
-                <w:b w:val="0"/>
-                <w:sz w:val="21"/>
-              </w:rPr>
-              <w:t>实时性强，操作简单</w:t>
-            </w:r>
-          </w:p>
-        </w:tc>
-        <w:tc>
-          <w:tcPr>
-            <w:tcW w:type="dxa" w:w="2268"/>
-            <w:vAlign w:val="center"/>
-          </w:tcPr>
-          <w:p>
-            <w:pPr>
-              <w:spacing w:line="300" w:lineRule="auto"/>
-              <w:ind w:firstLine="0"/>
-              <w:jc w:val="center"/>
-            </w:pPr>
-            <w:r/>
-            <w:r>
-              <w:rPr>
-                <w:rFonts w:ascii="宋体" w:hAnsi="宋体" w:eastAsia="宋体"/>
-                <w:b w:val="0"/>
-                <w:sz w:val="21"/>
-              </w:rPr>
-              <w:t>立即生效，效果显著</w:t>
-            </w:r>
-          </w:p>
-        </w:tc>
-      </w:tr>
-      <w:tr>
-        <w:tc>
-          <w:tcPr>
-            <w:tcW w:type="dxa" w:w="2268"/>
-            <w:vAlign w:val="center"/>
-          </w:tcPr>
-          <w:p>
-            <w:pPr>
-              <w:spacing w:line="300" w:lineRule="auto"/>
-              <w:ind w:firstLine="0"/>
-              <w:jc w:val="center"/>
-            </w:pPr>
-            <w:r/>
-            <w:r>
-              <w:rPr>
-                <w:rFonts w:ascii="宋体" w:hAnsi="宋体" w:eastAsia="宋体"/>
-                <w:b w:val="0"/>
-                <w:sz w:val="21"/>
-              </w:rPr>
-              <w:t>劣势</w:t>
-            </w:r>
-          </w:p>
-        </w:tc>
-        <w:tc>
-          <w:tcPr>
-            <w:tcW w:type="dxa" w:w="2268"/>
-            <w:vAlign w:val="center"/>
-          </w:tcPr>
-          <w:p>
-            <w:pPr>
-              <w:spacing w:line="300" w:lineRule="auto"/>
-              <w:ind w:firstLine="0"/>
-              <w:jc w:val="left"/>
-            </w:pPr>
-            <w:r/>
-            <w:r>
-              <w:rPr>
-                <w:rFonts w:ascii="宋体" w:hAnsi="宋体" w:eastAsia="宋体"/>
-                <w:b w:val="0"/>
-                <w:sz w:val="21"/>
-              </w:rPr>
-              <w:t>依赖学生自控力，短期效果</w:t>
-            </w:r>
-          </w:p>
-        </w:tc>
-        <w:tc>
-          <w:tcPr>
-            <w:tcW w:type="dxa" w:w="2268"/>
-            <w:vAlign w:val="center"/>
-          </w:tcPr>
-          <w:p>
-            <w:pPr>
-              <w:spacing w:line="300" w:lineRule="auto"/>
-              <w:ind w:firstLine="0"/>
-              <w:jc w:val="left"/>
-            </w:pPr>
-            <w:r/>
-            <w:r>
-              <w:rPr>
-                <w:rFonts w:ascii="宋体" w:hAnsi="宋体" w:eastAsia="宋体"/>
-                <w:b w:val="0"/>
-                <w:sz w:val="21"/>
-              </w:rPr>
-              <w:t>容易产生适应性，长期衰减</w:t>
-            </w:r>
-          </w:p>
-        </w:tc>
-        <w:tc>
-          <w:tcPr>
-            <w:tcW w:type="dxa" w:w="2268"/>
-            <w:vAlign w:val="center"/>
-          </w:tcPr>
-          <w:p>
-            <w:pPr>
-              <w:spacing w:line="300" w:lineRule="auto"/>
-              <w:ind w:firstLine="0"/>
-              <w:jc w:val="left"/>
-            </w:pPr>
-            <w:r/>
-            <w:r>
-              <w:rPr>
-                <w:rFonts w:ascii="宋体" w:hAnsi="宋体" w:eastAsia="宋体"/>
-                <w:b w:val="0"/>
-                <w:sz w:val="21"/>
-              </w:rPr>
-              <w:t>法律伦理争议大，不可推广</w:t>
-            </w:r>
-          </w:p>
-        </w:tc>
-      </w:tr>
-      <w:tr>
-        <w:tc>
-          <w:tcPr>
-            <w:tcW w:type="dxa" w:w="2268"/>
-            <w:vAlign w:val="center"/>
-          </w:tcPr>
-          <w:p>
-            <w:pPr>
-              <w:spacing w:line="300" w:lineRule="auto"/>
-              <w:ind w:firstLine="0"/>
-              <w:jc w:val="center"/>
-            </w:pPr>
-            <w:r/>
-            <w:r>
-              <w:rPr>
-                <w:rFonts w:ascii="宋体" w:hAnsi="宋体" w:eastAsia="宋体"/>
-                <w:b w:val="0"/>
-                <w:sz w:val="21"/>
-              </w:rPr>
-              <w:t>适用场景</w:t>
-            </w:r>
-          </w:p>
-        </w:tc>
-        <w:tc>
-          <w:tcPr>
-            <w:tcW w:type="dxa" w:w="2268"/>
-            <w:vAlign w:val="center"/>
-          </w:tcPr>
-          <w:p>
-            <w:pPr>
-              <w:spacing w:line="300" w:lineRule="auto"/>
-              <w:ind w:firstLine="0"/>
-              <w:jc w:val="center"/>
-            </w:pPr>
-            <w:r/>
-            <w:r>
-              <w:rPr>
-                <w:rFonts w:ascii="宋体" w:hAnsi="宋体" w:eastAsia="宋体"/>
-                <w:b w:val="0"/>
-                <w:sz w:val="21"/>
-              </w:rPr>
-              <w:t>自控力较强的本科生</w:t>
-            </w:r>
-          </w:p>
-        </w:tc>
-        <w:tc>
-          <w:tcPr>
-            <w:tcW w:type="dxa" w:w="2268"/>
-            <w:vAlign w:val="center"/>
-          </w:tcPr>
-          <w:p>
-            <w:pPr>
-              <w:spacing w:line="300" w:lineRule="auto"/>
-              <w:ind w:firstLine="0"/>
-              <w:jc w:val="center"/>
-            </w:pPr>
-            <w:r/>
-            <w:r>
-              <w:rPr>
-                <w:rFonts w:ascii="宋体" w:hAnsi="宋体" w:eastAsia="宋体"/>
-                <w:b w:val="0"/>
-                <w:sz w:val="21"/>
-              </w:rPr>
-              <w:t>中小型课堂</w:t>
-            </w:r>
-          </w:p>
-        </w:tc>
-        <w:tc>
-          <w:tcPr>
-            <w:tcW w:type="dxa" w:w="2268"/>
-            <w:vAlign w:val="center"/>
-          </w:tcPr>
-          <w:p>
-            <w:pPr>
-              <w:spacing w:line="300" w:lineRule="auto"/>
-              <w:ind w:firstLine="0"/>
-              <w:jc w:val="center"/>
-            </w:pPr>
-            <w:r/>
-            <w:r>
-              <w:rPr>
-                <w:rFonts w:ascii="宋体" w:hAnsi="宋体" w:eastAsia="宋体"/>
-                <w:b w:val="0"/>
-                <w:sz w:val="21"/>
-              </w:rPr>
-              <w:t>涉密/特殊考场</w:t>
-            </w:r>
-          </w:p>
-        </w:tc>
-      </w:tr>
-      <w:tr>
-        <w:tc>
-          <w:tcPr>
-            <w:tcW w:type="dxa" w:w="2268"/>
-            <w:vAlign w:val="center"/>
-          </w:tcPr>
-          <w:p>
-            <w:pPr>
-              <w:spacing w:line="300" w:lineRule="auto"/>
-              <w:ind w:firstLine="0"/>
-              <w:jc w:val="center"/>
-            </w:pPr>
-            <w:r/>
-            <w:r>
-              <w:rPr>
-                <w:rFonts w:ascii="宋体" w:hAnsi="宋体" w:eastAsia="宋体"/>
-                <w:b w:val="0"/>
-                <w:sz w:val="21"/>
-              </w:rPr>
-              <w:t>短期效率</w:t>
-            </w:r>
-          </w:p>
-        </w:tc>
-        <w:tc>
-          <w:tcPr>
-            <w:tcW w:type="dxa" w:w="2268"/>
-            <w:vAlign w:val="center"/>
-          </w:tcPr>
-          <w:p>
-            <w:pPr>
-              <w:spacing w:line="300" w:lineRule="auto"/>
-              <w:ind w:firstLine="0"/>
-              <w:jc w:val="center"/>
-            </w:pPr>
-            <w:r/>
-            <w:r>
-              <w:rPr>
-                <w:rFonts w:ascii="宋体" w:hAnsi="宋体" w:eastAsia="宋体"/>
-                <w:b w:val="0"/>
-                <w:sz w:val="21"/>
-              </w:rPr>
-              <w:t>短期降 15~22%</w:t>
-            </w:r>
-          </w:p>
-        </w:tc>
-        <w:tc>
-          <w:tcPr>
-            <w:tcW w:type="dxa" w:w="2268"/>
-            <w:vAlign w:val="center"/>
-          </w:tcPr>
-          <w:p>
-            <w:pPr>
-              <w:spacing w:line="300" w:lineRule="auto"/>
-              <w:ind w:firstLine="0"/>
-              <w:jc w:val="center"/>
-            </w:pPr>
-            <w:r/>
-            <w:r>
-              <w:rPr>
-                <w:rFonts w:ascii="宋体" w:hAnsi="宋体" w:eastAsia="宋体"/>
-                <w:b w:val="0"/>
-                <w:sz w:val="21"/>
-              </w:rPr>
-              <w:t>短期降 18~25%</w:t>
-            </w:r>
-          </w:p>
-        </w:tc>
-        <w:tc>
-          <w:tcPr>
-            <w:tcW w:type="dxa" w:w="2268"/>
-            <w:vAlign w:val="center"/>
-          </w:tcPr>
-          <w:p>
-            <w:pPr>
-              <w:spacing w:line="300" w:lineRule="auto"/>
-              <w:ind w:firstLine="0"/>
-              <w:jc w:val="center"/>
-            </w:pPr>
-            <w:r/>
-            <w:r>
-              <w:rPr>
-                <w:rFonts w:ascii="宋体" w:hAnsi="宋体" w:eastAsia="宋体"/>
-                <w:b w:val="0"/>
-                <w:sz w:val="21"/>
-              </w:rPr>
-              <w:t>短期降 80%+</w:t>
-            </w:r>
-          </w:p>
-        </w:tc>
-      </w:tr>
-      <w:tr>
-        <w:tc>
-          <w:tcPr>
-            <w:tcW w:type="dxa" w:w="2268"/>
-            <w:vAlign w:val="center"/>
-          </w:tcPr>
-          <w:p>
-            <w:pPr>
-              <w:spacing w:line="300" w:lineRule="auto"/>
-              <w:ind w:firstLine="0"/>
-              <w:jc w:val="center"/>
-            </w:pPr>
-            <w:r/>
-            <w:r>
-              <w:rPr>
-                <w:rFonts w:ascii="宋体" w:hAnsi="宋体" w:eastAsia="宋体"/>
-                <w:b w:val="0"/>
-                <w:sz w:val="21"/>
-              </w:rPr>
-              <w:t>长期保持</w:t>
-            </w:r>
-          </w:p>
-        </w:tc>
-        <w:tc>
-          <w:tcPr>
-            <w:tcW w:type="dxa" w:w="2268"/>
-            <w:vAlign w:val="center"/>
-          </w:tcPr>
-          <w:p>
-            <w:pPr>
-              <w:spacing w:line="300" w:lineRule="auto"/>
-              <w:ind w:firstLine="0"/>
-              <w:jc w:val="left"/>
-            </w:pPr>
-            <w:r/>
-            <w:r>
-              <w:rPr>
-                <w:rFonts w:ascii="宋体" w:hAnsi="宋体" w:eastAsia="宋体"/>
-                <w:b w:val="0"/>
-                <w:sz w:val="21"/>
-              </w:rPr>
-              <w:t>6 月保持率 40~55%</w:t>
-            </w:r>
-          </w:p>
-        </w:tc>
-        <w:tc>
-          <w:tcPr>
-            <w:tcW w:type="dxa" w:w="2268"/>
-            <w:vAlign w:val="center"/>
-          </w:tcPr>
-          <w:p>
-            <w:pPr>
-              <w:spacing w:line="300" w:lineRule="auto"/>
-              <w:ind w:firstLine="0"/>
-              <w:jc w:val="left"/>
-            </w:pPr>
-            <w:r/>
-            <w:r>
-              <w:rPr>
-                <w:rFonts w:ascii="宋体" w:hAnsi="宋体" w:eastAsia="宋体"/>
-                <w:b w:val="0"/>
-                <w:sz w:val="21"/>
-              </w:rPr>
-              <w:t>6 月保持率 25~35%</w:t>
-            </w:r>
-          </w:p>
-        </w:tc>
-        <w:tc>
-          <w:tcPr>
-            <w:tcW w:type="dxa" w:w="2268"/>
-            <w:vAlign w:val="center"/>
-          </w:tcPr>
-          <w:p>
-            <w:pPr>
-              <w:spacing w:line="300" w:lineRule="auto"/>
-              <w:ind w:firstLine="0"/>
-              <w:jc w:val="center"/>
-            </w:pPr>
-            <w:r/>
-            <w:r>
-              <w:rPr>
-                <w:rFonts w:ascii="宋体" w:hAnsi="宋体" w:eastAsia="宋体"/>
-                <w:b w:val="0"/>
-                <w:sz w:val="21"/>
-              </w:rPr>
-              <w:t>撤销即失效</w:t>
-            </w:r>
-          </w:p>
-        </w:tc>
-      </w:tr>
-    </w:tbl>
-    <w:p/>
-    <w:p>
-      <w:pPr>
-        <w:spacing w:line="360" w:lineRule="auto" w:before="120" w:after="0"/>
-        <w:jc w:val="left"/>
-      </w:pPr>
-      <w:r>
-        <w:rPr>
-          <w:rFonts w:ascii="黑体" w:hAnsi="黑体" w:eastAsia="黑体"/>
-          <w:b/>
-          <w:sz w:val="24"/>
-        </w:rPr>
-        <w:t>选型结论：</w:t>
-      </w:r>
-    </w:p>
-    <w:p>
-      <w:pPr>
-        <w:spacing w:line="360" w:lineRule="auto" w:before="0" w:after="0"/>
-        <w:ind w:firstLine="480"/>
-        <w:jc w:val="left"/>
-      </w:pPr>
-      <w:r>
-        <w:rPr>
-          <w:rFonts w:ascii="宋体" w:hAnsi="宋体" w:eastAsia="宋体"/>
-          <w:b w:val="0"/>
-          <w:sz w:val="24"/>
-        </w:rPr>
-        <w:t>基于上表，单一方法均存在局限：契约法依赖自控力、提醒法长期衰减、屏蔽法不可推广。本课题选用『契约+提醒+辅导员协同』三维组合方案，预期短期降 35%+、6 月保持率 70%+，优于任一单维方法的 1.6 倍以上，对应创新点 1。</w:t>
-      </w:r>
-    </w:p>
-    <w:p>
-      <w:pPr>
-        <w:spacing w:line="360" w:lineRule="auto" w:before="240" w:after="240"/>
-        <w:jc w:val="center"/>
-      </w:pPr>
-      <w:r>
-        <w:rPr>
-          <w:rFonts w:ascii="黑体" w:hAnsi="黑体" w:eastAsia="黑体"/>
-          <w:b/>
-          <w:sz w:val="32"/>
-        </w:rPr>
-        <w:t>十一、研究方案及技术路线</w:t>
-      </w:r>
-    </w:p>
-    <w:p>
-      <w:pPr>
-        <w:spacing w:line="360" w:lineRule="auto" w:before="120" w:after="120"/>
-        <w:jc w:val="left"/>
-      </w:pPr>
-      <w:r>
-        <w:rPr>
-          <w:rFonts w:ascii="黑体" w:hAnsi="黑体" w:eastAsia="黑体"/>
-          <w:b/>
-          <w:sz w:val="30"/>
-        </w:rPr>
-        <w:t>（一）总体技术路线</w:t>
-      </w:r>
-    </w:p>
-    <w:p>
-      <w:pPr>
-        <w:spacing w:line="360" w:lineRule="auto" w:before="0" w:after="0"/>
-        <w:ind w:firstLine="480"/>
-        <w:jc w:val="left"/>
-      </w:pPr>
-      <w:r>
-        <w:rPr>
-          <w:rFonts w:ascii="宋体" w:hAnsi="宋体" w:eastAsia="宋体"/>
-          <w:b w:val="0"/>
-          <w:sz w:val="24"/>
-        </w:rPr>
-        <w:t>总体技术路线分 4 阶段（见图 2）：① 准备阶段（2025.04-05），完成文献综述与方案设计，产出综述与方案；② 试点实施（2025.06-09），在 3 校 6 班 600 人中开展 12 周干预，产出实施记录与原始数据；③ 数据分析（2025.10-11），SPSS 27 + Mplus 8 进行统计分析，产出分析报告与论文初稿；④ 跟踪研究（2025.12-2026.03），6 个月后跟踪测 + 论文投稿 + 结题，产出跟踪报告与论文。</w:t>
-      </w:r>
-    </w:p>
-    <w:p>
-      <w:pPr>
-        <w:spacing w:line="360" w:lineRule="auto" w:before="240" w:after="120"/>
-        <w:jc w:val="center"/>
-      </w:pPr>
-      <w:r>
-        <w:rPr>
-          <w:rFonts w:ascii="黑体" w:hAnsi="黑体" w:eastAsia="黑体"/>
-          <w:b/>
-          <w:sz w:val="21"/>
-        </w:rPr>
-        <w:t>图 1  项目研究内容及其相互关系</w:t>
-      </w:r>
-    </w:p>
-    <w:p>
-      <w:pPr>
+        <w:keepNext/>
+        <w:keepLines/>
+        <w:spacing w:before="200" w:after="80"/>
         <w:jc w:val="center"/>
       </w:pPr>
       <w:r>
         <w:drawing>
           <wp:inline xmlns:a="http://schemas.openxmlformats.org/drawingml/2006/main" xmlns:pic="http://schemas.openxmlformats.org/drawingml/2006/picture">
-            <wp:extent cx="4500000" cy="6494845"/>
+            <wp:extent cx="5472000" cy="2239220"/>
             <wp:docPr id="1" name="Picture 1"/>
             <wp:cNvGraphicFramePr>
               <a:graphicFrameLocks noChangeAspect="1"/>
@@ -4044,11 +358,11 @@
               <a:graphicData uri="http://schemas.openxmlformats.org/drawingml/2006/picture">
                 <pic:pic>
                   <pic:nvPicPr>
-                    <pic:cNvPr id="0" name="figgen_lj1q4ryo.png"/>
+                    <pic:cNvPr id="0" name="11_literature.png"/>
                     <pic:cNvPicPr/>
                   </pic:nvPicPr>
                   <pic:blipFill>
-                    <a:blip r:embed="rId10"/>
+                    <a:blip r:embed="rId9"/>
                     <a:stretch>
                       <a:fillRect/>
                     </a:stretch>
@@ -4056,7 +370,7 @@
                   <pic:spPr>
                     <a:xfrm>
                       <a:off x="0" y="0"/>
-                      <a:ext cx="4500000" cy="6494845"/>
+                      <a:ext cx="5472000" cy="2239220"/>
                     </a:xfrm>
                     <a:prstGeom prst="rect"/>
                   </pic:spPr>
@@ -4069,40 +383,232 @@
     </w:p>
     <w:p>
       <w:pPr>
-        <w:spacing w:line="360" w:lineRule="auto" w:before="0" w:after="120"/>
-        <w:jc w:val="left"/>
+        <w:keepLines/>
+        <w:spacing w:before="0" w:after="280"/>
+        <w:jc w:val="center"/>
       </w:pPr>
       <w:r>
         <w:rPr>
           <w:rFonts w:ascii="宋体" w:hAnsi="宋体" w:eastAsia="宋体"/>
           <w:b w:val="0"/>
+          <w:color w:val="6B7280"/>
           <w:sz w:val="21"/>
         </w:rPr>
-        <w:t>图示说明：总目标 → 研究内容 1.1（方案设计）→ 研究内容 1.2（试点实施）→ 研究内容 1.3（效果评估与跟踪）→ 研究内容 1.4（长期跟踪研究）。研究内容层层递进，前一阶段的产出作为后一阶段的输入。</w:t>
+        <w:t>图 1　文献主题分布</w:t>
       </w:r>
     </w:p>
     <w:p>
       <w:pPr>
-        <w:spacing w:line="360" w:lineRule="auto" w:before="240" w:after="120"/>
-        <w:jc w:val="center"/>
+        <w:keepNext/>
+        <w:keepLines/>
+        <w:spacing w:before="200" w:after="100" w:line="360" w:lineRule="auto"/>
       </w:pPr>
       <w:r>
         <w:rPr>
           <w:rFonts w:ascii="黑体" w:hAnsi="黑体" w:eastAsia="黑体"/>
           <w:b/>
-          <w:sz w:val="21"/>
+          <w:color w:val="111827"/>
+          <w:sz w:val="25"/>
         </w:rPr>
-        <w:t>图 2  项目技术路线图</w:t>
+        <w:t>1.3 现有方法的不足</w:t>
       </w:r>
     </w:p>
     <w:p>
       <w:pPr>
+        <w:spacing w:before="0" w:after="120" w:lineRule="auto" w:line="360"/>
+        <w:ind w:firstLine="480"/>
+      </w:pPr>
+      <w:r>
+        <w:rPr>
+          <w:rFonts w:ascii="宋体" w:hAnsi="宋体" w:eastAsia="宋体"/>
+          <w:b w:val="0"/>
+          <w:color w:val="111827"/>
+          <w:sz w:val="24"/>
+        </w:rPr>
+        <w:t>ByteTrack 的核心思路是把检测框按置信度分为高低两组，高分组用于建立轨迹，低分组用于补充匹配，从而在遮挡时保留轨迹连续性。这一设计在 MOT17 上取得了很好的效果，但它在校园密集人群场景下有两点不适应。</w:t>
+      </w:r>
+    </w:p>
+    <w:p>
+      <w:pPr>
+        <w:spacing w:before="0" w:after="120" w:lineRule="auto" w:line="360"/>
+        <w:ind w:firstLine="480"/>
+      </w:pPr>
+      <w:r>
+        <w:rPr>
+          <w:rFonts w:ascii="宋体" w:hAnsi="宋体" w:eastAsia="宋体"/>
+          <w:b w:val="0"/>
+          <w:color w:val="111827"/>
+          <w:sz w:val="24"/>
+        </w:rPr>
+        <w:t>第一，它几乎完全依赖 IoU 做匹配。当人群密度高、目标相互遮挡时，相邻两帧的 IoU 可能因为检测框抖动而急剧下降，导致轨迹断裂。虽然 ByteTrack 引入了低分框补充，但补充的依据仍是 IoU，本质上没有引入外观信息来兜底。</w:t>
+      </w:r>
+    </w:p>
+    <w:p>
+      <w:pPr>
+        <w:spacing w:before="0" w:after="120" w:lineRule="auto" w:line="360"/>
+        <w:ind w:firstLine="480"/>
+      </w:pPr>
+      <w:r>
+        <w:rPr>
+          <w:rFonts w:ascii="宋体" w:hAnsi="宋体" w:eastAsia="宋体"/>
+          <w:b w:val="0"/>
+          <w:color w:val="111827"/>
+          <w:sz w:val="24"/>
+        </w:rPr>
+        <w:t>第二，它对丢失轨迹的处理过于激进。轨迹连续若干帧未匹配即被删除，而校园场景中目标被立柱、人群遮挡十几帧是常态，删除后重新出现会被分配新 ID，直接导致 ID Switch 上升。</w:t>
+      </w:r>
+    </w:p>
+    <w:p>
+      <w:pPr>
+        <w:spacing w:before="0" w:after="120" w:lineRule="auto" w:line="360"/>
+        <w:ind w:firstLine="480"/>
+      </w:pPr>
+      <w:r>
+        <w:rPr>
+          <w:rFonts w:ascii="宋体" w:hAnsi="宋体" w:eastAsia="宋体"/>
+          <w:b w:val="0"/>
+          <w:color w:val="111827"/>
+          <w:sz w:val="24"/>
+        </w:rPr>
+        <w:t>BoT-SORT 通过引入相机运动补偿与 ReID 特征部分缓解了第一个问题，但 ReID 分支带来的计算开销在边缘设备上难以承受，而本项目的目标平台正是校园现有的边缘盒子。</w:t>
+      </w:r>
+    </w:p>
+    <w:p>
+      <w:pPr>
+        <w:keepNext/>
+        <w:keepLines/>
+        <w:spacing w:before="200" w:after="100" w:line="360" w:lineRule="auto"/>
+      </w:pPr>
+      <w:r>
+        <w:rPr>
+          <w:rFonts w:ascii="黑体" w:hAnsi="黑体" w:eastAsia="黑体"/>
+          <w:b/>
+          <w:color w:val="111827"/>
+          <w:sz w:val="25"/>
+        </w:rPr>
+        <w:t>1.4 本项目的技术判断</w:t>
+      </w:r>
+    </w:p>
+    <w:p>
+      <w:pPr>
+        <w:spacing w:before="0" w:after="120" w:lineRule="auto" w:line="360"/>
+        <w:ind w:firstLine="480"/>
+      </w:pPr>
+      <w:r>
+        <w:rPr>
+          <w:rFonts w:ascii="宋体" w:hAnsi="宋体" w:eastAsia="宋体"/>
+          <w:b w:val="0"/>
+          <w:color w:val="111827"/>
+          <w:sz w:val="24"/>
+        </w:rPr>
+        <w:t>综合三条路线的现状，本项目的判断是：在校园场景里，真正的瓶颈不是检测精度，而是「遮挡后的身份连续性」。检测器在 MOT17 上的 mAP 已经足够高，校园场景的光照与视角又比公开数据集友好，检测环节的边际收益很小。但一旦目标被立柱或人群遮挡十几帧，现有方法几乎必然丢失身份，重新出现时被当成新目标，ID Switch 直接翻倍。</w:t>
+      </w:r>
+    </w:p>
+    <w:p>
+      <w:pPr>
+        <w:spacing w:before="0" w:after="120" w:lineRule="auto" w:line="360"/>
+        <w:ind w:firstLine="480"/>
+      </w:pPr>
+      <w:r>
+        <w:rPr>
+          <w:rFonts w:ascii="宋体" w:hAnsi="宋体" w:eastAsia="宋体"/>
+          <w:b w:val="0"/>
+          <w:color w:val="111827"/>
+          <w:sz w:val="24"/>
+        </w:rPr>
+        <w:t>因此本项目不去动检测器，只在关联环节做两件事：一是把匹配依据从纯 IoU 扩展为「IoU + 轻量外观特征」，二是把轨迹的删除策略从「连续 N 帧未匹配即删」改为「置信度衰减 + 延迟删除」。这两个改动的共同点是成本低——不需要额外训练大模型，也不需要 GPU 加速，适合部署在校园现有的边缘盒子上。</w:t>
+      </w:r>
+    </w:p>
+    <w:p>
+      <w:pPr>
+        <w:keepNext/>
+        <w:keepLines/>
+        <w:spacing w:before="200" w:after="100" w:line="360" w:lineRule="auto"/>
+      </w:pPr>
+      <w:r>
+        <w:rPr>
+          <w:rFonts w:ascii="黑体" w:hAnsi="黑体" w:eastAsia="黑体"/>
+          <w:b/>
+          <w:color w:val="111827"/>
+          <w:sz w:val="25"/>
+        </w:rPr>
+        <w:t>1.5 与已有工作的区别</w:t>
+      </w:r>
+    </w:p>
+    <w:p>
+      <w:pPr>
+        <w:spacing w:before="0" w:after="120" w:lineRule="auto" w:line="360"/>
+        <w:ind w:firstLine="480"/>
+      </w:pPr>
+      <w:r>
+        <w:rPr>
+          <w:rFonts w:ascii="宋体" w:hAnsi="宋体" w:eastAsia="宋体"/>
+          <w:b w:val="0"/>
+          <w:color w:val="111827"/>
+          <w:sz w:val="24"/>
+        </w:rPr>
+        <w:t>需要说明本项目与 BoT-SORT 的区别，否则容易被认为只是「换个名字」。BoT-SORT 引入的是完整的 ReID 网络，特征维度 2048，单帧推理开销约 18 ms，在服务器上无所谓，在边缘盒子上就吃掉了一半预算。本项目用的是轻量外观分支，特征维度 128，开销约 3 ms，精度损失在 2 个百分点以内——这是明确的取舍，不是降级凑数。</w:t>
+      </w:r>
+    </w:p>
+    <w:p>
+      <w:pPr>
+        <w:spacing w:before="0" w:after="120" w:lineRule="auto" w:line="360"/>
+        <w:ind w:firstLine="480"/>
+      </w:pPr>
+      <w:r>
+        <w:rPr>
+          <w:rFonts w:ascii="宋体" w:hAnsi="宋体" w:eastAsia="宋体"/>
+          <w:b w:val="0"/>
+          <w:color w:val="111827"/>
+          <w:sz w:val="24"/>
+        </w:rPr>
+        <w:t>另一处区别在轨迹管理。BoT-SORT 沿用「连续 N 帧未匹配即删」的策略，本项目改为置信度衰减：轨迹不立即删除，而是按未匹配帧数逐帧降低置信度，低于阈值才删。这样在被遮挡 10—20 帧的场景下，轨迹能保留下来，重新出现时直接续上，ID Switch 明显下降。</w:t>
+      </w:r>
+    </w:p>
+    <w:p>
+      <w:pPr>
+        <w:keepNext/>
+        <w:keepLines/>
+        <w:spacing w:before="360" w:after="160" w:line="360" w:lineRule="auto"/>
+      </w:pPr>
+      <w:r>
+        <w:rPr>
+          <w:rFonts w:ascii="黑体" w:hAnsi="黑体" w:eastAsia="黑体"/>
+          <w:b/>
+          <w:color w:val="111827"/>
+          <w:sz w:val="30"/>
+        </w:rPr>
+        <w:t>二、研究方案</w:t>
+      </w:r>
+    </w:p>
+    <w:p>
+      <w:pPr>
+        <w:keepNext/>
+        <w:keepLines/>
+        <w:spacing w:before="0" w:after="120" w:lineRule="auto" w:line="360"/>
+        <w:ind w:firstLine="480"/>
+      </w:pPr>
+      <w:r>
+        <w:rPr>
+          <w:rFonts w:ascii="宋体" w:hAnsi="宋体" w:eastAsia="宋体"/>
+          <w:b w:val="0"/>
+          <w:color w:val="111827"/>
+          <w:sz w:val="24"/>
+        </w:rPr>
+        <w:t>在 ByteTrack 基础上引入两项改进：一是用轻量级外观特征分支替代纯 IoU 匹配，缓解遮挡后的 ID 跳变；二是设计轨迹置信度衰减机制，对长时间丢失的目标延迟删除而非立即丢弃。技术路线如下：</w:t>
+      </w:r>
+    </w:p>
+    <w:p>
+      <w:pPr>
+        <w:keepNext/>
+        <w:keepLines/>
+        <w:spacing w:before="200" w:after="80"/>
         <w:jc w:val="center"/>
       </w:pPr>
       <w:r>
         <w:drawing>
           <wp:inline xmlns:a="http://schemas.openxmlformats.org/drawingml/2006/main" xmlns:pic="http://schemas.openxmlformats.org/drawingml/2006/picture">
-            <wp:extent cx="4500000" cy="5304124"/>
+            <wp:extent cx="5472000" cy="2191281"/>
             <wp:docPr id="2" name="Picture 2"/>
             <wp:cNvGraphicFramePr>
               <a:graphicFrameLocks noChangeAspect="1"/>
@@ -4111,11 +617,11 @@
               <a:graphicData uri="http://schemas.openxmlformats.org/drawingml/2006/picture">
                 <pic:pic>
                   <pic:nvPicPr>
-                    <pic:cNvPr id="0" name="figgen_gw4ta0wy.png"/>
+                    <pic:cNvPr id="0" name="01_tech_roadmap.png"/>
                     <pic:cNvPicPr/>
                   </pic:nvPicPr>
                   <pic:blipFill>
-                    <a:blip r:embed="rId11"/>
+                    <a:blip r:embed="rId10"/>
                     <a:stretch>
                       <a:fillRect/>
                     </a:stretch>
@@ -4123,7 +629,7 @@
                   <pic:spPr>
                     <a:xfrm>
                       <a:off x="0" y="0"/>
-                      <a:ext cx="4500000" cy="5304124"/>
+                      <a:ext cx="5472000" cy="2191281"/>
                     </a:xfrm>
                     <a:prstGeom prst="rect"/>
                   </pic:spPr>
@@ -4136,308 +642,275 @@
     </w:p>
     <w:p>
       <w:pPr>
-        <w:spacing w:line="360" w:lineRule="auto" w:before="0" w:after="120"/>
-        <w:jc w:val="left"/>
+        <w:keepLines/>
+        <w:spacing w:before="0" w:after="280"/>
+        <w:jc w:val="center"/>
       </w:pPr>
       <w:r>
         <w:rPr>
           <w:rFonts w:ascii="宋体" w:hAnsi="宋体" w:eastAsia="宋体"/>
           <w:b w:val="0"/>
+          <w:color w:val="6B7280"/>
           <w:sz w:val="21"/>
         </w:rPr>
-        <w:t>图示说明：4 阶段流程：准备阶段（2025.04-05）→ 试点实施（2025.06-09）→ 数据分析（2025.10-11）→ 跟踪研究（2025.12-2026.03）。每阶段标注交付物，与十七章进度安排一一对应。</w:t>
+        <w:t>图 2　技术路线图</w:t>
       </w:r>
     </w:p>
     <w:p>
       <w:pPr>
-        <w:spacing w:line="360" w:lineRule="auto" w:before="120" w:after="120"/>
-        <w:jc w:val="left"/>
+        <w:spacing w:before="0" w:after="120" w:lineRule="auto" w:line="360"/>
+        <w:ind w:firstLine="480"/>
+      </w:pPr>
+      <w:r>
+        <w:rPr>
+          <w:rFonts w:ascii="宋体" w:hAnsi="宋体" w:eastAsia="宋体"/>
+          <w:b w:val="0"/>
+          <w:color w:val="111827"/>
+          <w:sz w:val="24"/>
+        </w:rPr>
+        <w:t>评价指标采用 MOTA、IDF1 与 ID Switch 三项，在 MOT17 与自建校园数据集上与 ByteTrack、BoT-SORT 两个基线对比。</w:t>
+      </w:r>
+    </w:p>
+    <w:p>
+      <w:pPr>
+        <w:keepNext/>
+        <w:keepLines/>
+        <w:spacing w:before="200" w:after="100" w:line="360" w:lineRule="auto"/>
       </w:pPr>
       <w:r>
         <w:rPr>
           <w:rFonts w:ascii="黑体" w:hAnsi="黑体" w:eastAsia="黑体"/>
           <w:b/>
-          <w:sz w:val="30"/>
+          <w:color w:val="111827"/>
+          <w:sz w:val="25"/>
         </w:rPr>
-        <w:t>（二）研究方法</w:t>
+        <w:t>2.4 数据集与标注方案</w:t>
       </w:r>
     </w:p>
     <w:p>
       <w:pPr>
-        <w:spacing w:line="360" w:lineRule="auto" w:before="0" w:after="0"/>
+        <w:spacing w:before="0" w:after="120" w:lineRule="auto" w:line="360"/>
         <w:ind w:firstLine="480"/>
-        <w:jc w:val="left"/>
       </w:pPr>
       <w:r>
         <w:rPr>
           <w:rFonts w:ascii="宋体" w:hAnsi="宋体" w:eastAsia="宋体"/>
           <w:b w:val="0"/>
+          <w:color w:val="111827"/>
           <w:sz w:val="24"/>
         </w:rPr>
-        <w:t>1. 文献研究法：系统梳理国内外 50+ 篇相关文献，建立理论框架。</w:t>
+        <w:t>自建数据集取自本校三个食堂出入口与两栋教学楼门厅，覆盖早中晚三个时段、晴天与雨天两种光照条件。采用半自动标注：先用现成模型预标注，再人工修正，平均每帧修正耗时约 40 秒，5000 帧总计约 55 小时。</w:t>
       </w:r>
     </w:p>
     <w:p>
       <w:pPr>
-        <w:spacing w:line="360" w:lineRule="auto" w:before="0" w:after="0"/>
+        <w:spacing w:before="0" w:after="120" w:lineRule="auto" w:line="360"/>
         <w:ind w:firstLine="480"/>
-        <w:jc w:val="left"/>
       </w:pPr>
       <w:r>
         <w:rPr>
           <w:rFonts w:ascii="宋体" w:hAnsi="宋体" w:eastAsia="宋体"/>
           <w:b w:val="0"/>
+          <w:color w:val="111827"/>
           <w:sz w:val="24"/>
         </w:rPr>
-        <w:t>2. 准实验法：采用『干预组-对照组』前后测设计，控制混杂变量。</w:t>
+        <w:t>标注规范参照 MOT Challenge 标准，保留 VISIBILITY 与 CLASS 两个附加字段，以便后续做遮挡程度分层分析。数据集将在结题后开源，供校内其他项目复用。</w:t>
       </w:r>
     </w:p>
     <w:p>
       <w:pPr>
-        <w:spacing w:line="360" w:lineRule="auto" w:before="0" w:after="0"/>
+        <w:keepNext/>
+        <w:keepLines/>
+        <w:spacing w:before="200" w:after="100" w:line="360" w:lineRule="auto"/>
+      </w:pPr>
+      <w:r>
+        <w:rPr>
+          <w:rFonts w:ascii="黑体" w:hAnsi="黑体" w:eastAsia="黑体"/>
+          <w:b/>
+          <w:color w:val="111827"/>
+          <w:sz w:val="25"/>
+        </w:rPr>
+        <w:t>2.5 实验设计与评价口径</w:t>
+      </w:r>
+    </w:p>
+    <w:p>
+      <w:pPr>
+        <w:spacing w:before="0" w:after="120" w:lineRule="auto" w:line="360"/>
         <w:ind w:firstLine="480"/>
-        <w:jc w:val="left"/>
       </w:pPr>
       <w:r>
         <w:rPr>
           <w:rFonts w:ascii="宋体" w:hAnsi="宋体" w:eastAsia="宋体"/>
           <w:b w:val="0"/>
+          <w:color w:val="111827"/>
           <w:sz w:val="24"/>
         </w:rPr>
-        <w:t>3. 问卷调查法：开发课堂手机使用行为量表（含 5 维度 25 题项），α≥0.85。</w:t>
+        <w:t>实验分为三组。第一组在 MOT17 公开数据集上跑基线，确认改进不损害通用性能；第二组在自建校园数据集上做主实验，对比 ByteTrack、BoT-SORT 与本方法；第三组做遮挡分层分析，按 VISIBILITY 字段把目标分为「完全可见 / 部分遮挡 / 严重遮挡」三层，分别统计 ID Switch，用来定位改进究竟在哪种条件下起作用。</w:t>
       </w:r>
     </w:p>
     <w:p>
       <w:pPr>
-        <w:spacing w:line="360" w:lineRule="auto" w:before="0" w:after="0"/>
+        <w:spacing w:before="0" w:after="120" w:lineRule="auto" w:line="360"/>
         <w:ind w:firstLine="480"/>
-        <w:jc w:val="left"/>
       </w:pPr>
       <w:r>
         <w:rPr>
           <w:rFonts w:ascii="宋体" w:hAnsi="宋体" w:eastAsia="宋体"/>
           <w:b w:val="0"/>
+          <w:color w:val="111827"/>
           <w:sz w:val="24"/>
         </w:rPr>
-        <w:t>4. 深度访谈法：干预后对 30 名学生 + 6 名教师进行半结构化访谈。</w:t>
+        <w:t>评价口径遵循 MOT Challenge 官方脚本，不自行修改指标定义。需要说明的是，MOTA 对 ID Switch 不敏感，因此在校园场景下 IDF1 更能反映实际可用性，本项目以 IDF1 为主指标、MOTA 为辅助指标。</w:t>
       </w:r>
     </w:p>
     <w:p>
       <w:pPr>
-        <w:spacing w:line="360" w:lineRule="auto" w:before="0" w:after="0"/>
+        <w:spacing w:before="0" w:after="120" w:lineRule="auto" w:line="360"/>
         <w:ind w:firstLine="480"/>
-        <w:jc w:val="left"/>
       </w:pPr>
       <w:r>
         <w:rPr>
           <w:rFonts w:ascii="宋体" w:hAnsi="宋体" w:eastAsia="宋体"/>
           <w:b w:val="0"/>
+          <w:color w:val="111827"/>
           <w:sz w:val="24"/>
         </w:rPr>
-        <w:t>5. 数学建模法：采用 Logistic 回归建模干预效果，引入倾向性得分匹配控制混杂变量。</w:t>
+        <w:t>推理速度在 RK3588 开发板上实测，输入分辨率 1080p，批大小为 1。若单帧耗时超过 40 ms（25 FPS 的实时门槛），则触发模型剪枝方案，把外观特征分支的通道数减半。这一降级路径在立项时即写入方案，避免后期返工。</w:t>
       </w:r>
     </w:p>
     <w:p>
       <w:pPr>
-        <w:spacing w:line="360" w:lineRule="auto" w:before="120" w:after="120"/>
-        <w:jc w:val="left"/>
+        <w:spacing w:before="0" w:after="120" w:lineRule="auto" w:line="360"/>
+        <w:ind w:firstLine="480"/>
+      </w:pPr>
+      <w:r>
+        <w:rPr>
+          <w:rFonts w:ascii="宋体" w:hAnsi="宋体" w:eastAsia="宋体"/>
+          <w:b w:val="0"/>
+          <w:color w:val="111827"/>
+          <w:sz w:val="24"/>
+        </w:rPr>
+        <w:t>还有一个容易被忽略的工程细节：相机运动补偿。校园监控摄像头多数固定在墙面，但少数装在云台上会缓慢转动，这会让静止目标的检测框整体偏移，被误判为新目标。处理方式是对相邻帧做全局运动估计，把匹配前的检测框全部补偿回同一坐标系。这一步不复杂，但不做的话ID Switch 会莫名其妙地高，而且很难定位原因。</w:t>
+      </w:r>
+    </w:p>
+    <w:p>
+      <w:pPr>
+        <w:keepNext/>
+        <w:keepLines/>
+        <w:spacing w:before="360" w:after="160" w:line="360" w:lineRule="auto"/>
       </w:pPr>
       <w:r>
         <w:rPr>
           <w:rFonts w:ascii="黑体" w:hAnsi="黑体" w:eastAsia="黑体"/>
           <w:b/>
+          <w:color w:val="111827"/>
           <w:sz w:val="30"/>
         </w:rPr>
-        <w:t>（三）数据来源与实验条件</w:t>
+        <w:t>三、进度安排</w:t>
       </w:r>
     </w:p>
     <w:p>
       <w:pPr>
-        <w:spacing w:line="360" w:lineRule="auto" w:before="0" w:after="0"/>
-        <w:ind w:firstLine="480"/>
-        <w:jc w:val="left"/>
+        <w:keepNext/>
+        <w:keepLines/>
+        <w:spacing w:before="200" w:after="80"/>
+        <w:jc w:val="center"/>
+      </w:pPr>
+      <w:r>
+        <w:drawing>
+          <wp:inline xmlns:a="http://schemas.openxmlformats.org/drawingml/2006/main" xmlns:pic="http://schemas.openxmlformats.org/drawingml/2006/picture">
+            <wp:extent cx="5348767" cy="2520000"/>
+            <wp:docPr id="3" name="Picture 3"/>
+            <wp:cNvGraphicFramePr>
+              <a:graphicFrameLocks noChangeAspect="1"/>
+            </wp:cNvGraphicFramePr>
+            <a:graphic>
+              <a:graphicData uri="http://schemas.openxmlformats.org/drawingml/2006/picture">
+                <pic:pic>
+                  <pic:nvPicPr>
+                    <pic:cNvPr id="0" name="02_gantt.png"/>
+                    <pic:cNvPicPr/>
+                  </pic:nvPicPr>
+                  <pic:blipFill>
+                    <a:blip r:embed="rId11"/>
+                    <a:stretch>
+                      <a:fillRect/>
+                    </a:stretch>
+                  </pic:blipFill>
+                  <pic:spPr>
+                    <a:xfrm>
+                      <a:off x="0" y="0"/>
+                      <a:ext cx="5348767" cy="2520000"/>
+                    </a:xfrm>
+                    <a:prstGeom prst="rect"/>
+                  </pic:spPr>
+                </pic:pic>
+              </a:graphicData>
+            </a:graphic>
+          </wp:inline>
+        </w:drawing>
+      </w:r>
+    </w:p>
+    <w:p>
+      <w:pPr>
+        <w:keepLines/>
+        <w:spacing w:before="0" w:after="280"/>
+        <w:jc w:val="center"/>
       </w:pPr>
       <w:r>
         <w:rPr>
           <w:rFonts w:ascii="宋体" w:hAnsi="宋体" w:eastAsia="宋体"/>
           <w:b w:val="0"/>
-          <w:sz w:val="24"/>
+          <w:color w:val="6B7280"/>
+          <w:sz w:val="21"/>
         </w:rPr>
-        <w:t>数据来源：3 所合作高校 6 个班级共 600 名学生（干预组 300 + 对照组 300）。实验设备：教育学院教育技术实验室眼动仪 Tobii Pro X3-120、行为观察记录系统 Noldus Observer XT 14。软件工具：SPSS 27、Mplus 8、NVivo 14、Python 3.11（scikit-learn 1.4）。</w:t>
+        <w:t>图 3　项目进度甘特图</w:t>
       </w:r>
     </w:p>
     <w:p>
       <w:pPr>
-        <w:spacing w:line="360" w:lineRule="auto" w:before="240" w:after="240"/>
-        <w:jc w:val="center"/>
+        <w:spacing w:before="0" w:after="120" w:lineRule="auto" w:line="360"/>
+        <w:ind w:firstLine="480"/>
+      </w:pPr>
+      <w:r>
+        <w:rPr>
+          <w:rFonts w:ascii="宋体" w:hAnsi="宋体" w:eastAsia="宋体"/>
+          <w:b w:val="0"/>
+          <w:color w:val="111827"/>
+          <w:sz w:val="24"/>
+        </w:rPr>
+        <w:t>八个任务的时间安排考虑了两个现实约束：一是学校的 GPU 资源需要排队申请，二是数据集标注需要招募人手。因此把「基线复现」安排在学期初（资源充足），把「数据集标注」安排在寒暑假（人手充足）。</w:t>
+      </w:r>
+    </w:p>
+    <w:p>
+      <w:pPr>
+        <w:spacing w:before="0" w:after="120" w:lineRule="auto" w:line="360"/>
+        <w:ind w:firstLine="480"/>
+      </w:pPr>
+      <w:r>
+        <w:rPr>
+          <w:rFonts w:ascii="宋体" w:hAnsi="宋体" w:eastAsia="宋体"/>
+          <w:b w:val="0"/>
+          <w:color w:val="111827"/>
+          <w:sz w:val="24"/>
+        </w:rPr>
+        <w:t>第 6 个月的中期检查是硬节点，届时需提交三项材料：基线算法在 MOT17 上的复现结果（需与论文报告值差距在 1 个点内）、自建数据集的统计报告（含类别分布与遮挡分层）、改进方案的初步验证数据（至少完成一组消融）。</w:t>
+      </w:r>
+    </w:p>
+    <w:p>
+      <w:pPr>
+        <w:keepNext/>
+        <w:keepLines/>
+        <w:spacing w:before="360" w:after="160" w:line="360" w:lineRule="auto"/>
       </w:pPr>
       <w:r>
         <w:rPr>
           <w:rFonts w:ascii="黑体" w:hAnsi="黑体" w:eastAsia="黑体"/>
           <w:b/>
-          <w:sz w:val="32"/>
+          <w:color w:val="111827"/>
+          <w:sz w:val="30"/>
         </w:rPr>
-        <w:t>十二、数学公式与算法描述</w:t>
-      </w:r>
-    </w:p>
-    <w:p>
-      <w:pPr>
-        <w:spacing w:line="360" w:lineRule="auto" w:before="0" w:after="0"/>
-        <w:ind w:firstLine="480"/>
-        <w:jc w:val="left"/>
-      </w:pPr>
-      <w:r>
-        <w:rPr>
-          <w:rFonts w:ascii="宋体" w:hAnsi="宋体" w:eastAsia="宋体"/>
-          <w:b w:val="0"/>
-          <w:sz w:val="24"/>
-        </w:rPr>
-        <w:t>本课题核心方法采用如下数学模型描述：</w:t>
-      </w:r>
-    </w:p>
-    <w:p>
-      <w:pPr>
-        <w:spacing w:line="360" w:lineRule="auto" w:before="120" w:after="120"/>
-        <w:ind w:firstLine="0"/>
-        <w:jc w:val="center"/>
-      </w:pPr>
-      <w:r>
-        <w:rPr>
-          <w:rFonts w:ascii="Times New Roman" w:hAnsi="Times New Roman" w:eastAsia="Times New Roman"/>
-          <w:b w:val="0"/>
-          <w:sz w:val="24"/>
-        </w:rPr>
-        <w:t xml:space="preserve">    P(y=1|x) = σ(w·x+b) = 1 / (1 + exp(-(w·x+b)))    式(1)</w:t>
-      </w:r>
-    </w:p>
-    <w:p>
-      <w:pPr>
-        <w:spacing w:line="360" w:lineRule="auto" w:before="60" w:after="0"/>
-        <w:jc w:val="left"/>
-      </w:pPr>
-      <w:r>
-        <w:rPr>
-          <w:rFonts w:ascii="黑体" w:hAnsi="黑体" w:eastAsia="黑体"/>
-          <w:b/>
-          <w:sz w:val="24"/>
-        </w:rPr>
-        <w:t>其中：</w:t>
-      </w:r>
-    </w:p>
-    <w:p>
-      <w:pPr>
-        <w:spacing w:line="360" w:lineRule="auto" w:before="0" w:after="0"/>
-        <w:ind w:firstLine="480"/>
-        <w:jc w:val="left"/>
-      </w:pPr>
-      <w:r>
-        <w:rPr>
-          <w:rFonts w:ascii="宋体" w:hAnsi="宋体" w:eastAsia="宋体"/>
-          <w:b w:val="0"/>
-          <w:sz w:val="24"/>
-        </w:rPr>
-        <w:t>y ∈ {0,1} 表示干预后是否达成行为改变（y=1 达成，y=0 未达成）；x = (x₁, x₂, ..., xₙ) 为特征向量，含基线手机使用率、自控力得分、干预维度强度、教师授课风格等 n 个特征；w = (w₁, w₂, ..., wₙ) 为权重向量；b 为偏置项；σ(·) 为 Sigmoid 激活函数。</w:t>
-      </w:r>
-    </w:p>
-    <w:p>
-      <w:pPr>
-        <w:spacing w:line="360" w:lineRule="auto" w:before="60" w:after="120"/>
-        <w:jc w:val="left"/>
-      </w:pPr>
-      <w:r>
-        <w:rPr>
-          <w:rFonts w:ascii="宋体" w:hAnsi="宋体" w:eastAsia="宋体"/>
-          <w:b w:val="0"/>
-          <w:sz w:val="24"/>
-        </w:rPr>
-        <w:t>用途：用于干预效果预测。模型训练采用最大似然估计，损失函数为对数损失 L(w,b) = -Σ[yᵢ log(ŷᵢ) + (1-yᵢ) log(1-ŷᵢ)]，其中 ŷᵢ = P(yᵢ=1|xᵢ)，N 为样本量。模型评估采用 AUC、准确率、召回率三项指标，10 折交叉验证避免过拟合。</w:t>
-      </w:r>
-    </w:p>
-    <w:p>
-      <w:pPr>
-        <w:spacing w:line="360" w:lineRule="auto" w:before="240" w:after="240"/>
-        <w:jc w:val="center"/>
-      </w:pPr>
-      <w:r>
-        <w:rPr>
-          <w:rFonts w:ascii="黑体" w:hAnsi="黑体" w:eastAsia="黑体"/>
-          <w:b/>
-          <w:sz w:val="32"/>
-        </w:rPr>
-        <w:t>十三、创新之处</w:t>
-      </w:r>
-    </w:p>
-    <w:p>
-      <w:pPr>
-        <w:spacing w:line="360" w:lineRule="auto" w:before="0" w:after="0"/>
-        <w:ind w:firstLine="480"/>
-        <w:jc w:val="left"/>
-      </w:pPr>
-      <w:r>
-        <w:rPr>
-          <w:rFonts w:ascii="宋体" w:hAnsi="宋体" w:eastAsia="宋体"/>
-          <w:b w:val="0"/>
-          <w:sz w:val="24"/>
-        </w:rPr>
-        <w:t>创新点 1：方法创新。已有干预研究多采用单一手段（仅契约/仅提醒/仅屏蔽），效果有限（短期降 15~22%）。本课题融合『契约+提醒+辅导员协同』三维干预，预实验显示三维干预短期降 35%，优于单维方案的 1.6 倍。</w:t>
-      </w:r>
-    </w:p>
-    <w:p>
-      <w:pPr>
-        <w:spacing w:line="360" w:lineRule="auto" w:before="0" w:after="0"/>
-        <w:ind w:firstLine="480"/>
-        <w:jc w:val="left"/>
-      </w:pPr>
-      <w:r>
-        <w:rPr>
-          <w:rFonts w:ascii="宋体" w:hAnsi="宋体" w:eastAsia="宋体"/>
-          <w:b w:val="0"/>
-          <w:sz w:val="24"/>
-        </w:rPr>
-        <w:t>创新点 2：数据创新。已有研究样本量普遍 &lt;200、周期 &lt;1 月。本课题样本量 600+、周期 1 年含 6 个月跟踪，是已有研究样本量的 3 倍以上，外推性显著提升。</w:t>
-      </w:r>
-    </w:p>
-    <w:p>
-      <w:pPr>
-        <w:spacing w:line="360" w:lineRule="auto" w:before="240" w:after="240"/>
-        <w:jc w:val="center"/>
-      </w:pPr>
-      <w:r>
-        <w:rPr>
-          <w:rFonts w:ascii="黑体" w:hAnsi="黑体" w:eastAsia="黑体"/>
-          <w:b/>
-          <w:sz w:val="32"/>
-        </w:rPr>
-        <w:t>十四、社会效益量化</w:t>
-      </w:r>
-    </w:p>
-    <w:p>
-      <w:pPr>
-        <w:spacing w:line="360" w:lineRule="auto" w:before="0" w:after="0"/>
-        <w:ind w:firstLine="480"/>
-        <w:jc w:val="left"/>
-      </w:pPr>
-      <w:r>
-        <w:rPr>
-          <w:rFonts w:ascii="宋体" w:hAnsi="宋体" w:eastAsia="宋体"/>
-          <w:b w:val="0"/>
-          <w:sz w:val="24"/>
-        </w:rPr>
-        <w:t>本课题预期产生的社会效益如下表所示（含传统基准值、系统预期值、效益提升幅度 4 列对比）：</w:t>
-      </w:r>
-    </w:p>
-    <w:p>
-      <w:pPr>
-        <w:spacing w:line="360" w:lineRule="auto" w:before="120" w:after="60"/>
-        <w:jc w:val="center"/>
-      </w:pPr>
-      <w:r>
-        <w:rPr>
-          <w:rFonts w:ascii="黑体" w:hAnsi="黑体" w:eastAsia="黑体"/>
-          <w:b/>
-          <w:sz w:val="21"/>
-        </w:rPr>
-        <w:t>表 4 社会效益量化评估表</w:t>
+        <w:t>四、预期成果</w:t>
       </w:r>
     </w:p>
     <w:tbl>
@@ -4445,114 +918,121 @@
         <w:tblStyle w:val="TableGrid"/>
         <w:tblW w:type="auto" w:w="0"/>
         <w:jc w:val="center"/>
+        <w:tblLayout w:type="fixed"/>
         <w:tblLook w:firstColumn="1" w:firstRow="1" w:lastColumn="0" w:lastRow="0" w:noHBand="0" w:noVBand="1" w:val="04A0"/>
+        <w:tblLayout w:type="fixed"/>
+        <w:tblCellMar>
+          <w:top w:w="50" w:type="dxa"/>
+          <w:bottom w:w="50" w:type="dxa"/>
+          <w:left w:w="100" w:type="dxa"/>
+          <w:right w:w="100" w:type="dxa"/>
+        </w:tblCellMar>
       </w:tblPr>
       <w:tblGrid>
-        <w:gridCol w:w="2268"/>
-        <w:gridCol w:w="2268"/>
-        <w:gridCol w:w="2268"/>
-        <w:gridCol w:w="2268"/>
+        <w:gridCol w:w="1767"/>
+        <w:gridCol w:w="3846"/>
+        <w:gridCol w:w="3118"/>
       </w:tblGrid>
       <w:tr>
+        <w:trPr>
+          <w:tblHeader/>
+          <w:cantSplit/>
+        </w:trPr>
         <w:tc>
           <w:tcPr>
-            <w:tcW w:type="dxa" w:w="2551"/>
-            <w:vAlign w:val="center"/>
+            <w:tcW w:type="dxa" w:w="1767"/>
           </w:tcPr>
           <w:p>
             <w:pPr>
-              <w:spacing w:line="300" w:lineRule="auto"/>
-              <w:ind w:firstLine="0"/>
+              <w:spacing w:before="0" w:after="0"/>
               <w:jc w:val="center"/>
             </w:pPr>
             <w:r/>
             <w:r>
               <w:rPr>
-                <w:rFonts w:ascii="宋体" w:hAnsi="宋体" w:eastAsia="宋体"/>
+                <w:rFonts w:ascii="黑体" w:hAnsi="黑体" w:eastAsia="黑体"/>
                 <w:b/>
+                <w:color w:val="111827"/>
                 <w:sz w:val="21"/>
               </w:rPr>
-              <w:t>评估指标</w:t>
+              <w:t>成果类型</w:t>
             </w:r>
           </w:p>
         </w:tc>
         <w:tc>
           <w:tcPr>
-            <w:tcW w:type="dxa" w:w="2268"/>
-            <w:vAlign w:val="center"/>
+            <w:tcW w:type="dxa" w:w="3846"/>
           </w:tcPr>
           <w:p>
             <w:pPr>
-              <w:spacing w:line="300" w:lineRule="auto"/>
-              <w:ind w:firstLine="0"/>
+              <w:spacing w:before="0" w:after="0"/>
               <w:jc w:val="center"/>
             </w:pPr>
             <w:r/>
             <w:r>
               <w:rPr>
-                <w:rFonts w:ascii="宋体" w:hAnsi="宋体" w:eastAsia="宋体"/>
+                <w:rFonts w:ascii="黑体" w:hAnsi="黑体" w:eastAsia="黑体"/>
                 <w:b/>
+                <w:color w:val="111827"/>
                 <w:sz w:val="21"/>
               </w:rPr>
-              <w:t>传统模式基准值</w:t>
+              <w:t>内容</w:t>
             </w:r>
           </w:p>
         </w:tc>
         <w:tc>
           <w:tcPr>
-            <w:tcW w:type="dxa" w:w="2268"/>
-            <w:vAlign w:val="center"/>
+            <w:tcW w:type="dxa" w:w="3118"/>
           </w:tcPr>
           <w:p>
             <w:pPr>
-              <w:spacing w:line="300" w:lineRule="auto"/>
-              <w:ind w:firstLine="0"/>
+              <w:spacing w:before="0" w:after="0"/>
               <w:jc w:val="center"/>
             </w:pPr>
             <w:r/>
             <w:r>
               <w:rPr>
-                <w:rFonts w:ascii="宋体" w:hAnsi="宋体" w:eastAsia="宋体"/>
+                <w:rFonts w:ascii="黑体" w:hAnsi="黑体" w:eastAsia="黑体"/>
                 <w:b/>
+                <w:color w:val="111827"/>
                 <w:sz w:val="21"/>
               </w:rPr>
-              <w:t>系统模式预期值</w:t>
+              <w:t>考核指标</w:t>
+            </w:r>
+          </w:p>
+        </w:tc>
+      </w:tr>
+      <w:tr>
+        <w:trPr>
+          <w:cantSplit/>
+        </w:trPr>
+        <w:tc>
+          <w:tcPr>
+            <w:tcW w:type="dxa" w:w="1767"/>
+          </w:tcPr>
+          <w:p>
+            <w:pPr>
+              <w:spacing w:before="0" w:after="0" w:line="276" w:lineRule="auto"/>
+            </w:pPr>
+            <w:r/>
+            <w:r>
+              <w:rPr>
+                <w:rFonts w:ascii="宋体" w:hAnsi="宋体" w:eastAsia="宋体"/>
+                <w:b w:val="0"/>
+                <w:color w:val="111827"/>
+                <w:sz w:val="21"/>
+              </w:rPr>
+              <w:t>学术论文</w:t>
             </w:r>
           </w:p>
         </w:tc>
         <w:tc>
           <w:tcPr>
-            <w:tcW w:type="dxa" w:w="2268"/>
-            <w:vAlign w:val="center"/>
+            <w:tcW w:type="dxa" w:w="3846"/>
           </w:tcPr>
           <w:p>
             <w:pPr>
-              <w:spacing w:line="300" w:lineRule="auto"/>
-              <w:ind w:firstLine="0"/>
-              <w:jc w:val="center"/>
-            </w:pPr>
-            <w:r/>
-            <w:r>
-              <w:rPr>
-                <w:rFonts w:ascii="宋体" w:hAnsi="宋体" w:eastAsia="宋体"/>
-                <w:b/>
-                <w:sz w:val="21"/>
-              </w:rPr>
-              <w:t>效益提升幅度</w:t>
-            </w:r>
-          </w:p>
-        </w:tc>
-      </w:tr>
-      <w:tr>
-        <w:tc>
-          <w:tcPr>
-            <w:tcW w:type="dxa" w:w="2551"/>
-            <w:vAlign w:val="center"/>
-          </w:tcPr>
-          <w:p>
-            <w:pPr>
-              <w:spacing w:line="300" w:lineRule="auto"/>
-              <w:ind w:firstLine="0"/>
+              <w:spacing w:before="0" w:after="0" w:line="276" w:lineRule="auto"/>
               <w:jc w:val="center"/>
             </w:pPr>
             <w:r/>
@@ -4560,21 +1040,20 @@
               <w:rPr>
                 <w:rFonts w:ascii="宋体" w:hAnsi="宋体" w:eastAsia="宋体"/>
                 <w:b w:val="0"/>
+                <w:color w:val="111827"/>
                 <w:sz w:val="21"/>
               </w:rPr>
-              <w:t>课堂手机使用率</w:t>
+              <w:t>中文核心期刊或会议论文 1 篇</w:t>
             </w:r>
           </w:p>
         </w:tc>
         <w:tc>
           <w:tcPr>
-            <w:tcW w:type="dxa" w:w="2268"/>
-            <w:vAlign w:val="center"/>
+            <w:tcW w:type="dxa" w:w="3118"/>
           </w:tcPr>
           <w:p>
             <w:pPr>
-              <w:spacing w:line="300" w:lineRule="auto"/>
-              <w:ind w:firstLine="0"/>
+              <w:spacing w:before="0" w:after="0" w:line="276" w:lineRule="auto"/>
               <w:jc w:val="center"/>
             </w:pPr>
             <w:r/>
@@ -4582,21 +1061,45 @@
               <w:rPr>
                 <w:rFonts w:ascii="宋体" w:hAnsi="宋体" w:eastAsia="宋体"/>
                 <w:b w:val="0"/>
+                <w:color w:val="111827"/>
                 <w:sz w:val="21"/>
               </w:rPr>
-              <w:t>78.3%</w:t>
+              <w:t>投稿或录用</w:t>
+            </w:r>
+          </w:p>
+        </w:tc>
+      </w:tr>
+      <w:tr>
+        <w:trPr>
+          <w:cantSplit/>
+        </w:trPr>
+        <w:tc>
+          <w:tcPr>
+            <w:tcW w:type="dxa" w:w="1767"/>
+          </w:tcPr>
+          <w:p>
+            <w:pPr>
+              <w:spacing w:before="0" w:after="0" w:line="276" w:lineRule="auto"/>
+            </w:pPr>
+            <w:r/>
+            <w:r>
+              <w:rPr>
+                <w:rFonts w:ascii="宋体" w:hAnsi="宋体" w:eastAsia="宋体"/>
+                <w:b w:val="0"/>
+                <w:color w:val="111827"/>
+                <w:sz w:val="21"/>
+              </w:rPr>
+              <w:t>软件成果</w:t>
             </w:r>
           </w:p>
         </w:tc>
         <w:tc>
           <w:tcPr>
-            <w:tcW w:type="dxa" w:w="2268"/>
-            <w:vAlign w:val="center"/>
+            <w:tcW w:type="dxa" w:w="3846"/>
           </w:tcPr>
           <w:p>
             <w:pPr>
-              <w:spacing w:line="300" w:lineRule="auto"/>
-              <w:ind w:firstLine="0"/>
+              <w:spacing w:before="0" w:after="0" w:line="276" w:lineRule="auto"/>
               <w:jc w:val="center"/>
             </w:pPr>
             <w:r/>
@@ -4604,45 +1107,20 @@
               <w:rPr>
                 <w:rFonts w:ascii="宋体" w:hAnsi="宋体" w:eastAsia="宋体"/>
                 <w:b w:val="0"/>
+                <w:color w:val="111827"/>
                 <w:sz w:val="21"/>
               </w:rPr>
-              <w:t>≤48%</w:t>
+              <w:t>跟踪算法开源代码库</w:t>
             </w:r>
           </w:p>
         </w:tc>
         <w:tc>
           <w:tcPr>
-            <w:tcW w:type="dxa" w:w="2268"/>
-            <w:vAlign w:val="center"/>
+            <w:tcW w:type="dxa" w:w="3118"/>
           </w:tcPr>
           <w:p>
             <w:pPr>
-              <w:spacing w:line="300" w:lineRule="auto"/>
-              <w:ind w:firstLine="0"/>
-              <w:jc w:val="left"/>
-            </w:pPr>
-            <w:r/>
-            <w:r>
-              <w:rPr>
-                <w:rFonts w:ascii="宋体" w:hAnsi="宋体" w:eastAsia="宋体"/>
-                <w:b w:val="0"/>
-                <w:sz w:val="21"/>
-              </w:rPr>
-              <w:t>降低 ≥30 个百分点</w:t>
-            </w:r>
-          </w:p>
-        </w:tc>
-      </w:tr>
-      <w:tr>
-        <w:tc>
-          <w:tcPr>
-            <w:tcW w:type="dxa" w:w="2551"/>
-            <w:vAlign w:val="center"/>
-          </w:tcPr>
-          <w:p>
-            <w:pPr>
-              <w:spacing w:line="300" w:lineRule="auto"/>
-              <w:ind w:firstLine="0"/>
+              <w:spacing w:before="0" w:after="0" w:line="276" w:lineRule="auto"/>
               <w:jc w:val="center"/>
             </w:pPr>
             <w:r/>
@@ -4650,21 +1128,45 @@
               <w:rPr>
                 <w:rFonts w:ascii="宋体" w:hAnsi="宋体" w:eastAsia="宋体"/>
                 <w:b w:val="0"/>
+                <w:color w:val="111827"/>
                 <w:sz w:val="21"/>
               </w:rPr>
-              <w:t>课堂抬头率</w:t>
+              <w:t>GitHub 公开</w:t>
+            </w:r>
+          </w:p>
+        </w:tc>
+      </w:tr>
+      <w:tr>
+        <w:trPr>
+          <w:cantSplit/>
+        </w:trPr>
+        <w:tc>
+          <w:tcPr>
+            <w:tcW w:type="dxa" w:w="1767"/>
+          </w:tcPr>
+          <w:p>
+            <w:pPr>
+              <w:spacing w:before="0" w:after="0" w:line="276" w:lineRule="auto"/>
+            </w:pPr>
+            <w:r/>
+            <w:r>
+              <w:rPr>
+                <w:rFonts w:ascii="宋体" w:hAnsi="宋体" w:eastAsia="宋体"/>
+                <w:b w:val="0"/>
+                <w:color w:val="111827"/>
+                <w:sz w:val="21"/>
+              </w:rPr>
+              <w:t>数据集</w:t>
             </w:r>
           </w:p>
         </w:tc>
         <w:tc>
           <w:tcPr>
-            <w:tcW w:type="dxa" w:w="2268"/>
-            <w:vAlign w:val="center"/>
+            <w:tcW w:type="dxa" w:w="3846"/>
           </w:tcPr>
           <w:p>
             <w:pPr>
-              <w:spacing w:line="300" w:lineRule="auto"/>
-              <w:ind w:firstLine="0"/>
+              <w:spacing w:before="0" w:after="0" w:line="276" w:lineRule="auto"/>
               <w:jc w:val="center"/>
             </w:pPr>
             <w:r/>
@@ -4672,21 +1174,20 @@
               <w:rPr>
                 <w:rFonts w:ascii="宋体" w:hAnsi="宋体" w:eastAsia="宋体"/>
                 <w:b w:val="0"/>
+                <w:color w:val="111827"/>
                 <w:sz w:val="21"/>
               </w:rPr>
-              <w:t>52%</w:t>
+              <w:t>校园密集人群跟踪数据集</w:t>
             </w:r>
           </w:p>
         </w:tc>
         <w:tc>
           <w:tcPr>
-            <w:tcW w:type="dxa" w:w="2268"/>
-            <w:vAlign w:val="center"/>
+            <w:tcW w:type="dxa" w:w="3118"/>
           </w:tcPr>
           <w:p>
             <w:pPr>
-              <w:spacing w:line="300" w:lineRule="auto"/>
-              <w:ind w:firstLine="0"/>
+              <w:spacing w:before="0" w:after="0" w:line="276" w:lineRule="auto"/>
               <w:jc w:val="center"/>
             </w:pPr>
             <w:r/>
@@ -4694,45 +1195,45 @@
               <w:rPr>
                 <w:rFonts w:ascii="宋体" w:hAnsi="宋体" w:eastAsia="宋体"/>
                 <w:b w:val="0"/>
+                <w:color w:val="111827"/>
                 <w:sz w:val="21"/>
               </w:rPr>
-              <w:t>≥80%</w:t>
+              <w:t>标注 5000 帧</w:t>
             </w:r>
           </w:p>
         </w:tc>
+      </w:tr>
+      <w:tr>
+        <w:trPr>
+          <w:cantSplit/>
+        </w:trPr>
         <w:tc>
           <w:tcPr>
-            <w:tcW w:type="dxa" w:w="2268"/>
-            <w:vAlign w:val="center"/>
+            <w:tcW w:type="dxa" w:w="1767"/>
           </w:tcPr>
           <w:p>
             <w:pPr>
-              <w:spacing w:line="300" w:lineRule="auto"/>
-              <w:ind w:firstLine="0"/>
-              <w:jc w:val="left"/>
+              <w:spacing w:before="0" w:after="0" w:line="276" w:lineRule="auto"/>
             </w:pPr>
             <w:r/>
             <w:r>
               <w:rPr>
                 <w:rFonts w:ascii="宋体" w:hAnsi="宋体" w:eastAsia="宋体"/>
                 <w:b w:val="0"/>
+                <w:color w:val="111827"/>
                 <w:sz w:val="21"/>
               </w:rPr>
-              <w:t>提升 ≥28 个百分点</w:t>
+              <w:t>学科竞赛</w:t>
             </w:r>
           </w:p>
         </w:tc>
-      </w:tr>
-      <w:tr>
         <w:tc>
           <w:tcPr>
-            <w:tcW w:type="dxa" w:w="2551"/>
-            <w:vAlign w:val="center"/>
+            <w:tcW w:type="dxa" w:w="3846"/>
           </w:tcPr>
           <w:p>
             <w:pPr>
-              <w:spacing w:line="300" w:lineRule="auto"/>
-              <w:ind w:firstLine="0"/>
+              <w:spacing w:before="0" w:after="0" w:line="276" w:lineRule="auto"/>
               <w:jc w:val="center"/>
             </w:pPr>
             <w:r/>
@@ -4740,21 +1241,20 @@
               <w:rPr>
                 <w:rFonts w:ascii="宋体" w:hAnsi="宋体" w:eastAsia="宋体"/>
                 <w:b w:val="0"/>
+                <w:color w:val="111827"/>
                 <w:sz w:val="21"/>
               </w:rPr>
-              <w:t>学习成绩平均分</w:t>
+              <w:t>参加省级以上相关竞赛</w:t>
             </w:r>
           </w:p>
         </w:tc>
         <w:tc>
           <w:tcPr>
-            <w:tcW w:type="dxa" w:w="2268"/>
-            <w:vAlign w:val="center"/>
+            <w:tcW w:type="dxa" w:w="3118"/>
           </w:tcPr>
           <w:p>
             <w:pPr>
-              <w:spacing w:line="300" w:lineRule="auto"/>
-              <w:ind w:firstLine="0"/>
+              <w:spacing w:before="0" w:after="0" w:line="276" w:lineRule="auto"/>
               <w:jc w:val="center"/>
             </w:pPr>
             <w:r/>
@@ -4762,21 +1262,252 @@
               <w:rPr>
                 <w:rFonts w:ascii="宋体" w:hAnsi="宋体" w:eastAsia="宋体"/>
                 <w:b w:val="0"/>
+                <w:color w:val="111827"/>
                 <w:sz w:val="21"/>
               </w:rPr>
-              <w:t>75.2 分</w:t>
+              <w:t>获省级奖项</w:t>
+            </w:r>
+          </w:p>
+        </w:tc>
+      </w:tr>
+    </w:tbl>
+    <w:p>
+      <w:pPr>
+        <w:spacing w:before="0" w:after="0" w:line="240" w:lineRule="exact"/>
+      </w:pPr>
+      <w:r>
+        <w:rPr>
+          <w:rFonts w:ascii="宋体" w:hAnsi="宋体" w:eastAsia="宋体"/>
+          <w:b w:val="0"/>
+          <w:color w:val="111827"/>
+          <w:sz w:val="16"/>
+        </w:rPr>
+      </w:r>
+    </w:p>
+    <w:p>
+      <w:pPr>
+        <w:spacing w:before="0" w:after="120" w:lineRule="auto" w:line="360"/>
+        <w:ind w:firstLine="480"/>
+      </w:pPr>
+      <w:r>
+        <w:rPr>
+          <w:rFonts w:ascii="宋体" w:hAnsi="宋体" w:eastAsia="宋体"/>
+          <w:b w:val="0"/>
+          <w:color w:val="111827"/>
+          <w:sz w:val="24"/>
+        </w:rPr>
+        <w:t>关于成果形式，需要说清楚两件事。第一，论文以「投稿」为最低标准、「录用」为目标标准，若最终未能录用，以开源代码库与数据集作为主要成果交付。第二，代码库需包含完整的训练脚本、评测脚本与预训练权重，确保他人能复现报告中的数字，而不只是「能跑起来」。</w:t>
+      </w:r>
+    </w:p>
+    <w:p>
+      <w:pPr>
+        <w:spacing w:before="0" w:after="120" w:lineRule="auto" w:line="360"/>
+        <w:ind w:firstLine="480"/>
+      </w:pPr>
+      <w:r>
+        <w:rPr>
+          <w:rFonts w:ascii="宋体" w:hAnsi="宋体" w:eastAsia="宋体"/>
+          <w:b w:val="0"/>
+          <w:color w:val="111827"/>
+          <w:sz w:val="24"/>
+        </w:rPr>
+        <w:t>数据集的开源需要先完成脱敏——原始视频包含学生面部，发布前需对所有人脸做模糊处理，并只保留标注文件与模糊后的视频。这一环节已纳入进度安排（第 10 个月），不作为结题后的补充工作。</w:t>
+      </w:r>
+    </w:p>
+    <w:p>
+      <w:pPr>
+        <w:keepNext/>
+        <w:keepLines/>
+        <w:spacing w:before="360" w:after="160" w:line="360" w:lineRule="auto"/>
+      </w:pPr>
+      <w:r>
+        <w:rPr>
+          <w:rFonts w:ascii="黑体" w:hAnsi="黑体" w:eastAsia="黑体"/>
+          <w:b/>
+          <w:color w:val="111827"/>
+          <w:sz w:val="30"/>
+        </w:rPr>
+        <w:t>五、经费预算</w:t>
+      </w:r>
+    </w:p>
+    <w:p>
+      <w:pPr>
+        <w:keepNext/>
+        <w:keepLines/>
+        <w:spacing w:before="200" w:after="80"/>
+        <w:jc w:val="center"/>
+      </w:pPr>
+      <w:r>
+        <w:drawing>
+          <wp:inline xmlns:a="http://schemas.openxmlformats.org/drawingml/2006/main" xmlns:pic="http://schemas.openxmlformats.org/drawingml/2006/picture">
+            <wp:extent cx="3707928" cy="2519999"/>
+            <wp:docPr id="4" name="Picture 4"/>
+            <wp:cNvGraphicFramePr>
+              <a:graphicFrameLocks noChangeAspect="1"/>
+            </wp:cNvGraphicFramePr>
+            <a:graphic>
+              <a:graphicData uri="http://schemas.openxmlformats.org/drawingml/2006/picture">
+                <pic:pic>
+                  <pic:nvPicPr>
+                    <pic:cNvPr id="0" name="03_budget.png"/>
+                    <pic:cNvPicPr/>
+                  </pic:nvPicPr>
+                  <pic:blipFill>
+                    <a:blip r:embed="rId12"/>
+                    <a:stretch>
+                      <a:fillRect/>
+                    </a:stretch>
+                  </pic:blipFill>
+                  <pic:spPr>
+                    <a:xfrm>
+                      <a:off x="0" y="0"/>
+                      <a:ext cx="3707928" cy="2519999"/>
+                    </a:xfrm>
+                    <a:prstGeom prst="rect"/>
+                  </pic:spPr>
+                </pic:pic>
+              </a:graphicData>
+            </a:graphic>
+          </wp:inline>
+        </w:drawing>
+      </w:r>
+    </w:p>
+    <w:p>
+      <w:pPr>
+        <w:keepLines/>
+        <w:spacing w:before="0" w:after="280"/>
+        <w:jc w:val="center"/>
+      </w:pPr>
+      <w:r>
+        <w:rPr>
+          <w:rFonts w:ascii="宋体" w:hAnsi="宋体" w:eastAsia="宋体"/>
+          <w:b w:val="0"/>
+          <w:color w:val="6B7280"/>
+          <w:sz w:val="21"/>
+        </w:rPr>
+        <w:t>图 4　经费预算结构</w:t>
+      </w:r>
+    </w:p>
+    <w:tbl>
+      <w:tblPr>
+        <w:tblStyle w:val="TableGrid"/>
+        <w:tblW w:type="auto" w:w="0"/>
+        <w:jc w:val="center"/>
+        <w:tblLayout w:type="fixed"/>
+        <w:tblLook w:firstColumn="1" w:firstRow="1" w:lastColumn="0" w:lastRow="0" w:noHBand="0" w:noVBand="1" w:val="04A0"/>
+        <w:tblLayout w:type="fixed"/>
+        <w:tblCellMar>
+          <w:top w:w="50" w:type="dxa"/>
+          <w:bottom w:w="50" w:type="dxa"/>
+          <w:left w:w="100" w:type="dxa"/>
+          <w:right w:w="100" w:type="dxa"/>
+        </w:tblCellMar>
+      </w:tblPr>
+      <w:tblGrid>
+        <w:gridCol w:w="2183"/>
+        <w:gridCol w:w="2183"/>
+        <w:gridCol w:w="4365"/>
+      </w:tblGrid>
+      <w:tr>
+        <w:trPr>
+          <w:tblHeader/>
+          <w:cantSplit/>
+        </w:trPr>
+        <w:tc>
+          <w:tcPr>
+            <w:tcW w:type="dxa" w:w="2183"/>
+          </w:tcPr>
+          <w:p>
+            <w:pPr>
+              <w:spacing w:before="0" w:after="0"/>
+              <w:jc w:val="center"/>
+            </w:pPr>
+            <w:r/>
+            <w:r>
+              <w:rPr>
+                <w:rFonts w:ascii="黑体" w:hAnsi="黑体" w:eastAsia="黑体"/>
+                <w:b/>
+                <w:color w:val="111827"/>
+                <w:sz w:val="21"/>
+              </w:rPr>
+              <w:t>科目</w:t>
             </w:r>
           </w:p>
         </w:tc>
         <w:tc>
           <w:tcPr>
-            <w:tcW w:type="dxa" w:w="2268"/>
-            <w:vAlign w:val="center"/>
+            <w:tcW w:type="dxa" w:w="2183"/>
           </w:tcPr>
           <w:p>
             <w:pPr>
-              <w:spacing w:line="300" w:lineRule="auto"/>
-              <w:ind w:firstLine="0"/>
+              <w:spacing w:before="0" w:after="0"/>
+              <w:jc w:val="center"/>
+            </w:pPr>
+            <w:r/>
+            <w:r>
+              <w:rPr>
+                <w:rFonts w:ascii="黑体" w:hAnsi="黑体" w:eastAsia="黑体"/>
+                <w:b/>
+                <w:color w:val="111827"/>
+                <w:sz w:val="21"/>
+              </w:rPr>
+              <w:t>金额（元）</w:t>
+            </w:r>
+          </w:p>
+        </w:tc>
+        <w:tc>
+          <w:tcPr>
+            <w:tcW w:type="dxa" w:w="4365"/>
+          </w:tcPr>
+          <w:p>
+            <w:pPr>
+              <w:spacing w:before="0" w:after="0"/>
+              <w:jc w:val="center"/>
+            </w:pPr>
+            <w:r/>
+            <w:r>
+              <w:rPr>
+                <w:rFonts w:ascii="黑体" w:hAnsi="黑体" w:eastAsia="黑体"/>
+                <w:b/>
+                <w:color w:val="111827"/>
+                <w:sz w:val="21"/>
+              </w:rPr>
+              <w:t>用途</w:t>
+            </w:r>
+          </w:p>
+        </w:tc>
+      </w:tr>
+      <w:tr>
+        <w:trPr>
+          <w:cantSplit/>
+        </w:trPr>
+        <w:tc>
+          <w:tcPr>
+            <w:tcW w:type="dxa" w:w="2183"/>
+          </w:tcPr>
+          <w:p>
+            <w:pPr>
+              <w:spacing w:before="0" w:after="0" w:line="276" w:lineRule="auto"/>
+            </w:pPr>
+            <w:r/>
+            <w:r>
+              <w:rPr>
+                <w:rFonts w:ascii="宋体" w:hAnsi="宋体" w:eastAsia="宋体"/>
+                <w:b w:val="0"/>
+                <w:color w:val="111827"/>
+                <w:sz w:val="21"/>
+              </w:rPr>
+              <w:t>设备费</w:t>
+            </w:r>
+          </w:p>
+        </w:tc>
+        <w:tc>
+          <w:tcPr>
+            <w:tcW w:type="dxa" w:w="2183"/>
+          </w:tcPr>
+          <w:p>
+            <w:pPr>
+              <w:spacing w:before="0" w:after="0" w:line="276" w:lineRule="auto"/>
               <w:jc w:val="center"/>
             </w:pPr>
             <w:r/>
@@ -4784,21 +1515,20 @@
               <w:rPr>
                 <w:rFonts w:ascii="宋体" w:hAnsi="宋体" w:eastAsia="宋体"/>
                 <w:b w:val="0"/>
+                <w:color w:val="111827"/>
                 <w:sz w:val="21"/>
               </w:rPr>
-              <w:t>≥82 分</w:t>
+              <w:t>5,200</w:t>
             </w:r>
           </w:p>
         </w:tc>
         <w:tc>
           <w:tcPr>
-            <w:tcW w:type="dxa" w:w="2268"/>
-            <w:vAlign w:val="center"/>
+            <w:tcW w:type="dxa" w:w="4365"/>
           </w:tcPr>
           <w:p>
             <w:pPr>
-              <w:spacing w:line="300" w:lineRule="auto"/>
-              <w:ind w:firstLine="0"/>
+              <w:spacing w:before="0" w:after="0" w:line="276" w:lineRule="auto"/>
               <w:jc w:val="center"/>
             </w:pPr>
             <w:r/>
@@ -4806,1093 +1536,32 @@
               <w:rPr>
                 <w:rFonts w:ascii="宋体" w:hAnsi="宋体" w:eastAsia="宋体"/>
                 <w:b w:val="0"/>
+                <w:color w:val="111827"/>
                 <w:sz w:val="21"/>
               </w:rPr>
-              <w:t>提升 ≥7 分</w:t>
+              <w:t>GPU 服务器租用、摄像设备</w:t>
             </w:r>
           </w:p>
         </w:tc>
       </w:tr>
       <w:tr>
+        <w:trPr>
+          <w:cantSplit/>
+        </w:trPr>
         <w:tc>
           <w:tcPr>
-            <w:tcW w:type="dxa" w:w="2551"/>
-            <w:vAlign w:val="center"/>
+            <w:tcW w:type="dxa" w:w="2183"/>
           </w:tcPr>
           <w:p>
             <w:pPr>
-              <w:spacing w:line="300" w:lineRule="auto"/>
-              <w:ind w:firstLine="0"/>
-              <w:jc w:val="center"/>
+              <w:spacing w:before="0" w:after="0" w:line="276" w:lineRule="auto"/>
             </w:pPr>
             <w:r/>
             <w:r>
               <w:rPr>
                 <w:rFonts w:ascii="宋体" w:hAnsi="宋体" w:eastAsia="宋体"/>
                 <w:b w:val="0"/>
-                <w:sz w:val="21"/>
-              </w:rPr>
-              <w:t>自我效能感得分</w:t>
-            </w:r>
-          </w:p>
-        </w:tc>
-        <w:tc>
-          <w:tcPr>
-            <w:tcW w:type="dxa" w:w="2268"/>
-            <w:vAlign w:val="center"/>
-          </w:tcPr>
-          <w:p>
-            <w:pPr>
-              <w:spacing w:line="300" w:lineRule="auto"/>
-              <w:ind w:firstLine="0"/>
-              <w:jc w:val="center"/>
-            </w:pPr>
-            <w:r/>
-            <w:r>
-              <w:rPr>
-                <w:rFonts w:ascii="宋体" w:hAnsi="宋体" w:eastAsia="宋体"/>
-                <w:b w:val="0"/>
-                <w:sz w:val="21"/>
-              </w:rPr>
-              <w:t>3.2/5</w:t>
-            </w:r>
-          </w:p>
-        </w:tc>
-        <w:tc>
-          <w:tcPr>
-            <w:tcW w:type="dxa" w:w="2268"/>
-            <w:vAlign w:val="center"/>
-          </w:tcPr>
-          <w:p>
-            <w:pPr>
-              <w:spacing w:line="300" w:lineRule="auto"/>
-              <w:ind w:firstLine="0"/>
-              <w:jc w:val="center"/>
-            </w:pPr>
-            <w:r/>
-            <w:r>
-              <w:rPr>
-                <w:rFonts w:ascii="宋体" w:hAnsi="宋体" w:eastAsia="宋体"/>
-                <w:b w:val="0"/>
-                <w:sz w:val="21"/>
-              </w:rPr>
-              <w:t>≥4.0/5</w:t>
-            </w:r>
-          </w:p>
-        </w:tc>
-        <w:tc>
-          <w:tcPr>
-            <w:tcW w:type="dxa" w:w="2268"/>
-            <w:vAlign w:val="center"/>
-          </w:tcPr>
-          <w:p>
-            <w:pPr>
-              <w:spacing w:line="300" w:lineRule="auto"/>
-              <w:ind w:firstLine="0"/>
-              <w:jc w:val="center"/>
-            </w:pPr>
-            <w:r/>
-            <w:r>
-              <w:rPr>
-                <w:rFonts w:ascii="宋体" w:hAnsi="宋体" w:eastAsia="宋体"/>
-                <w:b w:val="0"/>
-                <w:sz w:val="21"/>
-              </w:rPr>
-              <w:t>提升 ≥0.8 分</w:t>
-            </w:r>
-          </w:p>
-        </w:tc>
-      </w:tr>
-      <w:tr>
-        <w:tc>
-          <w:tcPr>
-            <w:tcW w:type="dxa" w:w="2551"/>
-            <w:vAlign w:val="center"/>
-          </w:tcPr>
-          <w:p>
-            <w:pPr>
-              <w:spacing w:line="300" w:lineRule="auto"/>
-              <w:ind w:firstLine="0"/>
-              <w:jc w:val="center"/>
-            </w:pPr>
-            <w:r/>
-            <w:r>
-              <w:rPr>
-                <w:rFonts w:ascii="宋体" w:hAnsi="宋体" w:eastAsia="宋体"/>
-                <w:b w:val="0"/>
-                <w:sz w:val="21"/>
-              </w:rPr>
-              <w:t>教师课堂管理满意度</w:t>
-            </w:r>
-          </w:p>
-        </w:tc>
-        <w:tc>
-          <w:tcPr>
-            <w:tcW w:type="dxa" w:w="2268"/>
-            <w:vAlign w:val="center"/>
-          </w:tcPr>
-          <w:p>
-            <w:pPr>
-              <w:spacing w:line="300" w:lineRule="auto"/>
-              <w:ind w:firstLine="0"/>
-              <w:jc w:val="center"/>
-            </w:pPr>
-            <w:r/>
-            <w:r>
-              <w:rPr>
-                <w:rFonts w:ascii="宋体" w:hAnsi="宋体" w:eastAsia="宋体"/>
-                <w:b w:val="0"/>
-                <w:sz w:val="21"/>
-              </w:rPr>
-              <w:t>60%</w:t>
-            </w:r>
-          </w:p>
-        </w:tc>
-        <w:tc>
-          <w:tcPr>
-            <w:tcW w:type="dxa" w:w="2268"/>
-            <w:vAlign w:val="center"/>
-          </w:tcPr>
-          <w:p>
-            <w:pPr>
-              <w:spacing w:line="300" w:lineRule="auto"/>
-              <w:ind w:firstLine="0"/>
-              <w:jc w:val="center"/>
-            </w:pPr>
-            <w:r/>
-            <w:r>
-              <w:rPr>
-                <w:rFonts w:ascii="宋体" w:hAnsi="宋体" w:eastAsia="宋体"/>
-                <w:b w:val="0"/>
-                <w:sz w:val="21"/>
-              </w:rPr>
-              <w:t>≥85%</w:t>
-            </w:r>
-          </w:p>
-        </w:tc>
-        <w:tc>
-          <w:tcPr>
-            <w:tcW w:type="dxa" w:w="2268"/>
-            <w:vAlign w:val="center"/>
-          </w:tcPr>
-          <w:p>
-            <w:pPr>
-              <w:spacing w:line="300" w:lineRule="auto"/>
-              <w:ind w:firstLine="0"/>
-              <w:jc w:val="left"/>
-            </w:pPr>
-            <w:r/>
-            <w:r>
-              <w:rPr>
-                <w:rFonts w:ascii="宋体" w:hAnsi="宋体" w:eastAsia="宋体"/>
-                <w:b w:val="0"/>
-                <w:sz w:val="21"/>
-              </w:rPr>
-              <w:t>提升 ≥25 个百分点</w:t>
-            </w:r>
-          </w:p>
-        </w:tc>
-      </w:tr>
-    </w:tbl>
-    <w:p/>
-    <w:p>
-      <w:pPr>
-        <w:spacing w:line="360" w:lineRule="auto" w:before="0" w:after="0"/>
-        <w:ind w:firstLine="480"/>
-        <w:jc w:val="left"/>
-      </w:pPr>
-      <w:r>
-        <w:rPr>
-          <w:rFonts w:ascii="宋体" w:hAnsi="宋体" w:eastAsia="宋体"/>
-          <w:b w:val="0"/>
-          <w:sz w:val="24"/>
-        </w:rPr>
-        <w:t>注：以上数据基于预实验与文献调研，正式实验后将以真实数据更新。效益提升幅度按『百分比/倍数』双重表达规范填写。</w:t>
-      </w:r>
-    </w:p>
-    <w:p>
-      <w:pPr>
-        <w:spacing w:line="360" w:lineRule="auto" w:before="240" w:after="240"/>
-        <w:jc w:val="center"/>
-      </w:pPr>
-      <w:r>
-        <w:rPr>
-          <w:rFonts w:ascii="黑体" w:hAnsi="黑体" w:eastAsia="黑体"/>
-          <w:b/>
-          <w:sz w:val="32"/>
-        </w:rPr>
-        <w:t>十五、研究基础</w:t>
-      </w:r>
-    </w:p>
-    <w:p>
-      <w:pPr>
-        <w:spacing w:line="360" w:lineRule="auto" w:before="120" w:after="120"/>
-        <w:jc w:val="left"/>
-      </w:pPr>
-      <w:r>
-        <w:rPr>
-          <w:rFonts w:ascii="黑体" w:hAnsi="黑体" w:eastAsia="黑体"/>
-          <w:b/>
-          <w:sz w:val="30"/>
-        </w:rPr>
-        <w:t>（一）团队基础</w:t>
-      </w:r>
-    </w:p>
-    <w:p>
-      <w:pPr>
-        <w:spacing w:line="360" w:lineRule="auto" w:before="0" w:after="0"/>
-        <w:ind w:firstLine="480"/>
-        <w:jc w:val="left"/>
-      </w:pPr>
-      <w:r>
-        <w:rPr>
-          <w:rFonts w:ascii="宋体" w:hAnsi="宋体" w:eastAsia="宋体"/>
-          <w:b w:val="0"/>
-          <w:sz w:val="24"/>
-        </w:rPr>
-        <w:t>团队 3 名成员已修读《教育心理学》《教育统计与测量》《学习行为分析》等核心课程，2 人有校级科研立项参与经验，1 人熟练使用 SPSS、Mplus、Python 等数据分析工具。</w:t>
-      </w:r>
-    </w:p>
-    <w:p>
-      <w:pPr>
-        <w:spacing w:line="360" w:lineRule="auto" w:before="120" w:after="120"/>
-        <w:jc w:val="left"/>
-      </w:pPr>
-      <w:r>
-        <w:rPr>
-          <w:rFonts w:ascii="黑体" w:hAnsi="黑体" w:eastAsia="黑体"/>
-          <w:b/>
-          <w:sz w:val="30"/>
-        </w:rPr>
-        <w:t>（二）指导教师基础</w:t>
-      </w:r>
-    </w:p>
-    <w:p>
-      <w:pPr>
-        <w:spacing w:line="360" w:lineRule="auto" w:before="0" w:after="0"/>
-        <w:ind w:firstLine="480"/>
-        <w:jc w:val="left"/>
-      </w:pPr>
-      <w:r>
-        <w:rPr>
-          <w:rFonts w:ascii="宋体" w:hAnsi="宋体" w:eastAsia="宋体"/>
-          <w:b w:val="0"/>
-          <w:sz w:val="24"/>
-        </w:rPr>
-        <w:t>指导教师李华教授主持全国教育科学规划课题 1 项，近 3 年发表 CSSCI 论文 5 篇，研究方向匹配度 90%。曾指导 3 项校级科研立项，其中 2 项获优秀结题。</w:t>
-      </w:r>
-    </w:p>
-    <w:p>
-      <w:pPr>
-        <w:spacing w:line="360" w:lineRule="auto" w:before="120" w:after="120"/>
-        <w:jc w:val="left"/>
-      </w:pPr>
-      <w:r>
-        <w:rPr>
-          <w:rFonts w:ascii="黑体" w:hAnsi="黑体" w:eastAsia="黑体"/>
-          <w:b/>
-          <w:sz w:val="30"/>
-        </w:rPr>
-        <w:t>（三）实验条件</w:t>
-      </w:r>
-    </w:p>
-    <w:p>
-      <w:pPr>
-        <w:spacing w:line="360" w:lineRule="auto" w:before="0" w:after="0"/>
-        <w:ind w:firstLine="480"/>
-        <w:jc w:val="left"/>
-      </w:pPr>
-      <w:r>
-        <w:rPr>
-          <w:rFonts w:ascii="宋体" w:hAnsi="宋体" w:eastAsia="宋体"/>
-          <w:b w:val="0"/>
-          <w:sz w:val="24"/>
-        </w:rPr>
-        <w:t>实验室配备眼动仪 Tobii Pro X3-120、行为观察记录系统 Noldus Observer XT 14、SPSS 27、Mplus 8、NVivo 14、Python 3.11 等软硬件。已与 3 所合作高校签署调研合作协议。</w:t>
-      </w:r>
-    </w:p>
-    <w:p>
-      <w:pPr>
-        <w:spacing w:line="360" w:lineRule="auto" w:before="240" w:after="240"/>
-        <w:jc w:val="center"/>
-      </w:pPr>
-      <w:r>
-        <w:rPr>
-          <w:rFonts w:ascii="黑体" w:hAnsi="黑体" w:eastAsia="黑体"/>
-          <w:b/>
-          <w:sz w:val="32"/>
-        </w:rPr>
-        <w:t>十六、预期研究成果</w:t>
-      </w:r>
-    </w:p>
-    <w:p>
-      <w:pPr>
-        <w:spacing w:line="360" w:lineRule="auto" w:before="0" w:after="0"/>
-        <w:jc w:val="left"/>
-      </w:pPr>
-      <w:r>
-        <w:rPr>
-          <w:rFonts w:ascii="宋体" w:hAnsi="宋体" w:eastAsia="宋体"/>
-          <w:b w:val="0"/>
-          <w:sz w:val="24"/>
-        </w:rPr>
-        <w:t>• 中文核心期刊论文 1 篇（拟投《高等教育研究》）</w:t>
-      </w:r>
-    </w:p>
-    <w:p>
-      <w:pPr>
-        <w:spacing w:line="360" w:lineRule="auto" w:before="0" w:after="0"/>
-        <w:jc w:val="left"/>
-      </w:pPr>
-      <w:r>
-        <w:rPr>
-          <w:rFonts w:ascii="宋体" w:hAnsi="宋体" w:eastAsia="宋体"/>
-          <w:b w:val="0"/>
-          <w:sz w:val="24"/>
-        </w:rPr>
-        <w:t>• 调研报告 1 份（约 1.5 万字）</w:t>
-      </w:r>
-    </w:p>
-    <w:p>
-      <w:pPr>
-        <w:spacing w:line="360" w:lineRule="auto" w:before="0" w:after="0"/>
-        <w:jc w:val="left"/>
-      </w:pPr>
-      <w:r>
-        <w:rPr>
-          <w:rFonts w:ascii="宋体" w:hAnsi="宋体" w:eastAsia="宋体"/>
-          <w:b w:val="0"/>
-          <w:sz w:val="24"/>
-        </w:rPr>
-        <w:t>• 干预方案手册 1 套（含 12 项干预动作操作指南）</w:t>
-      </w:r>
-    </w:p>
-    <w:p>
-      <w:pPr>
-        <w:spacing w:line="360" w:lineRule="auto" w:before="240" w:after="240"/>
-        <w:jc w:val="center"/>
-      </w:pPr>
-      <w:r>
-        <w:rPr>
-          <w:rFonts w:ascii="黑体" w:hAnsi="黑体" w:eastAsia="黑体"/>
-          <w:b/>
-          <w:sz w:val="32"/>
-        </w:rPr>
-        <w:t>十七、研究进度安排</w:t>
-      </w:r>
-    </w:p>
-    <w:tbl>
-      <w:tblPr>
-        <w:tblStyle w:val="TableGrid"/>
-        <w:tblW w:type="auto" w:w="0"/>
-        <w:jc w:val="center"/>
-        <w:tblLook w:firstColumn="1" w:firstRow="1" w:lastColumn="0" w:lastRow="0" w:noHBand="0" w:noVBand="1" w:val="04A0"/>
-      </w:tblPr>
-      <w:tblGrid>
-        <w:gridCol w:w="2268"/>
-        <w:gridCol w:w="2268"/>
-        <w:gridCol w:w="2268"/>
-        <w:gridCol w:w="2268"/>
-      </w:tblGrid>
-      <w:tr>
-        <w:tc>
-          <w:tcPr>
-            <w:tcW w:type="dxa" w:w="1587"/>
-            <w:vAlign w:val="center"/>
-          </w:tcPr>
-          <w:p>
-            <w:pPr>
-              <w:spacing w:line="300" w:lineRule="auto"/>
-              <w:ind w:firstLine="0"/>
-              <w:jc w:val="center"/>
-            </w:pPr>
-            <w:r/>
-            <w:r>
-              <w:rPr>
-                <w:rFonts w:ascii="宋体" w:hAnsi="宋体" w:eastAsia="宋体"/>
-                <w:b/>
-                <w:sz w:val="21"/>
-              </w:rPr>
-              <w:t>阶段</w:t>
-            </w:r>
-          </w:p>
-        </w:tc>
-        <w:tc>
-          <w:tcPr>
-            <w:tcW w:type="dxa" w:w="1701"/>
-            <w:vAlign w:val="center"/>
-          </w:tcPr>
-          <w:p>
-            <w:pPr>
-              <w:spacing w:line="300" w:lineRule="auto"/>
-              <w:ind w:firstLine="0"/>
-              <w:jc w:val="center"/>
-            </w:pPr>
-            <w:r/>
-            <w:r>
-              <w:rPr>
-                <w:rFonts w:ascii="宋体" w:hAnsi="宋体" w:eastAsia="宋体"/>
-                <w:b/>
-                <w:sz w:val="21"/>
-              </w:rPr>
-              <w:t>时间</w:t>
-            </w:r>
-          </w:p>
-        </w:tc>
-        <w:tc>
-          <w:tcPr>
-            <w:tcW w:type="dxa" w:w="3402"/>
-            <w:vAlign w:val="center"/>
-          </w:tcPr>
-          <w:p>
-            <w:pPr>
-              <w:spacing w:line="300" w:lineRule="auto"/>
-              <w:ind w:firstLine="0"/>
-              <w:jc w:val="center"/>
-            </w:pPr>
-            <w:r/>
-            <w:r>
-              <w:rPr>
-                <w:rFonts w:ascii="宋体" w:hAnsi="宋体" w:eastAsia="宋体"/>
-                <w:b/>
-                <w:sz w:val="21"/>
-              </w:rPr>
-              <w:t>主要工作</w:t>
-            </w:r>
-          </w:p>
-        </w:tc>
-        <w:tc>
-          <w:tcPr>
-            <w:tcW w:type="dxa" w:w="2551"/>
-            <w:vAlign w:val="center"/>
-          </w:tcPr>
-          <w:p>
-            <w:pPr>
-              <w:spacing w:line="300" w:lineRule="auto"/>
-              <w:ind w:firstLine="0"/>
-              <w:jc w:val="center"/>
-            </w:pPr>
-            <w:r/>
-            <w:r>
-              <w:rPr>
-                <w:rFonts w:ascii="宋体" w:hAnsi="宋体" w:eastAsia="宋体"/>
-                <w:b/>
-                <w:sz w:val="21"/>
-              </w:rPr>
-              <w:t>阶段成果</w:t>
-            </w:r>
-          </w:p>
-        </w:tc>
-      </w:tr>
-      <w:tr>
-        <w:tc>
-          <w:tcPr>
-            <w:tcW w:type="dxa" w:w="1587"/>
-            <w:vAlign w:val="center"/>
-          </w:tcPr>
-          <w:p>
-            <w:pPr>
-              <w:spacing w:line="300" w:lineRule="auto"/>
-              <w:ind w:firstLine="0"/>
-              <w:jc w:val="center"/>
-            </w:pPr>
-            <w:r/>
-            <w:r>
-              <w:rPr>
-                <w:rFonts w:ascii="宋体" w:hAnsi="宋体" w:eastAsia="宋体"/>
-                <w:b w:val="0"/>
-                <w:sz w:val="21"/>
-              </w:rPr>
-              <w:t>第一阶段 准备</w:t>
-            </w:r>
-          </w:p>
-        </w:tc>
-        <w:tc>
-          <w:tcPr>
-            <w:tcW w:type="dxa" w:w="1701"/>
-            <w:vAlign w:val="center"/>
-          </w:tcPr>
-          <w:p>
-            <w:pPr>
-              <w:spacing w:line="300" w:lineRule="auto"/>
-              <w:ind w:firstLine="0"/>
-              <w:jc w:val="left"/>
-            </w:pPr>
-            <w:r/>
-            <w:r>
-              <w:rPr>
-                <w:rFonts w:ascii="宋体" w:hAnsi="宋体" w:eastAsia="宋体"/>
-                <w:b w:val="0"/>
-                <w:sz w:val="21"/>
-              </w:rPr>
-              <w:t>2025.04-05（2 月）</w:t>
-            </w:r>
-          </w:p>
-        </w:tc>
-        <w:tc>
-          <w:tcPr>
-            <w:tcW w:type="dxa" w:w="3402"/>
-            <w:vAlign w:val="center"/>
-          </w:tcPr>
-          <w:p>
-            <w:pPr>
-              <w:spacing w:line="300" w:lineRule="auto"/>
-              <w:ind w:firstLine="0"/>
-              <w:jc w:val="left"/>
-            </w:pPr>
-            <w:r/>
-            <w:r>
-              <w:rPr>
-                <w:rFonts w:ascii="宋体" w:hAnsi="宋体" w:eastAsia="宋体"/>
-                <w:b w:val="0"/>
-                <w:sz w:val="21"/>
-              </w:rPr>
-              <w:t>① 文献综述 50 篇；② 方案设计；③ 问卷开发与预试；④ 任务分工</w:t>
-            </w:r>
-          </w:p>
-        </w:tc>
-        <w:tc>
-          <w:tcPr>
-            <w:tcW w:type="dxa" w:w="2551"/>
-            <w:vAlign w:val="center"/>
-          </w:tcPr>
-          <w:p>
-            <w:pPr>
-              <w:spacing w:line="300" w:lineRule="auto"/>
-              <w:ind w:firstLine="0"/>
-              <w:jc w:val="left"/>
-            </w:pPr>
-            <w:r/>
-            <w:r>
-              <w:rPr>
-                <w:rFonts w:ascii="宋体" w:hAnsi="宋体" w:eastAsia="宋体"/>
-                <w:b w:val="0"/>
-                <w:sz w:val="21"/>
-              </w:rPr>
-              <w:t>综述 1 份 + 方案 1 份 + 问卷 1 套</w:t>
-            </w:r>
-          </w:p>
-        </w:tc>
-      </w:tr>
-      <w:tr>
-        <w:tc>
-          <w:tcPr>
-            <w:tcW w:type="dxa" w:w="1587"/>
-            <w:vAlign w:val="center"/>
-          </w:tcPr>
-          <w:p>
-            <w:pPr>
-              <w:spacing w:line="300" w:lineRule="auto"/>
-              <w:ind w:firstLine="0"/>
-              <w:jc w:val="center"/>
-            </w:pPr>
-            <w:r/>
-            <w:r>
-              <w:rPr>
-                <w:rFonts w:ascii="宋体" w:hAnsi="宋体" w:eastAsia="宋体"/>
-                <w:b w:val="0"/>
-                <w:sz w:val="21"/>
-              </w:rPr>
-              <w:t>第二阶段 实施</w:t>
-            </w:r>
-          </w:p>
-        </w:tc>
-        <w:tc>
-          <w:tcPr>
-            <w:tcW w:type="dxa" w:w="1701"/>
-            <w:vAlign w:val="center"/>
-          </w:tcPr>
-          <w:p>
-            <w:pPr>
-              <w:spacing w:line="300" w:lineRule="auto"/>
-              <w:ind w:firstLine="0"/>
-              <w:jc w:val="left"/>
-            </w:pPr>
-            <w:r/>
-            <w:r>
-              <w:rPr>
-                <w:rFonts w:ascii="宋体" w:hAnsi="宋体" w:eastAsia="宋体"/>
-                <w:b w:val="0"/>
-                <w:sz w:val="21"/>
-              </w:rPr>
-              <w:t>2025.06-09（4 月）</w:t>
-            </w:r>
-          </w:p>
-        </w:tc>
-        <w:tc>
-          <w:tcPr>
-            <w:tcW w:type="dxa" w:w="3402"/>
-            <w:vAlign w:val="center"/>
-          </w:tcPr>
-          <w:p>
-            <w:pPr>
-              <w:spacing w:line="300" w:lineRule="auto"/>
-              <w:ind w:firstLine="0"/>
-              <w:jc w:val="left"/>
-            </w:pPr>
-            <w:r/>
-            <w:r>
-              <w:rPr>
-                <w:rFonts w:ascii="宋体" w:hAnsi="宋体" w:eastAsia="宋体"/>
-                <w:b w:val="0"/>
-                <w:sz w:val="21"/>
-              </w:rPr>
-              <w:t>① 3 校 6 班 600 人 12 周干预；② 实施记录与数据采集；③ 中期检查与调整</w:t>
-            </w:r>
-          </w:p>
-        </w:tc>
-        <w:tc>
-          <w:tcPr>
-            <w:tcW w:type="dxa" w:w="2551"/>
-            <w:vAlign w:val="center"/>
-          </w:tcPr>
-          <w:p>
-            <w:pPr>
-              <w:spacing w:line="300" w:lineRule="auto"/>
-              <w:ind w:firstLine="0"/>
-              <w:jc w:val="left"/>
-            </w:pPr>
-            <w:r/>
-            <w:r>
-              <w:rPr>
-                <w:rFonts w:ascii="宋体" w:hAnsi="宋体" w:eastAsia="宋体"/>
-                <w:b w:val="0"/>
-                <w:sz w:val="21"/>
-              </w:rPr>
-              <w:t>实施记录 + 原始数据</w:t>
-            </w:r>
-          </w:p>
-        </w:tc>
-      </w:tr>
-      <w:tr>
-        <w:tc>
-          <w:tcPr>
-            <w:tcW w:type="dxa" w:w="1587"/>
-            <w:vAlign w:val="center"/>
-          </w:tcPr>
-          <w:p>
-            <w:pPr>
-              <w:spacing w:line="300" w:lineRule="auto"/>
-              <w:ind w:firstLine="0"/>
-              <w:jc w:val="center"/>
-            </w:pPr>
-            <w:r/>
-            <w:r>
-              <w:rPr>
-                <w:rFonts w:ascii="宋体" w:hAnsi="宋体" w:eastAsia="宋体"/>
-                <w:b w:val="0"/>
-                <w:sz w:val="21"/>
-              </w:rPr>
-              <w:t>第三阶段 分析</w:t>
-            </w:r>
-          </w:p>
-        </w:tc>
-        <w:tc>
-          <w:tcPr>
-            <w:tcW w:type="dxa" w:w="1701"/>
-            <w:vAlign w:val="center"/>
-          </w:tcPr>
-          <w:p>
-            <w:pPr>
-              <w:spacing w:line="300" w:lineRule="auto"/>
-              <w:ind w:firstLine="0"/>
-              <w:jc w:val="left"/>
-            </w:pPr>
-            <w:r/>
-            <w:r>
-              <w:rPr>
-                <w:rFonts w:ascii="宋体" w:hAnsi="宋体" w:eastAsia="宋体"/>
-                <w:b w:val="0"/>
-                <w:sz w:val="21"/>
-              </w:rPr>
-              <w:t>2025.10-11（2 月）</w:t>
-            </w:r>
-          </w:p>
-        </w:tc>
-        <w:tc>
-          <w:tcPr>
-            <w:tcW w:type="dxa" w:w="3402"/>
-            <w:vAlign w:val="center"/>
-          </w:tcPr>
-          <w:p>
-            <w:pPr>
-              <w:spacing w:line="300" w:lineRule="auto"/>
-              <w:ind w:firstLine="0"/>
-              <w:jc w:val="left"/>
-            </w:pPr>
-            <w:r/>
-            <w:r>
-              <w:rPr>
-                <w:rFonts w:ascii="宋体" w:hAnsi="宋体" w:eastAsia="宋体"/>
-                <w:b w:val="0"/>
-                <w:sz w:val="21"/>
-              </w:rPr>
-              <w:t>① SPSS + Mplus 统计分析；② 干预效果评估；③ 论文初稿撰写</w:t>
-            </w:r>
-          </w:p>
-        </w:tc>
-        <w:tc>
-          <w:tcPr>
-            <w:tcW w:type="dxa" w:w="2551"/>
-            <w:vAlign w:val="center"/>
-          </w:tcPr>
-          <w:p>
-            <w:pPr>
-              <w:spacing w:line="300" w:lineRule="auto"/>
-              <w:ind w:firstLine="0"/>
-              <w:jc w:val="left"/>
-            </w:pPr>
-            <w:r/>
-            <w:r>
-              <w:rPr>
-                <w:rFonts w:ascii="宋体" w:hAnsi="宋体" w:eastAsia="宋体"/>
-                <w:b w:val="0"/>
-                <w:sz w:val="21"/>
-              </w:rPr>
-              <w:t>分析报告 1 份 + 论文初稿</w:t>
-            </w:r>
-          </w:p>
-        </w:tc>
-      </w:tr>
-      <w:tr>
-        <w:tc>
-          <w:tcPr>
-            <w:tcW w:type="dxa" w:w="1587"/>
-            <w:vAlign w:val="center"/>
-          </w:tcPr>
-          <w:p>
-            <w:pPr>
-              <w:spacing w:line="300" w:lineRule="auto"/>
-              <w:ind w:firstLine="0"/>
-              <w:jc w:val="center"/>
-            </w:pPr>
-            <w:r/>
-            <w:r>
-              <w:rPr>
-                <w:rFonts w:ascii="宋体" w:hAnsi="宋体" w:eastAsia="宋体"/>
-                <w:b w:val="0"/>
-                <w:sz w:val="21"/>
-              </w:rPr>
-              <w:t>第四阶段 总结</w:t>
-            </w:r>
-          </w:p>
-        </w:tc>
-        <w:tc>
-          <w:tcPr>
-            <w:tcW w:type="dxa" w:w="1701"/>
-            <w:vAlign w:val="center"/>
-          </w:tcPr>
-          <w:p>
-            <w:pPr>
-              <w:spacing w:line="300" w:lineRule="auto"/>
-              <w:ind w:firstLine="0"/>
-              <w:jc w:val="left"/>
-            </w:pPr>
-            <w:r/>
-            <w:r>
-              <w:rPr>
-                <w:rFonts w:ascii="宋体" w:hAnsi="宋体" w:eastAsia="宋体"/>
-                <w:b w:val="0"/>
-                <w:sz w:val="21"/>
-              </w:rPr>
-              <w:t>2025.12-2026.03（4 月）</w:t>
-            </w:r>
-          </w:p>
-        </w:tc>
-        <w:tc>
-          <w:tcPr>
-            <w:tcW w:type="dxa" w:w="3402"/>
-            <w:vAlign w:val="center"/>
-          </w:tcPr>
-          <w:p>
-            <w:pPr>
-              <w:spacing w:line="300" w:lineRule="auto"/>
-              <w:ind w:firstLine="0"/>
-              <w:jc w:val="left"/>
-            </w:pPr>
-            <w:r/>
-            <w:r>
-              <w:rPr>
-                <w:rFonts w:ascii="宋体" w:hAnsi="宋体" w:eastAsia="宋体"/>
-                <w:b w:val="0"/>
-                <w:sz w:val="21"/>
-              </w:rPr>
-              <w:t>① 6 个月后跟踪测；② 论文修改与投稿；③ 结题材料整理</w:t>
-            </w:r>
-          </w:p>
-        </w:tc>
-        <w:tc>
-          <w:tcPr>
-            <w:tcW w:type="dxa" w:w="2551"/>
-            <w:vAlign w:val="center"/>
-          </w:tcPr>
-          <w:p>
-            <w:pPr>
-              <w:spacing w:line="300" w:lineRule="auto"/>
-              <w:ind w:firstLine="0"/>
-              <w:jc w:val="left"/>
-            </w:pPr>
-            <w:r/>
-            <w:r>
-              <w:rPr>
-                <w:rFonts w:ascii="宋体" w:hAnsi="宋体" w:eastAsia="宋体"/>
-                <w:b w:val="0"/>
-                <w:sz w:val="21"/>
-              </w:rPr>
-              <w:t>跟踪报告 1 份 + 论文 1 篇 + 结题报告</w:t>
-            </w:r>
-          </w:p>
-        </w:tc>
-      </w:tr>
-    </w:tbl>
-    <w:p/>
-    <w:p>
-      <w:pPr>
-        <w:spacing w:line="360" w:lineRule="auto" w:before="240" w:after="240"/>
-        <w:jc w:val="center"/>
-      </w:pPr>
-      <w:r>
-        <w:rPr>
-          <w:rFonts w:ascii="黑体" w:hAnsi="黑体" w:eastAsia="黑体"/>
-          <w:b/>
-          <w:sz w:val="32"/>
-        </w:rPr>
-        <w:t>十八、经费预算</w:t>
-      </w:r>
-    </w:p>
-    <w:tbl>
-      <w:tblPr>
-        <w:tblStyle w:val="TableGrid"/>
-        <w:tblW w:type="auto" w:w="0"/>
-        <w:jc w:val="center"/>
-        <w:tblLook w:firstColumn="1" w:firstRow="1" w:lastColumn="0" w:lastRow="0" w:noHBand="0" w:noVBand="1" w:val="04A0"/>
-      </w:tblPr>
-      <w:tblGrid>
-        <w:gridCol w:w="3024"/>
-        <w:gridCol w:w="3024"/>
-        <w:gridCol w:w="3024"/>
-      </w:tblGrid>
-      <w:tr>
-        <w:tc>
-          <w:tcPr>
-            <w:tcW w:type="dxa" w:w="1984"/>
-            <w:vAlign w:val="center"/>
-          </w:tcPr>
-          <w:p>
-            <w:pPr>
-              <w:spacing w:line="300" w:lineRule="auto"/>
-              <w:ind w:firstLine="0"/>
-              <w:jc w:val="center"/>
-            </w:pPr>
-            <w:r/>
-            <w:r>
-              <w:rPr>
-                <w:rFonts w:ascii="宋体" w:hAnsi="宋体" w:eastAsia="宋体"/>
-                <w:b/>
-                <w:sz w:val="21"/>
-              </w:rPr>
-              <w:t>预算科目</w:t>
-            </w:r>
-          </w:p>
-        </w:tc>
-        <w:tc>
-          <w:tcPr>
-            <w:tcW w:type="dxa" w:w="1701"/>
-            <w:vAlign w:val="center"/>
-          </w:tcPr>
-          <w:p>
-            <w:pPr>
-              <w:spacing w:line="300" w:lineRule="auto"/>
-              <w:ind w:firstLine="0"/>
-              <w:jc w:val="center"/>
-            </w:pPr>
-            <w:r/>
-            <w:r>
-              <w:rPr>
-                <w:rFonts w:ascii="宋体" w:hAnsi="宋体" w:eastAsia="宋体"/>
-                <w:b/>
-                <w:sz w:val="21"/>
-              </w:rPr>
-              <w:t>金额</w:t>
-            </w:r>
-          </w:p>
-        </w:tc>
-        <w:tc>
-          <w:tcPr>
-            <w:tcW w:type="dxa" w:w="5386"/>
-            <w:vAlign w:val="center"/>
-          </w:tcPr>
-          <w:p>
-            <w:pPr>
-              <w:spacing w:line="300" w:lineRule="auto"/>
-              <w:ind w:firstLine="0"/>
-              <w:jc w:val="center"/>
-            </w:pPr>
-            <w:r/>
-            <w:r>
-              <w:rPr>
-                <w:rFonts w:ascii="宋体" w:hAnsi="宋体" w:eastAsia="宋体"/>
-                <w:b/>
-                <w:sz w:val="21"/>
-              </w:rPr>
-              <w:t>计算依据</w:t>
-            </w:r>
-          </w:p>
-        </w:tc>
-      </w:tr>
-      <w:tr>
-        <w:tc>
-          <w:tcPr>
-            <w:tcW w:type="dxa" w:w="1984"/>
-            <w:vAlign w:val="center"/>
-          </w:tcPr>
-          <w:p>
-            <w:pPr>
-              <w:spacing w:line="300" w:lineRule="auto"/>
-              <w:ind w:firstLine="0"/>
-              <w:jc w:val="center"/>
-            </w:pPr>
-            <w:r/>
-            <w:r>
-              <w:rPr>
-                <w:rFonts w:ascii="宋体" w:hAnsi="宋体" w:eastAsia="宋体"/>
-                <w:b w:val="0"/>
-                <w:sz w:val="21"/>
-              </w:rPr>
-              <w:t>资料费</w:t>
-            </w:r>
-          </w:p>
-        </w:tc>
-        <w:tc>
-          <w:tcPr>
-            <w:tcW w:type="dxa" w:w="1701"/>
-            <w:vAlign w:val="center"/>
-          </w:tcPr>
-          <w:p>
-            <w:pPr>
-              <w:spacing w:line="300" w:lineRule="auto"/>
-              <w:ind w:firstLine="0"/>
-              <w:jc w:val="center"/>
-            </w:pPr>
-            <w:r/>
-            <w:r>
-              <w:rPr>
-                <w:rFonts w:ascii="宋体" w:hAnsi="宋体" w:eastAsia="宋体"/>
-                <w:b w:val="0"/>
-                <w:sz w:val="21"/>
-              </w:rPr>
-              <w:t>350 元</w:t>
-            </w:r>
-          </w:p>
-        </w:tc>
-        <w:tc>
-          <w:tcPr>
-            <w:tcW w:type="dxa" w:w="5386"/>
-            <w:vAlign w:val="center"/>
-          </w:tcPr>
-          <w:p>
-            <w:pPr>
-              <w:spacing w:line="300" w:lineRule="auto"/>
-              <w:ind w:firstLine="0"/>
-              <w:jc w:val="left"/>
-            </w:pPr>
-            <w:r/>
-            <w:r>
-              <w:rPr>
-                <w:rFonts w:ascii="宋体" w:hAnsi="宋体" w:eastAsia="宋体"/>
-                <w:b w:val="0"/>
-                <w:sz w:val="21"/>
-              </w:rPr>
-              <w:t>图书 5 本 × 50 元 + 数据库订阅 100 元</w:t>
-            </w:r>
-          </w:p>
-        </w:tc>
-      </w:tr>
-      <w:tr>
-        <w:tc>
-          <w:tcPr>
-            <w:tcW w:type="dxa" w:w="1984"/>
-            <w:vAlign w:val="center"/>
-          </w:tcPr>
-          <w:p>
-            <w:pPr>
-              <w:spacing w:line="300" w:lineRule="auto"/>
-              <w:ind w:firstLine="0"/>
-              <w:jc w:val="center"/>
-            </w:pPr>
-            <w:r/>
-            <w:r>
-              <w:rPr>
-                <w:rFonts w:ascii="宋体" w:hAnsi="宋体" w:eastAsia="宋体"/>
-                <w:b w:val="0"/>
-                <w:sz w:val="21"/>
-              </w:rPr>
-              <w:t>调研费</w:t>
-            </w:r>
-          </w:p>
-        </w:tc>
-        <w:tc>
-          <w:tcPr>
-            <w:tcW w:type="dxa" w:w="1701"/>
-            <w:vAlign w:val="center"/>
-          </w:tcPr>
-          <w:p>
-            <w:pPr>
-              <w:spacing w:line="300" w:lineRule="auto"/>
-              <w:ind w:firstLine="0"/>
-              <w:jc w:val="center"/>
-            </w:pPr>
-            <w:r/>
-            <w:r>
-              <w:rPr>
-                <w:rFonts w:ascii="宋体" w:hAnsi="宋体" w:eastAsia="宋体"/>
-                <w:b w:val="0"/>
-                <w:sz w:val="21"/>
-              </w:rPr>
-              <w:t>1200 元</w:t>
-            </w:r>
-          </w:p>
-        </w:tc>
-        <w:tc>
-          <w:tcPr>
-            <w:tcW w:type="dxa" w:w="5386"/>
-            <w:vAlign w:val="center"/>
-          </w:tcPr>
-          <w:p>
-            <w:pPr>
-              <w:spacing w:line="300" w:lineRule="auto"/>
-              <w:ind w:firstLine="0"/>
-              <w:jc w:val="left"/>
-            </w:pPr>
-            <w:r/>
-            <w:r>
-              <w:rPr>
-                <w:rFonts w:ascii="宋体" w:hAnsi="宋体" w:eastAsia="宋体"/>
-                <w:b w:val="0"/>
-                <w:sz w:val="21"/>
-              </w:rPr>
-              <w:t>3 校实地调研 × 400 元（含交通、住宿）</w:t>
-            </w:r>
-          </w:p>
-        </w:tc>
-      </w:tr>
-      <w:tr>
-        <w:tc>
-          <w:tcPr>
-            <w:tcW w:type="dxa" w:w="1984"/>
-            <w:vAlign w:val="center"/>
-          </w:tcPr>
-          <w:p>
-            <w:pPr>
-              <w:spacing w:line="300" w:lineRule="auto"/>
-              <w:ind w:firstLine="0"/>
-              <w:jc w:val="center"/>
-            </w:pPr>
-            <w:r/>
-            <w:r>
-              <w:rPr>
-                <w:rFonts w:ascii="宋体" w:hAnsi="宋体" w:eastAsia="宋体"/>
-                <w:b w:val="0"/>
+                <w:color w:val="111827"/>
                 <w:sz w:val="21"/>
               </w:rPr>
               <w:t>材料费</w:t>
@@ -5901,13 +1570,11 @@
         </w:tc>
         <w:tc>
           <w:tcPr>
-            <w:tcW w:type="dxa" w:w="1701"/>
-            <w:vAlign w:val="center"/>
+            <w:tcW w:type="dxa" w:w="2183"/>
           </w:tcPr>
           <w:p>
             <w:pPr>
-              <w:spacing w:line="300" w:lineRule="auto"/>
-              <w:ind w:firstLine="0"/>
+              <w:spacing w:before="0" w:after="0" w:line="276" w:lineRule="auto"/>
               <w:jc w:val="center"/>
             </w:pPr>
             <w:r/>
@@ -5915,45 +1582,20 @@
               <w:rPr>
                 <w:rFonts w:ascii="宋体" w:hAnsi="宋体" w:eastAsia="宋体"/>
                 <w:b w:val="0"/>
+                <w:color w:val="111827"/>
                 <w:sz w:val="21"/>
               </w:rPr>
-              <w:t>600 元</w:t>
+              <w:t>1,600</w:t>
             </w:r>
           </w:p>
         </w:tc>
         <w:tc>
           <w:tcPr>
-            <w:tcW w:type="dxa" w:w="5386"/>
-            <w:vAlign w:val="center"/>
+            <w:tcW w:type="dxa" w:w="4365"/>
           </w:tcPr>
           <w:p>
             <w:pPr>
-              <w:spacing w:line="300" w:lineRule="auto"/>
-              <w:ind w:firstLine="0"/>
-              <w:jc w:val="left"/>
-            </w:pPr>
-            <w:r/>
-            <w:r>
-              <w:rPr>
-                <w:rFonts w:ascii="宋体" w:hAnsi="宋体" w:eastAsia="宋体"/>
-                <w:b w:val="0"/>
-                <w:sz w:val="21"/>
-              </w:rPr>
-              <w:t>问卷印刷 600 份 × 1 元</w:t>
-            </w:r>
-          </w:p>
-        </w:tc>
-      </w:tr>
-      <w:tr>
-        <w:tc>
-          <w:tcPr>
-            <w:tcW w:type="dxa" w:w="1984"/>
-            <w:vAlign w:val="center"/>
-          </w:tcPr>
-          <w:p>
-            <w:pPr>
-              <w:spacing w:line="300" w:lineRule="auto"/>
-              <w:ind w:firstLine="0"/>
+              <w:spacing w:before="0" w:after="0" w:line="276" w:lineRule="auto"/>
               <w:jc w:val="center"/>
             </w:pPr>
             <w:r/>
@@ -5961,21 +1603,45 @@
               <w:rPr>
                 <w:rFonts w:ascii="宋体" w:hAnsi="宋体" w:eastAsia="宋体"/>
                 <w:b w:val="0"/>
+                <w:color w:val="111827"/>
                 <w:sz w:val="21"/>
               </w:rPr>
-              <w:t>会议费</w:t>
+              <w:t>存储硬盘、线材耗材</w:t>
+            </w:r>
+          </w:p>
+        </w:tc>
+      </w:tr>
+      <w:tr>
+        <w:trPr>
+          <w:cantSplit/>
+        </w:trPr>
+        <w:tc>
+          <w:tcPr>
+            <w:tcW w:type="dxa" w:w="2183"/>
+          </w:tcPr>
+          <w:p>
+            <w:pPr>
+              <w:spacing w:before="0" w:after="0" w:line="276" w:lineRule="auto"/>
+            </w:pPr>
+            <w:r/>
+            <w:r>
+              <w:rPr>
+                <w:rFonts w:ascii="宋体" w:hAnsi="宋体" w:eastAsia="宋体"/>
+                <w:b w:val="0"/>
+                <w:color w:val="111827"/>
+                <w:sz w:val="21"/>
+              </w:rPr>
+              <w:t>差旅费</w:t>
             </w:r>
           </w:p>
         </w:tc>
         <w:tc>
           <w:tcPr>
-            <w:tcW w:type="dxa" w:w="1701"/>
-            <w:vAlign w:val="center"/>
+            <w:tcW w:type="dxa" w:w="2183"/>
           </w:tcPr>
           <w:p>
             <w:pPr>
-              <w:spacing w:line="300" w:lineRule="auto"/>
-              <w:ind w:firstLine="0"/>
+              <w:spacing w:before="0" w:after="0" w:line="276" w:lineRule="auto"/>
               <w:jc w:val="center"/>
             </w:pPr>
             <w:r/>
@@ -5983,45 +1649,20 @@
               <w:rPr>
                 <w:rFonts w:ascii="宋体" w:hAnsi="宋体" w:eastAsia="宋体"/>
                 <w:b w:val="0"/>
+                <w:color w:val="111827"/>
                 <w:sz w:val="21"/>
               </w:rPr>
-              <w:t>500 元</w:t>
+              <w:t>1,800</w:t>
             </w:r>
           </w:p>
         </w:tc>
         <w:tc>
           <w:tcPr>
-            <w:tcW w:type="dxa" w:w="5386"/>
-            <w:vAlign w:val="center"/>
+            <w:tcW w:type="dxa" w:w="4365"/>
           </w:tcPr>
           <w:p>
             <w:pPr>
-              <w:spacing w:line="300" w:lineRule="auto"/>
-              <w:ind w:firstLine="0"/>
-              <w:jc w:val="left"/>
-            </w:pPr>
-            <w:r/>
-            <w:r>
-              <w:rPr>
-                <w:rFonts w:ascii="宋体" w:hAnsi="宋体" w:eastAsia="宋体"/>
-                <w:b w:val="0"/>
-                <w:sz w:val="21"/>
-              </w:rPr>
-              <w:t>参加教育学会议 1 次</w:t>
-            </w:r>
-          </w:p>
-        </w:tc>
-      </w:tr>
-      <w:tr>
-        <w:tc>
-          <w:tcPr>
-            <w:tcW w:type="dxa" w:w="1984"/>
-            <w:vAlign w:val="center"/>
-          </w:tcPr>
-          <w:p>
-            <w:pPr>
-              <w:spacing w:line="300" w:lineRule="auto"/>
-              <w:ind w:firstLine="0"/>
+              <w:spacing w:before="0" w:after="0" w:line="276" w:lineRule="auto"/>
               <w:jc w:val="center"/>
             </w:pPr>
             <w:r/>
@@ -6029,21 +1670,45 @@
               <w:rPr>
                 <w:rFonts w:ascii="宋体" w:hAnsi="宋体" w:eastAsia="宋体"/>
                 <w:b w:val="0"/>
+                <w:color w:val="111827"/>
                 <w:sz w:val="21"/>
               </w:rPr>
-              <w:t>印刷费</w:t>
+              <w:t>参加学术会议 1 次</w:t>
+            </w:r>
+          </w:p>
+        </w:tc>
+      </w:tr>
+      <w:tr>
+        <w:trPr>
+          <w:cantSplit/>
+        </w:trPr>
+        <w:tc>
+          <w:tcPr>
+            <w:tcW w:type="dxa" w:w="2183"/>
+          </w:tcPr>
+          <w:p>
+            <w:pPr>
+              <w:spacing w:before="0" w:after="0" w:line="276" w:lineRule="auto"/>
+            </w:pPr>
+            <w:r/>
+            <w:r>
+              <w:rPr>
+                <w:rFonts w:ascii="宋体" w:hAnsi="宋体" w:eastAsia="宋体"/>
+                <w:b w:val="0"/>
+                <w:color w:val="111827"/>
+                <w:sz w:val="21"/>
+              </w:rPr>
+              <w:t>出版费</w:t>
             </w:r>
           </w:p>
         </w:tc>
         <w:tc>
           <w:tcPr>
-            <w:tcW w:type="dxa" w:w="1701"/>
-            <w:vAlign w:val="center"/>
+            <w:tcW w:type="dxa" w:w="2183"/>
           </w:tcPr>
           <w:p>
             <w:pPr>
-              <w:spacing w:line="300" w:lineRule="auto"/>
-              <w:ind w:firstLine="0"/>
+              <w:spacing w:before="0" w:after="0" w:line="276" w:lineRule="auto"/>
               <w:jc w:val="center"/>
             </w:pPr>
             <w:r/>
@@ -6051,45 +1716,20 @@
               <w:rPr>
                 <w:rFonts w:ascii="宋体" w:hAnsi="宋体" w:eastAsia="宋体"/>
                 <w:b w:val="0"/>
+                <w:color w:val="111827"/>
                 <w:sz w:val="21"/>
               </w:rPr>
-              <w:t>450 元</w:t>
+              <w:t>1,400</w:t>
             </w:r>
           </w:p>
         </w:tc>
         <w:tc>
           <w:tcPr>
-            <w:tcW w:type="dxa" w:w="5386"/>
-            <w:vAlign w:val="center"/>
+            <w:tcW w:type="dxa" w:w="4365"/>
           </w:tcPr>
           <w:p>
             <w:pPr>
-              <w:spacing w:line="300" w:lineRule="auto"/>
-              <w:ind w:firstLine="0"/>
-              <w:jc w:val="left"/>
-            </w:pPr>
-            <w:r/>
-            <w:r>
-              <w:rPr>
-                <w:rFonts w:ascii="宋体" w:hAnsi="宋体" w:eastAsia="宋体"/>
-                <w:b w:val="0"/>
-                <w:sz w:val="21"/>
-              </w:rPr>
-              <w:t>论文版面费 400 + 报告印刷 50</w:t>
-            </w:r>
-          </w:p>
-        </w:tc>
-      </w:tr>
-      <w:tr>
-        <w:tc>
-          <w:tcPr>
-            <w:tcW w:type="dxa" w:w="1984"/>
-            <w:vAlign w:val="center"/>
-          </w:tcPr>
-          <w:p>
-            <w:pPr>
-              <w:spacing w:line="300" w:lineRule="auto"/>
-              <w:ind w:firstLine="0"/>
+              <w:spacing w:before="0" w:after="0" w:line="276" w:lineRule="auto"/>
               <w:jc w:val="center"/>
             </w:pPr>
             <w:r/>
@@ -6097,74 +1737,32 @@
               <w:rPr>
                 <w:rFonts w:ascii="宋体" w:hAnsi="宋体" w:eastAsia="宋体"/>
                 <w:b w:val="0"/>
+                <w:color w:val="111827"/>
                 <w:sz w:val="21"/>
               </w:rPr>
-              <w:t>其他</w:t>
+              <w:t>论文版面费</w:t>
             </w:r>
           </w:p>
         </w:tc>
+      </w:tr>
+      <w:tr>
+        <w:trPr>
+          <w:cantSplit/>
+        </w:trPr>
         <w:tc>
           <w:tcPr>
-            <w:tcW w:type="dxa" w:w="1701"/>
-            <w:vAlign w:val="center"/>
+            <w:tcW w:type="dxa" w:w="2183"/>
           </w:tcPr>
           <w:p>
             <w:pPr>
-              <w:spacing w:line="300" w:lineRule="auto"/>
-              <w:ind w:firstLine="0"/>
-              <w:jc w:val="center"/>
+              <w:spacing w:before="0" w:after="0" w:line="276" w:lineRule="auto"/>
             </w:pPr>
             <w:r/>
             <w:r>
               <w:rPr>
                 <w:rFonts w:ascii="宋体" w:hAnsi="宋体" w:eastAsia="宋体"/>
-                <w:b w:val="0"/>
-                <w:sz w:val="21"/>
-              </w:rPr>
-              <w:t>400 元</w:t>
-            </w:r>
-          </w:p>
-        </w:tc>
-        <w:tc>
-          <w:tcPr>
-            <w:tcW w:type="dxa" w:w="5386"/>
-            <w:vAlign w:val="center"/>
-          </w:tcPr>
-          <w:p>
-            <w:pPr>
-              <w:spacing w:line="300" w:lineRule="auto"/>
-              <w:ind w:firstLine="0"/>
-              <w:jc w:val="left"/>
-            </w:pPr>
-            <w:r/>
-            <w:r>
-              <w:rPr>
-                <w:rFonts w:ascii="宋体" w:hAnsi="宋体" w:eastAsia="宋体"/>
-                <w:b w:val="0"/>
-                <w:sz w:val="21"/>
-              </w:rPr>
-              <w:t>礼品感谢 30 份 × 10 元 + 数据备份 U 盘 100 元</w:t>
-            </w:r>
-          </w:p>
-        </w:tc>
-      </w:tr>
-      <w:tr>
-        <w:tc>
-          <w:tcPr>
-            <w:tcW w:type="dxa" w:w="1984"/>
-            <w:vAlign w:val="center"/>
-          </w:tcPr>
-          <w:p>
-            <w:pPr>
-              <w:spacing w:line="300" w:lineRule="auto"/>
-              <w:ind w:firstLine="0"/>
-              <w:jc w:val="center"/>
-            </w:pPr>
-            <w:r/>
-            <w:r>
-              <w:rPr>
-                <w:rFonts w:ascii="宋体" w:hAnsi="宋体" w:eastAsia="宋体"/>
-                <w:b w:val="0"/>
+                <w:b/>
+                <w:color w:val="111827"/>
                 <w:sz w:val="21"/>
               </w:rPr>
               <w:t>合计</w:t>
@@ -6173,13 +1771,227 @@
         </w:tc>
         <w:tc>
           <w:tcPr>
-            <w:tcW w:type="dxa" w:w="1701"/>
-            <w:vAlign w:val="center"/>
+            <w:tcW w:type="dxa" w:w="2183"/>
           </w:tcPr>
           <w:p>
             <w:pPr>
-              <w:spacing w:line="300" w:lineRule="auto"/>
-              <w:ind w:firstLine="0"/>
+              <w:spacing w:before="0" w:after="0" w:line="276" w:lineRule="auto"/>
+              <w:jc w:val="center"/>
+            </w:pPr>
+            <w:r/>
+            <w:r>
+              <w:rPr>
+                <w:rFonts w:ascii="宋体" w:hAnsi="宋体" w:eastAsia="宋体"/>
+                <w:b/>
+                <w:color w:val="111827"/>
+                <w:sz w:val="21"/>
+              </w:rPr>
+              <w:t>10,000</w:t>
+            </w:r>
+          </w:p>
+        </w:tc>
+        <w:tc>
+          <w:tcPr>
+            <w:tcW w:type="dxa" w:w="4365"/>
+          </w:tcPr>
+          <w:p>
+            <w:pPr>
+              <w:spacing w:before="0" w:after="0" w:line="276" w:lineRule="auto"/>
+              <w:jc w:val="center"/>
+            </w:pPr>
+            <w:r/>
+            <w:r>
+              <w:rPr>
+                <w:rFonts w:ascii="宋体" w:hAnsi="宋体" w:eastAsia="宋体"/>
+                <w:b/>
+                <w:color w:val="111827"/>
+                <w:sz w:val="21"/>
+              </w:rPr>
+              <w:t>—</w:t>
+            </w:r>
+          </w:p>
+        </w:tc>
+      </w:tr>
+    </w:tbl>
+    <w:p>
+      <w:pPr>
+        <w:spacing w:before="0" w:after="0" w:line="240" w:lineRule="exact"/>
+      </w:pPr>
+      <w:r>
+        <w:rPr>
+          <w:rFonts w:ascii="宋体" w:hAnsi="宋体" w:eastAsia="宋体"/>
+          <w:b w:val="0"/>
+          <w:color w:val="111827"/>
+          <w:sz w:val="16"/>
+        </w:rPr>
+      </w:r>
+    </w:p>
+    <w:p>
+      <w:pPr>
+        <w:keepNext/>
+        <w:keepLines/>
+        <w:spacing w:before="360" w:after="160" w:line="360" w:lineRule="auto"/>
+      </w:pPr>
+      <w:r>
+        <w:rPr>
+          <w:rFonts w:ascii="黑体" w:hAnsi="黑体" w:eastAsia="黑体"/>
+          <w:b/>
+          <w:color w:val="111827"/>
+          <w:sz w:val="30"/>
+        </w:rPr>
+        <w:t>六、研究基础与条件保障</w:t>
+      </w:r>
+    </w:p>
+    <w:p>
+      <w:pPr>
+        <w:spacing w:before="0" w:after="120" w:lineRule="auto" w:line="360"/>
+        <w:ind w:firstLine="480"/>
+      </w:pPr>
+      <w:r>
+        <w:rPr>
+          <w:rFonts w:ascii="宋体" w:hAnsi="宋体" w:eastAsia="宋体"/>
+          <w:b w:val="0"/>
+          <w:color w:val="111827"/>
+          <w:sz w:val="24"/>
+        </w:rPr>
+        <w:t>本项目不是从零开始。大二下学期我在吴海燕老师课题组做过一个学期的科研训练，任务是复现一个公开的多目标跟踪基线。那次复现做得很不顺利：论文里写的超参数和开源代码不一致，我花了三周才把指标对齐。但也正是这三周，让我把检测、匹配、轨迹管理这条链路的每一环都拆开看过一遍。</w:t>
+      </w:r>
+    </w:p>
+    <w:p>
+      <w:pPr>
+        <w:spacing w:before="0" w:after="120" w:lineRule="auto" w:line="360"/>
+        <w:ind w:firstLine="480"/>
+      </w:pPr>
+      <w:r>
+        <w:rPr>
+          <w:rFonts w:ascii="宋体" w:hAnsi="宋体" w:eastAsia="宋体"/>
+          <w:b w:val="0"/>
+          <w:color w:val="111827"/>
+          <w:sz w:val="24"/>
+        </w:rPr>
+        <w:t>目前已经完成的预实验有三项。一是在 MOT17 上复现了 ByteTrack 与 OC-SORT 两个基线，记录了两者在拥挤场景下的ID Switch 差异；二是做了一组消融，确认外观特征在低帧率下贡献显著下降；三是搭好了评测脚本，能自动输出 MOTA、IDF1、ID Switch 与 HOTA 四项指标。</w:t>
+      </w:r>
+    </w:p>
+    <w:tbl>
+      <w:tblPr>
+        <w:tblStyle w:val="TableGrid"/>
+        <w:tblW w:type="auto" w:w="0"/>
+        <w:jc w:val="center"/>
+        <w:tblLayout w:type="fixed"/>
+        <w:tblLook w:firstColumn="1" w:firstRow="1" w:lastColumn="0" w:lastRow="0" w:noHBand="0" w:noVBand="1" w:val="04A0"/>
+        <w:tblLayout w:type="fixed"/>
+        <w:tblCellMar>
+          <w:top w:w="50" w:type="dxa"/>
+          <w:bottom w:w="50" w:type="dxa"/>
+          <w:left w:w="100" w:type="dxa"/>
+          <w:right w:w="100" w:type="dxa"/>
+        </w:tblCellMar>
+      </w:tblPr>
+      <w:tblGrid>
+        <w:gridCol w:w="1397"/>
+        <w:gridCol w:w="5355"/>
+        <w:gridCol w:w="1979"/>
+      </w:tblGrid>
+      <w:tr>
+        <w:trPr>
+          <w:tblHeader/>
+          <w:cantSplit/>
+        </w:trPr>
+        <w:tc>
+          <w:tcPr>
+            <w:tcW w:type="dxa" w:w="1397"/>
+          </w:tcPr>
+          <w:p>
+            <w:pPr>
+              <w:spacing w:before="0" w:after="0"/>
+              <w:jc w:val="center"/>
+            </w:pPr>
+            <w:r/>
+            <w:r>
+              <w:rPr>
+                <w:rFonts w:ascii="黑体" w:hAnsi="黑体" w:eastAsia="黑体"/>
+                <w:b/>
+                <w:color w:val="111827"/>
+                <w:sz w:val="21"/>
+              </w:rPr>
+              <w:t>条件</w:t>
+            </w:r>
+          </w:p>
+        </w:tc>
+        <w:tc>
+          <w:tcPr>
+            <w:tcW w:type="dxa" w:w="5355"/>
+          </w:tcPr>
+          <w:p>
+            <w:pPr>
+              <w:spacing w:before="0" w:after="0"/>
+              <w:jc w:val="center"/>
+            </w:pPr>
+            <w:r/>
+            <w:r>
+              <w:rPr>
+                <w:rFonts w:ascii="黑体" w:hAnsi="黑体" w:eastAsia="黑体"/>
+                <w:b/>
+                <w:color w:val="111827"/>
+                <w:sz w:val="21"/>
+              </w:rPr>
+              <w:t>现有情况</w:t>
+            </w:r>
+          </w:p>
+        </w:tc>
+        <w:tc>
+          <w:tcPr>
+            <w:tcW w:type="dxa" w:w="1979"/>
+          </w:tcPr>
+          <w:p>
+            <w:pPr>
+              <w:spacing w:before="0" w:after="0"/>
+              <w:jc w:val="center"/>
+            </w:pPr>
+            <w:r/>
+            <w:r>
+              <w:rPr>
+                <w:rFonts w:ascii="黑体" w:hAnsi="黑体" w:eastAsia="黑体"/>
+                <w:b/>
+                <w:color w:val="111827"/>
+                <w:sz w:val="21"/>
+              </w:rPr>
+              <w:t>满足度</w:t>
+            </w:r>
+          </w:p>
+        </w:tc>
+      </w:tr>
+      <w:tr>
+        <w:trPr>
+          <w:cantSplit/>
+        </w:trPr>
+        <w:tc>
+          <w:tcPr>
+            <w:tcW w:type="dxa" w:w="1397"/>
+          </w:tcPr>
+          <w:p>
+            <w:pPr>
+              <w:spacing w:before="0" w:after="0" w:line="276" w:lineRule="auto"/>
+            </w:pPr>
+            <w:r/>
+            <w:r>
+              <w:rPr>
+                <w:rFonts w:ascii="宋体" w:hAnsi="宋体" w:eastAsia="宋体"/>
+                <w:b w:val="0"/>
+                <w:color w:val="111827"/>
+                <w:sz w:val="21"/>
+              </w:rPr>
+              <w:t>算力</w:t>
+            </w:r>
+          </w:p>
+        </w:tc>
+        <w:tc>
+          <w:tcPr>
+            <w:tcW w:type="dxa" w:w="5355"/>
+          </w:tcPr>
+          <w:p>
+            <w:pPr>
+              <w:spacing w:before="0" w:after="0" w:line="276" w:lineRule="auto"/>
               <w:jc w:val="center"/>
             </w:pPr>
             <w:r/>
@@ -6187,21 +1999,20 @@
               <w:rPr>
                 <w:rFonts w:ascii="宋体" w:hAnsi="宋体" w:eastAsia="宋体"/>
                 <w:b w:val="0"/>
+                <w:color w:val="111827"/>
                 <w:sz w:val="21"/>
               </w:rPr>
-              <w:t>3500 元</w:t>
+              <w:t>课题组 GPU 服务器（A100 40G ×2），按项目排期使用</w:t>
             </w:r>
           </w:p>
         </w:tc>
         <w:tc>
           <w:tcPr>
-            <w:tcW w:type="dxa" w:w="5386"/>
-            <w:vAlign w:val="center"/>
+            <w:tcW w:type="dxa" w:w="1979"/>
           </w:tcPr>
           <w:p>
             <w:pPr>
-              <w:spacing w:line="300" w:lineRule="auto"/>
-              <w:ind w:firstLine="0"/>
+              <w:spacing w:before="0" w:after="0" w:line="276" w:lineRule="auto"/>
               <w:jc w:val="center"/>
             </w:pPr>
             <w:r/>
@@ -6209,351 +2020,1110 @@
               <w:rPr>
                 <w:rFonts w:ascii="宋体" w:hAnsi="宋体" w:eastAsia="宋体"/>
                 <w:b w:val="0"/>
+                <w:color w:val="111827"/>
                 <w:sz w:val="21"/>
               </w:rPr>
+              <w:t>满足</w:t>
+            </w:r>
+          </w:p>
+        </w:tc>
+      </w:tr>
+      <w:tr>
+        <w:trPr>
+          <w:cantSplit/>
+        </w:trPr>
+        <w:tc>
+          <w:tcPr>
+            <w:tcW w:type="dxa" w:w="1397"/>
+          </w:tcPr>
+          <w:p>
+            <w:pPr>
+              <w:spacing w:before="0" w:after="0" w:line="276" w:lineRule="auto"/>
+            </w:pPr>
+            <w:r/>
+            <w:r>
+              <w:rPr>
+                <w:rFonts w:ascii="宋体" w:hAnsi="宋体" w:eastAsia="宋体"/>
+                <w:b w:val="0"/>
+                <w:color w:val="111827"/>
+                <w:sz w:val="21"/>
+              </w:rPr>
+              <w:t>数据</w:t>
+            </w:r>
+          </w:p>
+        </w:tc>
+        <w:tc>
+          <w:tcPr>
+            <w:tcW w:type="dxa" w:w="5355"/>
+          </w:tcPr>
+          <w:p>
+            <w:pPr>
+              <w:spacing w:before="0" w:after="0" w:line="276" w:lineRule="auto"/>
+              <w:jc w:val="center"/>
+            </w:pPr>
+            <w:r/>
+            <w:r>
+              <w:rPr>
+                <w:rFonts w:ascii="宋体" w:hAnsi="宋体" w:eastAsia="宋体"/>
+                <w:b w:val="0"/>
+                <w:color w:val="111827"/>
+                <w:sz w:val="21"/>
+              </w:rPr>
+              <w:t>MOT17 / MOT20 / DanceTrack 公开数据集；校园监控录像（已获授权，脱敏后使用）</w:t>
+            </w:r>
+          </w:p>
+        </w:tc>
+        <w:tc>
+          <w:tcPr>
+            <w:tcW w:type="dxa" w:w="1979"/>
+          </w:tcPr>
+          <w:p>
+            <w:pPr>
+              <w:spacing w:before="0" w:after="0" w:line="276" w:lineRule="auto"/>
+              <w:jc w:val="center"/>
+            </w:pPr>
+            <w:r/>
+            <w:r>
+              <w:rPr>
+                <w:rFonts w:ascii="宋体" w:hAnsi="宋体" w:eastAsia="宋体"/>
+                <w:b w:val="0"/>
+                <w:color w:val="111827"/>
+                <w:sz w:val="21"/>
+              </w:rPr>
+              <w:t>满足</w:t>
+            </w:r>
+          </w:p>
+        </w:tc>
+      </w:tr>
+      <w:tr>
+        <w:trPr>
+          <w:cantSplit/>
+        </w:trPr>
+        <w:tc>
+          <w:tcPr>
+            <w:tcW w:type="dxa" w:w="1397"/>
+          </w:tcPr>
+          <w:p>
+            <w:pPr>
+              <w:spacing w:before="0" w:after="0" w:line="276" w:lineRule="auto"/>
+            </w:pPr>
+            <w:r/>
+            <w:r>
+              <w:rPr>
+                <w:rFonts w:ascii="宋体" w:hAnsi="宋体" w:eastAsia="宋体"/>
+                <w:b w:val="0"/>
+                <w:color w:val="111827"/>
+                <w:sz w:val="21"/>
+              </w:rPr>
+              <w:t>代码基础</w:t>
+            </w:r>
+          </w:p>
+        </w:tc>
+        <w:tc>
+          <w:tcPr>
+            <w:tcW w:type="dxa" w:w="5355"/>
+          </w:tcPr>
+          <w:p>
+            <w:pPr>
+              <w:spacing w:before="0" w:after="0" w:line="276" w:lineRule="auto"/>
+              <w:jc w:val="center"/>
+            </w:pPr>
+            <w:r/>
+            <w:r>
+              <w:rPr>
+                <w:rFonts w:ascii="宋体" w:hAnsi="宋体" w:eastAsia="宋体"/>
+                <w:b w:val="0"/>
+                <w:color w:val="111827"/>
+                <w:sz w:val="21"/>
+              </w:rPr>
+              <w:t>已有复现的 ByteTrack 代码与自建评测脚本</w:t>
+            </w:r>
+          </w:p>
+        </w:tc>
+        <w:tc>
+          <w:tcPr>
+            <w:tcW w:type="dxa" w:w="1979"/>
+          </w:tcPr>
+          <w:p>
+            <w:pPr>
+              <w:spacing w:before="0" w:after="0" w:line="276" w:lineRule="auto"/>
+              <w:jc w:val="center"/>
+            </w:pPr>
+            <w:r/>
+            <w:r>
+              <w:rPr>
+                <w:rFonts w:ascii="宋体" w:hAnsi="宋体" w:eastAsia="宋体"/>
+                <w:b w:val="0"/>
+                <w:color w:val="111827"/>
+                <w:sz w:val="21"/>
+              </w:rPr>
+              <w:t>满足</w:t>
+            </w:r>
+          </w:p>
+        </w:tc>
+      </w:tr>
+      <w:tr>
+        <w:trPr>
+          <w:cantSplit/>
+        </w:trPr>
+        <w:tc>
+          <w:tcPr>
+            <w:tcW w:type="dxa" w:w="1397"/>
+          </w:tcPr>
+          <w:p>
+            <w:pPr>
+              <w:spacing w:before="0" w:after="0" w:line="276" w:lineRule="auto"/>
+            </w:pPr>
+            <w:r/>
+            <w:r>
+              <w:rPr>
+                <w:rFonts w:ascii="宋体" w:hAnsi="宋体" w:eastAsia="宋体"/>
+                <w:b w:val="0"/>
+                <w:color w:val="111827"/>
+                <w:sz w:val="21"/>
+              </w:rPr>
+              <w:t>指导</w:t>
+            </w:r>
+          </w:p>
+        </w:tc>
+        <w:tc>
+          <w:tcPr>
+            <w:tcW w:type="dxa" w:w="5355"/>
+          </w:tcPr>
+          <w:p>
+            <w:pPr>
+              <w:spacing w:before="0" w:after="0" w:line="276" w:lineRule="auto"/>
+              <w:jc w:val="center"/>
+            </w:pPr>
+            <w:r/>
+            <w:r>
+              <w:rPr>
+                <w:rFonts w:ascii="宋体" w:hAnsi="宋体" w:eastAsia="宋体"/>
+                <w:b w:val="0"/>
+                <w:color w:val="111827"/>
+                <w:sz w:val="21"/>
+              </w:rPr>
+              <w:t>吴海燕老师长期从事视频目标跟踪研究，近三年发表相关论文 6 篇</w:t>
+            </w:r>
+          </w:p>
+        </w:tc>
+        <w:tc>
+          <w:tcPr>
+            <w:tcW w:type="dxa" w:w="1979"/>
+          </w:tcPr>
+          <w:p>
+            <w:pPr>
+              <w:spacing w:before="0" w:after="0" w:line="276" w:lineRule="auto"/>
+              <w:jc w:val="center"/>
+            </w:pPr>
+            <w:r/>
+            <w:r>
+              <w:rPr>
+                <w:rFonts w:ascii="宋体" w:hAnsi="宋体" w:eastAsia="宋体"/>
+                <w:b w:val="0"/>
+                <w:color w:val="111827"/>
+                <w:sz w:val="21"/>
+              </w:rPr>
+              <w:t>满足</w:t>
+            </w:r>
+          </w:p>
+        </w:tc>
+      </w:tr>
+      <w:tr>
+        <w:trPr>
+          <w:cantSplit/>
+        </w:trPr>
+        <w:tc>
+          <w:tcPr>
+            <w:tcW w:type="dxa" w:w="1397"/>
+          </w:tcPr>
+          <w:p>
+            <w:pPr>
+              <w:spacing w:before="0" w:after="0" w:line="276" w:lineRule="auto"/>
+            </w:pPr>
+            <w:r/>
+            <w:r>
+              <w:rPr>
+                <w:rFonts w:ascii="宋体" w:hAnsi="宋体" w:eastAsia="宋体"/>
+                <w:b w:val="0"/>
+                <w:color w:val="111827"/>
+                <w:sz w:val="21"/>
+              </w:rPr>
+              <w:t>标注</w:t>
+            </w:r>
+          </w:p>
+        </w:tc>
+        <w:tc>
+          <w:tcPr>
+            <w:tcW w:type="dxa" w:w="5355"/>
+          </w:tcPr>
+          <w:p>
+            <w:pPr>
+              <w:spacing w:before="0" w:after="0" w:line="276" w:lineRule="auto"/>
+              <w:jc w:val="center"/>
+            </w:pPr>
+            <w:r/>
+            <w:r>
+              <w:rPr>
+                <w:rFonts w:ascii="宋体" w:hAnsi="宋体" w:eastAsia="宋体"/>
+                <w:b w:val="0"/>
+                <w:color w:val="111827"/>
+                <w:sz w:val="21"/>
+              </w:rPr>
+              <w:t>校园数据需人工标注，使用 DarkLabel 半自动预标注 + 人工校对</w:t>
+            </w:r>
+          </w:p>
+        </w:tc>
+        <w:tc>
+          <w:tcPr>
+            <w:tcW w:type="dxa" w:w="1979"/>
+          </w:tcPr>
+          <w:p>
+            <w:pPr>
+              <w:spacing w:before="0" w:after="0" w:line="276" w:lineRule="auto"/>
+              <w:jc w:val="center"/>
+            </w:pPr>
+            <w:r/>
+            <w:r>
+              <w:rPr>
+                <w:rFonts w:ascii="宋体" w:hAnsi="宋体" w:eastAsia="宋体"/>
+                <w:b w:val="0"/>
+                <w:color w:val="111827"/>
+                <w:sz w:val="21"/>
+              </w:rPr>
+              <w:t>基本满足，工作量偏大</w:t>
             </w:r>
           </w:p>
         </w:tc>
       </w:tr>
     </w:tbl>
-    <w:p/>
     <w:p>
       <w:pPr>
-        <w:spacing w:line="360" w:lineRule="auto" w:before="240" w:after="240"/>
-        <w:jc w:val="center"/>
+        <w:spacing w:before="0" w:after="0" w:line="240" w:lineRule="exact"/>
+      </w:pPr>
+      <w:r>
+        <w:rPr>
+          <w:rFonts w:ascii="宋体" w:hAnsi="宋体" w:eastAsia="宋体"/>
+          <w:b w:val="0"/>
+          <w:color w:val="111827"/>
+          <w:sz w:val="16"/>
+        </w:rPr>
+      </w:r>
+    </w:p>
+    <w:p>
+      <w:pPr>
+        <w:spacing w:before="0" w:after="120" w:lineRule="auto" w:line="360"/>
+        <w:ind w:firstLine="480"/>
+      </w:pPr>
+      <w:r>
+        <w:rPr>
+          <w:rFonts w:ascii="宋体" w:hAnsi="宋体" w:eastAsia="宋体"/>
+          <w:b w:val="0"/>
+          <w:color w:val="111827"/>
+          <w:sz w:val="24"/>
+        </w:rPr>
+        <w:t>标注是最大的隐性成本。我的估算是一分钟视频约需 25 分钟人工校对，计划标注 40 分钟校园片段，合计约 17 小时，由我和同组 2 名同学分摊，安排在寒假完成。为控制质量，我会先标 5 分钟作为一致性检验，两人交叉标注后计算 IoU 一致性，达标再继续。</w:t>
+      </w:r>
+    </w:p>
+    <w:p>
+      <w:pPr>
+        <w:keepNext/>
+        <w:keepLines/>
+        <w:spacing w:before="360" w:after="160" w:line="360" w:lineRule="auto"/>
       </w:pPr>
       <w:r>
         <w:rPr>
           <w:rFonts w:ascii="黑体" w:hAnsi="黑体" w:eastAsia="黑体"/>
           <w:b/>
-          <w:sz w:val="32"/>
+          <w:color w:val="111827"/>
+          <w:sz w:val="30"/>
         </w:rPr>
-        <w:t>十九、参考文献</w:t>
+        <w:t>七、风险预判与应对</w:t>
       </w:r>
     </w:p>
     <w:p>
       <w:pPr>
-        <w:spacing w:line="300" w:lineRule="auto" w:before="0" w:after="0"/>
-        <w:ind w:hanging="360" w:left="360"/>
-        <w:jc w:val="left"/>
+        <w:spacing w:before="0" w:after="120" w:lineRule="auto" w:line="360"/>
+        <w:ind w:firstLine="480"/>
       </w:pPr>
       <w:r>
         <w:rPr>
           <w:rFonts w:ascii="宋体" w:hAnsi="宋体" w:eastAsia="宋体"/>
           <w:b w:val="0"/>
-          <w:sz w:val="21"/>
+          <w:color w:val="111827"/>
+          <w:sz w:val="24"/>
         </w:rPr>
-        <w:t>[1] 张华, 李明, 王芳. 大学生课堂手机使用行为研究[J]. 高等教育研究, 2022, 43(5): 78-86.</w:t>
+        <w:t>科研项目写风险，容易变成写套话。我只写真正可能让项目失败的四条，并给出止损线。</w:t>
       </w:r>
     </w:p>
+    <w:tbl>
+      <w:tblPr>
+        <w:tblStyle w:val="TableGrid"/>
+        <w:tblW w:type="auto" w:w="0"/>
+        <w:jc w:val="center"/>
+        <w:tblLayout w:type="fixed"/>
+        <w:tblLook w:firstColumn="1" w:firstRow="1" w:lastColumn="0" w:lastRow="0" w:noHBand="0" w:noVBand="1" w:val="04A0"/>
+        <w:tblLayout w:type="fixed"/>
+        <w:tblCellMar>
+          <w:top w:w="50" w:type="dxa"/>
+          <w:bottom w:w="50" w:type="dxa"/>
+          <w:left w:w="100" w:type="dxa"/>
+          <w:right w:w="100" w:type="dxa"/>
+        </w:tblCellMar>
+      </w:tblPr>
+      <w:tblGrid>
+        <w:gridCol w:w="1746"/>
+        <w:gridCol w:w="2837"/>
+        <w:gridCol w:w="1637"/>
+        <w:gridCol w:w="2510"/>
+      </w:tblGrid>
+      <w:tr>
+        <w:trPr>
+          <w:tblHeader/>
+          <w:cantSplit/>
+        </w:trPr>
+        <w:tc>
+          <w:tcPr>
+            <w:tcW w:type="dxa" w:w="1746"/>
+          </w:tcPr>
+          <w:p>
+            <w:pPr>
+              <w:spacing w:before="0" w:after="0"/>
+              <w:jc w:val="center"/>
+            </w:pPr>
+            <w:r/>
+            <w:r>
+              <w:rPr>
+                <w:rFonts w:ascii="黑体" w:hAnsi="黑体" w:eastAsia="黑体"/>
+                <w:b/>
+                <w:color w:val="111827"/>
+                <w:sz w:val="21"/>
+              </w:rPr>
+              <w:t>风险</w:t>
+            </w:r>
+          </w:p>
+        </w:tc>
+        <w:tc>
+          <w:tcPr>
+            <w:tcW w:type="dxa" w:w="2837"/>
+          </w:tcPr>
+          <w:p>
+            <w:pPr>
+              <w:spacing w:before="0" w:after="0"/>
+              <w:jc w:val="center"/>
+            </w:pPr>
+            <w:r/>
+            <w:r>
+              <w:rPr>
+                <w:rFonts w:ascii="黑体" w:hAnsi="黑体" w:eastAsia="黑体"/>
+                <w:b/>
+                <w:color w:val="111827"/>
+                <w:sz w:val="21"/>
+              </w:rPr>
+              <w:t>触发信号</w:t>
+            </w:r>
+          </w:p>
+        </w:tc>
+        <w:tc>
+          <w:tcPr>
+            <w:tcW w:type="dxa" w:w="1637"/>
+          </w:tcPr>
+          <w:p>
+            <w:pPr>
+              <w:spacing w:before="0" w:after="0"/>
+              <w:jc w:val="center"/>
+            </w:pPr>
+            <w:r/>
+            <w:r>
+              <w:rPr>
+                <w:rFonts w:ascii="黑体" w:hAnsi="黑体" w:eastAsia="黑体"/>
+                <w:b/>
+                <w:color w:val="111827"/>
+                <w:sz w:val="21"/>
+              </w:rPr>
+              <w:t>影响</w:t>
+            </w:r>
+          </w:p>
+        </w:tc>
+        <w:tc>
+          <w:tcPr>
+            <w:tcW w:type="dxa" w:w="2510"/>
+          </w:tcPr>
+          <w:p>
+            <w:pPr>
+              <w:spacing w:before="0" w:after="0"/>
+              <w:jc w:val="center"/>
+            </w:pPr>
+            <w:r/>
+            <w:r>
+              <w:rPr>
+                <w:rFonts w:ascii="黑体" w:hAnsi="黑体" w:eastAsia="黑体"/>
+                <w:b/>
+                <w:color w:val="111827"/>
+                <w:sz w:val="21"/>
+              </w:rPr>
+              <w:t>应对与止损</w:t>
+            </w:r>
+          </w:p>
+        </w:tc>
+      </w:tr>
+      <w:tr>
+        <w:trPr>
+          <w:cantSplit/>
+        </w:trPr>
+        <w:tc>
+          <w:tcPr>
+            <w:tcW w:type="dxa" w:w="1746"/>
+          </w:tcPr>
+          <w:p>
+            <w:pPr>
+              <w:spacing w:before="0" w:after="0" w:line="276" w:lineRule="auto"/>
+            </w:pPr>
+            <w:r/>
+            <w:r>
+              <w:rPr>
+                <w:rFonts w:ascii="宋体" w:hAnsi="宋体" w:eastAsia="宋体"/>
+                <w:b w:val="0"/>
+                <w:color w:val="111827"/>
+                <w:sz w:val="21"/>
+              </w:rPr>
+              <w:t>改进方法在公开基准上无效</w:t>
+            </w:r>
+          </w:p>
+        </w:tc>
+        <w:tc>
+          <w:tcPr>
+            <w:tcW w:type="dxa" w:w="2837"/>
+          </w:tcPr>
+          <w:p>
+            <w:pPr>
+              <w:spacing w:before="0" w:after="0" w:line="276" w:lineRule="auto"/>
+              <w:jc w:val="center"/>
+            </w:pPr>
+            <w:r/>
+            <w:r>
+              <w:rPr>
+                <w:rFonts w:ascii="宋体" w:hAnsi="宋体" w:eastAsia="宋体"/>
+                <w:b w:val="0"/>
+                <w:color w:val="111827"/>
+                <w:sz w:val="21"/>
+              </w:rPr>
+              <w:t>在 MOT17 上连续两版改进的 HOTA 均低于基线</w:t>
+            </w:r>
+          </w:p>
+        </w:tc>
+        <w:tc>
+          <w:tcPr>
+            <w:tcW w:type="dxa" w:w="1637"/>
+          </w:tcPr>
+          <w:p>
+            <w:pPr>
+              <w:spacing w:before="0" w:after="0" w:line="276" w:lineRule="auto"/>
+              <w:jc w:val="center"/>
+            </w:pPr>
+            <w:r/>
+            <w:r>
+              <w:rPr>
+                <w:rFonts w:ascii="宋体" w:hAnsi="宋体" w:eastAsia="宋体"/>
+                <w:b w:val="0"/>
+                <w:color w:val="111827"/>
+                <w:sz w:val="21"/>
+              </w:rPr>
+              <w:t>核心创新点不成立</w:t>
+            </w:r>
+          </w:p>
+        </w:tc>
+        <w:tc>
+          <w:tcPr>
+            <w:tcW w:type="dxa" w:w="2510"/>
+          </w:tcPr>
+          <w:p>
+            <w:pPr>
+              <w:spacing w:before="0" w:after="0" w:line="276" w:lineRule="auto"/>
+              <w:jc w:val="center"/>
+            </w:pPr>
+            <w:r/>
+            <w:r>
+              <w:rPr>
+                <w:rFonts w:ascii="宋体" w:hAnsi="宋体" w:eastAsia="宋体"/>
+                <w:b w:val="0"/>
+                <w:color w:val="111827"/>
+                <w:sz w:val="21"/>
+              </w:rPr>
+              <w:t>转向分析型贡献：给出失效条件的系统实验与解释，仍可形成合格结题报告</w:t>
+            </w:r>
+          </w:p>
+        </w:tc>
+      </w:tr>
+      <w:tr>
+        <w:trPr>
+          <w:cantSplit/>
+        </w:trPr>
+        <w:tc>
+          <w:tcPr>
+            <w:tcW w:type="dxa" w:w="1746"/>
+          </w:tcPr>
+          <w:p>
+            <w:pPr>
+              <w:spacing w:before="0" w:after="0" w:line="276" w:lineRule="auto"/>
+            </w:pPr>
+            <w:r/>
+            <w:r>
+              <w:rPr>
+                <w:rFonts w:ascii="宋体" w:hAnsi="宋体" w:eastAsia="宋体"/>
+                <w:b w:val="0"/>
+                <w:color w:val="111827"/>
+                <w:sz w:val="21"/>
+              </w:rPr>
+              <w:t>校园数据域差异过大</w:t>
+            </w:r>
+          </w:p>
+        </w:tc>
+        <w:tc>
+          <w:tcPr>
+            <w:tcW w:type="dxa" w:w="2837"/>
+          </w:tcPr>
+          <w:p>
+            <w:pPr>
+              <w:spacing w:before="0" w:after="0" w:line="276" w:lineRule="auto"/>
+              <w:jc w:val="center"/>
+            </w:pPr>
+            <w:r/>
+            <w:r>
+              <w:rPr>
+                <w:rFonts w:ascii="宋体" w:hAnsi="宋体" w:eastAsia="宋体"/>
+                <w:b w:val="0"/>
+                <w:color w:val="111827"/>
+                <w:sz w:val="21"/>
+              </w:rPr>
+              <w:t>在校园数据上指标较公开数据集下降超过 15 个百分点</w:t>
+            </w:r>
+          </w:p>
+        </w:tc>
+        <w:tc>
+          <w:tcPr>
+            <w:tcW w:type="dxa" w:w="1637"/>
+          </w:tcPr>
+          <w:p>
+            <w:pPr>
+              <w:spacing w:before="0" w:after="0" w:line="276" w:lineRule="auto"/>
+              <w:jc w:val="center"/>
+            </w:pPr>
+            <w:r/>
+            <w:r>
+              <w:rPr>
+                <w:rFonts w:ascii="宋体" w:hAnsi="宋体" w:eastAsia="宋体"/>
+                <w:b w:val="0"/>
+                <w:color w:val="111827"/>
+                <w:sz w:val="21"/>
+              </w:rPr>
+              <w:t>结论无法外推</w:t>
+            </w:r>
+          </w:p>
+        </w:tc>
+        <w:tc>
+          <w:tcPr>
+            <w:tcW w:type="dxa" w:w="2510"/>
+          </w:tcPr>
+          <w:p>
+            <w:pPr>
+              <w:spacing w:before="0" w:after="0" w:line="276" w:lineRule="auto"/>
+              <w:jc w:val="center"/>
+            </w:pPr>
+            <w:r/>
+            <w:r>
+              <w:rPr>
+                <w:rFonts w:ascii="宋体" w:hAnsi="宋体" w:eastAsia="宋体"/>
+                <w:b w:val="0"/>
+                <w:color w:val="111827"/>
+                <w:sz w:val="21"/>
+              </w:rPr>
+              <w:t>增加域适应模块；若仍不达标，明确写入局限性，不夸大适用范围</w:t>
+            </w:r>
+          </w:p>
+        </w:tc>
+      </w:tr>
+      <w:tr>
+        <w:trPr>
+          <w:cantSplit/>
+        </w:trPr>
+        <w:tc>
+          <w:tcPr>
+            <w:tcW w:type="dxa" w:w="1746"/>
+          </w:tcPr>
+          <w:p>
+            <w:pPr>
+              <w:spacing w:before="0" w:after="0" w:line="276" w:lineRule="auto"/>
+            </w:pPr>
+            <w:r/>
+            <w:r>
+              <w:rPr>
+                <w:rFonts w:ascii="宋体" w:hAnsi="宋体" w:eastAsia="宋体"/>
+                <w:b w:val="0"/>
+                <w:color w:val="111827"/>
+                <w:sz w:val="21"/>
+              </w:rPr>
+              <w:t>标注进度延误</w:t>
+            </w:r>
+          </w:p>
+        </w:tc>
+        <w:tc>
+          <w:tcPr>
+            <w:tcW w:type="dxa" w:w="2837"/>
+          </w:tcPr>
+          <w:p>
+            <w:pPr>
+              <w:spacing w:before="0" w:after="0" w:line="276" w:lineRule="auto"/>
+              <w:jc w:val="center"/>
+            </w:pPr>
+            <w:r/>
+            <w:r>
+              <w:rPr>
+                <w:rFonts w:ascii="宋体" w:hAnsi="宋体" w:eastAsia="宋体"/>
+                <w:b w:val="0"/>
+                <w:color w:val="111827"/>
+                <w:sz w:val="21"/>
+              </w:rPr>
+              <w:t>寒假结束标注完成率低于 60%</w:t>
+            </w:r>
+          </w:p>
+        </w:tc>
+        <w:tc>
+          <w:tcPr>
+            <w:tcW w:type="dxa" w:w="1637"/>
+          </w:tcPr>
+          <w:p>
+            <w:pPr>
+              <w:spacing w:before="0" w:after="0" w:line="276" w:lineRule="auto"/>
+              <w:jc w:val="center"/>
+            </w:pPr>
+            <w:r/>
+            <w:r>
+              <w:rPr>
+                <w:rFonts w:ascii="宋体" w:hAnsi="宋体" w:eastAsia="宋体"/>
+                <w:b w:val="0"/>
+                <w:color w:val="111827"/>
+                <w:sz w:val="21"/>
+              </w:rPr>
+              <w:t>实验不充分</w:t>
+            </w:r>
+          </w:p>
+        </w:tc>
+        <w:tc>
+          <w:tcPr>
+            <w:tcW w:type="dxa" w:w="2510"/>
+          </w:tcPr>
+          <w:p>
+            <w:pPr>
+              <w:spacing w:before="0" w:after="0" w:line="276" w:lineRule="auto"/>
+              <w:jc w:val="center"/>
+            </w:pPr>
+            <w:r/>
+            <w:r>
+              <w:rPr>
+                <w:rFonts w:ascii="宋体" w:hAnsi="宋体" w:eastAsia="宋体"/>
+                <w:b w:val="0"/>
+                <w:color w:val="111827"/>
+                <w:sz w:val="21"/>
+              </w:rPr>
+              <w:t>缩减至 20 分钟核心片段，优先保证主实验完整</w:t>
+            </w:r>
+          </w:p>
+        </w:tc>
+      </w:tr>
+      <w:tr>
+        <w:trPr>
+          <w:cantSplit/>
+        </w:trPr>
+        <w:tc>
+          <w:tcPr>
+            <w:tcW w:type="dxa" w:w="1746"/>
+          </w:tcPr>
+          <w:p>
+            <w:pPr>
+              <w:spacing w:before="0" w:after="0" w:line="276" w:lineRule="auto"/>
+            </w:pPr>
+            <w:r/>
+            <w:r>
+              <w:rPr>
+                <w:rFonts w:ascii="宋体" w:hAnsi="宋体" w:eastAsia="宋体"/>
+                <w:b w:val="0"/>
+                <w:color w:val="111827"/>
+                <w:sz w:val="21"/>
+              </w:rPr>
+              <w:t>算力排期冲突</w:t>
+            </w:r>
+          </w:p>
+        </w:tc>
+        <w:tc>
+          <w:tcPr>
+            <w:tcW w:type="dxa" w:w="2837"/>
+          </w:tcPr>
+          <w:p>
+            <w:pPr>
+              <w:spacing w:before="0" w:after="0" w:line="276" w:lineRule="auto"/>
+              <w:jc w:val="center"/>
+            </w:pPr>
+            <w:r/>
+            <w:r>
+              <w:rPr>
+                <w:rFonts w:ascii="宋体" w:hAnsi="宋体" w:eastAsia="宋体"/>
+                <w:b w:val="0"/>
+                <w:color w:val="111827"/>
+                <w:sz w:val="21"/>
+              </w:rPr>
+              <w:t>关键实验前一周仍无法获得 GPU 时段</w:t>
+            </w:r>
+          </w:p>
+        </w:tc>
+        <w:tc>
+          <w:tcPr>
+            <w:tcW w:type="dxa" w:w="1637"/>
+          </w:tcPr>
+          <w:p>
+            <w:pPr>
+              <w:spacing w:before="0" w:after="0" w:line="276" w:lineRule="auto"/>
+              <w:jc w:val="center"/>
+            </w:pPr>
+            <w:r/>
+            <w:r>
+              <w:rPr>
+                <w:rFonts w:ascii="宋体" w:hAnsi="宋体" w:eastAsia="宋体"/>
+                <w:b w:val="0"/>
+                <w:color w:val="111827"/>
+                <w:sz w:val="21"/>
+              </w:rPr>
+              <w:t>实验延期</w:t>
+            </w:r>
+          </w:p>
+        </w:tc>
+        <w:tc>
+          <w:tcPr>
+            <w:tcW w:type="dxa" w:w="2510"/>
+          </w:tcPr>
+          <w:p>
+            <w:pPr>
+              <w:spacing w:before="0" w:after="0" w:line="276" w:lineRule="auto"/>
+              <w:jc w:val="center"/>
+            </w:pPr>
+            <w:r/>
+            <w:r>
+              <w:rPr>
+                <w:rFonts w:ascii="宋体" w:hAnsi="宋体" w:eastAsia="宋体"/>
+                <w:b w:val="0"/>
+                <w:color w:val="111827"/>
+                <w:sz w:val="21"/>
+              </w:rPr>
+              <w:t>改用小分辨率 + 单卡训练，牺牲部分精度换进度</w:t>
+            </w:r>
+          </w:p>
+        </w:tc>
+      </w:tr>
+    </w:tbl>
     <w:p>
       <w:pPr>
-        <w:spacing w:line="300" w:lineRule="auto" w:before="0" w:after="0"/>
-        <w:ind w:hanging="360" w:left="360"/>
-        <w:jc w:val="left"/>
+        <w:spacing w:before="0" w:after="0" w:line="240" w:lineRule="exact"/>
       </w:pPr>
       <w:r>
         <w:rPr>
           <w:rFonts w:ascii="宋体" w:hAnsi="宋体" w:eastAsia="宋体"/>
           <w:b w:val="0"/>
-          <w:sz w:val="21"/>
+          <w:color w:val="111827"/>
+          <w:sz w:val="16"/>
         </w:rPr>
-        <w:t>[2] 李明, 陈伟, 周平, 等. 8 所高校大学生课堂手机使用行为调查[J]. 中国高教研究, 2023: 92-98.</w:t>
       </w:r>
     </w:p>
     <w:p>
       <w:pPr>
-        <w:spacing w:line="300" w:lineRule="auto" w:before="0" w:after="0"/>
-        <w:ind w:hanging="360" w:left="360"/>
-        <w:jc w:val="left"/>
+        <w:spacing w:before="0" w:after="120" w:lineRule="auto" w:line="360"/>
+        <w:ind w:firstLine="480"/>
       </w:pPr>
       <w:r>
         <w:rPr>
           <w:rFonts w:ascii="宋体" w:hAnsi="宋体" w:eastAsia="宋体"/>
           <w:b w:val="0"/>
-          <w:sz w:val="21"/>
+          <w:color w:val="111827"/>
+          <w:sz w:val="24"/>
         </w:rPr>
-        <w:t>[3] 王强. 课堂积分奖励干预机制研究[J]. 中国高教研究, 2023: 92-98.</w:t>
+        <w:t>四条里我最担心第一条。多目标跟踪这个方向已经被做得非常充分，想在一个学期里做出稳定提升不容易。所以我的策略是「先把失败条件测清楚」——如果改进在什么情况下有效、什么情况下失效能说清楚，这本身就是有价值的结论，而不是非要凑一个更高的数字。</w:t>
       </w:r>
     </w:p>
     <w:p>
       <w:pPr>
-        <w:spacing w:line="300" w:lineRule="auto" w:before="0" w:after="0"/>
-        <w:ind w:hanging="360" w:left="360"/>
-        <w:jc w:val="left"/>
+        <w:spacing w:before="0" w:after="120" w:lineRule="auto" w:line="360"/>
+        <w:ind w:firstLine="480"/>
       </w:pPr>
       <w:r>
         <w:rPr>
           <w:rFonts w:ascii="宋体" w:hAnsi="宋体" w:eastAsia="宋体"/>
           <w:b w:val="0"/>
-          <w:sz w:val="21"/>
+          <w:color w:val="111827"/>
+          <w:sz w:val="24"/>
         </w:rPr>
-        <w:t>[4] 刘芳, 陈伟. 课堂信号屏蔽方案的伦理思考[J]. 教育研究, 2024, 45(2): 112-120.</w:t>
+        <w:t>另外我会坚持一条自我约束：所有实验在同一套评测脚本下跑，不为了好看换指标口径；所有随机种子固定并记录；负结果也写进报告。这条约束是我在复现基线那次踩坑后定下的——当时因为换了评测设置，白高兴了一周。</w:t>
       </w:r>
     </w:p>
     <w:p>
       <w:pPr>
-        <w:spacing w:line="300" w:lineRule="auto" w:before="0" w:after="0"/>
-        <w:ind w:hanging="360" w:left="360"/>
-        <w:jc w:val="left"/>
+        <w:keepNext/>
+        <w:keepLines/>
+        <w:spacing w:before="360" w:after="160" w:line="360" w:lineRule="auto"/>
+      </w:pPr>
+      <w:r>
+        <w:rPr>
+          <w:rFonts w:ascii="黑体" w:hAnsi="黑体" w:eastAsia="黑体"/>
+          <w:b/>
+          <w:color w:val="111827"/>
+          <w:sz w:val="30"/>
+        </w:rPr>
+        <w:t>八、审核意见</w:t>
+      </w:r>
+    </w:p>
+    <w:tbl>
+      <w:tblPr>
+        <w:tblStyle w:val="TableGrid"/>
+        <w:tblW w:type="auto" w:w="0"/>
+        <w:jc w:val="center"/>
+        <w:tblLayout w:type="fixed"/>
+        <w:tblLook w:firstColumn="1" w:firstRow="1" w:lastColumn="0" w:lastRow="0" w:noHBand="0" w:noVBand="1" w:val="04A0"/>
+        <w:tblLayout w:type="fixed"/>
+      </w:tblPr>
+      <w:tblGrid>
+        <w:gridCol w:w="8731"/>
+      </w:tblGrid>
+      <w:tr>
+        <w:trPr>
+          <w:cantSplit/>
+        </w:trPr>
+        <w:tc>
+          <w:tcPr>
+            <w:tcW w:type="dxa" w:w="8731"/>
+          </w:tcPr>
+          <w:p>
+            <w:pPr>
+              <w:keepNext/>
+              <w:keepLines/>
+              <w:spacing w:before="40" w:after="40"/>
+            </w:pPr>
+            <w:r>
+              <w:rPr>
+                <w:rFonts w:ascii="黑体" w:hAnsi="黑体" w:eastAsia="黑体"/>
+                <w:b/>
+                <w:color w:val="111827"/>
+                <w:sz w:val="21"/>
+              </w:rPr>
+              <w:t>指导教师意见</w:t>
+            </w:r>
+          </w:p>
+        </w:tc>
+      </w:tr>
+      <w:tr>
+        <w:trPr>
+          <w:trHeight w:val="1020" w:hRule="atLeast"/>
+          <w:cantSplit/>
+        </w:trPr>
+        <w:tc>
+          <w:tcPr>
+            <w:tcW w:type="dxa" w:w="8731"/>
+          </w:tcPr>
+          <w:p>
+            <w:pPr>
+              <w:keepNext/>
+              <w:keepLines/>
+              <w:spacing w:before="0" w:after="0"/>
+            </w:pPr>
+          </w:p>
+        </w:tc>
+      </w:tr>
+      <w:tr>
+        <w:trPr>
+          <w:cantSplit/>
+        </w:trPr>
+        <w:tc>
+          <w:tcPr>
+            <w:tcW w:type="dxa" w:w="8731"/>
+          </w:tcPr>
+          <w:p>
+            <w:pPr>
+              <w:keepNext/>
+              <w:keepLines/>
+              <w:spacing w:before="80" w:after="80"/>
+              <w:jc w:val="right"/>
+            </w:pPr>
+            <w:r>
+              <w:rPr>
+                <w:rFonts w:ascii="宋体" w:hAnsi="宋体" w:eastAsia="宋体"/>
+                <w:b w:val="0"/>
+                <w:color w:val="6B7280"/>
+                <w:sz w:val="21"/>
+              </w:rPr>
+              <w:t>签字：＿＿＿＿＿＿＿＿　　　日期：　　年　　月　　日</w:t>
+            </w:r>
+          </w:p>
+        </w:tc>
+      </w:tr>
+      <w:tr>
+        <w:trPr>
+          <w:cantSplit/>
+        </w:trPr>
+        <w:tc>
+          <w:tcPr>
+            <w:tcW w:type="dxa" w:w="8731"/>
+          </w:tcPr>
+          <w:p>
+            <w:pPr>
+              <w:keepNext/>
+              <w:keepLines/>
+              <w:spacing w:before="40" w:after="40"/>
+            </w:pPr>
+            <w:r>
+              <w:rPr>
+                <w:rFonts w:ascii="黑体" w:hAnsi="黑体" w:eastAsia="黑体"/>
+                <w:b/>
+                <w:color w:val="111827"/>
+                <w:sz w:val="21"/>
+              </w:rPr>
+              <w:t>学院审核意见</w:t>
+            </w:r>
+          </w:p>
+        </w:tc>
+      </w:tr>
+      <w:tr>
+        <w:trPr>
+          <w:trHeight w:val="1020" w:hRule="atLeast"/>
+          <w:cantSplit/>
+        </w:trPr>
+        <w:tc>
+          <w:tcPr>
+            <w:tcW w:type="dxa" w:w="8731"/>
+          </w:tcPr>
+          <w:p>
+            <w:pPr>
+              <w:keepNext/>
+              <w:keepLines/>
+              <w:spacing w:before="0" w:after="0"/>
+            </w:pPr>
+          </w:p>
+        </w:tc>
+      </w:tr>
+      <w:tr>
+        <w:trPr>
+          <w:cantSplit/>
+        </w:trPr>
+        <w:tc>
+          <w:tcPr>
+            <w:tcW w:type="dxa" w:w="8731"/>
+          </w:tcPr>
+          <w:p>
+            <w:pPr>
+              <w:keepNext/>
+              <w:keepLines/>
+              <w:spacing w:before="80" w:after="80"/>
+              <w:jc w:val="right"/>
+            </w:pPr>
+            <w:r>
+              <w:rPr>
+                <w:rFonts w:ascii="宋体" w:hAnsi="宋体" w:eastAsia="宋体"/>
+                <w:b w:val="0"/>
+                <w:color w:val="6B7280"/>
+                <w:sz w:val="21"/>
+              </w:rPr>
+              <w:t>签字：＿＿＿＿＿＿＿＿　　　日期：　　年　　月　　日</w:t>
+            </w:r>
+          </w:p>
+        </w:tc>
+      </w:tr>
+      <w:tr>
+        <w:trPr>
+          <w:cantSplit/>
+        </w:trPr>
+        <w:tc>
+          <w:tcPr>
+            <w:tcW w:type="dxa" w:w="8731"/>
+          </w:tcPr>
+          <w:p>
+            <w:pPr>
+              <w:keepNext/>
+              <w:keepLines/>
+              <w:spacing w:before="40" w:after="40"/>
+            </w:pPr>
+            <w:r>
+              <w:rPr>
+                <w:rFonts w:ascii="黑体" w:hAnsi="黑体" w:eastAsia="黑体"/>
+                <w:b/>
+                <w:color w:val="111827"/>
+                <w:sz w:val="21"/>
+              </w:rPr>
+              <w:t>学校评审意见</w:t>
+            </w:r>
+          </w:p>
+        </w:tc>
+      </w:tr>
+      <w:tr>
+        <w:trPr>
+          <w:trHeight w:val="1020" w:hRule="atLeast"/>
+          <w:cantSplit/>
+        </w:trPr>
+        <w:tc>
+          <w:tcPr>
+            <w:tcW w:type="dxa" w:w="8731"/>
+          </w:tcPr>
+          <w:p>
+            <w:pPr>
+              <w:keepNext/>
+              <w:keepLines/>
+              <w:spacing w:before="0" w:after="0"/>
+            </w:pPr>
+          </w:p>
+        </w:tc>
+      </w:tr>
+      <w:tr>
+        <w:trPr>
+          <w:cantSplit/>
+        </w:trPr>
+        <w:tc>
+          <w:tcPr>
+            <w:tcW w:type="dxa" w:w="8731"/>
+          </w:tcPr>
+          <w:p>
+            <w:pPr>
+              <w:spacing w:before="80" w:after="80"/>
+              <w:jc w:val="right"/>
+            </w:pPr>
+            <w:r>
+              <w:rPr>
+                <w:rFonts w:ascii="宋体" w:hAnsi="宋体" w:eastAsia="宋体"/>
+                <w:b w:val="0"/>
+                <w:color w:val="6B7280"/>
+                <w:sz w:val="21"/>
+              </w:rPr>
+              <w:t>签字：＿＿＿＿＿＿＿＿　　　日期：　　年　　月　　日</w:t>
+            </w:r>
+          </w:p>
+        </w:tc>
+      </w:tr>
+    </w:tbl>
+    <w:p>
+      <w:pPr>
+        <w:spacing w:before="0" w:after="0" w:line="240" w:lineRule="exact"/>
       </w:pPr>
       <w:r>
         <w:rPr>
           <w:rFonts w:ascii="宋体" w:hAnsi="宋体" w:eastAsia="宋体"/>
           <w:b w:val="0"/>
-          <w:sz w:val="21"/>
+          <w:color w:val="111827"/>
+          <w:sz w:val="16"/>
         </w:rPr>
-        <w:t>[5] 陈伟, 周平. 自律契约机制在课堂手机管理中的应用[J]. 教育发展研究, 2024, 44(3): 65-73.</w:t>
-      </w:r>
-    </w:p>
-    <w:p>
-      <w:pPr>
-        <w:spacing w:line="300" w:lineRule="auto" w:before="0" w:after="0"/>
-        <w:ind w:hanging="360" w:left="360"/>
-        <w:jc w:val="left"/>
-      </w:pPr>
-      <w:r>
-        <w:rPr>
-          <w:rFonts w:ascii="宋体" w:hAnsi="宋体" w:eastAsia="宋体"/>
-          <w:b w:val="0"/>
-          <w:sz w:val="21"/>
-        </w:rPr>
-        <w:t>[6] 赵敏. 行为干预理论本土化研究[J]. 教育学报, 2023, 19(4): 88-96.</w:t>
-      </w:r>
-    </w:p>
-    <w:p>
-      <w:pPr>
-        <w:spacing w:line="300" w:lineRule="auto" w:before="0" w:after="0"/>
-        <w:ind w:hanging="360" w:left="360"/>
-        <w:jc w:val="left"/>
-      </w:pPr>
-      <w:r>
-        <w:rPr>
-          <w:rFonts w:ascii="宋体" w:hAnsi="宋体" w:eastAsia="宋体"/>
-          <w:b w:val="0"/>
-          <w:sz w:val="21"/>
-        </w:rPr>
-        <w:t>[7] 周平, 吴敏. 辅导员协同干预方案设计与试点[J]. 思想教育研究, 2024: 102-108.</w:t>
-      </w:r>
-    </w:p>
-    <w:p>
-      <w:pPr>
-        <w:spacing w:line="300" w:lineRule="auto" w:before="0" w:after="0"/>
-        <w:ind w:hanging="360" w:left="360"/>
-        <w:jc w:val="left"/>
-      </w:pPr>
-      <w:r>
-        <w:rPr>
-          <w:rFonts w:ascii="宋体" w:hAnsi="宋体" w:eastAsia="宋体"/>
-          <w:b w:val="0"/>
-          <w:sz w:val="21"/>
-        </w:rPr>
-        <w:t>[8] Smith J, Brown R, Davis M. Mobile phone use in college classrooms: A multi-campus study[J]. Journal of Educational Psychology, 2020, 112(8): 1542-1558.</w:t>
-      </w:r>
-    </w:p>
-    <w:p>
-      <w:pPr>
-        <w:spacing w:line="300" w:lineRule="auto" w:before="0" w:after="0"/>
-        <w:ind w:hanging="360" w:left="360"/>
-        <w:jc w:val="left"/>
-      </w:pPr>
-      <w:r>
-        <w:rPr>
-          <w:rFonts w:ascii="宋体" w:hAnsi="宋体" w:eastAsia="宋体"/>
-          <w:b w:val="0"/>
-          <w:sz w:val="21"/>
-        </w:rPr>
-        <w:t>[9] Brown A, Wilson B, Lee C. Long-term effects of classroom phone interventions: A 6-month follow-up[J]. Computers &amp; Education, 2022, 178: 104392.</w:t>
-      </w:r>
-    </w:p>
-    <w:p>
-      <w:pPr>
-        <w:spacing w:line="300" w:lineRule="auto" w:before="0" w:after="0"/>
-        <w:ind w:hanging="360" w:left="360"/>
-        <w:jc w:val="left"/>
-      </w:pPr>
-      <w:r>
-        <w:rPr>
-          <w:rFonts w:ascii="宋体" w:hAnsi="宋体" w:eastAsia="宋体"/>
-          <w:b w:val="0"/>
-          <w:sz w:val="21"/>
-        </w:rPr>
-        <w:t>[10] Kumar S, Lee H. Comparative study of four classroom phone interventions[C]//Proceedings of the 2022 International Conference on Educational Technology. New York: ACM, 2022: 215-222.</w:t>
-      </w:r>
-    </w:p>
-    <w:p>
-      <w:pPr>
-        <w:spacing w:line="300" w:lineRule="auto" w:before="0" w:after="0"/>
-        <w:ind w:hanging="360" w:left="360"/>
-        <w:jc w:val="left"/>
-      </w:pPr>
-      <w:r>
-        <w:rPr>
-          <w:rFonts w:ascii="宋体" w:hAnsi="宋体" w:eastAsia="宋体"/>
-          <w:b w:val="0"/>
-          <w:sz w:val="21"/>
-        </w:rPr>
-        <w:t>[11] Davis M, Anderson K, Wilson R. Six intervention methods for classroom phone management: A comparative study[J]. Educational Technology Research and Development, 2023, 71(4): 1825-1845.</w:t>
-      </w:r>
-    </w:p>
-    <w:p>
-      <w:pPr>
-        <w:spacing w:line="300" w:lineRule="auto" w:before="0" w:after="0"/>
-        <w:ind w:hanging="360" w:left="360"/>
-        <w:jc w:val="left"/>
-      </w:pPr>
-      <w:r>
-        <w:rPr>
-          <w:rFonts w:ascii="宋体" w:hAnsi="宋体" w:eastAsia="宋体"/>
-          <w:b w:val="0"/>
-          <w:sz w:val="21"/>
-        </w:rPr>
-        <w:t>[12] Brown A. Behavioral economics approaches to classroom management[D]. Stanford: Stanford University, 2023.</w:t>
-      </w:r>
-    </w:p>
-    <w:p>
-      <w:pPr>
-        <w:spacing w:line="300" w:lineRule="auto" w:before="0" w:after="0"/>
-        <w:ind w:hanging="360" w:left="360"/>
-        <w:jc w:val="left"/>
-      </w:pPr>
-      <w:r>
-        <w:rPr>
-          <w:rFonts w:ascii="宋体" w:hAnsi="宋体" w:eastAsia="宋体"/>
-          <w:b w:val="0"/>
-          <w:sz w:val="21"/>
-        </w:rPr>
-        <w:t>[13] Anderson K, Wilson R. A double-exponential decay model for intervention effects[J]. Journal of Behavioral Decision Making, 2024, 37(2): 145-162.</w:t>
-      </w:r>
-    </w:p>
-    <w:p>
-      <w:pPr>
-        <w:spacing w:line="300" w:lineRule="auto" w:before="0" w:after="0"/>
-        <w:ind w:hanging="360" w:left="360"/>
-        <w:jc w:val="left"/>
-      </w:pPr>
-      <w:r>
-        <w:rPr>
-          <w:rFonts w:ascii="宋体" w:hAnsi="宋体" w:eastAsia="宋体"/>
-          <w:b w:val="0"/>
-          <w:sz w:val="21"/>
-        </w:rPr>
-        <w:t>[14] Lee H, Park J, Kim S. Cross-cultural comparison of classroom phone interventions[J]. International Journal of Educational Research, 2023, 117: 102126.</w:t>
-      </w:r>
-    </w:p>
-    <w:p>
-      <w:pPr>
-        <w:spacing w:line="300" w:lineRule="auto" w:before="0" w:after="0"/>
-        <w:ind w:hanging="360" w:left="360"/>
-        <w:jc w:val="left"/>
-      </w:pPr>
-      <w:r>
-        <w:rPr>
-          <w:rFonts w:ascii="宋体" w:hAnsi="宋体" w:eastAsia="宋体"/>
-          <w:b w:val="0"/>
-          <w:sz w:val="21"/>
-        </w:rPr>
-        <w:t>[15] 教育部. 关于进一步加强大学生课堂管理的指导意见[Z/OL]. (2024-03-15)[2025-02-10]. http://www.moe.gov.cn/xxx.</w:t>
-      </w:r>
-    </w:p>
-    <w:p>
-      <w:pPr>
-        <w:spacing w:line="360" w:lineRule="auto" w:before="240" w:after="240"/>
-        <w:jc w:val="center"/>
-      </w:pPr>
-      <w:r>
-        <w:rPr>
-          <w:rFonts w:ascii="黑体" w:hAnsi="黑体" w:eastAsia="黑体"/>
-          <w:b/>
-          <w:sz w:val="32"/>
-        </w:rPr>
-        <w:t>二十、指导教师推荐意见</w:t>
-      </w:r>
-    </w:p>
-    <w:p/>
-    <w:p/>
-    <w:p/>
-    <w:p/>
-    <w:p/>
-    <w:p/>
-    <w:p>
-      <w:pPr>
-        <w:spacing w:line="360" w:lineRule="auto" w:before="0" w:after="0"/>
-        <w:jc w:val="left"/>
-      </w:pPr>
-      <w:r>
-        <w:rPr>
-          <w:rFonts w:ascii="宋体" w:hAnsi="宋体" w:eastAsia="宋体"/>
-          <w:b w:val="0"/>
-          <w:sz w:val="24"/>
-        </w:rPr>
-        <w:t>指导教师签字：____________________    日期：______年____月____日</w:t>
-      </w:r>
-    </w:p>
-    <w:p>
-      <w:pPr>
-        <w:spacing w:line="360" w:lineRule="auto" w:before="240" w:after="240"/>
-        <w:jc w:val="center"/>
-      </w:pPr>
-      <w:r>
-        <w:rPr>
-          <w:rFonts w:ascii="黑体" w:hAnsi="黑体" w:eastAsia="黑体"/>
-          <w:b/>
-          <w:sz w:val="32"/>
-        </w:rPr>
-        <w:t>二一、学院评审意见</w:t>
-      </w:r>
-    </w:p>
-    <w:p/>
-    <w:p/>
-    <w:p/>
-    <w:p/>
-    <w:p/>
-    <w:p/>
-    <w:p>
-      <w:pPr>
-        <w:spacing w:line="360" w:lineRule="auto" w:before="0" w:after="0"/>
-        <w:jc w:val="left"/>
-      </w:pPr>
-      <w:r>
-        <w:rPr>
-          <w:rFonts w:ascii="宋体" w:hAnsi="宋体" w:eastAsia="宋体"/>
-          <w:b w:val="0"/>
-          <w:sz w:val="24"/>
-        </w:rPr>
-        <w:t>学院盖章：____________________    日期：______年____月____日</w:t>
       </w:r>
     </w:p>
     <w:sectPr>
-      <w:footerReference w:type="default" r:id="rId9"/>
       <w:pgSz w:w="11906" w:h="16838"/>
-      <w:pgMar w:top="1440" w:right="1417" w:bottom="1440" w:left="1417" w:header="720" w:footer="720" w:gutter="0"/>
+      <w:pgMar w:top="1440" w:right="1474" w:bottom="1440" w:left="1701" w:header="720" w:footer="720" w:gutter="0"/>
       <w:cols w:space="720"/>
       <w:docGrid w:linePitch="360"/>
     </w:sectPr>
   </w:body>
 </w:document>
-</file>
-
-<file path=word/footer1.xml><?xml version="1.0" encoding="utf-8"?>
-<w:ftr xmlns:m="http://schemas.openxmlformats.org/officeDocument/2006/math" xmlns:mc="http://schemas.openxmlformats.org/markup-compatibility/2006" xmlns:mo="http://schemas.microsoft.com/office/mac/office/2008/main" xmlns:mv="urn:schemas-microsoft-com:mac:vml" xmlns:o="urn:schemas-microsoft-com:office:office" xmlns:r="http://schemas.openxmlformats.org/officeDocument/2006/relationships" xmlns:v="urn:schemas-microsoft-com:vml" xmlns:w10="urn:schemas-microsoft-com:office:word" xmlns:w14="http://schemas.microsoft.com/office/word/2010/wordml" xmlns:w="http://schemas.openxmlformats.org/wordprocessingml/2006/main" xmlns:wne="http://schemas.microsoft.com/office/word/2006/wordml" xmlns:wp14="http://schemas.microsoft.com/office/word/2010/wordprocessingDrawing" xmlns:wp="http://schemas.openxmlformats.org/drawingml/2006/wordprocessingDrawing" xmlns:wpc="http://schemas.microsoft.com/office/word/2010/wordprocessingCanvas" xmlns:wpg="http://schemas.microsoft.com/office/word/2010/wordprocessingGroup" xmlns:wpi="http://schemas.microsoft.com/office/word/2010/wordprocessingInk" xmlns:wps="http://schemas.microsoft.com/office/word/2010/wordprocessingShape" mc:Ignorable="w14 wp14">
-  <w:p>
-    <w:pPr>
-      <w:pStyle w:val="Footer"/>
-      <w:jc w:val="center"/>
-    </w:pPr>
-    <w:r>
-      <w:rPr>
-        <w:rFonts w:ascii="宋体" w:hAnsi="宋体" w:eastAsia="宋体"/>
-        <w:b w:val="0"/>
-        <w:sz w:val="21"/>
-      </w:rPr>
-      <w:fldChar w:fldCharType="begin"/>
-      <w:instrText xml:space="preserve">PAGE</w:instrText>
-      <w:fldChar w:fldCharType="end"/>
-    </w:r>
-  </w:p>
-</w:ftr>
 </file>
 
 <file path=word/numbering.xml><?xml version="1.0" encoding="utf-8"?>
@@ -6919,6 +3489,10 @@
     <w:name w:val="Normal"/>
     <w:qFormat/>
     <w:rsid w:val="00FC693F"/>
+    <w:rPr>
+      <w:rFonts w:ascii="宋体" w:hAnsi="宋体" w:eastAsia="宋体"/>
+      <w:sz w:val="24"/>
+    </w:rPr>
   </w:style>
   <w:style w:type="paragraph" w:styleId="Header">
     <w:name w:val="header"/>

--- a/examples/demos/demo_university_research.docx
+++ b/examples/demos/demo_university_research.docx
@@ -297,7 +297,7 @@
       <w:pPr>
         <w:keepNext/>
         <w:keepLines/>
-        <w:spacing w:before="360" w:after="160" w:line="360" w:lineRule="auto"/>
+        <w:spacing w:before="280" w:after="140" w:line="360" w:lineRule="auto"/>
       </w:pPr>
       <w:r>
         <w:rPr>
@@ -343,7 +343,7 @@
       <w:pPr>
         <w:keepNext/>
         <w:keepLines/>
-        <w:spacing w:before="200" w:after="80"/>
+        <w:spacing w:before="160" w:after="60"/>
         <w:jc w:val="center"/>
       </w:pPr>
       <w:r>
@@ -362,7 +362,7 @@
                     <pic:cNvPicPr/>
                   </pic:nvPicPr>
                   <pic:blipFill>
-                    <a:blip r:embed="rId9"/>
+                    <a:blip r:embed="rId10"/>
                     <a:stretch>
                       <a:fillRect/>
                     </a:stretch>
@@ -384,7 +384,7 @@
     <w:p>
       <w:pPr>
         <w:keepLines/>
-        <w:spacing w:before="0" w:after="280"/>
+        <w:spacing w:before="0" w:after="200"/>
         <w:jc w:val="center"/>
       </w:pPr>
       <w:r>
@@ -410,7 +410,7 @@
           <w:color w:val="111827"/>
           <w:sz w:val="25"/>
         </w:rPr>
-        <w:t>1.3 现有方法的不足</w:t>
+        <w:t>1.1 现有方法的不足</w:t>
       </w:r>
     </w:p>
     <w:p>
@@ -486,7 +486,7 @@
           <w:color w:val="111827"/>
           <w:sz w:val="25"/>
         </w:rPr>
-        <w:t>1.4 本项目的技术判断</w:t>
+        <w:t>1.2 本项目的技术判断</w:t>
       </w:r>
     </w:p>
     <w:p>
@@ -532,7 +532,7 @@
           <w:color w:val="111827"/>
           <w:sz w:val="25"/>
         </w:rPr>
-        <w:t>1.5 与已有工作的区别</w:t>
+        <w:t>1.3 与已有工作的区别</w:t>
       </w:r>
     </w:p>
     <w:p>
@@ -569,7 +569,7 @@
       <w:pPr>
         <w:keepNext/>
         <w:keepLines/>
-        <w:spacing w:before="360" w:after="160" w:line="360" w:lineRule="auto"/>
+        <w:spacing w:before="280" w:after="140" w:line="360" w:lineRule="auto"/>
       </w:pPr>
       <w:r>
         <w:rPr>
@@ -602,7 +602,7 @@
       <w:pPr>
         <w:keepNext/>
         <w:keepLines/>
-        <w:spacing w:before="200" w:after="80"/>
+        <w:spacing w:before="160" w:after="60"/>
         <w:jc w:val="center"/>
       </w:pPr>
       <w:r>
@@ -621,7 +621,7 @@
                     <pic:cNvPicPr/>
                   </pic:nvPicPr>
                   <pic:blipFill>
-                    <a:blip r:embed="rId10"/>
+                    <a:blip r:embed="rId11"/>
                     <a:stretch>
                       <a:fillRect/>
                     </a:stretch>
@@ -643,7 +643,7 @@
     <w:p>
       <w:pPr>
         <w:keepLines/>
-        <w:spacing w:before="0" w:after="280"/>
+        <w:spacing w:before="0" w:after="200"/>
         <w:jc w:val="center"/>
       </w:pPr>
       <w:r>
@@ -684,7 +684,7 @@
           <w:color w:val="111827"/>
           <w:sz w:val="25"/>
         </w:rPr>
-        <w:t>2.4 数据集与标注方案</w:t>
+        <w:t>2.1 数据集与标注方案</w:t>
       </w:r>
     </w:p>
     <w:p>
@@ -730,7 +730,7 @@
           <w:color w:val="111827"/>
           <w:sz w:val="25"/>
         </w:rPr>
-        <w:t>2.5 实验设计与评价口径</w:t>
+        <w:t>2.2 实验设计与评价口径</w:t>
       </w:r>
     </w:p>
     <w:p>
@@ -797,7 +797,7 @@
       <w:pPr>
         <w:keepNext/>
         <w:keepLines/>
-        <w:spacing w:before="360" w:after="160" w:line="360" w:lineRule="auto"/>
+        <w:spacing w:before="280" w:after="140" w:line="360" w:lineRule="auto"/>
       </w:pPr>
       <w:r>
         <w:rPr>
@@ -813,7 +813,7 @@
       <w:pPr>
         <w:keepNext/>
         <w:keepLines/>
-        <w:spacing w:before="200" w:after="80"/>
+        <w:spacing w:before="160" w:after="60"/>
         <w:jc w:val="center"/>
       </w:pPr>
       <w:r>
@@ -832,7 +832,7 @@
                     <pic:cNvPicPr/>
                   </pic:nvPicPr>
                   <pic:blipFill>
-                    <a:blip r:embed="rId11"/>
+                    <a:blip r:embed="rId12"/>
                     <a:stretch>
                       <a:fillRect/>
                     </a:stretch>
@@ -854,7 +854,7 @@
     <w:p>
       <w:pPr>
         <w:keepLines/>
-        <w:spacing w:before="0" w:after="280"/>
+        <w:spacing w:before="0" w:after="200"/>
         <w:jc w:val="center"/>
       </w:pPr>
       <w:r>
@@ -901,7 +901,7 @@
       <w:pPr>
         <w:keepNext/>
         <w:keepLines/>
-        <w:spacing w:before="360" w:after="160" w:line="360" w:lineRule="auto"/>
+        <w:spacing w:before="280" w:after="140" w:line="360" w:lineRule="auto"/>
       </w:pPr>
       <w:r>
         <w:rPr>
@@ -911,6 +911,23 @@
           <w:sz w:val="30"/>
         </w:rPr>
         <w:t>四、预期成果</w:t>
+      </w:r>
+    </w:p>
+    <w:p>
+      <w:pPr>
+        <w:keepNext/>
+        <w:keepLines/>
+        <w:spacing w:before="120" w:after="40" w:line="288" w:lineRule="auto"/>
+        <w:jc w:val="center"/>
+      </w:pPr>
+      <w:r>
+        <w:rPr>
+          <w:rFonts w:ascii="黑体" w:hAnsi="黑体" w:eastAsia="黑体"/>
+          <w:b w:val="0"/>
+          <w:color w:val="111827"/>
+          <w:sz w:val="21"/>
+        </w:rPr>
+        <w:t>表 1　预期成果的内容与考核指标</w:t>
       </w:r>
     </w:p>
     <w:tbl>
@@ -1318,7 +1335,7 @@
       <w:pPr>
         <w:keepNext/>
         <w:keepLines/>
-        <w:spacing w:before="360" w:after="160" w:line="360" w:lineRule="auto"/>
+        <w:spacing w:before="280" w:after="140" w:line="360" w:lineRule="auto"/>
       </w:pPr>
       <w:r>
         <w:rPr>
@@ -1334,7 +1351,7 @@
       <w:pPr>
         <w:keepNext/>
         <w:keepLines/>
-        <w:spacing w:before="200" w:after="80"/>
+        <w:spacing w:before="160" w:after="60"/>
         <w:jc w:val="center"/>
       </w:pPr>
       <w:r>
@@ -1353,7 +1370,7 @@
                     <pic:cNvPicPr/>
                   </pic:nvPicPr>
                   <pic:blipFill>
-                    <a:blip r:embed="rId12"/>
+                    <a:blip r:embed="rId13"/>
                     <a:stretch>
                       <a:fillRect/>
                     </a:stretch>
@@ -1375,7 +1392,7 @@
     <w:p>
       <w:pPr>
         <w:keepLines/>
-        <w:spacing w:before="0" w:after="280"/>
+        <w:spacing w:before="0" w:after="200"/>
         <w:jc w:val="center"/>
       </w:pPr>
       <w:r>
@@ -1386,6 +1403,23 @@
           <w:sz w:val="21"/>
         </w:rPr>
         <w:t>图 4　经费预算结构</w:t>
+      </w:r>
+    </w:p>
+    <w:p>
+      <w:pPr>
+        <w:keepNext/>
+        <w:keepLines/>
+        <w:spacing w:before="120" w:after="40" w:line="288" w:lineRule="auto"/>
+        <w:jc w:val="center"/>
+      </w:pPr>
+      <w:r>
+        <w:rPr>
+          <w:rFonts w:ascii="黑体" w:hAnsi="黑体" w:eastAsia="黑体"/>
+          <w:b w:val="0"/>
+          <w:color w:val="111827"/>
+          <w:sz w:val="21"/>
+        </w:rPr>
+        <w:t>表 2　经费预算科目、金额与用途</w:t>
       </w:r>
     </w:p>
     <w:tbl>
@@ -1830,7 +1864,7 @@
       <w:pPr>
         <w:keepNext/>
         <w:keepLines/>
-        <w:spacing w:before="360" w:after="160" w:line="360" w:lineRule="auto"/>
+        <w:spacing w:before="280" w:after="140" w:line="360" w:lineRule="auto"/>
       </w:pPr>
       <w:r>
         <w:rPr>
@@ -1870,6 +1904,23 @@
           <w:sz w:val="24"/>
         </w:rPr>
         <w:t>目前已经完成的预实验有三项。一是在 MOT17 上复现了 ByteTrack 与 OC-SORT 两个基线，记录了两者在拥挤场景下的ID Switch 差异；二是做了一组消融，确认外观特征在低帧率下贡献显著下降；三是搭好了评测脚本，能自动输出 MOTA、IDF1、ID Switch 与 HOTA 四项指标。</w:t>
+      </w:r>
+    </w:p>
+    <w:p>
+      <w:pPr>
+        <w:keepNext/>
+        <w:keepLines/>
+        <w:spacing w:before="120" w:after="40" w:line="288" w:lineRule="auto"/>
+        <w:jc w:val="center"/>
+      </w:pPr>
+      <w:r>
+        <w:rPr>
+          <w:rFonts w:ascii="黑体" w:hAnsi="黑体" w:eastAsia="黑体"/>
+          <w:b w:val="0"/>
+          <w:color w:val="111827"/>
+          <w:sz w:val="21"/>
+        </w:rPr>
+        <w:t>表 3　研究条件的现有情况与满足度评级</w:t>
       </w:r>
     </w:p>
     <w:tbl>
@@ -2329,7 +2380,7 @@
       <w:pPr>
         <w:keepNext/>
         <w:keepLines/>
-        <w:spacing w:before="360" w:after="160" w:line="360" w:lineRule="auto"/>
+        <w:spacing w:before="280" w:after="140" w:line="360" w:lineRule="auto"/>
       </w:pPr>
       <w:r>
         <w:rPr>
@@ -2354,6 +2405,23 @@
           <w:sz w:val="24"/>
         </w:rPr>
         <w:t>科研项目写风险，容易变成写套话。我只写真正可能让项目失败的四条，并给出止损线。</w:t>
+      </w:r>
+    </w:p>
+    <w:p>
+      <w:pPr>
+        <w:keepNext/>
+        <w:keepLines/>
+        <w:spacing w:before="120" w:after="40" w:line="288" w:lineRule="auto"/>
+        <w:jc w:val="center"/>
+      </w:pPr>
+      <w:r>
+        <w:rPr>
+          <w:rFonts w:ascii="黑体" w:hAnsi="黑体" w:eastAsia="黑体"/>
+          <w:b w:val="0"/>
+          <w:color w:val="111827"/>
+          <w:sz w:val="21"/>
+        </w:rPr>
+        <w:t>表 4　主要风险的触发信号、影响与止损措施</w:t>
       </w:r>
     </w:p>
     <w:tbl>
@@ -2867,7 +2935,7 @@
       <w:pPr>
         <w:keepNext/>
         <w:keepLines/>
-        <w:spacing w:before="360" w:after="160" w:line="360" w:lineRule="auto"/>
+        <w:spacing w:before="280" w:after="140" w:line="360" w:lineRule="auto"/>
       </w:pPr>
       <w:r>
         <w:rPr>
@@ -2876,7 +2944,150 @@
           <w:color w:val="111827"/>
           <w:sz w:val="30"/>
         </w:rPr>
-        <w:t>八、审核意见</w:t>
+        <w:t>八、参考文献</w:t>
+      </w:r>
+    </w:p>
+    <w:p>
+      <w:pPr>
+        <w:spacing w:before="0" w:after="120" w:lineRule="auto" w:line="360"/>
+        <w:ind w:firstLine="480"/>
+      </w:pPr>
+      <w:r>
+        <w:rPr>
+          <w:rFonts w:ascii="宋体" w:hAnsi="宋体" w:eastAsia="宋体"/>
+          <w:b w:val="0"/>
+          <w:color w:val="111827"/>
+          <w:sz w:val="24"/>
+        </w:rPr>
+        <w:t>文献检索说明：检索式以 multi-object tracking、data association、occlusion recovery 三组主题词组合，检得 168 篇，精读 62 篇。第 1、2、5、6 篇是关联环节的四条主要技术路线（纯 IoU、IoU + 相机补偿、强特征重识别、观测中心化），第 4 篇是 DeepSORT 的原始出处，第 3 篇给出评测基准与标注口径，第 7 篇是 MOTA / IDF1 指标的定义来源，第 8 篇用于确认边缘盒子接入既有监控系统的合规边界。正文中凡提到「已有工作」均指以上文献，不作泛称。</w:t>
+      </w:r>
+    </w:p>
+    <w:p>
+      <w:pPr>
+        <w:spacing w:before="0" w:after="120" w:lineRule="auto" w:line="360"/>
+      </w:pPr>
+      <w:r>
+        <w:rPr>
+          <w:rFonts w:ascii="宋体" w:hAnsi="宋体" w:eastAsia="宋体"/>
+          <w:b w:val="0"/>
+          <w:color w:val="111827"/>
+          <w:sz w:val="21"/>
+        </w:rPr>
+        <w:t xml:space="preserve">　[1] Zhang Y, Sun P, Jiang Y, et al. ByteTrack: Multi-Object Tracking by Associating Every Detection Box[C]. Proceedings of the European Conference on Computer Vision (ECCV), 2022: 1-21.</w:t>
+      </w:r>
+    </w:p>
+    <w:p>
+      <w:pPr>
+        <w:spacing w:before="0" w:after="120" w:lineRule="auto" w:line="360"/>
+      </w:pPr>
+      <w:r>
+        <w:rPr>
+          <w:rFonts w:ascii="宋体" w:hAnsi="宋体" w:eastAsia="宋体"/>
+          <w:b w:val="0"/>
+          <w:color w:val="111827"/>
+          <w:sz w:val="21"/>
+        </w:rPr>
+        <w:t xml:space="preserve">　[2] Aharon N, Orfaig R, Bobrovsky B Z. BoT-SORT: Robust Associations Multi-Pedestrian Tracking[J]. arXiv preprint arXiv:2206.14651, 2022.</w:t>
+      </w:r>
+    </w:p>
+    <w:p>
+      <w:pPr>
+        <w:spacing w:before="0" w:after="120" w:lineRule="auto" w:line="360"/>
+      </w:pPr>
+      <w:r>
+        <w:rPr>
+          <w:rFonts w:ascii="宋体" w:hAnsi="宋体" w:eastAsia="宋体"/>
+          <w:b w:val="0"/>
+          <w:color w:val="111827"/>
+          <w:sz w:val="21"/>
+        </w:rPr>
+        <w:t xml:space="preserve">　[3] Milan A, Leal-Taixé L, Reid I, et al. MOT16: A Benchmark for Multi-Object Tracking[J]. arXiv preprint arXiv:1603.00831, 2016.</w:t>
+      </w:r>
+    </w:p>
+    <w:p>
+      <w:pPr>
+        <w:spacing w:before="0" w:after="120" w:lineRule="auto" w:line="360"/>
+      </w:pPr>
+      <w:r>
+        <w:rPr>
+          <w:rFonts w:ascii="宋体" w:hAnsi="宋体" w:eastAsia="宋体"/>
+          <w:b w:val="0"/>
+          <w:color w:val="111827"/>
+          <w:sz w:val="21"/>
+        </w:rPr>
+        <w:t xml:space="preserve">　[4] Wojke N, Bewley A, Paulus D. Simple Online and Realtime Tracking with a Deep Association Metric[C]. Proceedings of the IEEE International Conference on Image Processing (ICIP), 2017: 3645-3649.</w:t>
+      </w:r>
+    </w:p>
+    <w:p>
+      <w:pPr>
+        <w:spacing w:before="0" w:after="120" w:lineRule="auto" w:line="360"/>
+      </w:pPr>
+      <w:r>
+        <w:rPr>
+          <w:rFonts w:ascii="宋体" w:hAnsi="宋体" w:eastAsia="宋体"/>
+          <w:b w:val="0"/>
+          <w:color w:val="111827"/>
+          <w:sz w:val="21"/>
+        </w:rPr>
+        <w:t xml:space="preserve">　[5] Du Y, Zhao Z, Song Y, et al. StrongSORT: Make DeepSORT Great Again[J]. IEEE Transactions on Multimedia, 2023, 25: 8725-8737.</w:t>
+      </w:r>
+    </w:p>
+    <w:p>
+      <w:pPr>
+        <w:spacing w:before="0" w:after="120" w:lineRule="auto" w:line="360"/>
+      </w:pPr>
+      <w:r>
+        <w:rPr>
+          <w:rFonts w:ascii="宋体" w:hAnsi="宋体" w:eastAsia="宋体"/>
+          <w:b w:val="0"/>
+          <w:color w:val="111827"/>
+          <w:sz w:val="21"/>
+        </w:rPr>
+        <w:t xml:space="preserve">　[6] Cao J, Pang J, Weng X, et al. Observation-Centric SORT: Rethinking SORT for Robust Multi-Object Tracking[C]. Proceedings of the IEEE/CVF Conference on Computer Vision and Pattern Recognition (CVPR), 2023: 9686-9696.</w:t>
+      </w:r>
+    </w:p>
+    <w:p>
+      <w:pPr>
+        <w:spacing w:before="0" w:after="120" w:lineRule="auto" w:line="360"/>
+      </w:pPr>
+      <w:r>
+        <w:rPr>
+          <w:rFonts w:ascii="宋体" w:hAnsi="宋体" w:eastAsia="宋体"/>
+          <w:b w:val="0"/>
+          <w:color w:val="111827"/>
+          <w:sz w:val="21"/>
+        </w:rPr>
+        <w:t xml:space="preserve">　[7] Bernardin K, Stiefelhagen R. Evaluating Multiple Object Tracking Performance: The CLEAR MOT Metrics[J]. EURASIP Journal on Image and Video Processing, 2008, 2008: 246309.</w:t>
+      </w:r>
+    </w:p>
+    <w:p>
+      <w:pPr>
+        <w:spacing w:before="0" w:after="120" w:lineRule="auto" w:line="360"/>
+      </w:pPr>
+      <w:r>
+        <w:rPr>
+          <w:rFonts w:ascii="宋体" w:hAnsi="宋体" w:eastAsia="宋体"/>
+          <w:b w:val="0"/>
+          <w:color w:val="111827"/>
+          <w:sz w:val="21"/>
+        </w:rPr>
+        <w:t xml:space="preserve">　[8] 全国安全防范报警系统标准化技术委员会. 安全防范视频监控人脸识别系统技术要求：GB/T 31488—2015[S]. 北京: 中国标准出版社, 2015.</w:t>
+      </w:r>
+    </w:p>
+    <w:p>
+      <w:pPr>
+        <w:keepNext/>
+        <w:keepLines/>
+        <w:spacing w:before="280" w:after="140" w:line="360" w:lineRule="auto"/>
+      </w:pPr>
+      <w:r>
+        <w:rPr>
+          <w:rFonts w:ascii="黑体" w:hAnsi="黑体" w:eastAsia="黑体"/>
+          <w:b/>
+          <w:color w:val="111827"/>
+          <w:sz w:val="30"/>
+        </w:rPr>
+        <w:t>九、审核意见</w:t>
       </w:r>
     </w:p>
     <w:tbl>
@@ -3117,13 +3328,144 @@
       </w:r>
     </w:p>
     <w:sectPr>
+      <w:footerReference w:type="default" r:id="rId9"/>
       <w:pgSz w:w="11906" w:h="16838"/>
       <w:pgMar w:top="1440" w:right="1474" w:bottom="1440" w:left="1701" w:header="720" w:footer="720" w:gutter="0"/>
       <w:cols w:space="720"/>
+      <w:titlePg/>
       <w:docGrid w:linePitch="360"/>
     </w:sectPr>
   </w:body>
 </w:document>
+</file>
+
+<file path=word/footer1.xml><?xml version="1.0" encoding="utf-8"?>
+<w:ftr xmlns:m="http://schemas.openxmlformats.org/officeDocument/2006/math" xmlns:mc="http://schemas.openxmlformats.org/markup-compatibility/2006" xmlns:mo="http://schemas.microsoft.com/office/mac/office/2008/main" xmlns:mv="urn:schemas-microsoft-com:mac:vml" xmlns:o="urn:schemas-microsoft-com:office:office" xmlns:r="http://schemas.openxmlformats.org/officeDocument/2006/relationships" xmlns:v="urn:schemas-microsoft-com:vml" xmlns:w10="urn:schemas-microsoft-com:office:word" xmlns:w14="http://schemas.microsoft.com/office/word/2010/wordml" xmlns:w="http://schemas.openxmlformats.org/wordprocessingml/2006/main" xmlns:wne="http://schemas.microsoft.com/office/word/2006/wordml" xmlns:wp14="http://schemas.microsoft.com/office/word/2010/wordprocessingDrawing" xmlns:wp="http://schemas.openxmlformats.org/drawingml/2006/wordprocessingDrawing" xmlns:wpc="http://schemas.microsoft.com/office/word/2010/wordprocessingCanvas" xmlns:wpg="http://schemas.microsoft.com/office/word/2010/wordprocessingGroup" xmlns:wpi="http://schemas.microsoft.com/office/word/2010/wordprocessingInk" xmlns:wps="http://schemas.microsoft.com/office/word/2010/wordprocessingShape" mc:Ignorable="w14 wp14">
+  <w:p>
+    <w:pPr>
+      <w:pStyle w:val="Footer"/>
+      <w:spacing w:before="0" w:after="0"/>
+      <w:jc w:val="center"/>
+    </w:pPr>
+    <w:r>
+      <w:rPr>
+        <w:rFonts w:ascii="宋体" w:hAnsi="宋体" w:eastAsia="宋体"/>
+        <w:b w:val="0"/>
+        <w:color w:val="6B7280"/>
+        <w:sz w:val="18"/>
+      </w:rPr>
+      <w:t xml:space="preserve">第 </w:t>
+    </w:r>
+    <w:r>
+      <w:rPr>
+        <w:rFonts w:ascii="宋体" w:hAnsi="宋体" w:eastAsia="宋体"/>
+        <w:b w:val="0"/>
+        <w:color w:val="6B7280"/>
+        <w:sz w:val="18"/>
+      </w:rPr>
+      <w:fldChar w:fldCharType="begin"/>
+    </w:r>
+    <w:r>
+      <w:rPr>
+        <w:rFonts w:ascii="宋体" w:hAnsi="宋体" w:eastAsia="宋体"/>
+        <w:b w:val="0"/>
+        <w:color w:val="6B7280"/>
+        <w:sz w:val="18"/>
+      </w:rPr>
+      <w:instrText xml:space="preserve"> PAGE </w:instrText>
+    </w:r>
+    <w:r>
+      <w:rPr>
+        <w:rFonts w:ascii="宋体" w:hAnsi="宋体" w:eastAsia="宋体"/>
+        <w:b w:val="0"/>
+        <w:color w:val="6B7280"/>
+        <w:sz w:val="18"/>
+      </w:rPr>
+      <w:fldChar w:fldCharType="separate"/>
+    </w:r>
+    <w:r>
+      <w:rPr>
+        <w:rFonts w:ascii="宋体" w:hAnsi="宋体" w:eastAsia="宋体"/>
+        <w:b w:val="0"/>
+        <w:color w:val="6B7280"/>
+        <w:sz w:val="18"/>
+      </w:rPr>
+      <w:t>1</w:t>
+    </w:r>
+    <w:r>
+      <w:rPr>
+        <w:rFonts w:ascii="宋体" w:hAnsi="宋体" w:eastAsia="宋体"/>
+        <w:b w:val="0"/>
+        <w:color w:val="6B7280"/>
+        <w:sz w:val="18"/>
+      </w:rPr>
+      <w:fldChar w:fldCharType="end"/>
+    </w:r>
+    <w:r>
+      <w:rPr>
+        <w:rFonts w:ascii="宋体" w:hAnsi="宋体" w:eastAsia="宋体"/>
+        <w:b w:val="0"/>
+        <w:color w:val="6B7280"/>
+        <w:sz w:val="18"/>
+      </w:rPr>
+      <w:t xml:space="preserve"> 页　共 </w:t>
+    </w:r>
+    <w:r>
+      <w:rPr>
+        <w:rFonts w:ascii="宋体" w:hAnsi="宋体" w:eastAsia="宋体"/>
+        <w:b w:val="0"/>
+        <w:color w:val="6B7280"/>
+        <w:sz w:val="18"/>
+      </w:rPr>
+      <w:fldChar w:fldCharType="begin"/>
+    </w:r>
+    <w:r>
+      <w:rPr>
+        <w:rFonts w:ascii="宋体" w:hAnsi="宋体" w:eastAsia="宋体"/>
+        <w:b w:val="0"/>
+        <w:color w:val="6B7280"/>
+        <w:sz w:val="18"/>
+      </w:rPr>
+      <w:instrText xml:space="preserve"> NUMPAGES </w:instrText>
+    </w:r>
+    <w:r>
+      <w:rPr>
+        <w:rFonts w:ascii="宋体" w:hAnsi="宋体" w:eastAsia="宋体"/>
+        <w:b w:val="0"/>
+        <w:color w:val="6B7280"/>
+        <w:sz w:val="18"/>
+      </w:rPr>
+      <w:fldChar w:fldCharType="separate"/>
+    </w:r>
+    <w:r>
+      <w:rPr>
+        <w:rFonts w:ascii="宋体" w:hAnsi="宋体" w:eastAsia="宋体"/>
+        <w:b w:val="0"/>
+        <w:color w:val="6B7280"/>
+        <w:sz w:val="18"/>
+      </w:rPr>
+      <w:t>1</w:t>
+    </w:r>
+    <w:r>
+      <w:rPr>
+        <w:rFonts w:ascii="宋体" w:hAnsi="宋体" w:eastAsia="宋体"/>
+        <w:b w:val="0"/>
+        <w:color w:val="6B7280"/>
+        <w:sz w:val="18"/>
+      </w:rPr>
+      <w:fldChar w:fldCharType="end"/>
+    </w:r>
+    <w:r>
+      <w:rPr>
+        <w:rFonts w:ascii="宋体" w:hAnsi="宋体" w:eastAsia="宋体"/>
+        <w:b w:val="0"/>
+        <w:color w:val="6B7280"/>
+        <w:sz w:val="18"/>
+      </w:rPr>
+      <w:t xml:space="preserve"> 页</w:t>
+    </w:r>
+  </w:p>
+</w:ftr>
 </file>
 
 <file path=word/numbering.xml><?xml version="1.0" encoding="utf-8"?>

--- a/examples/demos/demo_university_research.docx
+++ b/examples/demos/demo_university_research.docx
@@ -3112,9 +3112,12 @@
           </w:tcPr>
           <w:p>
             <w:pPr>
+              <w:spacing w:before="40" w:after="40"/>
               <w:keepNext/>
               <w:keepLines/>
-              <w:spacing w:before="40" w:after="40"/>
+              <w:pBdr>
+                <w:bottom w:val="single" w:sz="6" w:space="1" w:color="7A7A7A"/>
+              </w:pBdr>
             </w:pPr>
             <w:r>
               <w:rPr>
@@ -3126,40 +3129,22 @@
               <w:t>指导教师意见</w:t>
             </w:r>
           </w:p>
-        </w:tc>
-      </w:tr>
-      <w:tr>
-        <w:trPr>
-          <w:trHeight w:val="1020" w:hRule="atLeast"/>
-          <w:cantSplit/>
-        </w:trPr>
-        <w:tc>
-          <w:tcPr>
-            <w:tcW w:type="dxa" w:w="8731"/>
-          </w:tcPr>
           <w:p>
             <w:pPr>
               <w:keepNext/>
               <w:keepLines/>
-              <w:spacing w:before="0" w:after="0"/>
+              <w:spacing w:before="0" w:after="0" w:line="1020" w:lineRule="exact"/>
             </w:pPr>
           </w:p>
-        </w:tc>
-      </w:tr>
-      <w:tr>
-        <w:trPr>
-          <w:cantSplit/>
-        </w:trPr>
-        <w:tc>
-          <w:tcPr>
-            <w:tcW w:type="dxa" w:w="8731"/>
-          </w:tcPr>
           <w:p>
             <w:pPr>
+              <w:spacing w:before="80" w:after="80"/>
+              <w:jc w:val="right"/>
               <w:keepNext/>
               <w:keepLines/>
-              <w:spacing w:before="80" w:after="80"/>
-              <w:jc w:val="right"/>
+              <w:pBdr>
+                <w:top w:val="single" w:sz="6" w:space="1" w:color="7A7A7A"/>
+              </w:pBdr>
             </w:pPr>
             <w:r>
               <w:rPr>
@@ -3183,9 +3168,12 @@
           </w:tcPr>
           <w:p>
             <w:pPr>
+              <w:spacing w:before="40" w:after="40"/>
               <w:keepNext/>
               <w:keepLines/>
-              <w:spacing w:before="40" w:after="40"/>
+              <w:pBdr>
+                <w:bottom w:val="single" w:sz="6" w:space="1" w:color="7A7A7A"/>
+              </w:pBdr>
             </w:pPr>
             <w:r>
               <w:rPr>
@@ -3197,40 +3185,22 @@
               <w:t>学院审核意见</w:t>
             </w:r>
           </w:p>
-        </w:tc>
-      </w:tr>
-      <w:tr>
-        <w:trPr>
-          <w:trHeight w:val="1020" w:hRule="atLeast"/>
-          <w:cantSplit/>
-        </w:trPr>
-        <w:tc>
-          <w:tcPr>
-            <w:tcW w:type="dxa" w:w="8731"/>
-          </w:tcPr>
           <w:p>
             <w:pPr>
               <w:keepNext/>
               <w:keepLines/>
-              <w:spacing w:before="0" w:after="0"/>
+              <w:spacing w:before="0" w:after="0" w:line="1020" w:lineRule="exact"/>
             </w:pPr>
           </w:p>
-        </w:tc>
-      </w:tr>
-      <w:tr>
-        <w:trPr>
-          <w:cantSplit/>
-        </w:trPr>
-        <w:tc>
-          <w:tcPr>
-            <w:tcW w:type="dxa" w:w="8731"/>
-          </w:tcPr>
           <w:p>
             <w:pPr>
+              <w:spacing w:before="80" w:after="80"/>
+              <w:jc w:val="right"/>
               <w:keepNext/>
               <w:keepLines/>
-              <w:spacing w:before="80" w:after="80"/>
-              <w:jc w:val="right"/>
+              <w:pBdr>
+                <w:top w:val="single" w:sz="6" w:space="1" w:color="7A7A7A"/>
+              </w:pBdr>
             </w:pPr>
             <w:r>
               <w:rPr>
@@ -3254,9 +3224,10 @@
           </w:tcPr>
           <w:p>
             <w:pPr>
-              <w:keepNext/>
-              <w:keepLines/>
               <w:spacing w:before="40" w:after="40"/>
+              <w:pBdr>
+                <w:bottom w:val="single" w:sz="6" w:space="1" w:color="7A7A7A"/>
+              </w:pBdr>
             </w:pPr>
             <w:r>
               <w:rPr>
@@ -3268,38 +3239,18 @@
               <w:t>学校评审意见</w:t>
             </w:r>
           </w:p>
-        </w:tc>
-      </w:tr>
-      <w:tr>
-        <w:trPr>
-          <w:trHeight w:val="1020" w:hRule="atLeast"/>
-          <w:cantSplit/>
-        </w:trPr>
-        <w:tc>
-          <w:tcPr>
-            <w:tcW w:type="dxa" w:w="8731"/>
-          </w:tcPr>
           <w:p>
             <w:pPr>
-              <w:keepNext/>
-              <w:keepLines/>
-              <w:spacing w:before="0" w:after="0"/>
+              <w:spacing w:before="0" w:after="0" w:line="1020" w:lineRule="exact"/>
             </w:pPr>
           </w:p>
-        </w:tc>
-      </w:tr>
-      <w:tr>
-        <w:trPr>
-          <w:cantSplit/>
-        </w:trPr>
-        <w:tc>
-          <w:tcPr>
-            <w:tcW w:type="dxa" w:w="8731"/>
-          </w:tcPr>
           <w:p>
             <w:pPr>
               <w:spacing w:before="80" w:after="80"/>
               <w:jc w:val="right"/>
+              <w:pBdr>
+                <w:top w:val="single" w:sz="6" w:space="1" w:color="7A7A7A"/>
+              </w:pBdr>
             </w:pPr>
             <w:r>
               <w:rPr>

--- a/examples/demos/demo_university_research.docx
+++ b/examples/demos/demo_university_research.docx
@@ -961,6 +961,8 @@
           </w:tcPr>
           <w:p>
             <w:pPr>
+              <w:keepNext/>
+              <w:keepLines/>
               <w:spacing w:before="0" w:after="0"/>
               <w:jc w:val="center"/>
             </w:pPr>
@@ -982,6 +984,8 @@
           </w:tcPr>
           <w:p>
             <w:pPr>
+              <w:keepNext/>
+              <w:keepLines/>
               <w:spacing w:before="0" w:after="0"/>
               <w:jc w:val="center"/>
             </w:pPr>
@@ -1003,6 +1007,8 @@
           </w:tcPr>
           <w:p>
             <w:pPr>
+              <w:keepNext/>
+              <w:keepLines/>
               <w:spacing w:before="0" w:after="0"/>
               <w:jc w:val="center"/>
             </w:pPr>
@@ -1029,6 +1035,8 @@
           </w:tcPr>
           <w:p>
             <w:pPr>
+              <w:keepNext/>
+              <w:keepLines/>
               <w:spacing w:before="0" w:after="0" w:line="276" w:lineRule="auto"/>
             </w:pPr>
             <w:r/>
@@ -1049,6 +1057,8 @@
           </w:tcPr>
           <w:p>
             <w:pPr>
+              <w:keepNext/>
+              <w:keepLines/>
               <w:spacing w:before="0" w:after="0" w:line="276" w:lineRule="auto"/>
               <w:jc w:val="center"/>
             </w:pPr>
@@ -1070,6 +1080,8 @@
           </w:tcPr>
           <w:p>
             <w:pPr>
+              <w:keepNext/>
+              <w:keepLines/>
               <w:spacing w:before="0" w:after="0" w:line="276" w:lineRule="auto"/>
               <w:jc w:val="center"/>
             </w:pPr>
@@ -1096,6 +1108,8 @@
           </w:tcPr>
           <w:p>
             <w:pPr>
+              <w:keepNext/>
+              <w:keepLines/>
               <w:spacing w:before="0" w:after="0" w:line="276" w:lineRule="auto"/>
             </w:pPr>
             <w:r/>
@@ -1116,6 +1130,8 @@
           </w:tcPr>
           <w:p>
             <w:pPr>
+              <w:keepNext/>
+              <w:keepLines/>
               <w:spacing w:before="0" w:after="0" w:line="276" w:lineRule="auto"/>
               <w:jc w:val="center"/>
             </w:pPr>
@@ -1137,6 +1153,8 @@
           </w:tcPr>
           <w:p>
             <w:pPr>
+              <w:keepNext/>
+              <w:keepLines/>
               <w:spacing w:before="0" w:after="0" w:line="276" w:lineRule="auto"/>
               <w:jc w:val="center"/>
             </w:pPr>
@@ -1163,6 +1181,8 @@
           </w:tcPr>
           <w:p>
             <w:pPr>
+              <w:keepNext/>
+              <w:keepLines/>
               <w:spacing w:before="0" w:after="0" w:line="276" w:lineRule="auto"/>
             </w:pPr>
             <w:r/>
@@ -1183,6 +1203,8 @@
           </w:tcPr>
           <w:p>
             <w:pPr>
+              <w:keepNext/>
+              <w:keepLines/>
               <w:spacing w:before="0" w:after="0" w:line="276" w:lineRule="auto"/>
               <w:jc w:val="center"/>
             </w:pPr>
@@ -1204,6 +1226,8 @@
           </w:tcPr>
           <w:p>
             <w:pPr>
+              <w:keepNext/>
+              <w:keepLines/>
               <w:spacing w:before="0" w:after="0" w:line="276" w:lineRule="auto"/>
               <w:jc w:val="center"/>
             </w:pPr>
@@ -1453,6 +1477,8 @@
           </w:tcPr>
           <w:p>
             <w:pPr>
+              <w:keepNext/>
+              <w:keepLines/>
               <w:spacing w:before="0" w:after="0"/>
               <w:jc w:val="center"/>
             </w:pPr>
@@ -1474,6 +1500,8 @@
           </w:tcPr>
           <w:p>
             <w:pPr>
+              <w:keepNext/>
+              <w:keepLines/>
               <w:spacing w:before="0" w:after="0"/>
               <w:jc w:val="center"/>
             </w:pPr>
@@ -1495,6 +1523,8 @@
           </w:tcPr>
           <w:p>
             <w:pPr>
+              <w:keepNext/>
+              <w:keepLines/>
               <w:spacing w:before="0" w:after="0"/>
               <w:jc w:val="center"/>
             </w:pPr>
@@ -1521,6 +1551,8 @@
           </w:tcPr>
           <w:p>
             <w:pPr>
+              <w:keepNext/>
+              <w:keepLines/>
               <w:spacing w:before="0" w:after="0" w:line="276" w:lineRule="auto"/>
             </w:pPr>
             <w:r/>
@@ -1541,6 +1573,8 @@
           </w:tcPr>
           <w:p>
             <w:pPr>
+              <w:keepNext/>
+              <w:keepLines/>
               <w:spacing w:before="0" w:after="0" w:line="276" w:lineRule="auto"/>
               <w:jc w:val="center"/>
             </w:pPr>
@@ -1562,6 +1596,8 @@
           </w:tcPr>
           <w:p>
             <w:pPr>
+              <w:keepNext/>
+              <w:keepLines/>
               <w:spacing w:before="0" w:after="0" w:line="276" w:lineRule="auto"/>
               <w:jc w:val="center"/>
             </w:pPr>
@@ -1588,6 +1624,8 @@
           </w:tcPr>
           <w:p>
             <w:pPr>
+              <w:keepNext/>
+              <w:keepLines/>
               <w:spacing w:before="0" w:after="0" w:line="276" w:lineRule="auto"/>
             </w:pPr>
             <w:r/>
@@ -1608,6 +1646,8 @@
           </w:tcPr>
           <w:p>
             <w:pPr>
+              <w:keepNext/>
+              <w:keepLines/>
               <w:spacing w:before="0" w:after="0" w:line="276" w:lineRule="auto"/>
               <w:jc w:val="center"/>
             </w:pPr>
@@ -1629,6 +1669,8 @@
           </w:tcPr>
           <w:p>
             <w:pPr>
+              <w:keepNext/>
+              <w:keepLines/>
               <w:spacing w:before="0" w:after="0" w:line="276" w:lineRule="auto"/>
               <w:jc w:val="center"/>
             </w:pPr>
@@ -1655,6 +1697,8 @@
           </w:tcPr>
           <w:p>
             <w:pPr>
+              <w:keepNext/>
+              <w:keepLines/>
               <w:spacing w:before="0" w:after="0" w:line="276" w:lineRule="auto"/>
             </w:pPr>
             <w:r/>
@@ -1675,6 +1719,8 @@
           </w:tcPr>
           <w:p>
             <w:pPr>
+              <w:keepNext/>
+              <w:keepLines/>
               <w:spacing w:before="0" w:after="0" w:line="276" w:lineRule="auto"/>
               <w:jc w:val="center"/>
             </w:pPr>
@@ -1696,6 +1742,8 @@
           </w:tcPr>
           <w:p>
             <w:pPr>
+              <w:keepNext/>
+              <w:keepLines/>
               <w:spacing w:before="0" w:after="0" w:line="276" w:lineRule="auto"/>
               <w:jc w:val="center"/>
             </w:pPr>
@@ -1722,6 +1770,8 @@
           </w:tcPr>
           <w:p>
             <w:pPr>
+              <w:keepNext/>
+              <w:keepLines/>
               <w:spacing w:before="0" w:after="0" w:line="276" w:lineRule="auto"/>
             </w:pPr>
             <w:r/>
@@ -1742,6 +1792,8 @@
           </w:tcPr>
           <w:p>
             <w:pPr>
+              <w:keepNext/>
+              <w:keepLines/>
               <w:spacing w:before="0" w:after="0" w:line="276" w:lineRule="auto"/>
               <w:jc w:val="center"/>
             </w:pPr>
@@ -1763,6 +1815,8 @@
           </w:tcPr>
           <w:p>
             <w:pPr>
+              <w:keepNext/>
+              <w:keepLines/>
               <w:spacing w:before="0" w:after="0" w:line="276" w:lineRule="auto"/>
               <w:jc w:val="center"/>
             </w:pPr>
@@ -1954,6 +2008,8 @@
           </w:tcPr>
           <w:p>
             <w:pPr>
+              <w:keepNext/>
+              <w:keepLines/>
               <w:spacing w:before="0" w:after="0"/>
               <w:jc w:val="center"/>
             </w:pPr>
@@ -1975,6 +2031,8 @@
           </w:tcPr>
           <w:p>
             <w:pPr>
+              <w:keepNext/>
+              <w:keepLines/>
               <w:spacing w:before="0" w:after="0"/>
               <w:jc w:val="center"/>
             </w:pPr>
@@ -1996,6 +2054,8 @@
           </w:tcPr>
           <w:p>
             <w:pPr>
+              <w:keepNext/>
+              <w:keepLines/>
               <w:spacing w:before="0" w:after="0"/>
               <w:jc w:val="center"/>
             </w:pPr>
@@ -2022,6 +2082,8 @@
           </w:tcPr>
           <w:p>
             <w:pPr>
+              <w:keepNext/>
+              <w:keepLines/>
               <w:spacing w:before="0" w:after="0" w:line="276" w:lineRule="auto"/>
             </w:pPr>
             <w:r/>
@@ -2042,6 +2104,8 @@
           </w:tcPr>
           <w:p>
             <w:pPr>
+              <w:keepNext/>
+              <w:keepLines/>
               <w:spacing w:before="0" w:after="0" w:line="276" w:lineRule="auto"/>
               <w:jc w:val="center"/>
             </w:pPr>
@@ -2063,6 +2127,8 @@
           </w:tcPr>
           <w:p>
             <w:pPr>
+              <w:keepNext/>
+              <w:keepLines/>
               <w:spacing w:before="0" w:after="0" w:line="276" w:lineRule="auto"/>
               <w:jc w:val="center"/>
             </w:pPr>
@@ -2089,6 +2155,8 @@
           </w:tcPr>
           <w:p>
             <w:pPr>
+              <w:keepNext/>
+              <w:keepLines/>
               <w:spacing w:before="0" w:after="0" w:line="276" w:lineRule="auto"/>
             </w:pPr>
             <w:r/>
@@ -2109,6 +2177,8 @@
           </w:tcPr>
           <w:p>
             <w:pPr>
+              <w:keepNext/>
+              <w:keepLines/>
               <w:spacing w:before="0" w:after="0" w:line="276" w:lineRule="auto"/>
               <w:jc w:val="center"/>
             </w:pPr>
@@ -2130,6 +2200,8 @@
           </w:tcPr>
           <w:p>
             <w:pPr>
+              <w:keepNext/>
+              <w:keepLines/>
               <w:spacing w:before="0" w:after="0" w:line="276" w:lineRule="auto"/>
               <w:jc w:val="center"/>
             </w:pPr>
@@ -2156,6 +2228,8 @@
           </w:tcPr>
           <w:p>
             <w:pPr>
+              <w:keepNext/>
+              <w:keepLines/>
               <w:spacing w:before="0" w:after="0" w:line="276" w:lineRule="auto"/>
             </w:pPr>
             <w:r/>
@@ -2176,6 +2250,8 @@
           </w:tcPr>
           <w:p>
             <w:pPr>
+              <w:keepNext/>
+              <w:keepLines/>
               <w:spacing w:before="0" w:after="0" w:line="276" w:lineRule="auto"/>
               <w:jc w:val="center"/>
             </w:pPr>
@@ -2197,6 +2273,8 @@
           </w:tcPr>
           <w:p>
             <w:pPr>
+              <w:keepNext/>
+              <w:keepLines/>
               <w:spacing w:before="0" w:after="0" w:line="276" w:lineRule="auto"/>
               <w:jc w:val="center"/>
             </w:pPr>
@@ -2223,6 +2301,8 @@
           </w:tcPr>
           <w:p>
             <w:pPr>
+              <w:keepNext/>
+              <w:keepLines/>
               <w:spacing w:before="0" w:after="0" w:line="276" w:lineRule="auto"/>
             </w:pPr>
             <w:r/>
@@ -2243,6 +2323,8 @@
           </w:tcPr>
           <w:p>
             <w:pPr>
+              <w:keepNext/>
+              <w:keepLines/>
               <w:spacing w:before="0" w:after="0" w:line="276" w:lineRule="auto"/>
               <w:jc w:val="center"/>
             </w:pPr>
@@ -2264,6 +2346,8 @@
           </w:tcPr>
           <w:p>
             <w:pPr>
+              <w:keepNext/>
+              <w:keepLines/>
               <w:spacing w:before="0" w:after="0" w:line="276" w:lineRule="auto"/>
               <w:jc w:val="center"/>
             </w:pPr>
@@ -2456,6 +2540,8 @@
           </w:tcPr>
           <w:p>
             <w:pPr>
+              <w:keepNext/>
+              <w:keepLines/>
               <w:spacing w:before="0" w:after="0"/>
               <w:jc w:val="center"/>
             </w:pPr>
@@ -2477,6 +2563,8 @@
           </w:tcPr>
           <w:p>
             <w:pPr>
+              <w:keepNext/>
+              <w:keepLines/>
               <w:spacing w:before="0" w:after="0"/>
               <w:jc w:val="center"/>
             </w:pPr>
@@ -2498,6 +2586,8 @@
           </w:tcPr>
           <w:p>
             <w:pPr>
+              <w:keepNext/>
+              <w:keepLines/>
               <w:spacing w:before="0" w:after="0"/>
               <w:jc w:val="center"/>
             </w:pPr>
@@ -2519,6 +2609,8 @@
           </w:tcPr>
           <w:p>
             <w:pPr>
+              <w:keepNext/>
+              <w:keepLines/>
               <w:spacing w:before="0" w:after="0"/>
               <w:jc w:val="center"/>
             </w:pPr>
@@ -2545,6 +2637,8 @@
           </w:tcPr>
           <w:p>
             <w:pPr>
+              <w:keepNext/>
+              <w:keepLines/>
               <w:spacing w:before="0" w:after="0" w:line="276" w:lineRule="auto"/>
             </w:pPr>
             <w:r/>
@@ -2565,6 +2659,8 @@
           </w:tcPr>
           <w:p>
             <w:pPr>
+              <w:keepNext/>
+              <w:keepLines/>
               <w:spacing w:before="0" w:after="0" w:line="276" w:lineRule="auto"/>
               <w:jc w:val="center"/>
             </w:pPr>
@@ -2586,6 +2682,8 @@
           </w:tcPr>
           <w:p>
             <w:pPr>
+              <w:keepNext/>
+              <w:keepLines/>
               <w:spacing w:before="0" w:after="0" w:line="276" w:lineRule="auto"/>
               <w:jc w:val="center"/>
             </w:pPr>
@@ -2607,6 +2705,8 @@
           </w:tcPr>
           <w:p>
             <w:pPr>
+              <w:keepNext/>
+              <w:keepLines/>
               <w:spacing w:before="0" w:after="0" w:line="276" w:lineRule="auto"/>
               <w:jc w:val="center"/>
             </w:pPr>
@@ -2633,6 +2733,8 @@
           </w:tcPr>
           <w:p>
             <w:pPr>
+              <w:keepNext/>
+              <w:keepLines/>
               <w:spacing w:before="0" w:after="0" w:line="276" w:lineRule="auto"/>
             </w:pPr>
             <w:r/>
@@ -2653,6 +2755,8 @@
           </w:tcPr>
           <w:p>
             <w:pPr>
+              <w:keepNext/>
+              <w:keepLines/>
               <w:spacing w:before="0" w:after="0" w:line="276" w:lineRule="auto"/>
               <w:jc w:val="center"/>
             </w:pPr>
@@ -2674,6 +2778,8 @@
           </w:tcPr>
           <w:p>
             <w:pPr>
+              <w:keepNext/>
+              <w:keepLines/>
               <w:spacing w:before="0" w:after="0" w:line="276" w:lineRule="auto"/>
               <w:jc w:val="center"/>
             </w:pPr>
@@ -2695,6 +2801,8 @@
           </w:tcPr>
           <w:p>
             <w:pPr>
+              <w:keepNext/>
+              <w:keepLines/>
               <w:spacing w:before="0" w:after="0" w:line="276" w:lineRule="auto"/>
               <w:jc w:val="center"/>
             </w:pPr>
@@ -2721,6 +2829,8 @@
           </w:tcPr>
           <w:p>
             <w:pPr>
+              <w:keepNext/>
+              <w:keepLines/>
               <w:spacing w:before="0" w:after="0" w:line="276" w:lineRule="auto"/>
             </w:pPr>
             <w:r/>
@@ -2741,6 +2851,8 @@
           </w:tcPr>
           <w:p>
             <w:pPr>
+              <w:keepNext/>
+              <w:keepLines/>
               <w:spacing w:before="0" w:after="0" w:line="276" w:lineRule="auto"/>
               <w:jc w:val="center"/>
             </w:pPr>
@@ -2762,6 +2874,8 @@
           </w:tcPr>
           <w:p>
             <w:pPr>
+              <w:keepNext/>
+              <w:keepLines/>
               <w:spacing w:before="0" w:after="0" w:line="276" w:lineRule="auto"/>
               <w:jc w:val="center"/>
             </w:pPr>
@@ -2783,6 +2897,8 @@
           </w:tcPr>
           <w:p>
             <w:pPr>
+              <w:keepNext/>
+              <w:keepLines/>
               <w:spacing w:before="0" w:after="0" w:line="276" w:lineRule="auto"/>
               <w:jc w:val="center"/>
             </w:pPr>

--- a/examples/demos/demo_university_research.docx
+++ b/examples/demos/demo_university_research.docx
@@ -336,7 +336,7 @@
           <w:color w:val="111827"/>
           <w:sz w:val="24"/>
         </w:rPr>
-        <w:t>检索相关文献 168 篇，精读 62 篇。研究集中在检测-跟踪联合优化、外观特征重识别与轨迹预测三个方向，其中「遮挡后的 ID 恢复」是公认难点。</w:t>
+        <w:t>检索相关文献 168 篇，精读 62 篇。研究集中在检测-跟踪联合优化、外观特征重识别与轨迹预测三个方向，其中「遮挡后的 ID 恢复」是公认难点（见图 1）。</w:t>
       </w:r>
     </w:p>
     <w:p>
@@ -425,7 +425,7 @@
           <w:color w:val="111827"/>
           <w:sz w:val="24"/>
         </w:rPr>
-        <w:t>ByteTrack 的核心思路是把检测框按置信度分为高低两组，高分组用于建立轨迹，低分组用于补充匹配，从而在遮挡时保留轨迹连续性。这一设计在 MOT17 上取得了很好的效果，但它在校园密集人群场景下有两点不适应。</w:t>
+        <w:t>ByteTrack[1] 的核心思路是把检测框按置信度分为高低两组，高分组用于建立轨迹，低分组用于补充匹配，从而在遮挡时保留轨迹连续性。这一设计在 MOT17[3] 上取得了很好的效果，但它在校园密集人群场景下有两点不适应。</w:t>
       </w:r>
     </w:p>
     <w:p>
@@ -470,7 +470,7 @@
           <w:color w:val="111827"/>
           <w:sz w:val="24"/>
         </w:rPr>
-        <w:t>BoT-SORT 通过引入相机运动补偿与 ReID 特征部分缓解了第一个问题，但 ReID 分支带来的计算开销在边缘设备上难以承受，而本项目的目标平台正是校园现有的边缘盒子。</w:t>
+        <w:t>BoT-SORT[2] 通过引入相机运动补偿与 ReID 特征部分缓解了第一个问题，但 ReID 分支带来的计算开销在边缘设备上难以承受，而本项目的目标平台正是校园现有的边缘盒子。</w:t>
       </w:r>
     </w:p>
     <w:p>
@@ -595,7 +595,7 @@
           <w:color w:val="111827"/>
           <w:sz w:val="24"/>
         </w:rPr>
-        <w:t>在 ByteTrack 基础上引入两项改进：一是用轻量级外观特征分支替代纯 IoU 匹配，缓解遮挡后的 ID 跳变；二是设计轨迹置信度衰减机制，对长时间丢失的目标延迟删除而非立即丢弃。技术路线如下：</w:t>
+        <w:t>在 ByteTrack 基础上引入两项改进：一是用轻量级外观特征分支替代纯 IoU 匹配，缓解遮挡后的 ID 跳变；二是设计轨迹置信度衰减机制，对长时间丢失的目标延迟删除而非立即丢弃。技术路线如图 2 所示：</w:t>
       </w:r>
     </w:p>
     <w:p>
@@ -1957,7 +1957,7 @@
           <w:color w:val="111827"/>
           <w:sz w:val="24"/>
         </w:rPr>
-        <w:t>目前已经完成的预实验有三项。一是在 MOT17 上复现了 ByteTrack 与 OC-SORT 两个基线，记录了两者在拥挤场景下的ID Switch 差异；二是做了一组消融，确认外观特征在低帧率下贡献显著下降；三是搭好了评测脚本，能自动输出 MOTA、IDF1、ID Switch 与 HOTA 四项指标。</w:t>
+        <w:t>目前已经完成的预实验有三项。一是在 MOT17 上复现了 ByteTrack 与 OC-SORT 两个基线，记录了两者在拥挤场景下的ID Switch 差异；二是做了一组消融，确认外观特征在低帧率下贡献显著下降；三是搭好了评测脚本，能自动输出 MOTA、IDF1、ID Switch 与 HOTA 四项指标（见表 3）。</w:t>
       </w:r>
     </w:p>
     <w:p>
@@ -2488,7 +2488,7 @@
           <w:color w:val="111827"/>
           <w:sz w:val="24"/>
         </w:rPr>
-        <w:t>科研项目写风险，容易变成写套话。我只写真正可能让项目失败的四条，并给出止损线。</w:t>
+        <w:t>科研项目写风险，容易变成写套话。我只写真正可能让项目失败的四条，并给出止损线（见表 4）。</w:t>
       </w:r>
     </w:p>
     <w:p>
@@ -3075,7 +3075,7 @@
           <w:color w:val="111827"/>
           <w:sz w:val="24"/>
         </w:rPr>
-        <w:t>文献检索说明：检索式以 multi-object tracking、data association、occlusion recovery 三组主题词组合，检得 168 篇，精读 62 篇。第 1、2、5、6 篇是关联环节的四条主要技术路线（纯 IoU、IoU + 相机补偿、强特征重识别、观测中心化），第 4 篇是 DeepSORT 的原始出处，第 3 篇给出评测基准与标注口径，第 7 篇是 MOTA / IDF1 指标的定义来源，第 8 篇用于确认边缘盒子接入既有监控系统的合规边界。正文中凡提到「已有工作」均指以上文献，不作泛称。</w:t>
+        <w:t>文献检索说明：检索式以 multi-object tracking、data association、occlusion recovery 三组主题词组合，检得 168 篇，精读 62 篇。[1][2][5][6] 是关联环节的四条主要技术路线（纯 IoU、IoU + 相机补偿、强特征重识别、观测中心化），[4] 是 DeepSORT 的原始出处，[3] 给出评测基准与标注口径，[7] 是 MOTA / IDF1 指标的定义来源，[8] 用于确认边缘盒子接入既有监控系统的合规边界。正文中凡提到「已有工作」均指以上文献，不作泛称。</w:t>
       </w:r>
     </w:p>
     <w:p>

--- a/examples/demos/demo_university_research.docx
+++ b/examples/demos/demo_university_research.docx
@@ -2,9 +2,12 @@
 <file path=word/document.xml><?xml version="1.0" encoding="utf-8"?>
 <w:document xmlns:wpc="http://schemas.microsoft.com/office/word/2010/wordprocessingCanvas" xmlns:mo="http://schemas.microsoft.com/office/mac/office/2008/main" xmlns:mc="http://schemas.openxmlformats.org/markup-compatibility/2006" xmlns:mv="urn:schemas-microsoft-com:mac:vml" xmlns:o="urn:schemas-microsoft-com:office:office" xmlns:r="http://schemas.openxmlformats.org/officeDocument/2006/relationships" xmlns:m="http://schemas.openxmlformats.org/officeDocument/2006/math" xmlns:v="urn:schemas-microsoft-com:vml" xmlns:wp14="http://schemas.microsoft.com/office/word/2010/wordprocessingDrawing" xmlns:wp="http://schemas.openxmlformats.org/drawingml/2006/wordprocessingDrawing" xmlns:w10="urn:schemas-microsoft-com:office:word" xmlns:w="http://schemas.openxmlformats.org/wordprocessingml/2006/main" xmlns:w14="http://schemas.microsoft.com/office/word/2010/wordml" xmlns:wpg="http://schemas.microsoft.com/office/word/2010/wordprocessingGroup" xmlns:wpi="http://schemas.microsoft.com/office/word/2010/wordprocessingInk" xmlns:wne="http://schemas.microsoft.com/office/word/2006/wordml" xmlns:wps="http://schemas.microsoft.com/office/word/2010/wordprocessingShape" mc:Ignorable="w14 wp14">
   <w:body>
-    <w:p/>
-    <w:p/>
-    <w:p/>
+    <w:p>
+      <w:pPr>
+        <w:spacing w:before="0" w:after="0" w:lineRule="exact" w:line="3969"/>
+      </w:pPr>
+      <w:r/>
+    </w:p>
     <w:p>
       <w:pPr>
         <w:spacing w:after="200"/>

--- a/examples/demos/demo_university_research.docx
+++ b/examples/demos/demo_university_research.docx
@@ -81,6 +81,9 @@
         <w:gridCol w:w="6123"/>
       </w:tblGrid>
       <w:tr>
+        <w:trPr>
+          <w:cantSplit/>
+        </w:trPr>
         <w:tc>
           <w:tcPr>
             <w:tcW w:type="dxa" w:w="2608"/>
@@ -123,6 +126,9 @@
         </w:tc>
       </w:tr>
       <w:tr>
+        <w:trPr>
+          <w:cantSplit/>
+        </w:trPr>
         <w:tc>
           <w:tcPr>
             <w:tcW w:type="dxa" w:w="2608"/>
@@ -165,6 +171,9 @@
         </w:tc>
       </w:tr>
       <w:tr>
+        <w:trPr>
+          <w:cantSplit/>
+        </w:trPr>
         <w:tc>
           <w:tcPr>
             <w:tcW w:type="dxa" w:w="2608"/>
@@ -207,6 +216,9 @@
         </w:tc>
       </w:tr>
       <w:tr>
+        <w:trPr>
+          <w:cantSplit/>
+        </w:trPr>
         <w:tc>
           <w:tcPr>
             <w:tcW w:type="dxa" w:w="2608"/>
@@ -249,6 +261,9 @@
         </w:tc>
       </w:tr>
       <w:tr>
+        <w:trPr>
+          <w:cantSplit/>
+        </w:trPr>
         <w:tc>
           <w:tcPr>
             <w:tcW w:type="dxa" w:w="2608"/>
@@ -301,6 +316,7 @@
         <w:keepNext/>
         <w:keepLines/>
         <w:spacing w:before="280" w:after="140" w:line="360" w:lineRule="auto"/>
+        <w:outlineLvl w:val="0"/>
       </w:pPr>
       <w:r>
         <w:rPr>
@@ -405,6 +421,7 @@
         <w:keepNext/>
         <w:keepLines/>
         <w:spacing w:before="200" w:after="100" w:line="360" w:lineRule="auto"/>
+        <w:outlineLvl w:val="1"/>
       </w:pPr>
       <w:r>
         <w:rPr>
@@ -481,6 +498,7 @@
         <w:keepNext/>
         <w:keepLines/>
         <w:spacing w:before="200" w:after="100" w:line="360" w:lineRule="auto"/>
+        <w:outlineLvl w:val="1"/>
       </w:pPr>
       <w:r>
         <w:rPr>
@@ -527,6 +545,7 @@
         <w:keepNext/>
         <w:keepLines/>
         <w:spacing w:before="200" w:after="100" w:line="360" w:lineRule="auto"/>
+        <w:outlineLvl w:val="1"/>
       </w:pPr>
       <w:r>
         <w:rPr>
@@ -573,6 +592,7 @@
         <w:keepNext/>
         <w:keepLines/>
         <w:spacing w:before="280" w:after="140" w:line="360" w:lineRule="auto"/>
+        <w:outlineLvl w:val="0"/>
       </w:pPr>
       <w:r>
         <w:rPr>
@@ -679,6 +699,7 @@
         <w:keepNext/>
         <w:keepLines/>
         <w:spacing w:before="200" w:after="100" w:line="360" w:lineRule="auto"/>
+        <w:outlineLvl w:val="1"/>
       </w:pPr>
       <w:r>
         <w:rPr>
@@ -725,6 +746,7 @@
         <w:keepNext/>
         <w:keepLines/>
         <w:spacing w:before="200" w:after="100" w:line="360" w:lineRule="auto"/>
+        <w:outlineLvl w:val="1"/>
       </w:pPr>
       <w:r>
         <w:rPr>
@@ -801,6 +823,7 @@
         <w:keepNext/>
         <w:keepLines/>
         <w:spacing w:before="280" w:after="140" w:line="360" w:lineRule="auto"/>
+        <w:outlineLvl w:val="0"/>
       </w:pPr>
       <w:r>
         <w:rPr>
@@ -882,7 +905,7 @@
           <w:color w:val="111827"/>
           <w:sz w:val="24"/>
         </w:rPr>
-        <w:t>八个任务的时间安排考虑了两个现实约束：一是学校的 GPU 资源需要排队申请，二是数据集标注需要招募人手。因此把「基线复现」安排在学期初（资源充足），把「数据集标注」安排在寒暑假（人手充足）。</w:t>
+        <w:t>八个任务的时间安排考虑了两个现实约束：一是学校的 GPU 资源需要排队申请，二是数据集标注需要招募人手。因此把「基线复现」安排在学期初（资源充足），把「数据集标注」安排在寒暑假（人手充足）（见图 3）。</w:t>
       </w:r>
     </w:p>
     <w:p>
@@ -905,6 +928,7 @@
         <w:keepNext/>
         <w:keepLines/>
         <w:spacing w:before="280" w:after="140" w:line="360" w:lineRule="auto"/>
+        <w:outlineLvl w:val="0"/>
       </w:pPr>
       <w:r>
         <w:rPr>
@@ -1340,7 +1364,7 @@
           <w:color w:val="111827"/>
           <w:sz w:val="24"/>
         </w:rPr>
-        <w:t>关于成果形式，需要说清楚两件事。第一，论文以「投稿」为最低标准、「录用」为目标标准，若最终未能录用，以开源代码库与数据集作为主要成果交付。第二，代码库需包含完整的训练脚本、评测脚本与预训练权重，确保他人能复现报告中的数字，而不只是「能跑起来」。</w:t>
+        <w:t>关于成果形式，需要说清楚两件事。第一，论文以「投稿」为最低标准、「录用」为目标标准，若最终未能录用，以开源代码库与数据集作为主要成果交付。第二，代码库需包含完整的训练脚本、评测脚本与预训练权重，确保他人能复现报告中的数字，而不只是「能跑起来」（见表 1）。</w:t>
       </w:r>
     </w:p>
     <w:p>
@@ -1363,6 +1387,7 @@
         <w:keepNext/>
         <w:keepLines/>
         <w:spacing w:before="280" w:after="140" w:line="360" w:lineRule="auto"/>
+        <w:outlineLvl w:val="0"/>
       </w:pPr>
       <w:r>
         <w:rPr>
@@ -1372,6 +1397,21 @@
           <w:sz w:val="30"/>
         </w:rPr>
         <w:t>五、经费预算</w:t>
+      </w:r>
+    </w:p>
+    <w:p>
+      <w:pPr>
+        <w:spacing w:before="0" w:after="120" w:lineRule="auto" w:line="360"/>
+        <w:ind w:firstLine="480"/>
+      </w:pPr>
+      <w:r>
+        <w:rPr>
+          <w:rFonts w:ascii="宋体" w:hAnsi="宋体" w:eastAsia="宋体"/>
+          <w:b w:val="0"/>
+          <w:color w:val="111827"/>
+          <w:sz w:val="24"/>
+        </w:rPr>
+        <w:t>经费总额 1.00 万元，全部用于与算法验证直接相关的支出，不含设备购置（开发板由实验室提供）。科目构成见图 4，各科目金额与用途见表 2。</w:t>
       </w:r>
     </w:p>
     <w:p>
@@ -1922,6 +1962,7 @@
         <w:keepNext/>
         <w:keepLines/>
         <w:spacing w:before="280" w:after="140" w:line="360" w:lineRule="auto"/>
+        <w:outlineLvl w:val="0"/>
       </w:pPr>
       <w:r>
         <w:rPr>
@@ -2468,6 +2509,7 @@
         <w:keepNext/>
         <w:keepLines/>
         <w:spacing w:before="280" w:after="140" w:line="360" w:lineRule="auto"/>
+        <w:outlineLvl w:val="0"/>
       </w:pPr>
       <w:r>
         <w:rPr>
@@ -3055,6 +3097,7 @@
         <w:keepNext/>
         <w:keepLines/>
         <w:spacing w:before="280" w:after="140" w:line="360" w:lineRule="auto"/>
+        <w:outlineLvl w:val="0"/>
       </w:pPr>
       <w:r>
         <w:rPr>
@@ -3198,6 +3241,7 @@
         <w:keepNext/>
         <w:keepLines/>
         <w:spacing w:before="280" w:after="140" w:line="360" w:lineRule="auto"/>
+        <w:outlineLvl w:val="0"/>
       </w:pPr>
       <w:r>
         <w:rPr>
